--- a/calculus-integration.docx
+++ b/calculus-integration.docx
@@ -15,7 +15,7 @@
         <w:pStyle w:val="Date"/>
       </w:pPr>
       <w:r>
-        <w:t xml:space="preserve">Last modified: 2026-10-10 11:17:20 (PDT)</w:t>
+        <w:t xml:space="preserve">Last modified: 2026-10-10 18:57:52 (PDT)</w:t>
       </w:r>
     </w:p>
     <w:bookmarkStart w:id="167" w:name="sec-integration"/>

--- a/calculus-integration.docx
+++ b/calculus-integration.docx
@@ -15,7 +15,7 @@
         <w:pStyle w:val="Date"/>
       </w:pPr>
       <w:r>
-        <w:t xml:space="preserve">Last modified: 2026-10-10 18:57:52 (PDT)</w:t>
+        <w:t xml:space="preserve">Last modified: 2026-10-10 19:44:14 (PDT)</w:t>
       </w:r>
     </w:p>
     <w:bookmarkStart w:id="167" w:name="sec-integration"/>

--- a/calculus-integration.docx
+++ b/calculus-integration.docx
@@ -15,7 +15,7 @@
         <w:pStyle w:val="Date"/>
       </w:pPr>
       <w:r>
-        <w:t xml:space="preserve">Last modified: 2026-10-10 19:44:14 (PDT)</w:t>
+        <w:t xml:space="preserve">Last modified: 2026-10-11 00:33:48 (PDT)</w:t>
       </w:r>
     </w:p>
     <w:bookmarkStart w:id="167" w:name="sec-integration"/>

--- a/calculus-integration.docx
+++ b/calculus-integration.docx
@@ -15,7 +15,7 @@
         <w:pStyle w:val="Date"/>
       </w:pPr>
       <w:r>
-        <w:t xml:space="preserve">Last modified: 2026-10-11 00:33:48 (PDT)</w:t>
+        <w:t xml:space="preserve">Last modified: 2026-10-11 01:21:14 (PDT)</w:t>
       </w:r>
     </w:p>
     <w:bookmarkStart w:id="167" w:name="sec-integration"/>

--- a/calculus-integration.docx
+++ b/calculus-integration.docx
@@ -15,7 +15,7 @@
         <w:pStyle w:val="Date"/>
       </w:pPr>
       <w:r>
-        <w:t xml:space="preserve">Last modified: 2026-10-11 01:21:14 (PDT)</w:t>
+        <w:t xml:space="preserve">Last modified: 2026-10-12 01:27:56 (PDT)</w:t>
       </w:r>
     </w:p>
     <w:bookmarkStart w:id="167" w:name="sec-integration"/>

--- a/calculus-integration.docx
+++ b/calculus-integration.docx
@@ -15,7 +15,7 @@
         <w:pStyle w:val="Date"/>
       </w:pPr>
       <w:r>
-        <w:t xml:space="preserve">Last modified: 2026-10-12 01:27:56 (PDT)</w:t>
+        <w:t xml:space="preserve">Last modified: 2026-10-12 19:40:12 (PDT)</w:t>
       </w:r>
     </w:p>
     <w:bookmarkStart w:id="167" w:name="sec-integration"/>

--- a/calculus-integration.docx
+++ b/calculus-integration.docx
@@ -15,7 +15,7 @@
         <w:pStyle w:val="Date"/>
       </w:pPr>
       <w:r>
-        <w:t xml:space="preserve">Last modified: 2026-10-12 19:40:12 (PDT)</w:t>
+        <w:t xml:space="preserve">Last modified: 2026-10-12 20:31:51 (PDT)</w:t>
       </w:r>
     </w:p>
     <w:bookmarkStart w:id="167" w:name="sec-integration"/>

--- a/calculus-integration.docx
+++ b/calculus-integration.docx
@@ -15,7 +15,7 @@
         <w:pStyle w:val="Date"/>
       </w:pPr>
       <w:r>
-        <w:t xml:space="preserve">Last modified: 2026-10-12 20:31:51 (PDT)</w:t>
+        <w:t xml:space="preserve">Last modified: 2026-10-12 21:21:07 (PDT)</w:t>
       </w:r>
     </w:p>
     <w:bookmarkStart w:id="167" w:name="sec-integration"/>

--- a/calculus-integration.docx
+++ b/calculus-integration.docx
@@ -15,7 +15,7 @@
         <w:pStyle w:val="Date"/>
       </w:pPr>
       <w:r>
-        <w:t xml:space="preserve">Last modified: 2026-10-12 21:21:07 (PDT)</w:t>
+        <w:t xml:space="preserve">Last modified: 2026-10-12 22:07:53 (PDT)</w:t>
       </w:r>
     </w:p>
     <w:bookmarkStart w:id="167" w:name="sec-integration"/>

--- a/calculus-integration.docx
+++ b/calculus-integration.docx
@@ -15,7 +15,7 @@
         <w:pStyle w:val="Date"/>
       </w:pPr>
       <w:r>
-        <w:t xml:space="preserve">Last modified: 2026-10-12 22:07:53 (PDT)</w:t>
+        <w:t xml:space="preserve">Last modified: 2026-10-12 22:45:08 (PDT)</w:t>
       </w:r>
     </w:p>
     <w:bookmarkStart w:id="167" w:name="sec-integration"/>

--- a/calculus-integration.docx
+++ b/calculus-integration.docx
@@ -15,7 +15,7 @@
         <w:pStyle w:val="Date"/>
       </w:pPr>
       <w:r>
-        <w:t xml:space="preserve">Last modified: 2026-10-12 22:45:08 (PDT)</w:t>
+        <w:t xml:space="preserve">Last modified: 2026-10-13 01:20:47 (PDT)</w:t>
       </w:r>
     </w:p>
     <w:bookmarkStart w:id="167" w:name="sec-integration"/>

--- a/calculus-integration.docx
+++ b/calculus-integration.docx
@@ -15,7 +15,7 @@
         <w:pStyle w:val="Date"/>
       </w:pPr>
       <w:r>
-        <w:t xml:space="preserve">Last modified: 2026-10-13 01:20:47 (PDT)</w:t>
+        <w:t xml:space="preserve">Last modified: 2026-10-13 10:37:49 (PDT)</w:t>
       </w:r>
     </w:p>
     <w:bookmarkStart w:id="167" w:name="sec-integration"/>

--- a/calculus-integration.docx
+++ b/calculus-integration.docx
@@ -15,7 +15,7 @@
         <w:pStyle w:val="Date"/>
       </w:pPr>
       <w:r>
-        <w:t xml:space="preserve">Last modified: 2026-10-13 10:37:49 (PDT)</w:t>
+        <w:t xml:space="preserve">Last modified: 2026-10-13 11:22:25 (PDT)</w:t>
       </w:r>
     </w:p>
     <w:bookmarkStart w:id="167" w:name="sec-integration"/>

--- a/calculus-integration.docx
+++ b/calculus-integration.docx
@@ -15,7 +15,7 @@
         <w:pStyle w:val="Date"/>
       </w:pPr>
       <w:r>
-        <w:t xml:space="preserve">Last modified: 2026-10-13 11:22:25 (PDT)</w:t>
+        <w:t xml:space="preserve">Last modified: 2026-10-13 14:29:41 (PDT)</w:t>
       </w:r>
     </w:p>
     <w:bookmarkStart w:id="167" w:name="sec-integration"/>

--- a/calculus-integration.docx
+++ b/calculus-integration.docx
@@ -15,7 +15,7 @@
         <w:pStyle w:val="Date"/>
       </w:pPr>
       <w:r>
-        <w:t xml:space="preserve">Last modified: 2026-10-13 14:29:41 (PDT)</w:t>
+        <w:t xml:space="preserve">Last modified: 2026-10-13 15:25:57 (PDT)</w:t>
       </w:r>
     </w:p>
     <w:bookmarkStart w:id="167" w:name="sec-integration"/>

--- a/calculus-integration.docx
+++ b/calculus-integration.docx
@@ -15,7 +15,7 @@
         <w:pStyle w:val="Date"/>
       </w:pPr>
       <w:r>
-        <w:t xml:space="preserve">Last modified: 2026-10-13 15:25:57 (PDT)</w:t>
+        <w:t xml:space="preserve">Last modified: 2026-10-13 16:09:33 (PDT)</w:t>
       </w:r>
     </w:p>
     <w:bookmarkStart w:id="167" w:name="sec-integration"/>

--- a/calculus-integration.docx
+++ b/calculus-integration.docx
@@ -15,7 +15,7 @@
         <w:pStyle w:val="Date"/>
       </w:pPr>
       <w:r>
-        <w:t xml:space="preserve">Last modified: 2026-10-13 16:09:33 (PDT)</w:t>
+        <w:t xml:space="preserve">Last modified: 2026-10-13 16:58:37 (PDT)</w:t>
       </w:r>
     </w:p>
     <w:bookmarkStart w:id="167" w:name="sec-integration"/>

--- a/calculus-integration.docx
+++ b/calculus-integration.docx
@@ -15,7 +15,7 @@
         <w:pStyle w:val="Date"/>
       </w:pPr>
       <w:r>
-        <w:t xml:space="preserve">Last modified: 2026-10-13 16:58:37 (PDT)</w:t>
+        <w:t xml:space="preserve">Last modified: 2026-10-13 17:46:07 (PDT)</w:t>
       </w:r>
     </w:p>
     <w:bookmarkStart w:id="167" w:name="sec-integration"/>

--- a/calculus-integration.docx
+++ b/calculus-integration.docx
@@ -15,7 +15,7 @@
         <w:pStyle w:val="Date"/>
       </w:pPr>
       <w:r>
-        <w:t xml:space="preserve">Last modified: 2026-10-13 17:46:07 (PDT)</w:t>
+        <w:t xml:space="preserve">Last modified: 2026-10-13 18:36:45 (PDT)</w:t>
       </w:r>
     </w:p>
     <w:bookmarkStart w:id="167" w:name="sec-integration"/>

--- a/calculus-integration.docx
+++ b/calculus-integration.docx
@@ -15,7 +15,7 @@
         <w:pStyle w:val="Date"/>
       </w:pPr>
       <w:r>
-        <w:t xml:space="preserve">Last modified: 2026-10-13 18:36:45 (PDT)</w:t>
+        <w:t xml:space="preserve">Last modified: 2026-10-13 19:28:53 (PDT)</w:t>
       </w:r>
     </w:p>
     <w:bookmarkStart w:id="167" w:name="sec-integration"/>

--- a/calculus-integration.docx
+++ b/calculus-integration.docx
@@ -15,7 +15,7 @@
         <w:pStyle w:val="Date"/>
       </w:pPr>
       <w:r>
-        <w:t xml:space="preserve">Last modified: 2026-10-13 19:28:53 (PDT)</w:t>
+        <w:t xml:space="preserve">Last modified: 2026-10-13 20:27:09 (PDT)</w:t>
       </w:r>
     </w:p>
     <w:bookmarkStart w:id="167" w:name="sec-integration"/>

--- a/calculus-integration.docx
+++ b/calculus-integration.docx
@@ -15,7 +15,7 @@
         <w:pStyle w:val="Date"/>
       </w:pPr>
       <w:r>
-        <w:t xml:space="preserve">Last modified: 2026-10-13 20:27:09 (PDT)</w:t>
+        <w:t xml:space="preserve">Last modified: 2026-10-13 23:18:59 (PDT)</w:t>
       </w:r>
     </w:p>
     <w:bookmarkStart w:id="167" w:name="sec-integration"/>

--- a/calculus-integration.docx
+++ b/calculus-integration.docx
@@ -15,7 +15,7 @@
         <w:pStyle w:val="Date"/>
       </w:pPr>
       <w:r>
-        <w:t xml:space="preserve">Last modified: 2026-10-13 23:18:59 (PDT)</w:t>
+        <w:t xml:space="preserve">Last modified: 2026-10-14 01:48:43 (PDT)</w:t>
       </w:r>
     </w:p>
     <w:bookmarkStart w:id="167" w:name="sec-integration"/>

--- a/calculus-integration.docx
+++ b/calculus-integration.docx
@@ -15,7 +15,7 @@
         <w:pStyle w:val="Date"/>
       </w:pPr>
       <w:r>
-        <w:t xml:space="preserve">Last modified: 2026-10-14 01:48:43 (PDT)</w:t>
+        <w:t xml:space="preserve">Last modified: 2026-10-14 08:08:00 (PDT)</w:t>
       </w:r>
     </w:p>
     <w:bookmarkStart w:id="167" w:name="sec-integration"/>

--- a/calculus-integration.docx
+++ b/calculus-integration.docx
@@ -15,7 +15,7 @@
         <w:pStyle w:val="Date"/>
       </w:pPr>
       <w:r>
-        <w:t xml:space="preserve">Last modified: 2026-10-14 08:08:00 (PDT)</w:t>
+        <w:t xml:space="preserve">Last modified: 2026-10-14 13:15:43 (PDT)</w:t>
       </w:r>
     </w:p>
     <w:bookmarkStart w:id="167" w:name="sec-integration"/>

--- a/calculus-integration.docx
+++ b/calculus-integration.docx
@@ -15,10 +15,10 @@
         <w:pStyle w:val="Date"/>
       </w:pPr>
       <w:r>
-        <w:t xml:space="preserve">Last modified: 2026-10-14 13:15:43 (PDT)</w:t>
+        <w:t xml:space="preserve">Last modified: 2026-10-14 23:45:57 (PDT)</w:t>
       </w:r>
     </w:p>
-    <w:bookmarkStart w:id="167" w:name="sec-integration"/>
+    <w:bookmarkStart w:id="171" w:name="sec-integration"/>
     <w:p>
       <w:pPr>
         <w:pStyle w:val="Heading2"/>
@@ -15955,7 +15955,7 @@
         <w:t xml:space="preserve"> </w:t>
       </w:r>
       <w:r>
-        <w:t xml:space="preserve">which says what continuity buys us.</w:t>
+        <w:t xml:space="preserve">which says what continuity gives us.</w:t>
       </w:r>
     </w:p>
     <w:bookmarkStart w:id="74" w:name="thm-diff-implies-cont"/>
@@ -22256,7 +22256,7 @@
     </w:p>
     <w:bookmarkEnd w:id="93"/>
     <w:bookmarkEnd w:id="94"/>
-    <w:bookmarkStart w:id="166" w:name="fundamental-theorem-of-calculus"/>
+    <w:bookmarkStart w:id="170" w:name="fundamental-theorem-of-calculus"/>
     <w:p>
       <w:pPr>
         <w:pStyle w:val="Heading3"/>
@@ -22702,74 +22702,6 @@
       <w:r>
         <w:t xml:space="preserve">.</w:t>
       </w:r>
-      <w:r>
-        <w:t xml:space="preserve"> </w:t>
-      </w:r>
-      <w:r>
-        <w:t xml:space="preserve">The letter</w:t>
-      </w:r>
-      <w:r>
-        <w:t xml:space="preserve"> </w:t>
-      </w:r>
-      <m:oMath>
-        <m:r>
-          <m:t>t</m:t>
-        </m:r>
-      </m:oMath>
-      <w:r>
-        <w:t xml:space="preserve"> </w:t>
-      </w:r>
-      <w:r>
-        <w:t xml:space="preserve">inside the integral is a placeholder,</w:t>
-      </w:r>
-      <w:r>
-        <w:t xml:space="preserve"> </w:t>
-      </w:r>
-      <w:r>
-        <w:t xml:space="preserve">renamed from</w:t>
-      </w:r>
-      <w:r>
-        <w:t xml:space="preserve"> </w:t>
-      </w:r>
-      <m:oMath>
-        <m:r>
-          <m:t>x</m:t>
-        </m:r>
-      </m:oMath>
-      <w:r>
-        <w:t xml:space="preserve"> </w:t>
-      </w:r>
-      <w:r>
-        <w:t xml:space="preserve">so that</w:t>
-      </w:r>
-      <w:r>
-        <w:t xml:space="preserve"> </w:t>
-      </w:r>
-      <m:oMath>
-        <m:r>
-          <m:t>x</m:t>
-        </m:r>
-      </m:oMath>
-      <w:r>
-        <w:t xml:space="preserve"> </w:t>
-      </w:r>
-      <w:r>
-        <w:t xml:space="preserve">can serve as the</w:t>
-      </w:r>
-      <w:r>
-        <w:t xml:space="preserve"> </w:t>
-      </w:r>
-      <w:hyperlink r:id="rId62">
-        <w:r>
-          <w:rPr>
-            <w:rStyle w:val="Hyperlink"/>
-          </w:rPr>
-          <w:t xml:space="preserve">upper limit</w:t>
-        </w:r>
-      </w:hyperlink>
-      <w:r>
-        <w:t xml:space="preserve">.</w:t>
-      </w:r>
     </w:p>
     <w:bookmarkEnd w:id="95"/>
     <w:bookmarkStart w:id="96" w:name="exm-accumulation-function"/>
@@ -23398,81 +23330,169 @@
       </w:r>
     </w:p>
     <w:bookmarkEnd w:id="96"/>
-    <w:bookmarkStart w:id="103" w:name="thm-ftc"/>
+    <w:bookmarkStart w:id="97" w:name="rem-accumulation-function-dummy-variable"/>
     <w:p>
       <w:pPr>
         <w:pStyle w:val="BodyText"/>
       </w:pPr>
       <w:r>
         <w:rPr>
-          <w:b/>
-          <w:bCs/>
+          <w:i/>
+          <w:iCs/>
         </w:rPr>
-        <w:t xml:space="preserve">Theorem 5 (Fundamental Theorem of Calculus)</w:t>
-      </w:r>
-      <w:r>
-        <w:t xml:space="preserve"> </w:t>
-      </w:r>
-      <w:r>
-        <w:t xml:space="preserve">Let</w:t>
+        <w:t xml:space="preserve">Remark 2</w:t>
+      </w:r>
+      <w:r>
+        <w:t xml:space="preserve"> (Why the integration variable is called</w:t>
       </w:r>
       <w:r>
         <w:t xml:space="preserve"> </w:t>
       </w:r>
       <m:oMath>
         <m:r>
-          <m:t>f</m:t>
+          <m:t>t</m:t>
         </m:r>
       </m:oMath>
       <w:r>
-        <w:t xml:space="preserve"> </w:t>
-      </w:r>
-      <w:r>
-        <w:t xml:space="preserve">be a continuous function on a closed interval</w:t>
+        <w:t xml:space="preserve">). </w:t>
+      </w:r>
+      <w:r>
+        <w:t xml:space="preserve">The letter</w:t>
       </w:r>
       <w:r>
         <w:t xml:space="preserve"> </w:t>
       </w:r>
       <m:oMath>
         <m:r>
-          <m:rPr>
-            <m:sty m:val="p"/>
-          </m:rPr>
-          <m:t>[</m:t>
-        </m:r>
-        <m:r>
-          <m:t>a</m:t>
-        </m:r>
-        <m:r>
-          <m:rPr>
-            <m:sty m:val="p"/>
-          </m:rPr>
-          <m:t>,</m:t>
-        </m:r>
-        <m:r>
-          <m:t>b</m:t>
-        </m:r>
-        <m:r>
-          <m:rPr>
-            <m:sty m:val="p"/>
-          </m:rPr>
-          <m:t>]</m:t>
+          <m:t>t</m:t>
         </m:r>
       </m:oMath>
       <w:r>
+        <w:t xml:space="preserve"> </w:t>
+      </w:r>
+      <w:r>
+        <w:t xml:space="preserve">inside the integral is a placeholder,</w:t>
+      </w:r>
+      <w:r>
+        <w:t xml:space="preserve"> </w:t>
+      </w:r>
+      <w:r>
+        <w:t xml:space="preserve">renamed from</w:t>
+      </w:r>
+      <w:r>
+        <w:t xml:space="preserve"> </w:t>
+      </w:r>
+      <m:oMath>
+        <m:r>
+          <m:t>x</m:t>
+        </m:r>
+      </m:oMath>
+      <w:r>
+        <w:t xml:space="preserve"> </w:t>
+      </w:r>
+      <w:r>
+        <w:t xml:space="preserve">so that</w:t>
+      </w:r>
+      <w:r>
+        <w:t xml:space="preserve"> </w:t>
+      </w:r>
+      <m:oMath>
+        <m:r>
+          <m:t>x</m:t>
+        </m:r>
+      </m:oMath>
+      <w:r>
+        <w:t xml:space="preserve"> </w:t>
+      </w:r>
+      <w:r>
+        <w:t xml:space="preserve">can serve as the</w:t>
+      </w:r>
+      <w:r>
+        <w:t xml:space="preserve"> </w:t>
+      </w:r>
+      <w:hyperlink r:id="rId62">
+        <w:r>
+          <w:rPr>
+            <w:rStyle w:val="Hyperlink"/>
+          </w:rPr>
+          <w:t xml:space="preserve">upper limit</w:t>
+        </w:r>
+      </w:hyperlink>
+      <w:r>
         <w:t xml:space="preserve">.</w:t>
       </w:r>
     </w:p>
+    <w:bookmarkEnd w:id="97"/>
     <w:p>
       <w:pPr>
         <w:pStyle w:val="BodyText"/>
       </w:pPr>
+      <w:bookmarkStart w:id="98" w:name="thm-ftc"/>
+      <w:bookmarkEnd w:id="98"/>
+    </w:p>
+    <w:bookmarkStart w:id="103" w:name="thm-ftc-part1"/>
+    <w:p>
+      <w:pPr>
+        <w:pStyle w:val="BodyText"/>
+      </w:pPr>
       <w:r>
         <w:rPr>
           <w:b/>
           <w:bCs/>
         </w:rPr>
-        <w:t xml:space="preserve">Part 1 (Derivative of an integral).</w:t>
+        <w:t xml:space="preserve">Theorem 5 (Fundamental Theorem of Calculus, Part 1 (derivative of an integral))</w:t>
+      </w:r>
+      <w:r>
+        <w:t xml:space="preserve"> </w:t>
+      </w:r>
+      <w:r>
+        <w:t xml:space="preserve">Let</w:t>
+      </w:r>
+      <w:r>
+        <w:t xml:space="preserve"> </w:t>
+      </w:r>
+      <m:oMath>
+        <m:r>
+          <m:t>f</m:t>
+        </m:r>
+      </m:oMath>
+      <w:r>
+        <w:t xml:space="preserve"> </w:t>
+      </w:r>
+      <w:r>
+        <w:t xml:space="preserve">be a continuous function on a closed interval</w:t>
+      </w:r>
+      <w:r>
+        <w:t xml:space="preserve"> </w:t>
+      </w:r>
+      <m:oMath>
+        <m:r>
+          <m:rPr>
+            <m:sty m:val="p"/>
+          </m:rPr>
+          <m:t>[</m:t>
+        </m:r>
+        <m:r>
+          <m:t>a</m:t>
+        </m:r>
+        <m:r>
+          <m:rPr>
+            <m:sty m:val="p"/>
+          </m:rPr>
+          <m:t>,</m:t>
+        </m:r>
+        <m:r>
+          <m:t>b</m:t>
+        </m:r>
+        <m:r>
+          <m:rPr>
+            <m:sty m:val="p"/>
+          </m:rPr>
+          <m:t>]</m:t>
+        </m:r>
+      </m:oMath>
+      <w:r>
+        <w:t xml:space="preserve">.</w:t>
       </w:r>
       <w:r>
         <w:t xml:space="preserve"> </w:t>
@@ -23670,7 +23690,7 @@
       <w:pPr>
         <w:pStyle w:val="BodyText"/>
       </w:pPr>
-      <w:bookmarkStart w:id="97" w:name="eq-ftc-deriv-of-integral"/>
+      <w:bookmarkStart w:id="99" w:name="eq-ftc-deriv-of-integral"/>
       <m:oMathPara>
         <m:oMathParaPr>
           <m:jc m:val="center"/>
@@ -23791,7 +23811,7 @@
           </m:r>
         </m:oMath>
       </m:oMathPara>
-      <w:bookmarkEnd w:id="97"/>
+      <w:bookmarkEnd w:id="99"/>
     </w:p>
     <w:tbl>
       <w:tblPr>
@@ -23834,18 +23854,18 @@
                 <wp:inline>
                   <wp:extent cx="152400" cy="152400"/>
                   <wp:effectExtent b="0" l="0" r="0" t="0"/>
-                  <wp:docPr descr="" title="" id="99" name="Picture"/>
+                  <wp:docPr descr="" title="" id="101" name="Picture"/>
                   <a:graphic>
                     <a:graphicData uri="http://schemas.openxmlformats.org/drawingml/2006/picture">
                       <pic:pic>
                         <pic:nvPicPr>
-                          <pic:cNvPr descr="/opt/quarto/share/formats/docx/note.png" id="100" name="Picture"/>
+                          <pic:cNvPr descr="/opt/quarto/share/formats/docx/note.png" id="102" name="Picture"/>
                           <pic:cNvPicPr>
                             <a:picLocks noChangeArrowheads="1" noChangeAspect="1"/>
                           </pic:cNvPicPr>
                         </pic:nvPicPr>
                         <pic:blipFill>
-                          <a:blip r:embed="rId98"/>
+                          <a:blip r:embed="rId100"/>
                           <a:stretch>
                             <a:fillRect/>
                           </a:stretch>
@@ -24103,6 +24123,8 @@
         <w:t xml:space="preserve">(Larson and Edwards 2018, Theorem 4.11, p. 288)</w:t>
       </w:r>
     </w:p>
+    <w:bookmarkEnd w:id="103"/>
+    <w:bookmarkStart w:id="106" w:name="thm-ftc-part2"/>
     <w:p>
       <w:pPr>
         <w:pStyle w:val="BodyText"/>
@@ -24112,7 +24134,59 @@
           <w:b/>
           <w:bCs/>
         </w:rPr>
-        <w:t xml:space="preserve">Part 2 (Evaluation theorem).</w:t>
+        <w:t xml:space="preserve">Theorem 6 (Fundamental Theorem of Calculus, Part 2 (evaluation theorem))</w:t>
+      </w:r>
+      <w:r>
+        <w:t xml:space="preserve"> </w:t>
+      </w:r>
+      <w:r>
+        <w:t xml:space="preserve">Let</w:t>
+      </w:r>
+      <w:r>
+        <w:t xml:space="preserve"> </w:t>
+      </w:r>
+      <m:oMath>
+        <m:r>
+          <m:t>f</m:t>
+        </m:r>
+      </m:oMath>
+      <w:r>
+        <w:t xml:space="preserve"> </w:t>
+      </w:r>
+      <w:r>
+        <w:t xml:space="preserve">be a continuous function on a closed interval</w:t>
+      </w:r>
+      <w:r>
+        <w:t xml:space="preserve"> </w:t>
+      </w:r>
+      <m:oMath>
+        <m:r>
+          <m:rPr>
+            <m:sty m:val="p"/>
+          </m:rPr>
+          <m:t>[</m:t>
+        </m:r>
+        <m:r>
+          <m:t>a</m:t>
+        </m:r>
+        <m:r>
+          <m:rPr>
+            <m:sty m:val="p"/>
+          </m:rPr>
+          <m:t>,</m:t>
+        </m:r>
+        <m:r>
+          <m:t>b</m:t>
+        </m:r>
+        <m:r>
+          <m:rPr>
+            <m:sty m:val="p"/>
+          </m:rPr>
+          <m:t>]</m:t>
+        </m:r>
+      </m:oMath>
+      <w:r>
+        <w:t xml:space="preserve">.</w:t>
       </w:r>
       <w:r>
         <w:t xml:space="preserve"> </w:t>
@@ -24168,7 +24242,21 @@
         <w:t xml:space="preserve"> </w:t>
       </w:r>
       <w:r>
-        <w:t xml:space="preserve">accumulation function from Part 1.</w:t>
+        <w:t xml:space="preserve">accumulation function from</w:t>
+      </w:r>
+      <w:r>
+        <w:t xml:space="preserve"> </w:t>
+      </w:r>
+      <w:hyperlink w:anchor="thm-ftc-part1">
+        <w:r>
+          <w:rPr>
+            <w:rStyle w:val="Hyperlink"/>
+          </w:rPr>
+          <w:t xml:space="preserve">Theorem 5</w:t>
+        </w:r>
+      </w:hyperlink>
+      <w:r>
+        <w:t xml:space="preserve">.</w:t>
       </w:r>
       <w:r>
         <w:t xml:space="preserve"> </w:t>
@@ -24362,7 +24450,7 @@
       <w:pPr>
         <w:pStyle w:val="BodyText"/>
       </w:pPr>
-      <w:bookmarkStart w:id="101" w:name="eq-ftc-part2"/>
+      <w:bookmarkStart w:id="104" w:name="eq-ftc-part2"/>
       <m:oMathPara>
         <m:oMathParaPr>
           <m:jc m:val="center"/>
@@ -24483,7 +24571,7 @@
           </m:r>
         </m:oMath>
       </m:oMathPara>
-      <w:bookmarkEnd w:id="101"/>
+      <w:bookmarkEnd w:id="104"/>
     </w:p>
     <w:p>
       <w:pPr>
@@ -24553,7 +24641,7 @@
       <w:pPr>
         <w:pStyle w:val="BodyText"/>
       </w:pPr>
-      <w:bookmarkStart w:id="102" w:name="eq-ftc-integral-of-deriv"/>
+      <w:bookmarkStart w:id="105" w:name="eq-ftc-integral-of-deriv"/>
       <m:oMathPara>
         <m:oMathParaPr>
           <m:jc m:val="center"/>
@@ -24686,7 +24774,7 @@
           </m:r>
         </m:oMath>
       </m:oMathPara>
-      <w:bookmarkEnd w:id="102"/>
+      <w:bookmarkEnd w:id="105"/>
     </w:p>
     <w:p>
       <w:pPr>
@@ -24814,7 +24902,7 @@
         <w:t xml:space="preserve">(Banner 2007, chap. 18; Larson and Edwards 2018, Theorem 4.9, p. 282)</w:t>
       </w:r>
     </w:p>
-    <w:bookmarkEnd w:id="103"/>
+    <w:bookmarkEnd w:id="106"/>
     <w:p>
       <w:pPr>
         <w:pStyle w:val="BodyText"/>
@@ -25123,7 +25211,7 @@
       <w:r>
         <w:t xml:space="preserve"> </w:t>
       </w:r>
-      <w:hyperlink w:anchor="thm-ftc">
+      <w:hyperlink w:anchor="thm-ftc-part1">
         <w:r>
           <w:rPr>
             <w:rStyle w:val="Hyperlink"/>
@@ -25181,7 +25269,7 @@
         <w:t xml:space="preserve">a common situation in applied statistics.</w:t>
       </w:r>
     </w:p>
-    <w:bookmarkStart w:id="104" w:name="def-evaluation-bracket"/>
+    <w:bookmarkStart w:id="107" w:name="def-evaluation-bracket"/>
     <w:p>
       <w:pPr>
         <w:pStyle w:val="BodyText"/>
@@ -25490,14 +25578,602 @@
         <w:t xml:space="preserve"> </w:t>
       </w:r>
       <w:r>
-        <w:t xml:space="preserve">With FTC Part 2 (</w:t>
-      </w:r>
-      <w:hyperlink w:anchor="thm-ftc">
+        <w:t xml:space="preserve">Computing</w:t>
+      </w:r>
+      <w:r>
+        <w:t xml:space="preserve"> </w:t>
+      </w:r>
+      <m:oMath>
+        <m:r>
+          <m:t>F</m:t>
+        </m:r>
+        <m:r>
+          <m:rPr>
+            <m:sty m:val="p"/>
+          </m:rPr>
+          <m:t>(</m:t>
+        </m:r>
+        <m:r>
+          <m:t>b</m:t>
+        </m:r>
+        <m:r>
+          <m:rPr>
+            <m:sty m:val="p"/>
+          </m:rPr>
+          <m:t>)</m:t>
+        </m:r>
+        <m:r>
+          <m:rPr>
+            <m:sty m:val="p"/>
+          </m:rPr>
+          <m:t>−</m:t>
+        </m:r>
+        <m:r>
+          <m:t>F</m:t>
+        </m:r>
+        <m:r>
+          <m:rPr>
+            <m:sty m:val="p"/>
+          </m:rPr>
+          <m:t>(</m:t>
+        </m:r>
+        <m:r>
+          <m:t>a</m:t>
+        </m:r>
+        <m:r>
+          <m:rPr>
+            <m:sty m:val="p"/>
+          </m:rPr>
+          <m:t>)</m:t>
+        </m:r>
+      </m:oMath>
+      <w:r>
+        <w:t xml:space="preserve"> </w:t>
+      </w:r>
+      <w:r>
+        <w:t xml:space="preserve">from the bracket is called</w:t>
+      </w:r>
+      <w:r>
+        <w:t xml:space="preserve"> </w:t>
+      </w:r>
+      <w:r>
+        <w:rPr>
+          <w:b/>
+          <w:bCs/>
+        </w:rPr>
+        <w:t xml:space="preserve">evaluating at the limits</w:t>
+      </w:r>
+      <w:r>
+        <w:t xml:space="preserve"> </w:t>
+      </w:r>
+      <w:r>
+        <w:t xml:space="preserve">(the</w:t>
+      </w:r>
+      <w:r>
+        <w:t xml:space="preserve"> </w:t>
+      </w:r>
+      <w:hyperlink r:id="rId62">
         <w:r>
           <w:rPr>
             <w:rStyle w:val="Hyperlink"/>
           </w:rPr>
-          <w:t xml:space="preserve">Theorem 5</w:t>
+          <w:t xml:space="preserve">limits of integration</w:t>
+        </w:r>
+      </w:hyperlink>
+      <w:r>
+        <w:t xml:space="preserve"> </w:t>
+      </w:r>
+      <m:oMath>
+        <m:r>
+          <m:t>a</m:t>
+        </m:r>
+      </m:oMath>
+      <w:r>
+        <w:t xml:space="preserve"> </w:t>
+      </w:r>
+      <w:r>
+        <w:t xml:space="preserve">and</w:t>
+      </w:r>
+      <w:r>
+        <w:t xml:space="preserve"> </w:t>
+      </w:r>
+      <m:oMath>
+        <m:r>
+          <m:t>b</m:t>
+        </m:r>
+      </m:oMath>
+      <w:r>
+        <w:t xml:space="preserve">).</w:t>
+      </w:r>
+    </w:p>
+    <w:bookmarkEnd w:id="107"/>
+    <w:bookmarkStart w:id="108" w:name="exm-evaluation-bracket"/>
+    <w:p>
+      <w:pPr>
+        <w:pStyle w:val="BodyText"/>
+      </w:pPr>
+      <w:r>
+        <w:rPr>
+          <w:b/>
+          <w:bCs/>
+        </w:rPr>
+        <w:t xml:space="preserve">Example 21 (Evaluating</w:t>
+      </w:r>
+      <w:r>
+        <w:rPr>
+          <w:b/>
+          <w:bCs/>
+        </w:rPr>
+        <w:t xml:space="preserve"> </w:t>
+      </w:r>
+      <m:oMath>
+        <m:nary>
+          <m:naryPr>
+            <m:chr m:val="∫"/>
+            <m:limLoc m:val="subSup"/>
+            <m:subHide m:val="off"/>
+            <m:supHide m:val="off"/>
+          </m:naryPr>
+          <m:sub>
+            <m:r>
+              <m:t>1</m:t>
+            </m:r>
+          </m:sub>
+          <m:sup>
+            <m:r>
+              <m:t>3</m:t>
+            </m:r>
+          </m:sup>
+          <m:e>
+            <m:r>
+              <m:t>2</m:t>
+            </m:r>
+          </m:e>
+        </m:nary>
+        <m:r>
+          <m:t>t</m:t>
+        </m:r>
+        <m:r>
+          <m:t> </m:t>
+        </m:r>
+        <m:r>
+          <m:t>d</m:t>
+        </m:r>
+        <m:r>
+          <m:t>t</m:t>
+        </m:r>
+      </m:oMath>
+      <w:r>
+        <w:rPr>
+          <w:b/>
+          <w:bCs/>
+        </w:rPr>
+        <w:t xml:space="preserve"> </w:t>
+      </w:r>
+      <w:r>
+        <w:rPr>
+          <w:b/>
+          <w:bCs/>
+        </w:rPr>
+        <w:t xml:space="preserve">with a bracket)</w:t>
+      </w:r>
+      <w:r>
+        <w:t xml:space="preserve"> </w:t>
+      </w:r>
+      <m:oMath>
+        <m:r>
+          <m:t>F</m:t>
+        </m:r>
+        <m:r>
+          <m:rPr>
+            <m:sty m:val="p"/>
+          </m:rPr>
+          <m:t>(</m:t>
+        </m:r>
+        <m:r>
+          <m:t>t</m:t>
+        </m:r>
+        <m:r>
+          <m:rPr>
+            <m:sty m:val="p"/>
+          </m:rPr>
+          <m:t>)</m:t>
+        </m:r>
+        <m:r>
+          <m:rPr>
+            <m:sty m:val="p"/>
+          </m:rPr>
+          <m:t>=</m:t>
+        </m:r>
+        <m:sSup>
+          <m:e>
+            <m:r>
+              <m:t>t</m:t>
+            </m:r>
+          </m:e>
+          <m:sup>
+            <m:r>
+              <m:t>2</m:t>
+            </m:r>
+          </m:sup>
+        </m:sSup>
+      </m:oMath>
+      <w:r>
+        <w:t xml:space="preserve"> </w:t>
+      </w:r>
+      <w:r>
+        <w:t xml:space="preserve">is an antiderivative of</w:t>
+      </w:r>
+      <w:r>
+        <w:t xml:space="preserve"> </w:t>
+      </w:r>
+      <m:oMath>
+        <m:r>
+          <m:t>f</m:t>
+        </m:r>
+        <m:r>
+          <m:rPr>
+            <m:sty m:val="p"/>
+          </m:rPr>
+          <m:t>(</m:t>
+        </m:r>
+        <m:r>
+          <m:t>t</m:t>
+        </m:r>
+        <m:r>
+          <m:rPr>
+            <m:sty m:val="p"/>
+          </m:rPr>
+          <m:t>)</m:t>
+        </m:r>
+        <m:r>
+          <m:rPr>
+            <m:sty m:val="p"/>
+          </m:rPr>
+          <m:t>=</m:t>
+        </m:r>
+        <m:r>
+          <m:t>2</m:t>
+        </m:r>
+        <m:r>
+          <m:t>t</m:t>
+        </m:r>
+      </m:oMath>
+      <w:r>
+        <w:t xml:space="preserve">, since</w:t>
+      </w:r>
+      <w:r>
+        <w:t xml:space="preserve"> </w:t>
+      </w:r>
+      <m:oMath>
+        <m:f>
+          <m:fPr>
+            <m:type m:val="bar"/>
+          </m:fPr>
+          <m:num>
+            <m:r>
+              <m:rPr>
+                <m:sty m:val="p"/>
+              </m:rPr>
+              <m:t>∂</m:t>
+            </m:r>
+          </m:num>
+          <m:den>
+            <m:r>
+              <m:rPr>
+                <m:sty m:val="p"/>
+              </m:rPr>
+              <m:t>∂</m:t>
+            </m:r>
+            <m:r>
+              <m:t>t</m:t>
+            </m:r>
+          </m:den>
+        </m:f>
+        <m:sSup>
+          <m:e>
+            <m:r>
+              <m:t>t</m:t>
+            </m:r>
+          </m:e>
+          <m:sup>
+            <m:r>
+              <m:t>2</m:t>
+            </m:r>
+          </m:sup>
+        </m:sSup>
+        <m:r>
+          <m:rPr>
+            <m:sty m:val="p"/>
+          </m:rPr>
+          <m:t>=</m:t>
+        </m:r>
+        <m:r>
+          <m:t>2</m:t>
+        </m:r>
+        <m:r>
+          <m:t>t</m:t>
+        </m:r>
+      </m:oMath>
+      <w:r>
+        <w:t xml:space="preserve">, so</w:t>
+      </w:r>
+    </w:p>
+    <w:p>
+      <w:pPr>
+        <w:pStyle w:val="BodyText"/>
+      </w:pPr>
+      <m:oMathPara>
+        <m:oMathParaPr>
+          <m:jc m:val="center"/>
+        </m:oMathParaPr>
+        <m:oMath>
+          <m:eqArr>
+            <m:e>
+              <m:nary>
+                <m:naryPr>
+                  <m:chr m:val="∫"/>
+                  <m:limLoc m:val="subSup"/>
+                  <m:subHide m:val="off"/>
+                  <m:supHide m:val="off"/>
+                </m:naryPr>
+                <m:sub>
+                  <m:r>
+                    <m:t>1</m:t>
+                  </m:r>
+                </m:sub>
+                <m:sup>
+                  <m:r>
+                    <m:t>3</m:t>
+                  </m:r>
+                </m:sup>
+                <m:e>
+                  <m:r>
+                    <m:t>2</m:t>
+                  </m:r>
+                </m:e>
+              </m:nary>
+              <m:r>
+                <m:t>t</m:t>
+              </m:r>
+              <m:r>
+                <m:t> </m:t>
+              </m:r>
+              <m:r>
+                <m:t>d</m:t>
+              </m:r>
+              <m:r>
+                <m:t>t</m:t>
+              </m:r>
+              <m:r>
+                <m:t>&amp;</m:t>
+              </m:r>
+              <m:r>
+                <m:rPr>
+                  <m:sty m:val="p"/>
+                </m:rPr>
+                <m:t>=</m:t>
+              </m:r>
+              <m:r>
+                <m:t>​</m:t>
+              </m:r>
+              <m:d>
+                <m:dPr>
+                  <m:begChr m:val="["/>
+                  <m:sepChr m:val=""/>
+                  <m:endChr m:val="]"/>
+                  <m:grow/>
+                </m:dPr>
+                <m:e>
+                  <m:sSup>
+                    <m:e>
+                      <m:r>
+                        <m:t>t</m:t>
+                      </m:r>
+                    </m:e>
+                    <m:sup>
+                      <m:r>
+                        <m:t>2</m:t>
+                      </m:r>
+                    </m:sup>
+                  </m:sSup>
+                </m:e>
+              </m:d>
+              <m:sSubSup>
+                <m:e>
+                  <m:r>
+                    <m:t>​</m:t>
+                  </m:r>
+                </m:e>
+                <m:sub>
+                  <m:r>
+                    <m:t>t</m:t>
+                  </m:r>
+                  <m:r>
+                    <m:rPr>
+                      <m:sty m:val="p"/>
+                    </m:rPr>
+                    <m:t>=</m:t>
+                  </m:r>
+                  <m:r>
+                    <m:t>1</m:t>
+                  </m:r>
+                </m:sub>
+                <m:sup>
+                  <m:r>
+                    <m:t>t</m:t>
+                  </m:r>
+                  <m:r>
+                    <m:rPr>
+                      <m:sty m:val="p"/>
+                    </m:rPr>
+                    <m:t>=</m:t>
+                  </m:r>
+                  <m:r>
+                    <m:t>3</m:t>
+                  </m:r>
+                </m:sup>
+              </m:sSubSup>
+              <m:r>
+                <m:t>&amp;</m:t>
+              </m:r>
+              <m:r>
+                <m:t>&amp;</m:t>
+              </m:r>
+              <m:r>
+                <m:rPr>
+                  <m:nor/>
+                  <m:sty m:val="p"/>
+                </m:rPr>
+                <m:t>(FTC Part 2)</m:t>
+              </m:r>
+            </m:e>
+            <m:e>
+              <m:r>
+                <m:t>&amp;</m:t>
+              </m:r>
+              <m:r>
+                <m:rPr>
+                  <m:sty m:val="p"/>
+                </m:rPr>
+                <m:t>=</m:t>
+              </m:r>
+              <m:sSup>
+                <m:e>
+                  <m:r>
+                    <m:t>3</m:t>
+                  </m:r>
+                </m:e>
+                <m:sup>
+                  <m:r>
+                    <m:t>2</m:t>
+                  </m:r>
+                </m:sup>
+              </m:sSup>
+              <m:r>
+                <m:rPr>
+                  <m:sty m:val="p"/>
+                </m:rPr>
+                <m:t>−</m:t>
+              </m:r>
+              <m:sSup>
+                <m:e>
+                  <m:r>
+                    <m:t>1</m:t>
+                  </m:r>
+                </m:e>
+                <m:sup>
+                  <m:r>
+                    <m:t>2</m:t>
+                  </m:r>
+                </m:sup>
+              </m:sSup>
+              <m:r>
+                <m:t>&amp;</m:t>
+              </m:r>
+              <m:r>
+                <m:t>&amp;</m:t>
+              </m:r>
+              <m:r>
+                <m:rPr>
+                  <m:nor/>
+                  <m:sty m:val="p"/>
+                </m:rPr>
+                <m:t>(definition of the evaluation bracket)</m:t>
+              </m:r>
+            </m:e>
+            <m:e>
+              <m:r>
+                <m:t>&amp;</m:t>
+              </m:r>
+              <m:r>
+                <m:rPr>
+                  <m:sty m:val="p"/>
+                </m:rPr>
+                <m:t>=</m:t>
+              </m:r>
+              <m:r>
+                <m:t>9</m:t>
+              </m:r>
+              <m:r>
+                <m:rPr>
+                  <m:sty m:val="p"/>
+                </m:rPr>
+                <m:t>−</m:t>
+              </m:r>
+              <m:r>
+                <m:t>1</m:t>
+              </m:r>
+              <m:r>
+                <m:t>&amp;</m:t>
+              </m:r>
+              <m:r>
+                <m:t>&amp;</m:t>
+              </m:r>
+              <m:r>
+                <m:rPr>
+                  <m:nor/>
+                  <m:sty m:val="p"/>
+                </m:rPr>
+                <m:t>(square)</m:t>
+              </m:r>
+            </m:e>
+            <m:e>
+              <m:r>
+                <m:t>&amp;</m:t>
+              </m:r>
+              <m:r>
+                <m:rPr>
+                  <m:sty m:val="p"/>
+                </m:rPr>
+                <m:t>=</m:t>
+              </m:r>
+              <m:r>
+                <m:t>8</m:t>
+              </m:r>
+              <m:r>
+                <m:t>&amp;</m:t>
+              </m:r>
+              <m:r>
+                <m:t>&amp;</m:t>
+              </m:r>
+              <m:r>
+                <m:rPr>
+                  <m:nor/>
+                  <m:sty m:val="p"/>
+                </m:rPr>
+                <m:t>(subtract)</m:t>
+              </m:r>
+            </m:e>
+          </m:eqArr>
+        </m:oMath>
+      </m:oMathPara>
+    </w:p>
+    <w:bookmarkEnd w:id="108"/>
+    <w:bookmarkStart w:id="109" w:name="rem-evaluation-bracket-ftc"/>
+    <w:p>
+      <w:pPr>
+        <w:pStyle w:val="FirstParagraph"/>
+      </w:pPr>
+      <w:r>
+        <w:rPr>
+          <w:i/>
+          <w:iCs/>
+        </w:rPr>
+        <w:t xml:space="preserve">Remark 3</w:t>
+      </w:r>
+      <w:r>
+        <w:t xml:space="preserve"> (The evaluation bracket and the Fundamental Theorem of Calculus). </w:t>
+      </w:r>
+      <w:r>
+        <w:t xml:space="preserve">With FTC Part 2 (</w:t>
+      </w:r>
+      <w:hyperlink w:anchor="thm-ftc-part2">
+        <w:r>
+          <w:rPr>
+            <w:rStyle w:val="Hyperlink"/>
+          </w:rPr>
+          <w:t xml:space="preserve">Theorem 6</w:t>
         </w:r>
       </w:hyperlink>
       <w:r>
@@ -25656,588 +26332,14 @@
         </m:r>
       </m:oMath>
       <w:r>
-        <w:t xml:space="preserve">,</w:t>
-      </w:r>
-      <w:r>
-        <w:t xml:space="preserve"> </w:t>
-      </w:r>
-      <w:r>
-        <w:t xml:space="preserve">and computing</w:t>
-      </w:r>
-      <w:r>
-        <w:t xml:space="preserve"> </w:t>
-      </w:r>
-      <m:oMath>
-        <m:r>
-          <m:t>F</m:t>
-        </m:r>
-        <m:r>
-          <m:rPr>
-            <m:sty m:val="p"/>
-          </m:rPr>
-          <m:t>(</m:t>
-        </m:r>
-        <m:r>
-          <m:t>b</m:t>
-        </m:r>
-        <m:r>
-          <m:rPr>
-            <m:sty m:val="p"/>
-          </m:rPr>
-          <m:t>)</m:t>
-        </m:r>
-        <m:r>
-          <m:rPr>
-            <m:sty m:val="p"/>
-          </m:rPr>
-          <m:t>−</m:t>
-        </m:r>
-        <m:r>
-          <m:t>F</m:t>
-        </m:r>
-        <m:r>
-          <m:rPr>
-            <m:sty m:val="p"/>
-          </m:rPr>
-          <m:t>(</m:t>
-        </m:r>
-        <m:r>
-          <m:t>a</m:t>
-        </m:r>
-        <m:r>
-          <m:rPr>
-            <m:sty m:val="p"/>
-          </m:rPr>
-          <m:t>)</m:t>
-        </m:r>
-      </m:oMath>
-      <w:r>
-        <w:t xml:space="preserve"> </w:t>
-      </w:r>
-      <w:r>
-        <w:t xml:space="preserve">from the bracket is called</w:t>
-      </w:r>
-      <w:r>
-        <w:t xml:space="preserve"> </w:t>
-      </w:r>
-      <w:r>
-        <w:rPr>
-          <w:b/>
-          <w:bCs/>
-        </w:rPr>
-        <w:t xml:space="preserve">evaluating at the limits</w:t>
-      </w:r>
-      <w:r>
-        <w:t xml:space="preserve"> </w:t>
-      </w:r>
-      <w:r>
-        <w:t xml:space="preserve">(the</w:t>
-      </w:r>
-      <w:r>
-        <w:t xml:space="preserve"> </w:t>
-      </w:r>
-      <w:hyperlink r:id="rId62">
-        <w:r>
-          <w:rPr>
-            <w:rStyle w:val="Hyperlink"/>
-          </w:rPr>
-          <w:t xml:space="preserve">limits of integration</w:t>
-        </w:r>
-      </w:hyperlink>
-      <w:r>
-        <w:t xml:space="preserve"> </w:t>
-      </w:r>
-      <m:oMath>
-        <m:r>
-          <m:t>a</m:t>
-        </m:r>
-      </m:oMath>
-      <w:r>
-        <w:t xml:space="preserve"> </w:t>
-      </w:r>
-      <w:r>
-        <w:t xml:space="preserve">and</w:t>
-      </w:r>
-      <w:r>
-        <w:t xml:space="preserve"> </w:t>
-      </w:r>
-      <m:oMath>
-        <m:r>
-          <m:t>b</m:t>
-        </m:r>
-      </m:oMath>
-      <w:r>
-        <w:t xml:space="preserve">).</w:t>
+        <w:t xml:space="preserve">.</w:t>
       </w:r>
     </w:p>
-    <w:bookmarkEnd w:id="104"/>
-    <w:bookmarkStart w:id="105" w:name="exm-evaluation-bracket"/>
+    <w:bookmarkEnd w:id="109"/>
+    <w:bookmarkStart w:id="110" w:name="exr-miller-int-polynomial"/>
     <w:p>
       <w:pPr>
         <w:pStyle w:val="BodyText"/>
-      </w:pPr>
-      <w:r>
-        <w:rPr>
-          <w:b/>
-          <w:bCs/>
-        </w:rPr>
-        <w:t xml:space="preserve">Example 21 (Evaluating</w:t>
-      </w:r>
-      <w:r>
-        <w:rPr>
-          <w:b/>
-          <w:bCs/>
-        </w:rPr>
-        <w:t xml:space="preserve"> </w:t>
-      </w:r>
-      <m:oMath>
-        <m:nary>
-          <m:naryPr>
-            <m:chr m:val="∫"/>
-            <m:limLoc m:val="subSup"/>
-            <m:subHide m:val="off"/>
-            <m:supHide m:val="off"/>
-          </m:naryPr>
-          <m:sub>
-            <m:r>
-              <m:t>1</m:t>
-            </m:r>
-          </m:sub>
-          <m:sup>
-            <m:r>
-              <m:t>3</m:t>
-            </m:r>
-          </m:sup>
-          <m:e>
-            <m:r>
-              <m:t>2</m:t>
-            </m:r>
-          </m:e>
-        </m:nary>
-        <m:r>
-          <m:t>t</m:t>
-        </m:r>
-        <m:r>
-          <m:t> </m:t>
-        </m:r>
-        <m:r>
-          <m:t>d</m:t>
-        </m:r>
-        <m:r>
-          <m:t>t</m:t>
-        </m:r>
-      </m:oMath>
-      <w:r>
-        <w:rPr>
-          <w:b/>
-          <w:bCs/>
-        </w:rPr>
-        <w:t xml:space="preserve"> </w:t>
-      </w:r>
-      <w:r>
-        <w:rPr>
-          <w:b/>
-          <w:bCs/>
-        </w:rPr>
-        <w:t xml:space="preserve">with a bracket)</w:t>
-      </w:r>
-      <w:r>
-        <w:t xml:space="preserve"> </w:t>
-      </w:r>
-      <m:oMath>
-        <m:r>
-          <m:t>F</m:t>
-        </m:r>
-        <m:r>
-          <m:rPr>
-            <m:sty m:val="p"/>
-          </m:rPr>
-          <m:t>(</m:t>
-        </m:r>
-        <m:r>
-          <m:t>t</m:t>
-        </m:r>
-        <m:r>
-          <m:rPr>
-            <m:sty m:val="p"/>
-          </m:rPr>
-          <m:t>)</m:t>
-        </m:r>
-        <m:r>
-          <m:rPr>
-            <m:sty m:val="p"/>
-          </m:rPr>
-          <m:t>=</m:t>
-        </m:r>
-        <m:sSup>
-          <m:e>
-            <m:r>
-              <m:t>t</m:t>
-            </m:r>
-          </m:e>
-          <m:sup>
-            <m:r>
-              <m:t>2</m:t>
-            </m:r>
-          </m:sup>
-        </m:sSup>
-      </m:oMath>
-      <w:r>
-        <w:t xml:space="preserve"> </w:t>
-      </w:r>
-      <w:r>
-        <w:t xml:space="preserve">is an antiderivative of</w:t>
-      </w:r>
-      <w:r>
-        <w:t xml:space="preserve"> </w:t>
-      </w:r>
-      <m:oMath>
-        <m:r>
-          <m:t>f</m:t>
-        </m:r>
-        <m:r>
-          <m:rPr>
-            <m:sty m:val="p"/>
-          </m:rPr>
-          <m:t>(</m:t>
-        </m:r>
-        <m:r>
-          <m:t>t</m:t>
-        </m:r>
-        <m:r>
-          <m:rPr>
-            <m:sty m:val="p"/>
-          </m:rPr>
-          <m:t>)</m:t>
-        </m:r>
-        <m:r>
-          <m:rPr>
-            <m:sty m:val="p"/>
-          </m:rPr>
-          <m:t>=</m:t>
-        </m:r>
-        <m:r>
-          <m:t>2</m:t>
-        </m:r>
-        <m:r>
-          <m:t>t</m:t>
-        </m:r>
-      </m:oMath>
-      <w:r>
-        <w:t xml:space="preserve">, since</w:t>
-      </w:r>
-      <w:r>
-        <w:t xml:space="preserve"> </w:t>
-      </w:r>
-      <m:oMath>
-        <m:f>
-          <m:fPr>
-            <m:type m:val="bar"/>
-          </m:fPr>
-          <m:num>
-            <m:r>
-              <m:rPr>
-                <m:sty m:val="p"/>
-              </m:rPr>
-              <m:t>∂</m:t>
-            </m:r>
-          </m:num>
-          <m:den>
-            <m:r>
-              <m:rPr>
-                <m:sty m:val="p"/>
-              </m:rPr>
-              <m:t>∂</m:t>
-            </m:r>
-            <m:r>
-              <m:t>t</m:t>
-            </m:r>
-          </m:den>
-        </m:f>
-        <m:sSup>
-          <m:e>
-            <m:r>
-              <m:t>t</m:t>
-            </m:r>
-          </m:e>
-          <m:sup>
-            <m:r>
-              <m:t>2</m:t>
-            </m:r>
-          </m:sup>
-        </m:sSup>
-        <m:r>
-          <m:rPr>
-            <m:sty m:val="p"/>
-          </m:rPr>
-          <m:t>=</m:t>
-        </m:r>
-        <m:r>
-          <m:t>2</m:t>
-        </m:r>
-        <m:r>
-          <m:t>t</m:t>
-        </m:r>
-      </m:oMath>
-      <w:r>
-        <w:t xml:space="preserve">, so</w:t>
-      </w:r>
-    </w:p>
-    <w:p>
-      <w:pPr>
-        <w:pStyle w:val="BodyText"/>
-      </w:pPr>
-      <m:oMathPara>
-        <m:oMathParaPr>
-          <m:jc m:val="center"/>
-        </m:oMathParaPr>
-        <m:oMath>
-          <m:eqArr>
-            <m:e>
-              <m:nary>
-                <m:naryPr>
-                  <m:chr m:val="∫"/>
-                  <m:limLoc m:val="subSup"/>
-                  <m:subHide m:val="off"/>
-                  <m:supHide m:val="off"/>
-                </m:naryPr>
-                <m:sub>
-                  <m:r>
-                    <m:t>1</m:t>
-                  </m:r>
-                </m:sub>
-                <m:sup>
-                  <m:r>
-                    <m:t>3</m:t>
-                  </m:r>
-                </m:sup>
-                <m:e>
-                  <m:r>
-                    <m:t>2</m:t>
-                  </m:r>
-                </m:e>
-              </m:nary>
-              <m:r>
-                <m:t>t</m:t>
-              </m:r>
-              <m:r>
-                <m:t> </m:t>
-              </m:r>
-              <m:r>
-                <m:t>d</m:t>
-              </m:r>
-              <m:r>
-                <m:t>t</m:t>
-              </m:r>
-              <m:r>
-                <m:t>&amp;</m:t>
-              </m:r>
-              <m:r>
-                <m:rPr>
-                  <m:sty m:val="p"/>
-                </m:rPr>
-                <m:t>=</m:t>
-              </m:r>
-              <m:r>
-                <m:t>​</m:t>
-              </m:r>
-              <m:d>
-                <m:dPr>
-                  <m:begChr m:val="["/>
-                  <m:sepChr m:val=""/>
-                  <m:endChr m:val="]"/>
-                  <m:grow/>
-                </m:dPr>
-                <m:e>
-                  <m:sSup>
-                    <m:e>
-                      <m:r>
-                        <m:t>t</m:t>
-                      </m:r>
-                    </m:e>
-                    <m:sup>
-                      <m:r>
-                        <m:t>2</m:t>
-                      </m:r>
-                    </m:sup>
-                  </m:sSup>
-                </m:e>
-              </m:d>
-              <m:sSubSup>
-                <m:e>
-                  <m:r>
-                    <m:t>​</m:t>
-                  </m:r>
-                </m:e>
-                <m:sub>
-                  <m:r>
-                    <m:t>t</m:t>
-                  </m:r>
-                  <m:r>
-                    <m:rPr>
-                      <m:sty m:val="p"/>
-                    </m:rPr>
-                    <m:t>=</m:t>
-                  </m:r>
-                  <m:r>
-                    <m:t>1</m:t>
-                  </m:r>
-                </m:sub>
-                <m:sup>
-                  <m:r>
-                    <m:t>t</m:t>
-                  </m:r>
-                  <m:r>
-                    <m:rPr>
-                      <m:sty m:val="p"/>
-                    </m:rPr>
-                    <m:t>=</m:t>
-                  </m:r>
-                  <m:r>
-                    <m:t>3</m:t>
-                  </m:r>
-                </m:sup>
-              </m:sSubSup>
-              <m:r>
-                <m:t>&amp;</m:t>
-              </m:r>
-              <m:r>
-                <m:t>&amp;</m:t>
-              </m:r>
-              <m:r>
-                <m:rPr>
-                  <m:nor/>
-                  <m:sty m:val="p"/>
-                </m:rPr>
-                <m:t>(FTC Part 2)</m:t>
-              </m:r>
-            </m:e>
-            <m:e>
-              <m:r>
-                <m:t>&amp;</m:t>
-              </m:r>
-              <m:r>
-                <m:rPr>
-                  <m:sty m:val="p"/>
-                </m:rPr>
-                <m:t>=</m:t>
-              </m:r>
-              <m:sSup>
-                <m:e>
-                  <m:r>
-                    <m:t>3</m:t>
-                  </m:r>
-                </m:e>
-                <m:sup>
-                  <m:r>
-                    <m:t>2</m:t>
-                  </m:r>
-                </m:sup>
-              </m:sSup>
-              <m:r>
-                <m:rPr>
-                  <m:sty m:val="p"/>
-                </m:rPr>
-                <m:t>−</m:t>
-              </m:r>
-              <m:sSup>
-                <m:e>
-                  <m:r>
-                    <m:t>1</m:t>
-                  </m:r>
-                </m:e>
-                <m:sup>
-                  <m:r>
-                    <m:t>2</m:t>
-                  </m:r>
-                </m:sup>
-              </m:sSup>
-              <m:r>
-                <m:t>&amp;</m:t>
-              </m:r>
-              <m:r>
-                <m:t>&amp;</m:t>
-              </m:r>
-              <m:r>
-                <m:rPr>
-                  <m:nor/>
-                  <m:sty m:val="p"/>
-                </m:rPr>
-                <m:t>(definition of the evaluation bracket)</m:t>
-              </m:r>
-            </m:e>
-            <m:e>
-              <m:r>
-                <m:t>&amp;</m:t>
-              </m:r>
-              <m:r>
-                <m:rPr>
-                  <m:sty m:val="p"/>
-                </m:rPr>
-                <m:t>=</m:t>
-              </m:r>
-              <m:r>
-                <m:t>9</m:t>
-              </m:r>
-              <m:r>
-                <m:rPr>
-                  <m:sty m:val="p"/>
-                </m:rPr>
-                <m:t>−</m:t>
-              </m:r>
-              <m:r>
-                <m:t>1</m:t>
-              </m:r>
-              <m:r>
-                <m:t>&amp;</m:t>
-              </m:r>
-              <m:r>
-                <m:t>&amp;</m:t>
-              </m:r>
-              <m:r>
-                <m:rPr>
-                  <m:nor/>
-                  <m:sty m:val="p"/>
-                </m:rPr>
-                <m:t>(square)</m:t>
-              </m:r>
-            </m:e>
-            <m:e>
-              <m:r>
-                <m:t>&amp;</m:t>
-              </m:r>
-              <m:r>
-                <m:rPr>
-                  <m:sty m:val="p"/>
-                </m:rPr>
-                <m:t>=</m:t>
-              </m:r>
-              <m:r>
-                <m:t>8</m:t>
-              </m:r>
-              <m:r>
-                <m:t>&amp;</m:t>
-              </m:r>
-              <m:r>
-                <m:t>&amp;</m:t>
-              </m:r>
-              <m:r>
-                <m:rPr>
-                  <m:nor/>
-                  <m:sty m:val="p"/>
-                </m:rPr>
-                <m:t>(subtract)</m:t>
-              </m:r>
-            </m:e>
-          </m:eqArr>
-        </m:oMath>
-      </m:oMathPara>
-    </w:p>
-    <w:bookmarkEnd w:id="105"/>
-    <w:bookmarkStart w:id="106" w:name="exr-miller-int-polynomial"/>
-    <w:p>
-      <w:pPr>
-        <w:pStyle w:val="FirstParagraph"/>
       </w:pPr>
       <w:r>
         <w:rPr>
@@ -26362,8 +26464,8 @@
         </m:oMath>
       </m:oMathPara>
     </w:p>
-    <w:bookmarkEnd w:id="106"/>
-    <w:bookmarkStart w:id="107" w:name="sol-miller-int-polynomial"/>
+    <w:bookmarkEnd w:id="110"/>
+    <w:bookmarkStart w:id="111" w:name="sol-miller-int-polynomial"/>
     <w:p>
       <w:pPr>
         <w:pStyle w:val="FirstParagraph"/>
@@ -26731,8 +26833,8 @@
         </m:oMath>
       </m:oMathPara>
     </w:p>
-    <w:bookmarkEnd w:id="107"/>
-    <w:bookmarkStart w:id="108" w:name="exr-miller-int-quadratic-complete"/>
+    <w:bookmarkEnd w:id="111"/>
+    <w:bookmarkStart w:id="112" w:name="exr-miller-int-quadratic-complete"/>
     <w:p>
       <w:pPr>
         <w:pStyle w:val="FirstParagraph"/>
@@ -26854,8 +26956,8 @@
         </m:oMath>
       </m:oMathPara>
     </w:p>
-    <w:bookmarkEnd w:id="108"/>
-    <w:bookmarkStart w:id="109" w:name="sol-miller-int-quadratic-complete"/>
+    <w:bookmarkEnd w:id="112"/>
+    <w:bookmarkStart w:id="113" w:name="sol-miller-int-quadratic-complete"/>
     <w:p>
       <w:pPr>
         <w:pStyle w:val="FirstParagraph"/>
@@ -27485,8 +27587,8 @@
         </m:oMath>
       </m:oMathPara>
     </w:p>
-    <w:bookmarkEnd w:id="109"/>
-    <w:bookmarkStart w:id="110" w:name="exr-miller-int-composite-power"/>
+    <w:bookmarkEnd w:id="113"/>
+    <w:bookmarkStart w:id="114" w:name="exr-miller-int-composite-power"/>
     <w:p>
       <w:pPr>
         <w:pStyle w:val="FirstParagraph"/>
@@ -27617,8 +27719,8 @@
         </m:oMath>
       </m:oMathPara>
     </w:p>
-    <w:bookmarkEnd w:id="110"/>
-    <w:bookmarkStart w:id="111" w:name="sol-miller-int-composite-power"/>
+    <w:bookmarkEnd w:id="114"/>
+    <w:bookmarkStart w:id="115" w:name="sol-miller-int-composite-power"/>
     <w:p>
       <w:pPr>
         <w:pStyle w:val="FirstParagraph"/>
@@ -28427,8 +28529,8 @@
         <w:t xml:space="preserve">) to be present as a factor in the integrand.</w:t>
       </w:r>
     </w:p>
-    <w:bookmarkEnd w:id="111"/>
-    <w:bookmarkStart w:id="112" w:name="exr-miller-int-trig-symmetry"/>
+    <w:bookmarkEnd w:id="115"/>
+    <w:bookmarkStart w:id="116" w:name="exr-miller-int-trig-symmetry"/>
     <w:p>
       <w:pPr>
         <w:pStyle w:val="BodyText"/>
@@ -28592,8 +28694,8 @@
         </m:oMath>
       </m:oMathPara>
     </w:p>
-    <w:bookmarkEnd w:id="112"/>
-    <w:bookmarkStart w:id="113" w:name="sol-miller-int-trig-symmetry"/>
+    <w:bookmarkEnd w:id="116"/>
+    <w:bookmarkStart w:id="117" w:name="sol-miller-int-trig-symmetry"/>
     <w:p>
       <w:pPr>
         <w:pStyle w:val="FirstParagraph"/>
@@ -29613,8 +29715,8 @@
         </m:oMath>
       </m:oMathPara>
     </w:p>
-    <w:bookmarkEnd w:id="113"/>
-    <w:bookmarkStart w:id="114" w:name="exr-miller-int-polynomial-symmetry"/>
+    <w:bookmarkEnd w:id="117"/>
+    <w:bookmarkStart w:id="118" w:name="exr-miller-int-polynomial-symmetry"/>
     <w:p>
       <w:pPr>
         <w:pStyle w:val="FirstParagraph"/>
@@ -29763,8 +29865,8 @@
         </m:oMath>
       </m:oMathPara>
     </w:p>
-    <w:bookmarkEnd w:id="114"/>
-    <w:bookmarkStart w:id="115" w:name="sol-miller-int-polynomial-symmetry"/>
+    <w:bookmarkEnd w:id="118"/>
+    <w:bookmarkStart w:id="119" w:name="sol-miller-int-polynomial-symmetry"/>
     <w:p>
       <w:pPr>
         <w:pStyle w:val="FirstParagraph"/>
@@ -30341,8 +30443,8 @@
         </m:oMath>
       </m:oMathPara>
     </w:p>
-    <w:bookmarkEnd w:id="115"/>
-    <w:bookmarkStart w:id="116" w:name="exr-miller-int-log-substitution"/>
+    <w:bookmarkEnd w:id="119"/>
+    <w:bookmarkStart w:id="120" w:name="exr-miller-int-log-substitution"/>
     <w:p>
       <w:pPr>
         <w:pStyle w:val="FirstParagraph"/>
@@ -30452,8 +30554,8 @@
         </m:oMath>
       </m:oMathPara>
     </w:p>
-    <w:bookmarkEnd w:id="116"/>
-    <w:bookmarkStart w:id="117" w:name="sol-miller-int-log-substitution"/>
+    <w:bookmarkEnd w:id="120"/>
+    <w:bookmarkStart w:id="121" w:name="sol-miller-int-log-substitution"/>
     <w:p>
       <w:pPr>
         <w:pStyle w:val="FirstParagraph"/>
@@ -31174,8 +31276,8 @@
         <w:t xml:space="preserve">must be one-to-one on the domain of integration.</w:t>
       </w:r>
     </w:p>
-    <w:bookmarkEnd w:id="117"/>
-    <w:bookmarkStart w:id="118" w:name="exr-miller-int-power-substitution"/>
+    <w:bookmarkEnd w:id="121"/>
+    <w:bookmarkStart w:id="122" w:name="exr-miller-int-power-substitution"/>
     <w:p>
       <w:pPr>
         <w:pStyle w:val="BodyText"/>
@@ -31330,8 +31432,8 @@
         </m:oMath>
       </m:oMathPara>
     </w:p>
-    <w:bookmarkEnd w:id="118"/>
-    <w:bookmarkStart w:id="119" w:name="sol-miller-int-power-substitution"/>
+    <w:bookmarkEnd w:id="122"/>
+    <w:bookmarkStart w:id="123" w:name="sol-miller-int-power-substitution"/>
     <w:p>
       <w:pPr>
         <w:pStyle w:val="FirstParagraph"/>
@@ -32108,8 +32210,8 @@
         </m:oMath>
       </m:oMathPara>
     </w:p>
-    <w:bookmarkEnd w:id="119"/>
-    <w:bookmarkStart w:id="120" w:name="exr-miller-int-trig-substitution"/>
+    <w:bookmarkEnd w:id="123"/>
+    <w:bookmarkStart w:id="124" w:name="exr-miller-int-trig-substitution"/>
     <w:p>
       <w:pPr>
         <w:pStyle w:val="FirstParagraph"/>
@@ -32222,8 +32324,8 @@
         </m:oMath>
       </m:oMathPara>
     </w:p>
-    <w:bookmarkEnd w:id="120"/>
-    <w:bookmarkStart w:id="121" w:name="sol-miller-int-trig-substitution"/>
+    <w:bookmarkEnd w:id="124"/>
+    <w:bookmarkStart w:id="125" w:name="sol-miller-int-trig-substitution"/>
     <w:p>
       <w:pPr>
         <w:pStyle w:val="FirstParagraph"/>
@@ -32766,8 +32868,8 @@
         </m:oMath>
       </m:oMathPara>
     </w:p>
-    <w:bookmarkEnd w:id="121"/>
-    <w:bookmarkStart w:id="122" w:name="exr-miller-int-by-parts-gaussian"/>
+    <w:bookmarkEnd w:id="125"/>
+    <w:bookmarkStart w:id="126" w:name="exr-miller-int-by-parts-gaussian"/>
     <w:p>
       <w:pPr>
         <w:pStyle w:val="FirstParagraph"/>
@@ -32908,8 +33010,8 @@
         </m:oMath>
       </m:oMathPara>
     </w:p>
-    <w:bookmarkEnd w:id="122"/>
-    <w:bookmarkStart w:id="123" w:name="sol-miller-int-by-parts-gaussian"/>
+    <w:bookmarkEnd w:id="126"/>
+    <w:bookmarkStart w:id="127" w:name="sol-miller-int-by-parts-gaussian"/>
     <w:p>
       <w:pPr>
         <w:pStyle w:val="FirstParagraph"/>
@@ -34401,8 +34503,8 @@
         </m:oMath>
       </m:oMathPara>
     </w:p>
-    <w:bookmarkEnd w:id="123"/>
-    <w:bookmarkStart w:id="133" w:name="exm-ftc-part1-accumulation"/>
+    <w:bookmarkEnd w:id="127"/>
+    <w:bookmarkStart w:id="137" w:name="exm-ftc-part1-accumulation"/>
     <w:p>
       <w:pPr>
         <w:pStyle w:val="FirstParagraph"/>
@@ -34968,7 +35070,7 @@
       <w:r>
         <w:t xml:space="preserve"> </w:t>
       </w:r>
-      <w:hyperlink w:anchor="thm-ftc">
+      <w:hyperlink w:anchor="thm-ftc-part1">
         <w:r>
           <w:rPr>
             <w:rStyle w:val="Hyperlink"/>
@@ -34976,12 +35078,6 @@
           <w:t xml:space="preserve">Theorem 5</w:t>
         </w:r>
       </w:hyperlink>
-      <w:r>
-        <w:t xml:space="preserve"> </w:t>
-      </w:r>
-      <w:r>
-        <w:t xml:space="preserve">Part 1</w:t>
-      </w:r>
       <w:r>
         <w:t xml:space="preserve"> </w:t>
       </w:r>
@@ -35163,7 +35259,7 @@
         <w:t xml:space="preserve">).</w:t>
       </w:r>
     </w:p>
-    <w:bookmarkStart w:id="132" w:name="fig-ftc-part1"/>
+    <w:bookmarkStart w:id="136" w:name="fig-ftc-part1"/>
     <w:tbl>
       <w:tblPr>
         <w:tblStyle w:val="Table"/>
@@ -35191,7 +35287,7 @@
             <w:tr>
               <w:tc>
                 <w:tcPr/>
-                <w:bookmarkStart w:id="127" w:name="fig-ftc-part1-left"/>
+                <w:bookmarkStart w:id="131" w:name="fig-ftc-part1-left"/>
                 <w:p>
                   <w:pPr>
                     <w:pStyle w:val="SourceCode"/>
@@ -36043,18 +36139,18 @@
                       <wp:inline>
                         <wp:extent cx="2971800" cy="2377440"/>
                         <wp:effectExtent b="0" l="0" r="0" t="0"/>
-                        <wp:docPr descr="" title="" id="125" name="Picture"/>
+                        <wp:docPr descr="" title="" id="129" name="Picture"/>
                         <a:graphic>
                           <a:graphicData uri="http://schemas.openxmlformats.org/drawingml/2006/picture">
                             <pic:pic>
                               <pic:nvPicPr>
-                                <pic:cNvPr descr="calculus-integration_files/figure-docx/ftc-part1-left-code-1.png" id="126" name="Picture"/>
+                                <pic:cNvPr descr="calculus-integration_files/figure-docx/ftc-part1-left-code-1.png" id="130" name="Picture"/>
                                 <pic:cNvPicPr>
                                   <a:picLocks noChangeArrowheads="1" noChangeAspect="1"/>
                                 </pic:cNvPicPr>
                               </pic:nvPicPr>
                               <pic:blipFill>
-                                <a:blip r:embed="rId124"/>
+                                <a:blip r:embed="rId128"/>
                                 <a:stretch>
                                   <a:fillRect/>
                                 </a:stretch>
@@ -36218,7 +36314,7 @@
                     <w:t xml:space="preserve">.</w:t>
                   </w:r>
                 </w:p>
-                <w:bookmarkEnd w:id="127"/>
+                <w:bookmarkEnd w:id="131"/>
               </w:tc>
             </w:tr>
           </w:tbl>
@@ -36269,7 +36365,7 @@
             <w:tr>
               <w:tc>
                 <w:tcPr/>
-                <w:bookmarkStart w:id="131" w:name="fig-ftc-part1-right"/>
+                <w:bookmarkStart w:id="135" w:name="fig-ftc-part1-right"/>
                 <w:p>
                   <w:pPr>
                     <w:pStyle w:val="SourceCode"/>
@@ -37349,18 +37445,18 @@
                       <wp:inline>
                         <wp:extent cx="2971800" cy="2377440"/>
                         <wp:effectExtent b="0" l="0" r="0" t="0"/>
-                        <wp:docPr descr="" title="" id="129" name="Picture"/>
+                        <wp:docPr descr="" title="" id="133" name="Picture"/>
                         <a:graphic>
                           <a:graphicData uri="http://schemas.openxmlformats.org/drawingml/2006/picture">
                             <pic:pic>
                               <pic:nvPicPr>
-                                <pic:cNvPr descr="calculus-integration_files/figure-docx/ftc-part1-right-code-1.png" id="130" name="Picture"/>
+                                <pic:cNvPr descr="calculus-integration_files/figure-docx/ftc-part1-right-code-1.png" id="134" name="Picture"/>
                                 <pic:cNvPicPr>
                                   <a:picLocks noChangeArrowheads="1" noChangeAspect="1"/>
                                 </pic:cNvPicPr>
                               </pic:nvPicPr>
                               <pic:blipFill>
-                                <a:blip r:embed="rId128"/>
+                                <a:blip r:embed="rId132"/>
                                 <a:stretch>
                                   <a:fillRect/>
                                 </a:stretch>
@@ -37497,7 +37593,7 @@
                     <w:t xml:space="preserve">.</w:t>
                   </w:r>
                 </w:p>
-                <w:bookmarkEnd w:id="131"/>
+                <w:bookmarkEnd w:id="135"/>
               </w:tc>
             </w:tr>
           </w:tbl>
@@ -37834,9 +37930,9 @@
         <w:t xml:space="preserve">.</w:t>
       </w:r>
     </w:p>
-    <w:bookmarkEnd w:id="132"/>
-    <w:bookmarkEnd w:id="133"/>
-    <w:bookmarkStart w:id="147" w:name="exm-ftc-cdf-pdf"/>
+    <w:bookmarkEnd w:id="136"/>
+    <w:bookmarkEnd w:id="137"/>
+    <w:bookmarkStart w:id="151" w:name="exm-ftc-cdf-pdf"/>
     <w:p>
       <w:pPr>
         <w:pStyle w:val="BodyText"/>
@@ -37958,7 +38054,7 @@
       <w:r>
         <w:t xml:space="preserve"> </w:t>
       </w:r>
-      <w:hyperlink r:id="rId134">
+      <w:hyperlink r:id="rId138">
         <w:r>
           <w:rPr>
             <w:rStyle w:val="Hyperlink"/>
@@ -37975,7 +38071,7 @@
       <w:r>
         <w:t xml:space="preserve"> </w:t>
       </w:r>
-      <w:hyperlink r:id="rId135">
+      <w:hyperlink r:id="rId139">
         <w:r>
           <w:rPr>
             <w:rStyle w:val="Hyperlink"/>
@@ -38018,7 +38114,7 @@
       <w:r>
         <w:t xml:space="preserve"> </w:t>
       </w:r>
-      <w:hyperlink r:id="rId136">
+      <w:hyperlink r:id="rId140">
         <w:r>
           <w:rPr>
             <w:rStyle w:val="Hyperlink"/>
@@ -38162,7 +38258,7 @@
       <w:r>
         <w:t xml:space="preserve"> </w:t>
       </w:r>
-      <w:hyperlink r:id="rId137">
+      <w:hyperlink r:id="rId141">
         <w:r>
           <w:rPr>
             <w:rStyle w:val="Hyperlink"/>
@@ -40078,7 +40174,7 @@
         <w:t xml:space="preserve">.</w:t>
       </w:r>
     </w:p>
-    <w:bookmarkStart w:id="146" w:name="fig-exp-pdf-cdf"/>
+    <w:bookmarkStart w:id="150" w:name="fig-exp-pdf-cdf"/>
     <w:tbl>
       <w:tblPr>
         <w:tblStyle w:val="Table"/>
@@ -40106,7 +40202,7 @@
             <w:tr>
               <w:tc>
                 <w:tcPr/>
-                <w:bookmarkStart w:id="141" w:name="fig-exp-pdf-cdf-pdf"/>
+                <w:bookmarkStart w:id="145" w:name="fig-exp-pdf-cdf-pdf"/>
                 <w:p>
                   <w:pPr>
                     <w:pStyle w:val="SourceCode"/>
@@ -40727,18 +40823,18 @@
                       <wp:inline>
                         <wp:extent cx="2971800" cy="2377440"/>
                         <wp:effectExtent b="0" l="0" r="0" t="0"/>
-                        <wp:docPr descr="" title="" id="139" name="Picture"/>
+                        <wp:docPr descr="" title="" id="143" name="Picture"/>
                         <a:graphic>
                           <a:graphicData uri="http://schemas.openxmlformats.org/drawingml/2006/picture">
                             <pic:pic>
                               <pic:nvPicPr>
-                                <pic:cNvPr descr="calculus-integration_files/figure-docx/exp-pdf-cdf-pdf-code-1.png" id="140" name="Picture"/>
+                                <pic:cNvPr descr="calculus-integration_files/figure-docx/exp-pdf-cdf-pdf-code-1.png" id="144" name="Picture"/>
                                 <pic:cNvPicPr>
                                   <a:picLocks noChangeArrowheads="1" noChangeAspect="1"/>
                                 </pic:cNvPicPr>
                               </pic:nvPicPr>
                               <pic:blipFill>
-                                <a:blip r:embed="rId138"/>
+                                <a:blip r:embed="rId142"/>
                                 <a:stretch>
                                   <a:fillRect/>
                                 </a:stretch>
@@ -40834,7 +40930,7 @@
                     <w:t xml:space="preserve">.</w:t>
                   </w:r>
                 </w:p>
-                <w:bookmarkEnd w:id="141"/>
+                <w:bookmarkEnd w:id="145"/>
               </w:tc>
             </w:tr>
           </w:tbl>
@@ -40884,7 +40980,7 @@
             <w:tr>
               <w:tc>
                 <w:tcPr/>
-                <w:bookmarkStart w:id="145" w:name="fig-exp-pdf-cdf-cdf"/>
+                <w:bookmarkStart w:id="149" w:name="fig-exp-pdf-cdf-cdf"/>
                 <w:p>
                   <w:pPr>
                     <w:pStyle w:val="SourceCode"/>
@@ -41730,18 +41826,18 @@
                       <wp:inline>
                         <wp:extent cx="2971800" cy="2377440"/>
                         <wp:effectExtent b="0" l="0" r="0" t="0"/>
-                        <wp:docPr descr="" title="" id="143" name="Picture"/>
+                        <wp:docPr descr="" title="" id="147" name="Picture"/>
                         <a:graphic>
                           <a:graphicData uri="http://schemas.openxmlformats.org/drawingml/2006/picture">
                             <pic:pic>
                               <pic:nvPicPr>
-                                <pic:cNvPr descr="calculus-integration_files/figure-docx/exp-pdf-cdf-cdf-code-1.png" id="144" name="Picture"/>
+                                <pic:cNvPr descr="calculus-integration_files/figure-docx/exp-pdf-cdf-cdf-code-1.png" id="148" name="Picture"/>
                                 <pic:cNvPicPr>
                                   <a:picLocks noChangeArrowheads="1" noChangeAspect="1"/>
                                 </pic:cNvPicPr>
                               </pic:nvPicPr>
                               <pic:blipFill>
-                                <a:blip r:embed="rId142"/>
+                                <a:blip r:embed="rId146"/>
                                 <a:stretch>
                                   <a:fillRect/>
                                 </a:stretch>
@@ -41837,7 +41933,7 @@
                     <w:t xml:space="preserve">.</w:t>
                   </w:r>
                 </w:p>
-                <w:bookmarkEnd w:id="145"/>
+                <w:bookmarkEnd w:id="149"/>
               </w:tc>
             </w:tr>
           </w:tbl>
@@ -42107,9 +42203,9 @@
         <w:t xml:space="preserve">computed via FTC Part 2.</w:t>
       </w:r>
     </w:p>
-    <w:bookmarkEnd w:id="146"/>
-    <w:bookmarkEnd w:id="147"/>
-    <w:bookmarkStart w:id="148" w:name="exr-miller-int-rayleigh-normal-kernel"/>
+    <w:bookmarkEnd w:id="150"/>
+    <w:bookmarkEnd w:id="151"/>
+    <w:bookmarkStart w:id="152" w:name="exr-miller-int-rayleigh-normal-kernel"/>
     <w:p>
       <w:pPr>
         <w:pStyle w:val="BodyText"/>
@@ -42244,8 +42340,8 @@
         </m:oMath>
       </m:oMathPara>
     </w:p>
-    <w:bookmarkEnd w:id="148"/>
-    <w:bookmarkStart w:id="149" w:name="sol-miller-int-rayleigh-normal-kernel"/>
+    <w:bookmarkEnd w:id="152"/>
+    <w:bookmarkStart w:id="153" w:name="sol-miller-int-rayleigh-normal-kernel"/>
     <w:p>
       <w:pPr>
         <w:pStyle w:val="FirstParagraph"/>
@@ -42838,8 +42934,8 @@
         <w:t xml:space="preserve">Integrals of this structure arise directly in calculating moments and normalization constants for Gaussian and Rayleigh probability distributions.</w:t>
       </w:r>
     </w:p>
-    <w:bookmarkEnd w:id="149"/>
-    <w:bookmarkStart w:id="150" w:name="exr-miller-int-uniform-convolution"/>
+    <w:bookmarkEnd w:id="153"/>
+    <w:bookmarkStart w:id="154" w:name="exr-miller-int-uniform-convolution"/>
     <w:p>
       <w:pPr>
         <w:pStyle w:val="BodyText"/>
@@ -43275,8 +43371,8 @@
         <w:t xml:space="preserve">.</w:t>
       </w:r>
     </w:p>
-    <w:bookmarkEnd w:id="150"/>
-    <w:bookmarkStart w:id="151" w:name="sol-miller-int-uniform-convolution"/>
+    <w:bookmarkEnd w:id="154"/>
+    <w:bookmarkStart w:id="155" w:name="sol-miller-int-uniform-convolution"/>
     <w:p>
       <w:pPr>
         <w:pStyle w:val="BodyText"/>
@@ -44702,7 +44798,7 @@
         <w:t xml:space="preserve">.</w:t>
       </w:r>
     </w:p>
-    <w:bookmarkEnd w:id="151"/>
+    <w:bookmarkEnd w:id="155"/>
     <w:tbl>
       <w:tblPr>
         <w:tblStyle w:val="Table"/>
@@ -44744,12 +44840,12 @@
                 <wp:inline>
                   <wp:extent cx="152400" cy="152400"/>
                   <wp:effectExtent b="0" l="0" r="0" t="0"/>
-                  <wp:docPr descr="" title="" id="152" name="Picture"/>
+                  <wp:docPr descr="" title="" id="156" name="Picture"/>
                   <a:graphic>
                     <a:graphicData uri="http://schemas.openxmlformats.org/drawingml/2006/picture">
                       <pic:pic>
                         <pic:nvPicPr>
-                          <pic:cNvPr descr="/opt/quarto/share/formats/docx/tip.png" id="153" name="Picture"/>
+                          <pic:cNvPr descr="/opt/quarto/share/formats/docx/tip.png" id="157" name="Picture"/>
                           <pic:cNvPicPr>
                             <a:picLocks noChangeArrowheads="1" noChangeAspect="1"/>
                           </pic:cNvPicPr>
@@ -44835,7 +44931,7 @@
                 <w:numId w:val="1017"/>
               </w:numPr>
             </w:pPr>
-            <w:hyperlink r:id="rId154">
+            <w:hyperlink r:id="rId158">
               <w:r>
                 <w:rPr>
                   <w:rStyle w:val="Hyperlink"/>
@@ -44852,7 +44948,7 @@
                 <w:numId w:val="1017"/>
               </w:numPr>
             </w:pPr>
-            <w:hyperlink r:id="rId155">
+            <w:hyperlink r:id="rId159">
               <w:r>
                 <w:rPr>
                   <w:rStyle w:val="Hyperlink"/>
@@ -44865,8 +44961,8 @@
         </w:tc>
       </w:tr>
     </w:tbl>
-    <w:bookmarkStart w:id="165" w:name="refs"/>
-    <w:bookmarkStart w:id="157" w:name="ref-calclifesaver"/>
+    <w:bookmarkStart w:id="169" w:name="refs"/>
+    <w:bookmarkStart w:id="161" w:name="ref-calclifesaver"/>
     <w:p>
       <w:pPr>
         <w:pStyle w:val="Bibliography"/>
@@ -44890,7 +44986,7 @@
       <w:r>
         <w:t xml:space="preserve"> </w:t>
       </w:r>
-      <w:hyperlink r:id="rId156">
+      <w:hyperlink r:id="rId160">
         <w:r>
           <w:rPr>
             <w:rStyle w:val="Hyperlink"/>
@@ -44902,8 +44998,8 @@
         <w:t xml:space="preserve">.</w:t>
       </w:r>
     </w:p>
-    <w:bookmarkEnd w:id="157"/>
-    <w:bookmarkStart w:id="159" w:name="ref-kleinbaum2012survival"/>
+    <w:bookmarkEnd w:id="161"/>
+    <w:bookmarkStart w:id="163" w:name="ref-kleinbaum2012survival"/>
     <w:p>
       <w:pPr>
         <w:pStyle w:val="Bibliography"/>
@@ -44927,7 +45023,7 @@
       <w:r>
         <w:t xml:space="preserve"> </w:t>
       </w:r>
-      <w:hyperlink r:id="rId158">
+      <w:hyperlink r:id="rId162">
         <w:r>
           <w:rPr>
             <w:rStyle w:val="Hyperlink"/>
@@ -44939,8 +45035,8 @@
         <w:t xml:space="preserve">.</w:t>
       </w:r>
     </w:p>
-    <w:bookmarkEnd w:id="159"/>
-    <w:bookmarkStart w:id="161" w:name="ref-larsonCalc11e"/>
+    <w:bookmarkEnd w:id="163"/>
+    <w:bookmarkStart w:id="165" w:name="ref-larsonCalc11e"/>
     <w:p>
       <w:pPr>
         <w:pStyle w:val="Bibliography"/>
@@ -44964,7 +45060,7 @@
       <w:r>
         <w:t xml:space="preserve"> </w:t>
       </w:r>
-      <w:hyperlink r:id="rId160">
+      <w:hyperlink r:id="rId164">
         <w:r>
           <w:rPr>
             <w:rStyle w:val="Hyperlink"/>
@@ -44976,8 +45072,8 @@
         <w:t xml:space="preserve">.</w:t>
       </w:r>
     </w:p>
-    <w:bookmarkEnd w:id="161"/>
-    <w:bookmarkStart w:id="163" w:name="ref-problifesavercalc"/>
+    <w:bookmarkEnd w:id="165"/>
+    <w:bookmarkStart w:id="167" w:name="ref-problifesavercalc"/>
     <w:p>
       <w:pPr>
         <w:pStyle w:val="Bibliography"/>
@@ -45001,7 +45097,7 @@
       <w:r>
         <w:t xml:space="preserve"> </w:t>
       </w:r>
-      <w:hyperlink r:id="rId162">
+      <w:hyperlink r:id="rId166">
         <w:r>
           <w:rPr>
             <w:rStyle w:val="Hyperlink"/>
@@ -45013,8 +45109,8 @@
         <w:t xml:space="preserve">.</w:t>
       </w:r>
     </w:p>
-    <w:bookmarkEnd w:id="163"/>
-    <w:bookmarkStart w:id="164" w:name="ref-rudin1976principles"/>
+    <w:bookmarkEnd w:id="167"/>
+    <w:bookmarkStart w:id="168" w:name="ref-rudin1976principles"/>
     <w:p>
       <w:pPr>
         <w:pStyle w:val="Bibliography"/>
@@ -45036,10 +45132,10 @@
         <w:t xml:space="preserve">. 3rd ed. International Series in Pure and Applied Mathematics. McGraw-Hill.</w:t>
       </w:r>
     </w:p>
-    <w:bookmarkEnd w:id="164"/>
-    <w:bookmarkEnd w:id="165"/>
-    <w:bookmarkEnd w:id="166"/>
-    <w:bookmarkEnd w:id="167"/>
+    <w:bookmarkEnd w:id="168"/>
+    <w:bookmarkEnd w:id="169"/>
+    <w:bookmarkEnd w:id="170"/>
+    <w:bookmarkEnd w:id="171"/>
     <w:sectPr>
       <w:footnotePr>
         <w:numRestart w:val="eachSect"/>

--- a/calculus-integration.docx
+++ b/calculus-integration.docx
@@ -15,7 +15,7 @@
         <w:pStyle w:val="Date"/>
       </w:pPr>
       <w:r>
-        <w:t xml:space="preserve">Last modified: 2026-10-14 23:45:57 (PDT)</w:t>
+        <w:t xml:space="preserve">Last modified: 2026-10-15 00:49:40 (PDT)</w:t>
       </w:r>
     </w:p>
     <w:bookmarkStart w:id="171" w:name="sec-integration"/>

--- a/calculus-integration.docx
+++ b/calculus-integration.docx
@@ -15,7 +15,7 @@
         <w:pStyle w:val="Date"/>
       </w:pPr>
       <w:r>
-        <w:t xml:space="preserve">Last modified: 2026-10-15 00:49:40 (PDT)</w:t>
+        <w:t xml:space="preserve">Last modified: 2026-10-15 02:44:48 (PDT)</w:t>
       </w:r>
     </w:p>
     <w:bookmarkStart w:id="171" w:name="sec-integration"/>

--- a/calculus-integration.docx
+++ b/calculus-integration.docx
@@ -15,7 +15,7 @@
         <w:pStyle w:val="Date"/>
       </w:pPr>
       <w:r>
-        <w:t xml:space="preserve">Last modified: 2026-10-15 02:44:48 (PDT)</w:t>
+        <w:t xml:space="preserve">Last modified: 2026-10-15 03:52:50 (PDT)</w:t>
       </w:r>
     </w:p>
     <w:bookmarkStart w:id="171" w:name="sec-integration"/>

--- a/calculus-integration.docx
+++ b/calculus-integration.docx
@@ -15,7 +15,7 @@
         <w:pStyle w:val="Date"/>
       </w:pPr>
       <w:r>
-        <w:t xml:space="preserve">Last modified: 2026-10-15 03:52:50 (PDT)</w:t>
+        <w:t xml:space="preserve">Last modified: 2026-10-15 04:45:51 (PDT)</w:t>
       </w:r>
     </w:p>
     <w:bookmarkStart w:id="171" w:name="sec-integration"/>

--- a/calculus-integration.docx
+++ b/calculus-integration.docx
@@ -15,7 +15,7 @@
         <w:pStyle w:val="Date"/>
       </w:pPr>
       <w:r>
-        <w:t xml:space="preserve">Last modified: 2026-10-15 04:45:51 (PDT)</w:t>
+        <w:t xml:space="preserve">Last modified: 2026-10-15 06:48:48 (PDT)</w:t>
       </w:r>
     </w:p>
     <w:bookmarkStart w:id="171" w:name="sec-integration"/>

--- a/calculus-integration.docx
+++ b/calculus-integration.docx
@@ -15,7 +15,7 @@
         <w:pStyle w:val="Date"/>
       </w:pPr>
       <w:r>
-        <w:t xml:space="preserve">Last modified: 2026-10-15 06:48:48 (PDT)</w:t>
+        <w:t xml:space="preserve">Last modified: 2026-10-15 07:39:11 (PDT)</w:t>
       </w:r>
     </w:p>
     <w:bookmarkStart w:id="171" w:name="sec-integration"/>

--- a/calculus-integration.docx
+++ b/calculus-integration.docx
@@ -15,7 +15,7 @@
         <w:pStyle w:val="Date"/>
       </w:pPr>
       <w:r>
-        <w:t xml:space="preserve">Last modified: 2026-10-15 07:39:11 (PDT)</w:t>
+        <w:t xml:space="preserve">Last modified: 2026-10-15 08:28:32 (PDT)</w:t>
       </w:r>
     </w:p>
     <w:bookmarkStart w:id="171" w:name="sec-integration"/>

--- a/calculus-integration.docx
+++ b/calculus-integration.docx
@@ -15,7 +15,7 @@
         <w:pStyle w:val="Date"/>
       </w:pPr>
       <w:r>
-        <w:t xml:space="preserve">Last modified: 2026-10-15 08:28:32 (PDT)</w:t>
+        <w:t xml:space="preserve">Last modified: 2026-10-15 09:23:43 (PDT)</w:t>
       </w:r>
     </w:p>
     <w:bookmarkStart w:id="171" w:name="sec-integration"/>

--- a/calculus-integration.docx
+++ b/calculus-integration.docx
@@ -15,7 +15,7 @@
         <w:pStyle w:val="Date"/>
       </w:pPr>
       <w:r>
-        <w:t xml:space="preserve">Last modified: 2026-10-15 09:23:43 (PDT)</w:t>
+        <w:t xml:space="preserve">Last modified: 2026-10-15 10:07:44 (PDT)</w:t>
       </w:r>
     </w:p>
     <w:bookmarkStart w:id="171" w:name="sec-integration"/>
@@ -4567,7 +4567,7 @@
           <w:rPr>
             <w:rStyle w:val="Hyperlink"/>
           </w:rPr>
-          <w:t xml:space="preserve">Definition 4 in Derivatives and Taylor Series</w:t>
+          <w:t xml:space="preserve">Definition 6 in Derivatives and Taylor Series</w:t>
         </w:r>
       </w:hyperlink>
       <w:r>
@@ -4610,7 +4610,7 @@
           <w:rPr>
             <w:rStyle w:val="Hyperlink"/>
           </w:rPr>
-          <w:t xml:space="preserve">Definition 6 in Derivatives and Taylor Series</w:t>
+          <w:t xml:space="preserve">Definition 12 in Derivatives and Taylor Series</w:t>
         </w:r>
       </w:hyperlink>
       <w:r>
@@ -6625,7 +6625,7 @@
           <w:rPr>
             <w:rStyle w:val="Hyperlink"/>
           </w:rPr>
-          <w:t xml:space="preserve">Definition 2 in Derivatives and Taylor Series</w:t>
+          <w:t xml:space="preserve">Definition 4 in Derivatives and Taylor Series</w:t>
         </w:r>
       </w:hyperlink>
       <w:r>

--- a/calculus-integration.docx
+++ b/calculus-integration.docx
@@ -15,7 +15,7 @@
         <w:pStyle w:val="Date"/>
       </w:pPr>
       <w:r>
-        <w:t xml:space="preserve">Last modified: 2026-10-15 10:07:44 (PDT)</w:t>
+        <w:t xml:space="preserve">Last modified: 2026-10-15 12:42:30 (PDT)</w:t>
       </w:r>
     </w:p>
     <w:bookmarkStart w:id="171" w:name="sec-integration"/>

--- a/calculus-integration.docx
+++ b/calculus-integration.docx
@@ -15,7 +15,7 @@
         <w:pStyle w:val="Date"/>
       </w:pPr>
       <w:r>
-        <w:t xml:space="preserve">Last modified: 2026-10-15 12:42:30 (PDT)</w:t>
+        <w:t xml:space="preserve">Last modified: 2026-10-15 13:39:21 (PDT)</w:t>
       </w:r>
     </w:p>
     <w:bookmarkStart w:id="171" w:name="sec-integration"/>

--- a/calculus-integration.docx
+++ b/calculus-integration.docx
@@ -15,7 +15,7 @@
         <w:pStyle w:val="Date"/>
       </w:pPr>
       <w:r>
-        <w:t xml:space="preserve">Last modified: 2026-10-15 13:39:21 (PDT)</w:t>
+        <w:t xml:space="preserve">Last modified: 2026-10-15 14:23:59 (PDT)</w:t>
       </w:r>
     </w:p>
     <w:bookmarkStart w:id="171" w:name="sec-integration"/>

--- a/calculus-integration.docx
+++ b/calculus-integration.docx
@@ -15,10 +15,10 @@
         <w:pStyle w:val="Date"/>
       </w:pPr>
       <w:r>
-        <w:t xml:space="preserve">Last modified: 2026-10-15 14:23:59 (PDT)</w:t>
+        <w:t xml:space="preserve">Last modified: 2026-10-15 15:19:18 (PDT)</w:t>
       </w:r>
     </w:p>
-    <w:bookmarkStart w:id="171" w:name="sec-integration"/>
+    <w:bookmarkStart w:id="175" w:name="sec-integration"/>
     <w:p>
       <w:pPr>
         <w:pStyle w:val="Heading2"/>
@@ -4499,7 +4499,7 @@
       </w:tr>
     </w:tbl>
     <w:bookmarkEnd w:id="32"/>
-    <w:bookmarkStart w:id="94" w:name="regularity-conditions"/>
+    <w:bookmarkStart w:id="96" w:name="regularity-conditions"/>
     <w:p>
       <w:pPr>
         <w:pStyle w:val="Heading3"/>
@@ -5397,7 +5397,44 @@
         <w:pStyle w:val="FirstParagraph"/>
       </w:pPr>
       <w:r>
-        <w:t xml:space="preserve">If any of the three conditions fails,</w:t>
+        <w:t xml:space="preserve">(Larson and Edwards 2018, sec. 1.4, p. 73)</w:t>
+      </w:r>
+    </w:p>
+    <w:bookmarkEnd w:id="39"/>
+    <w:bookmarkStart w:id="40" w:name="def-discontinuous"/>
+    <w:p>
+      <w:pPr>
+        <w:pStyle w:val="BodyText"/>
+      </w:pPr>
+      <w:r>
+        <w:rPr>
+          <w:b/>
+          <w:bCs/>
+        </w:rPr>
+        <w:t xml:space="preserve">Definition 5 (Discontinuous function)</w:t>
+      </w:r>
+      <w:r>
+        <w:t xml:space="preserve"> </w:t>
+      </w:r>
+      <w:r>
+        <w:t xml:space="preserve">If any of the three conditions of</w:t>
+      </w:r>
+      <w:r>
+        <w:t xml:space="preserve"> </w:t>
+      </w:r>
+      <w:hyperlink w:anchor="def-continuous">
+        <w:r>
+          <w:rPr>
+            <w:rStyle w:val="Hyperlink"/>
+          </w:rPr>
+          <w:t xml:space="preserve">Definition 4</w:t>
+        </w:r>
+      </w:hyperlink>
+      <w:r>
+        <w:t xml:space="preserve"> </w:t>
+      </w:r>
+      <w:r>
+        <w:t xml:space="preserve">fails,</w:t>
       </w:r>
       <w:r>
         <w:t xml:space="preserve"> </w:t>
@@ -5449,8 +5486,8 @@
         <w:t xml:space="preserve">(Larson and Edwards 2018, sec. 1.4, p. 73)</w:t>
       </w:r>
     </w:p>
-    <w:bookmarkEnd w:id="39"/>
-    <w:bookmarkStart w:id="40" w:name="exm-continuous"/>
+    <w:bookmarkEnd w:id="40"/>
+    <w:bookmarkStart w:id="41" w:name="exm-continuous"/>
     <w:p>
       <w:pPr>
         <w:pStyle w:val="BodyText"/>
@@ -6557,8 +6594,8 @@
         <w:t xml:space="preserve">.</w:t>
       </w:r>
     </w:p>
-    <w:bookmarkEnd w:id="40"/>
-    <w:bookmarkStart w:id="42" w:name="def-jump-discontinuity"/>
+    <w:bookmarkEnd w:id="41"/>
+    <w:bookmarkStart w:id="43" w:name="def-jump-discontinuity"/>
     <w:p>
       <w:pPr>
         <w:pStyle w:val="FirstParagraph"/>
@@ -6568,7 +6605,7 @@
           <w:b/>
           <w:bCs/>
         </w:rPr>
-        <w:t xml:space="preserve">Definition 5 (Jump discontinuity)</w:t>
+        <w:t xml:space="preserve">Definition 6 (Jump discontinuity)</w:t>
       </w:r>
       <w:r>
         <w:t xml:space="preserve"> </w:t>
@@ -6620,7 +6657,7 @@
       <w:r>
         <w:t xml:space="preserve">if both one-sided limits (</w:t>
       </w:r>
-      <w:hyperlink r:id="rId41">
+      <w:hyperlink r:id="rId42">
         <w:r>
           <w:rPr>
             <w:rStyle w:val="Hyperlink"/>
@@ -6860,20 +6897,20 @@
       <w:r>
         <w:t xml:space="preserve">(</w:t>
       </w:r>
-      <w:hyperlink w:anchor="def-continuous">
+      <w:hyperlink w:anchor="def-discontinuous">
         <w:r>
           <w:rPr>
             <w:rStyle w:val="Hyperlink"/>
           </w:rPr>
-          <w:t xml:space="preserve">Definition 4</w:t>
+          <w:t xml:space="preserve">Definition 5</w:t>
         </w:r>
       </w:hyperlink>
       <w:r>
         <w:t xml:space="preserve">).</w:t>
       </w:r>
     </w:p>
-    <w:bookmarkEnd w:id="42"/>
-    <w:bookmarkStart w:id="44" w:name="exm-jump-discontinuity"/>
+    <w:bookmarkEnd w:id="43"/>
+    <w:bookmarkStart w:id="45" w:name="exm-jump-discontinuity"/>
     <w:p>
       <w:pPr>
         <w:pStyle w:val="BodyText"/>
@@ -6920,7 +6957,7 @@
       <w:r>
         <w:t xml:space="preserve"> </w:t>
       </w:r>
-      <w:hyperlink r:id="rId43">
+      <w:hyperlink r:id="rId44">
         <w:r>
           <w:rPr>
             <w:rStyle w:val="Hyperlink"/>
@@ -7420,8 +7457,8 @@
         <w:t xml:space="preserve">.</w:t>
       </w:r>
     </w:p>
-    <w:bookmarkEnd w:id="44"/>
-    <w:bookmarkStart w:id="45" w:name="def-continuous-on"/>
+    <w:bookmarkEnd w:id="45"/>
+    <w:bookmarkStart w:id="46" w:name="def-continuous-on"/>
     <w:p>
       <w:pPr>
         <w:pStyle w:val="FirstParagraph"/>
@@ -7431,7 +7468,7 @@
           <w:b/>
           <w:bCs/>
         </w:rPr>
-        <w:t xml:space="preserve">Definition 6 (Continuous on a closed interval)</w:t>
+        <w:t xml:space="preserve">Definition 7 (Continuous on a closed interval)</w:t>
       </w:r>
       <w:r>
         <w:t xml:space="preserve"> </w:t>
@@ -7760,8 +7797,8 @@
         <w:t xml:space="preserve">(Larson and Edwards 2018, sec. 1.4, p. 73)</w:t>
       </w:r>
     </w:p>
-    <w:bookmarkEnd w:id="45"/>
-    <w:bookmarkStart w:id="47" w:name="exm-continuous-on-sqrt"/>
+    <w:bookmarkEnd w:id="46"/>
+    <w:bookmarkStart w:id="48" w:name="exm-continuous-on-sqrt"/>
     <w:p>
       <w:pPr>
         <w:pStyle w:val="BodyText"/>
@@ -7872,7 +7909,7 @@
       <w:r>
         <w:t xml:space="preserve"> </w:t>
       </w:r>
-      <w:hyperlink r:id="rId46">
+      <w:hyperlink r:id="rId47">
         <w:r>
           <w:rPr>
             <w:rStyle w:val="Hyperlink"/>
@@ -7991,7 +8028,7 @@
           <w:rPr>
             <w:rStyle w:val="Hyperlink"/>
           </w:rPr>
-          <w:t xml:space="preserve">Definition 6</w:t>
+          <w:t xml:space="preserve">Definition 7</w:t>
         </w:r>
       </w:hyperlink>
       <w:r>
@@ -8353,15 +8390,15 @@
           <w:rPr>
             <w:rStyle w:val="Hyperlink"/>
           </w:rPr>
-          <w:t xml:space="preserve">Definition 6</w:t>
+          <w:t xml:space="preserve">Definition 7</w:t>
         </w:r>
       </w:hyperlink>
       <w:r>
         <w:t xml:space="preserve">).</w:t>
       </w:r>
     </w:p>
-    <w:bookmarkEnd w:id="47"/>
-    <w:bookmarkStart w:id="48" w:name="exm-not-continuous-on"/>
+    <w:bookmarkEnd w:id="48"/>
+    <w:bookmarkStart w:id="49" w:name="exm-not-continuous-on"/>
     <w:p>
       <w:pPr>
         <w:pStyle w:val="BodyText"/>
@@ -8538,7 +8575,7 @@
           <w:rPr>
             <w:rStyle w:val="Hyperlink"/>
           </w:rPr>
-          <w:t xml:space="preserve">Definition 6</w:t>
+          <w:t xml:space="preserve">Definition 7</w:t>
         </w:r>
       </w:hyperlink>
       <w:r>
@@ -8739,8 +8776,8 @@
         <w:t xml:space="preserve">.</w:t>
       </w:r>
     </w:p>
-    <w:bookmarkEnd w:id="48"/>
-    <w:bookmarkStart w:id="49" w:name="def-partition"/>
+    <w:bookmarkEnd w:id="49"/>
+    <w:bookmarkStart w:id="50" w:name="def-partition"/>
     <w:p>
       <w:pPr>
         <w:pStyle w:val="BodyText"/>
@@ -8750,7 +8787,7 @@
           <w:b/>
           <w:bCs/>
         </w:rPr>
-        <w:t xml:space="preserve">Definition 7 (Partition of an interval)</w:t>
+        <w:t xml:space="preserve">Definition 8 (Partition of an interval)</w:t>
       </w:r>
       <w:r>
         <w:t xml:space="preserve"> </w:t>
@@ -9159,8 +9196,8 @@
         <w:t xml:space="preserve">(Larson and Edwards 2018, sec. 4.3)</w:t>
       </w:r>
     </w:p>
-    <w:bookmarkEnd w:id="49"/>
-    <w:bookmarkStart w:id="50" w:name="exm-partition"/>
+    <w:bookmarkEnd w:id="50"/>
+    <w:bookmarkStart w:id="51" w:name="exm-partition"/>
     <w:p>
       <w:pPr>
         <w:pStyle w:val="BodyText"/>
@@ -9429,8 +9466,8 @@
         <w:t xml:space="preserve">.</w:t>
       </w:r>
     </w:p>
-    <w:bookmarkEnd w:id="50"/>
-    <w:bookmarkStart w:id="51" w:name="exm-not-partition"/>
+    <w:bookmarkEnd w:id="51"/>
+    <w:bookmarkStart w:id="52" w:name="exm-not-partition"/>
     <w:p>
       <w:pPr>
         <w:pStyle w:val="BodyText"/>
@@ -9648,8 +9685,8 @@
         <w:t xml:space="preserve">.</w:t>
       </w:r>
     </w:p>
-    <w:bookmarkEnd w:id="51"/>
-    <w:bookmarkStart w:id="52" w:name="def-mesh"/>
+    <w:bookmarkEnd w:id="52"/>
+    <w:bookmarkStart w:id="53" w:name="def-mesh"/>
     <w:p>
       <w:pPr>
         <w:pStyle w:val="FirstParagraph"/>
@@ -9659,7 +9696,7 @@
           <w:b/>
           <w:bCs/>
         </w:rPr>
-        <w:t xml:space="preserve">Definition 8 (Mesh of a partition)</w:t>
+        <w:t xml:space="preserve">Definition 9 (Mesh of a partition)</w:t>
       </w:r>
       <w:r>
         <w:t xml:space="preserve"> </w:t>
@@ -9706,7 +9743,7 @@
           <w:rPr>
             <w:rStyle w:val="Hyperlink"/>
           </w:rPr>
-          <w:t xml:space="preserve">Definition 7</w:t>
+          <w:t xml:space="preserve">Definition 8</w:t>
         </w:r>
       </w:hyperlink>
       <w:r>
@@ -9897,8 +9934,8 @@
         <w:t xml:space="preserve">(Larson and Edwards 2018, sec. 4.3)</w:t>
       </w:r>
     </w:p>
-    <w:bookmarkEnd w:id="52"/>
-    <w:bookmarkStart w:id="53" w:name="exm-mesh"/>
+    <w:bookmarkEnd w:id="53"/>
+    <w:bookmarkStart w:id="54" w:name="exm-mesh"/>
     <w:p>
       <w:pPr>
         <w:pStyle w:val="BodyText"/>
@@ -10163,8 +10200,8 @@
         <w:t xml:space="preserve">.</w:t>
       </w:r>
     </w:p>
-    <w:bookmarkEnd w:id="53"/>
-    <w:bookmarkStart w:id="54" w:name="def-riemann-sum"/>
+    <w:bookmarkEnd w:id="54"/>
+    <w:bookmarkStart w:id="55" w:name="def-sample-point"/>
     <w:p>
       <w:pPr>
         <w:pStyle w:val="BodyText"/>
@@ -10174,65 +10211,13 @@
           <w:b/>
           <w:bCs/>
         </w:rPr>
-        <w:t xml:space="preserve">Definition 9 (Riemann sum)</w:t>
-      </w:r>
-      <w:r>
-        <w:t xml:space="preserve"> </w:t>
-      </w:r>
-      <w:r>
-        <w:t xml:space="preserve">Let</w:t>
-      </w:r>
-      <w:r>
-        <w:t xml:space="preserve"> </w:t>
-      </w:r>
-      <m:oMath>
-        <m:r>
-          <m:t>f</m:t>
-        </m:r>
-      </m:oMath>
-      <w:r>
-        <w:t xml:space="preserve"> </w:t>
-      </w:r>
-      <w:r>
-        <w:t xml:space="preserve">be a function on</w:t>
-      </w:r>
-      <w:r>
-        <w:t xml:space="preserve"> </w:t>
-      </w:r>
-      <m:oMath>
-        <m:r>
-          <m:rPr>
-            <m:sty m:val="p"/>
-          </m:rPr>
-          <m:t>[</m:t>
-        </m:r>
-        <m:r>
-          <m:t>a</m:t>
-        </m:r>
-        <m:r>
-          <m:rPr>
-            <m:sty m:val="p"/>
-          </m:rPr>
-          <m:t>,</m:t>
-        </m:r>
-        <m:r>
-          <m:t>b</m:t>
-        </m:r>
-        <m:r>
-          <m:rPr>
-            <m:sty m:val="p"/>
-          </m:rPr>
-          <m:t>]</m:t>
-        </m:r>
-      </m:oMath>
-      <w:r>
-        <w:t xml:space="preserve">,</w:t>
-      </w:r>
-      <w:r>
-        <w:t xml:space="preserve"> </w:t>
-      </w:r>
-      <w:r>
-        <w:t xml:space="preserve">let</w:t>
+        <w:t xml:space="preserve">Definition 10 (Sample point)</w:t>
+      </w:r>
+      <w:r>
+        <w:t xml:space="preserve"> </w:t>
+      </w:r>
+      <w:r>
+        <w:t xml:space="preserve">For a partition</w:t>
       </w:r>
       <w:r>
         <w:t xml:space="preserve"> </w:t>
@@ -10249,131 +10234,6 @@
       <w:r>
         <w:t xml:space="preserve"> </w:t>
       </w:r>
-      <w:r>
-        <w:t xml:space="preserve">be a partition</w:t>
-      </w:r>
-    </w:p>
-    <w:p>
-      <w:pPr>
-        <w:pStyle w:val="BodyText"/>
-      </w:pPr>
-      <m:oMathPara>
-        <m:oMathParaPr>
-          <m:jc m:val="center"/>
-        </m:oMathParaPr>
-        <m:oMath>
-          <m:eqArr>
-            <m:e>
-              <m:r>
-                <m:t>a</m:t>
-              </m:r>
-              <m:r>
-                <m:t>&amp;</m:t>
-              </m:r>
-              <m:r>
-                <m:rPr>
-                  <m:sty m:val="p"/>
-                </m:rPr>
-                <m:t>=</m:t>
-              </m:r>
-              <m:sSub>
-                <m:e>
-                  <m:r>
-                    <m:t>x</m:t>
-                  </m:r>
-                </m:e>
-                <m:sub>
-                  <m:r>
-                    <m:t>0</m:t>
-                  </m:r>
-                </m:sub>
-              </m:sSub>
-            </m:e>
-            <m:e>
-              <m:r>
-                <m:t>&amp;</m:t>
-              </m:r>
-              <m:r>
-                <m:rPr>
-                  <m:sty m:val="p"/>
-                </m:rPr>
-                <m:t>&lt;</m:t>
-              </m:r>
-              <m:sSub>
-                <m:e>
-                  <m:r>
-                    <m:t>x</m:t>
-                  </m:r>
-                </m:e>
-                <m:sub>
-                  <m:r>
-                    <m:t>1</m:t>
-                  </m:r>
-                </m:sub>
-              </m:sSub>
-            </m:e>
-            <m:e>
-              <m:r>
-                <m:t>&amp;</m:t>
-              </m:r>
-              <m:r>
-                <m:rPr>
-                  <m:sty m:val="p"/>
-                </m:rPr>
-                <m:t>&lt;</m:t>
-              </m:r>
-              <m:r>
-                <m:rPr>
-                  <m:sty m:val="p"/>
-                </m:rPr>
-                <m:t>⋯</m:t>
-              </m:r>
-            </m:e>
-            <m:e>
-              <m:r>
-                <m:t>&amp;</m:t>
-              </m:r>
-              <m:r>
-                <m:rPr>
-                  <m:sty m:val="p"/>
-                </m:rPr>
-                <m:t>&lt;</m:t>
-              </m:r>
-              <m:sSub>
-                <m:e>
-                  <m:r>
-                    <m:t>x</m:t>
-                  </m:r>
-                </m:e>
-                <m:sub>
-                  <m:r>
-                    <m:t>n</m:t>
-                  </m:r>
-                </m:sub>
-              </m:sSub>
-            </m:e>
-            <m:e>
-              <m:r>
-                <m:t>&amp;</m:t>
-              </m:r>
-              <m:r>
-                <m:rPr>
-                  <m:sty m:val="p"/>
-                </m:rPr>
-                <m:t>=</m:t>
-              </m:r>
-              <m:r>
-                <m:t>b</m:t>
-              </m:r>
-            </m:e>
-          </m:eqArr>
-        </m:oMath>
-      </m:oMathPara>
-    </w:p>
-    <w:p>
-      <w:pPr>
-        <w:pStyle w:val="FirstParagraph"/>
-      </w:pPr>
       <w:r>
         <w:t xml:space="preserve">of</w:t>
       </w:r>
@@ -10417,7 +10277,7 @@
           <w:rPr>
             <w:rStyle w:val="Hyperlink"/>
           </w:rPr>
-          <w:t xml:space="preserve">Definition 7</w:t>
+          <w:t xml:space="preserve">Definition 8</w:t>
         </w:r>
       </w:hyperlink>
       <w:r>
@@ -10427,7 +10287,7 @@
         <w:t xml:space="preserve"> </w:t>
       </w:r>
       <w:r>
-        <w:t xml:space="preserve">and choose a</w:t>
+        <w:t xml:space="preserve">choose a</w:t>
       </w:r>
       <w:r>
         <w:t xml:space="preserve"> </w:t>
@@ -10529,27 +10389,33 @@
       <w:r>
         <w:t xml:space="preserve">.</w:t>
       </w:r>
-      <w:r>
-        <w:t xml:space="preserve"> </w:t>
-      </w:r>
-      <w:r>
-        <w:t xml:space="preserve">The</w:t>
-      </w:r>
-      <w:r>
-        <w:t xml:space="preserve"> </w:t>
-      </w:r>
+    </w:p>
+    <w:p>
+      <w:pPr>
+        <w:pStyle w:val="BodyText"/>
+      </w:pPr>
+      <w:r>
+        <w:t xml:space="preserve">(Larson and Edwards 2018, sec. 4.3)</w:t>
+      </w:r>
+    </w:p>
+    <w:bookmarkEnd w:id="55"/>
+    <w:bookmarkStart w:id="56" w:name="def-riemann-sum"/>
+    <w:p>
+      <w:pPr>
+        <w:pStyle w:val="BodyText"/>
+      </w:pPr>
       <w:r>
         <w:rPr>
           <w:b/>
           <w:bCs/>
         </w:rPr>
-        <w:t xml:space="preserve">Riemann sum</w:t>
-      </w:r>
-      <w:r>
-        <w:t xml:space="preserve"> </w:t>
-      </w:r>
-      <w:r>
-        <w:t xml:space="preserve">of</w:t>
+        <w:t xml:space="preserve">Definition 11 (Riemann sum)</w:t>
+      </w:r>
+      <w:r>
+        <w:t xml:space="preserve"> </w:t>
+      </w:r>
+      <w:r>
+        <w:t xml:space="preserve">Let</w:t>
       </w:r>
       <w:r>
         <w:t xml:space="preserve"> </w:t>
@@ -10563,7 +10429,45 @@
         <w:t xml:space="preserve"> </w:t>
       </w:r>
       <w:r>
-        <w:t xml:space="preserve">for</w:t>
+        <w:t xml:space="preserve">be a function on</w:t>
+      </w:r>
+      <w:r>
+        <w:t xml:space="preserve"> </w:t>
+      </w:r>
+      <m:oMath>
+        <m:r>
+          <m:rPr>
+            <m:sty m:val="p"/>
+          </m:rPr>
+          <m:t>[</m:t>
+        </m:r>
+        <m:r>
+          <m:t>a</m:t>
+        </m:r>
+        <m:r>
+          <m:rPr>
+            <m:sty m:val="p"/>
+          </m:rPr>
+          <m:t>,</m:t>
+        </m:r>
+        <m:r>
+          <m:t>b</m:t>
+        </m:r>
+        <m:r>
+          <m:rPr>
+            <m:sty m:val="p"/>
+          </m:rPr>
+          <m:t>]</m:t>
+        </m:r>
+      </m:oMath>
+      <w:r>
+        <w:t xml:space="preserve">,</w:t>
+      </w:r>
+      <w:r>
+        <w:t xml:space="preserve"> </w:t>
+      </w:r>
+      <w:r>
+        <w:t xml:space="preserve">let</w:t>
       </w:r>
       <w:r>
         <w:t xml:space="preserve"> </w:t>
@@ -10581,7 +10485,7 @@
         <w:t xml:space="preserve"> </w:t>
       </w:r>
       <w:r>
-        <w:t xml:space="preserve">and these sample points is</w:t>
+        <w:t xml:space="preserve">be a partition</w:t>
       </w:r>
     </w:p>
     <w:p>
@@ -10593,16 +10497,13 @@
           <m:jc m:val="center"/>
         </m:oMathParaPr>
         <m:oMath>
-          <m:nary>
-            <m:naryPr>
-              <m:chr m:val="∑"/>
-              <m:limLoc m:val="undOvr"/>
-              <m:subHide m:val="off"/>
-              <m:supHide m:val="off"/>
-            </m:naryPr>
-            <m:sub>
-              <m:r>
-                <m:t>i</m:t>
+          <m:eqArr>
+            <m:e>
+              <m:r>
+                <m:t>a</m:t>
+              </m:r>
+              <m:r>
+                <m:t>&amp;</m:t>
               </m:r>
               <m:r>
                 <m:rPr>
@@ -10610,80 +10511,97 @@
                 </m:rPr>
                 <m:t>=</m:t>
               </m:r>
-              <m:r>
-                <m:t>1</m:t>
-              </m:r>
-            </m:sub>
-            <m:sup>
-              <m:r>
-                <m:t>n</m:t>
-              </m:r>
-            </m:sup>
+              <m:sSub>
+                <m:e>
+                  <m:r>
+                    <m:t>x</m:t>
+                  </m:r>
+                </m:e>
+                <m:sub>
+                  <m:r>
+                    <m:t>0</m:t>
+                  </m:r>
+                </m:sub>
+              </m:sSub>
+            </m:e>
             <m:e>
               <m:r>
-                <m:t>f</m:t>
-              </m:r>
+                <m:t>&amp;</m:t>
+              </m:r>
+              <m:r>
+                <m:rPr>
+                  <m:sty m:val="p"/>
+                </m:rPr>
+                <m:t>&lt;</m:t>
+              </m:r>
+              <m:sSub>
+                <m:e>
+                  <m:r>
+                    <m:t>x</m:t>
+                  </m:r>
+                </m:e>
+                <m:sub>
+                  <m:r>
+                    <m:t>1</m:t>
+                  </m:r>
+                </m:sub>
+              </m:sSub>
             </m:e>
-          </m:nary>
-          <m:r>
-            <m:rPr>
-              <m:sty m:val="p"/>
-            </m:rPr>
-            <m:t>(</m:t>
-          </m:r>
-          <m:sSubSup>
             <m:e>
               <m:r>
-                <m:t>x</m:t>
+                <m:t>&amp;</m:t>
+              </m:r>
+              <m:r>
+                <m:rPr>
+                  <m:sty m:val="p"/>
+                </m:rPr>
+                <m:t>&lt;</m:t>
+              </m:r>
+              <m:r>
+                <m:rPr>
+                  <m:sty m:val="p"/>
+                </m:rPr>
+                <m:t>⋯</m:t>
               </m:r>
             </m:e>
-            <m:sub>
-              <m:r>
-                <m:t>i</m:t>
-              </m:r>
-            </m:sub>
-            <m:sup>
-              <m:r>
-                <m:rPr>
-                  <m:sty m:val="p"/>
-                </m:rPr>
-                <m:t>*</m:t>
-              </m:r>
-            </m:sup>
-          </m:sSubSup>
-          <m:r>
-            <m:rPr>
-              <m:sty m:val="p"/>
-            </m:rPr>
-            <m:t>)</m:t>
-          </m:r>
-          <m:r>
-            <m:t> </m:t>
-          </m:r>
-          <m:r>
-            <m:rPr>
-              <m:sty m:val="p"/>
-            </m:rPr>
-            <m:t>Δ</m:t>
-          </m:r>
-          <m:sSub>
             <m:e>
               <m:r>
-                <m:t>x</m:t>
-              </m:r>
+                <m:t>&amp;</m:t>
+              </m:r>
+              <m:r>
+                <m:rPr>
+                  <m:sty m:val="p"/>
+                </m:rPr>
+                <m:t>&lt;</m:t>
+              </m:r>
+              <m:sSub>
+                <m:e>
+                  <m:r>
+                    <m:t>x</m:t>
+                  </m:r>
+                </m:e>
+                <m:sub>
+                  <m:r>
+                    <m:t>n</m:t>
+                  </m:r>
+                </m:sub>
+              </m:sSub>
             </m:e>
-            <m:sub>
-              <m:r>
-                <m:t>i</m:t>
-              </m:r>
-            </m:sub>
-          </m:sSub>
-          <m:r>
-            <m:rPr>
-              <m:sty m:val="p"/>
-            </m:rPr>
-            <m:t>,</m:t>
-          </m:r>
+            <m:e>
+              <m:r>
+                <m:t>&amp;</m:t>
+              </m:r>
+              <m:r>
+                <m:rPr>
+                  <m:sty m:val="p"/>
+                </m:rPr>
+                <m:t>=</m:t>
+              </m:r>
+              <m:r>
+                <m:t>b</m:t>
+              </m:r>
+            </m:e>
+          </m:eqArr>
         </m:oMath>
       </m:oMathPara>
     </w:p>
@@ -10692,19 +10610,65 @@
         <w:pStyle w:val="FirstParagraph"/>
       </w:pPr>
       <w:r>
-        <w:t xml:space="preserve">where</w:t>
-      </w:r>
-      <w:r>
-        <w:t xml:space="preserve"> </w:t>
-      </w:r>
-      <m:oMath>
-        <m:r>
-          <m:rPr>
-            <m:sty m:val="p"/>
-          </m:rPr>
-          <m:t>Δ</m:t>
-        </m:r>
-        <m:sSub>
+        <w:t xml:space="preserve">of</w:t>
+      </w:r>
+      <w:r>
+        <w:t xml:space="preserve"> </w:t>
+      </w:r>
+      <m:oMath>
+        <m:r>
+          <m:rPr>
+            <m:sty m:val="p"/>
+          </m:rPr>
+          <m:t>[</m:t>
+        </m:r>
+        <m:r>
+          <m:t>a</m:t>
+        </m:r>
+        <m:r>
+          <m:rPr>
+            <m:sty m:val="p"/>
+          </m:rPr>
+          <m:t>,</m:t>
+        </m:r>
+        <m:r>
+          <m:t>b</m:t>
+        </m:r>
+        <m:r>
+          <m:rPr>
+            <m:sty m:val="p"/>
+          </m:rPr>
+          <m:t>]</m:t>
+        </m:r>
+      </m:oMath>
+      <w:r>
+        <w:t xml:space="preserve"> </w:t>
+      </w:r>
+      <w:r>
+        <w:t xml:space="preserve">(</w:t>
+      </w:r>
+      <w:hyperlink w:anchor="def-partition">
+        <w:r>
+          <w:rPr>
+            <w:rStyle w:val="Hyperlink"/>
+          </w:rPr>
+          <w:t xml:space="preserve">Definition 8</w:t>
+        </w:r>
+      </w:hyperlink>
+      <w:r>
+        <w:t xml:space="preserve">),</w:t>
+      </w:r>
+      <w:r>
+        <w:t xml:space="preserve"> </w:t>
+      </w:r>
+      <w:r>
+        <w:t xml:space="preserve">and choose a sample point</w:t>
+      </w:r>
+      <w:r>
+        <w:t xml:space="preserve"> </w:t>
+      </w:r>
+      <m:oMath>
+        <m:sSubSup>
           <m:e>
             <m:r>
               <m:t>x</m:t>
@@ -10715,30 +10679,42 @@
               <m:t>i</m:t>
             </m:r>
           </m:sub>
-        </m:sSub>
-        <m:r>
-          <m:rPr>
-            <m:sty m:val="p"/>
-          </m:rPr>
-          <m:t>=</m:t>
-        </m:r>
-        <m:sSub>
-          <m:e>
+          <m:sup>
             <m:r>
-              <m:t>x</m:t>
+              <m:rPr>
+                <m:sty m:val="p"/>
+              </m:rPr>
+              <m:t>*</m:t>
             </m:r>
-          </m:e>
-          <m:sub>
-            <m:r>
-              <m:t>i</m:t>
-            </m:r>
-          </m:sub>
-        </m:sSub>
-        <m:r>
-          <m:rPr>
-            <m:sty m:val="p"/>
-          </m:rPr>
-          <m:t>−</m:t>
+          </m:sup>
+        </m:sSubSup>
+      </m:oMath>
+      <w:r>
+        <w:t xml:space="preserve"> </w:t>
+      </w:r>
+      <w:r>
+        <w:t xml:space="preserve">(</w:t>
+      </w:r>
+      <w:hyperlink w:anchor="def-sample-point">
+        <w:r>
+          <w:rPr>
+            <w:rStyle w:val="Hyperlink"/>
+          </w:rPr>
+          <w:t xml:space="preserve">Definition 10</w:t>
+        </w:r>
+      </w:hyperlink>
+      <w:r>
+        <w:t xml:space="preserve">) in each subinterval</w:t>
+      </w:r>
+      <w:r>
+        <w:t xml:space="preserve"> </w:t>
+      </w:r>
+      <m:oMath>
+        <m:r>
+          <m:rPr>
+            <m:sty m:val="p"/>
+          </m:rPr>
+          <m:t>[</m:t>
         </m:r>
         <m:sSub>
           <m:e>
@@ -10761,227 +10737,11 @@
             </m:r>
           </m:sub>
         </m:sSub>
-      </m:oMath>
-      <w:r>
-        <w:t xml:space="preserve">.</w:t>
-      </w:r>
-    </w:p>
-    <w:p>
-      <w:pPr>
-        <w:pStyle w:val="BodyText"/>
-      </w:pPr>
-      <w:r>
-        <w:t xml:space="preserve">(Larson and Edwards 2018, sec. 4.3)</w:t>
-      </w:r>
-    </w:p>
-    <w:bookmarkEnd w:id="54"/>
-    <w:bookmarkStart w:id="55" w:name="exm-riemann-sum"/>
-    <w:p>
-      <w:pPr>
-        <w:pStyle w:val="BodyText"/>
-      </w:pPr>
-      <w:r>
-        <w:rPr>
-          <w:b/>
-          <w:bCs/>
-        </w:rPr>
-        <w:t xml:space="preserve">Example 11 (A Riemann sum for</w:t>
-      </w:r>
-      <w:r>
-        <w:rPr>
-          <w:b/>
-          <w:bCs/>
-        </w:rPr>
-        <w:t xml:space="preserve"> </w:t>
-      </w:r>
-      <m:oMath>
-        <m:sSup>
-          <m:e>
-            <m:r>
-              <m:t>x</m:t>
-            </m:r>
-          </m:e>
-          <m:sup>
-            <m:r>
-              <m:t>2</m:t>
-            </m:r>
-          </m:sup>
-        </m:sSup>
-      </m:oMath>
-      <w:r>
-        <w:rPr>
-          <w:b/>
-          <w:bCs/>
-        </w:rPr>
-        <w:t xml:space="preserve"> </w:t>
-      </w:r>
-      <w:r>
-        <w:rPr>
-          <w:b/>
-          <w:bCs/>
-        </w:rPr>
-        <w:t xml:space="preserve">on</w:t>
-      </w:r>
-      <w:r>
-        <w:rPr>
-          <w:b/>
-          <w:bCs/>
-        </w:rPr>
-        <w:t xml:space="preserve"> </w:t>
-      </w:r>
-      <m:oMath>
-        <m:r>
-          <m:rPr>
-            <m:sty m:val="p"/>
-          </m:rPr>
-          <m:t>[</m:t>
-        </m:r>
-        <m:r>
-          <m:t>0</m:t>
-        </m:r>
         <m:r>
           <m:rPr>
             <m:sty m:val="p"/>
           </m:rPr>
           <m:t>,</m:t>
-        </m:r>
-        <m:r>
-          <m:t>1</m:t>
-        </m:r>
-        <m:r>
-          <m:rPr>
-            <m:sty m:val="p"/>
-          </m:rPr>
-          <m:t>]</m:t>
-        </m:r>
-      </m:oMath>
-      <w:r>
-        <w:rPr>
-          <w:b/>
-          <w:bCs/>
-        </w:rPr>
-        <w:t xml:space="preserve">)</w:t>
-      </w:r>
-      <w:r>
-        <w:t xml:space="preserve"> </w:t>
-      </w:r>
-      <w:r>
-        <w:t xml:space="preserve">Let</w:t>
-      </w:r>
-      <w:r>
-        <w:t xml:space="preserve"> </w:t>
-      </w:r>
-      <m:oMath>
-        <m:r>
-          <m:t>f</m:t>
-        </m:r>
-        <m:r>
-          <m:rPr>
-            <m:sty m:val="p"/>
-          </m:rPr>
-          <m:t>(</m:t>
-        </m:r>
-        <m:r>
-          <m:t>x</m:t>
-        </m:r>
-        <m:r>
-          <m:rPr>
-            <m:sty m:val="p"/>
-          </m:rPr>
-          <m:t>)</m:t>
-        </m:r>
-        <m:r>
-          <m:rPr>
-            <m:sty m:val="p"/>
-          </m:rPr>
-          <m:t>=</m:t>
-        </m:r>
-        <m:sSup>
-          <m:e>
-            <m:r>
-              <m:t>x</m:t>
-            </m:r>
-          </m:e>
-          <m:sup>
-            <m:r>
-              <m:t>2</m:t>
-            </m:r>
-          </m:sup>
-        </m:sSup>
-      </m:oMath>
-      <w:r>
-        <w:t xml:space="preserve">, take the partition</w:t>
-      </w:r>
-      <w:r>
-        <w:t xml:space="preserve"> </w:t>
-      </w:r>
-      <m:oMath>
-        <m:r>
-          <m:t>0</m:t>
-        </m:r>
-        <m:r>
-          <m:rPr>
-            <m:sty m:val="p"/>
-          </m:rPr>
-          <m:t>&lt;</m:t>
-        </m:r>
-        <m:r>
-          <m:t>0.25</m:t>
-        </m:r>
-        <m:r>
-          <m:rPr>
-            <m:sty m:val="p"/>
-          </m:rPr>
-          <m:t>&lt;</m:t>
-        </m:r>
-        <m:r>
-          <m:t>0.5</m:t>
-        </m:r>
-        <m:r>
-          <m:rPr>
-            <m:sty m:val="p"/>
-          </m:rPr>
-          <m:t>&lt;</m:t>
-        </m:r>
-        <m:r>
-          <m:t>1</m:t>
-        </m:r>
-      </m:oMath>
-      <w:r>
-        <w:t xml:space="preserve"> </w:t>
-      </w:r>
-      <w:r>
-        <w:t xml:space="preserve">of</w:t>
-      </w:r>
-      <w:r>
-        <w:t xml:space="preserve"> </w:t>
-      </w:r>
-      <w:hyperlink w:anchor="exm-partition">
-        <w:r>
-          <w:rPr>
-            <w:rStyle w:val="Hyperlink"/>
-          </w:rPr>
-          <w:t xml:space="preserve">Example 8</w:t>
-        </w:r>
-      </w:hyperlink>
-      <w:r>
-        <w:t xml:space="preserve">,</w:t>
-      </w:r>
-      <w:r>
-        <w:t xml:space="preserve"> </w:t>
-      </w:r>
-      <w:r>
-        <w:t xml:space="preserve">with widths</w:t>
-      </w:r>
-      <w:r>
-        <w:t xml:space="preserve"> </w:t>
-      </w:r>
-      <m:oMath>
-        <m:r>
-          <m:rPr>
-            <m:sty m:val="p"/>
-          </m:rPr>
-          <m:t>Δ</m:t>
         </m:r>
         <m:sSub>
           <m:e>
@@ -10991,7 +10751,7 @@
           </m:e>
           <m:sub>
             <m:r>
-              <m:t>1</m:t>
+              <m:t>i</m:t>
             </m:r>
           </m:sub>
         </m:sSub>
@@ -10999,197 +10759,7 @@
           <m:rPr>
             <m:sty m:val="p"/>
           </m:rPr>
-          <m:t>=</m:t>
-        </m:r>
-        <m:r>
-          <m:t>0.25</m:t>
-        </m:r>
-      </m:oMath>
-      <w:r>
-        <w:t xml:space="preserve">,</w:t>
-      </w:r>
-      <w:r>
-        <w:t xml:space="preserve"> </w:t>
-      </w:r>
-      <m:oMath>
-        <m:r>
-          <m:rPr>
-            <m:sty m:val="p"/>
-          </m:rPr>
-          <m:t>Δ</m:t>
-        </m:r>
-        <m:sSub>
-          <m:e>
-            <m:r>
-              <m:t>x</m:t>
-            </m:r>
-          </m:e>
-          <m:sub>
-            <m:r>
-              <m:t>2</m:t>
-            </m:r>
-          </m:sub>
-        </m:sSub>
-        <m:r>
-          <m:rPr>
-            <m:sty m:val="p"/>
-          </m:rPr>
-          <m:t>=</m:t>
-        </m:r>
-        <m:r>
-          <m:t>0.25</m:t>
-        </m:r>
-      </m:oMath>
-      <w:r>
-        <w:t xml:space="preserve">, and</w:t>
-      </w:r>
-      <w:r>
-        <w:t xml:space="preserve"> </w:t>
-      </w:r>
-      <m:oMath>
-        <m:r>
-          <m:rPr>
-            <m:sty m:val="p"/>
-          </m:rPr>
-          <m:t>Δ</m:t>
-        </m:r>
-        <m:sSub>
-          <m:e>
-            <m:r>
-              <m:t>x</m:t>
-            </m:r>
-          </m:e>
-          <m:sub>
-            <m:r>
-              <m:t>3</m:t>
-            </m:r>
-          </m:sub>
-        </m:sSub>
-        <m:r>
-          <m:rPr>
-            <m:sty m:val="p"/>
-          </m:rPr>
-          <m:t>=</m:t>
-        </m:r>
-        <m:r>
-          <m:t>0.5</m:t>
-        </m:r>
-      </m:oMath>
-      <w:r>
-        <w:t xml:space="preserve">,</w:t>
-      </w:r>
-      <w:r>
-        <w:t xml:space="preserve"> </w:t>
-      </w:r>
-      <w:r>
-        <w:t xml:space="preserve">and take each sample point at the right end of its subinterval:</w:t>
-      </w:r>
-      <w:r>
-        <w:t xml:space="preserve"> </w:t>
-      </w:r>
-      <m:oMath>
-        <m:sSubSup>
-          <m:e>
-            <m:r>
-              <m:t>x</m:t>
-            </m:r>
-          </m:e>
-          <m:sub>
-            <m:r>
-              <m:t>1</m:t>
-            </m:r>
-          </m:sub>
-          <m:sup>
-            <m:r>
-              <m:rPr>
-                <m:sty m:val="p"/>
-              </m:rPr>
-              <m:t>*</m:t>
-            </m:r>
-          </m:sup>
-        </m:sSubSup>
-        <m:r>
-          <m:rPr>
-            <m:sty m:val="p"/>
-          </m:rPr>
-          <m:t>=</m:t>
-        </m:r>
-        <m:r>
-          <m:t>0.25</m:t>
-        </m:r>
-      </m:oMath>
-      <w:r>
-        <w:t xml:space="preserve">,</w:t>
-      </w:r>
-      <w:r>
-        <w:t xml:space="preserve"> </w:t>
-      </w:r>
-      <m:oMath>
-        <m:sSubSup>
-          <m:e>
-            <m:r>
-              <m:t>x</m:t>
-            </m:r>
-          </m:e>
-          <m:sub>
-            <m:r>
-              <m:t>2</m:t>
-            </m:r>
-          </m:sub>
-          <m:sup>
-            <m:r>
-              <m:rPr>
-                <m:sty m:val="p"/>
-              </m:rPr>
-              <m:t>*</m:t>
-            </m:r>
-          </m:sup>
-        </m:sSubSup>
-        <m:r>
-          <m:rPr>
-            <m:sty m:val="p"/>
-          </m:rPr>
-          <m:t>=</m:t>
-        </m:r>
-        <m:r>
-          <m:t>0.5</m:t>
-        </m:r>
-      </m:oMath>
-      <w:r>
-        <w:t xml:space="preserve">, and</w:t>
-      </w:r>
-      <w:r>
-        <w:t xml:space="preserve"> </w:t>
-      </w:r>
-      <m:oMath>
-        <m:sSubSup>
-          <m:e>
-            <m:r>
-              <m:t>x</m:t>
-            </m:r>
-          </m:e>
-          <m:sub>
-            <m:r>
-              <m:t>3</m:t>
-            </m:r>
-          </m:sub>
-          <m:sup>
-            <m:r>
-              <m:rPr>
-                <m:sty m:val="p"/>
-              </m:rPr>
-              <m:t>*</m:t>
-            </m:r>
-          </m:sup>
-        </m:sSubSup>
-        <m:r>
-          <m:rPr>
-            <m:sty m:val="p"/>
-          </m:rPr>
-          <m:t>=</m:t>
-        </m:r>
-        <m:r>
-          <m:t>1</m:t>
+          <m:t>]</m:t>
         </m:r>
       </m:oMath>
       <w:r>
@@ -11199,7 +10769,55 @@
         <w:t xml:space="preserve"> </w:t>
       </w:r>
       <w:r>
-        <w:t xml:space="preserve">Then</w:t>
+        <w:t xml:space="preserve">The</w:t>
+      </w:r>
+      <w:r>
+        <w:t xml:space="preserve"> </w:t>
+      </w:r>
+      <w:r>
+        <w:rPr>
+          <w:b/>
+          <w:bCs/>
+        </w:rPr>
+        <w:t xml:space="preserve">Riemann sum</w:t>
+      </w:r>
+      <w:r>
+        <w:t xml:space="preserve"> </w:t>
+      </w:r>
+      <w:r>
+        <w:t xml:space="preserve">of</w:t>
+      </w:r>
+      <w:r>
+        <w:t xml:space="preserve"> </w:t>
+      </w:r>
+      <m:oMath>
+        <m:r>
+          <m:t>f</m:t>
+        </m:r>
+      </m:oMath>
+      <w:r>
+        <w:t xml:space="preserve"> </w:t>
+      </w:r>
+      <w:r>
+        <w:t xml:space="preserve">for</w:t>
+      </w:r>
+      <w:r>
+        <w:t xml:space="preserve"> </w:t>
+      </w:r>
+      <m:oMath>
+        <m:r>
+          <m:rPr>
+            <m:scr m:val="script"/>
+            <m:sty m:val="p"/>
+          </m:rPr>
+          <m:t>P</m:t>
+        </m:r>
+      </m:oMath>
+      <w:r>
+        <w:t xml:space="preserve"> </w:t>
+      </w:r>
+      <w:r>
+        <w:t xml:space="preserve">and these sample points is</w:t>
       </w:r>
     </w:p>
     <w:p>
@@ -11211,563 +10829,118 @@
           <m:jc m:val="center"/>
         </m:oMathParaPr>
         <m:oMath>
-          <m:eqArr>
+          <m:nary>
+            <m:naryPr>
+              <m:chr m:val="∑"/>
+              <m:limLoc m:val="undOvr"/>
+              <m:subHide m:val="off"/>
+              <m:supHide m:val="off"/>
+            </m:naryPr>
+            <m:sub>
+              <m:r>
+                <m:t>i</m:t>
+              </m:r>
+              <m:r>
+                <m:rPr>
+                  <m:sty m:val="p"/>
+                </m:rPr>
+                <m:t>=</m:t>
+              </m:r>
+              <m:r>
+                <m:t>1</m:t>
+              </m:r>
+            </m:sub>
+            <m:sup>
+              <m:r>
+                <m:t>n</m:t>
+              </m:r>
+            </m:sup>
             <m:e>
-              <m:nary>
-                <m:naryPr>
-                  <m:chr m:val="∑"/>
-                  <m:limLoc m:val="undOvr"/>
-                  <m:subHide m:val="off"/>
-                  <m:supHide m:val="off"/>
-                </m:naryPr>
-                <m:sub>
-                  <m:r>
-                    <m:t>i</m:t>
-                  </m:r>
-                  <m:r>
-                    <m:rPr>
-                      <m:sty m:val="p"/>
-                    </m:rPr>
-                    <m:t>=</m:t>
-                  </m:r>
-                  <m:r>
-                    <m:t>1</m:t>
-                  </m:r>
-                </m:sub>
-                <m:sup>
-                  <m:r>
-                    <m:t>3</m:t>
-                  </m:r>
-                </m:sup>
-                <m:e>
-                  <m:r>
-                    <m:t>f</m:t>
-                  </m:r>
-                </m:e>
-              </m:nary>
-              <m:r>
-                <m:rPr>
-                  <m:sty m:val="p"/>
-                </m:rPr>
-                <m:t>(</m:t>
-              </m:r>
-              <m:sSubSup>
-                <m:e>
-                  <m:r>
-                    <m:t>x</m:t>
-                  </m:r>
-                </m:e>
-                <m:sub>
-                  <m:r>
-                    <m:t>i</m:t>
-                  </m:r>
-                </m:sub>
-                <m:sup>
-                  <m:r>
-                    <m:rPr>
-                      <m:sty m:val="p"/>
-                    </m:rPr>
-                    <m:t>*</m:t>
-                  </m:r>
-                </m:sup>
-              </m:sSubSup>
-              <m:r>
-                <m:rPr>
-                  <m:sty m:val="p"/>
-                </m:rPr>
-                <m:t>)</m:t>
-              </m:r>
-              <m:r>
-                <m:t> </m:t>
-              </m:r>
-              <m:r>
-                <m:rPr>
-                  <m:sty m:val="p"/>
-                </m:rPr>
-                <m:t>Δ</m:t>
-              </m:r>
-              <m:sSub>
-                <m:e>
-                  <m:r>
-                    <m:t>x</m:t>
-                  </m:r>
-                </m:e>
-                <m:sub>
-                  <m:r>
-                    <m:t>i</m:t>
-                  </m:r>
-                </m:sub>
-              </m:sSub>
-              <m:r>
-                <m:t>&amp;</m:t>
-              </m:r>
-              <m:r>
-                <m:rPr>
-                  <m:sty m:val="p"/>
-                </m:rPr>
-                <m:t>=</m:t>
-              </m:r>
               <m:r>
                 <m:t>f</m:t>
               </m:r>
-              <m:r>
-                <m:rPr>
-                  <m:sty m:val="p"/>
-                </m:rPr>
-                <m:t>(</m:t>
-              </m:r>
-              <m:r>
-                <m:t>0.25</m:t>
-              </m:r>
-              <m:r>
-                <m:rPr>
-                  <m:sty m:val="p"/>
-                </m:rPr>
-                <m:t>)</m:t>
-              </m:r>
-              <m:r>
-                <m:rPr>
-                  <m:sty m:val="p"/>
-                </m:rPr>
-                <m:t>⋅</m:t>
-              </m:r>
-              <m:r>
-                <m:t>0.25</m:t>
-              </m:r>
-              <m:r>
-                <m:rPr>
-                  <m:sty m:val="p"/>
-                </m:rPr>
-                <m:t>+</m:t>
-              </m:r>
-              <m:r>
-                <m:t>f</m:t>
-              </m:r>
-              <m:r>
-                <m:rPr>
-                  <m:sty m:val="p"/>
-                </m:rPr>
-                <m:t>(</m:t>
-              </m:r>
-              <m:r>
-                <m:t>0.5</m:t>
-              </m:r>
-              <m:r>
-                <m:rPr>
-                  <m:sty m:val="p"/>
-                </m:rPr>
-                <m:t>)</m:t>
-              </m:r>
-              <m:r>
-                <m:rPr>
-                  <m:sty m:val="p"/>
-                </m:rPr>
-                <m:t>⋅</m:t>
-              </m:r>
-              <m:r>
-                <m:t>0.25</m:t>
-              </m:r>
-              <m:r>
-                <m:rPr>
-                  <m:sty m:val="p"/>
-                </m:rPr>
-                <m:t>+</m:t>
-              </m:r>
-              <m:r>
-                <m:t>f</m:t>
-              </m:r>
-              <m:r>
-                <m:rPr>
-                  <m:sty m:val="p"/>
-                </m:rPr>
-                <m:t>(</m:t>
-              </m:r>
-              <m:r>
-                <m:t>1</m:t>
-              </m:r>
-              <m:r>
-                <m:rPr>
-                  <m:sty m:val="p"/>
-                </m:rPr>
-                <m:t>)</m:t>
-              </m:r>
-              <m:r>
-                <m:rPr>
-                  <m:sty m:val="p"/>
-                </m:rPr>
-                <m:t>⋅</m:t>
-              </m:r>
-              <m:r>
-                <m:t>0.5</m:t>
-              </m:r>
-              <m:r>
-                <m:t>&amp;</m:t>
-              </m:r>
-              <m:r>
-                <m:t>&amp;</m:t>
-              </m:r>
-              <m:r>
-                <m:rPr>
-                  <m:nor/>
-                  <m:sty m:val="p"/>
-                </m:rPr>
-                <m:t>(write out the three terms)</m:t>
-              </m:r>
             </m:e>
+          </m:nary>
+          <m:r>
+            <m:rPr>
+              <m:sty m:val="p"/>
+            </m:rPr>
+            <m:t>(</m:t>
+          </m:r>
+          <m:sSubSup>
             <m:e>
               <m:r>
-                <m:t>&amp;</m:t>
-              </m:r>
-              <m:r>
-                <m:rPr>
-                  <m:sty m:val="p"/>
-                </m:rPr>
-                <m:t>=</m:t>
-              </m:r>
-              <m:r>
-                <m:t>0.0625</m:t>
-              </m:r>
-              <m:r>
-                <m:rPr>
-                  <m:sty m:val="p"/>
-                </m:rPr>
-                <m:t>⋅</m:t>
-              </m:r>
-              <m:r>
-                <m:t>0.25</m:t>
-              </m:r>
-              <m:r>
-                <m:rPr>
-                  <m:sty m:val="p"/>
-                </m:rPr>
-                <m:t>+</m:t>
-              </m:r>
-              <m:r>
-                <m:t>0.25</m:t>
-              </m:r>
-              <m:r>
-                <m:rPr>
-                  <m:sty m:val="p"/>
-                </m:rPr>
-                <m:t>⋅</m:t>
-              </m:r>
-              <m:r>
-                <m:t>0.25</m:t>
-              </m:r>
-              <m:r>
-                <m:rPr>
-                  <m:sty m:val="p"/>
-                </m:rPr>
-                <m:t>+</m:t>
-              </m:r>
-              <m:r>
-                <m:t>1</m:t>
-              </m:r>
-              <m:r>
-                <m:rPr>
-                  <m:sty m:val="p"/>
-                </m:rPr>
-                <m:t>⋅</m:t>
-              </m:r>
-              <m:r>
-                <m:t>0.5</m:t>
-              </m:r>
-              <m:r>
-                <m:t>&amp;</m:t>
-              </m:r>
-              <m:r>
-                <m:t>&amp;</m:t>
-              </m:r>
-              <m:r>
-                <m:rPr>
-                  <m:nor/>
-                  <m:sty m:val="p"/>
-                </m:rPr>
-                <m:t>(evaluate </m:t>
-              </m:r>
-              <m:r>
-                <m:t>f</m:t>
-              </m:r>
-              <m:r>
-                <m:rPr>
-                  <m:sty m:val="p"/>
-                </m:rPr>
-                <m:t>(</m:t>
-              </m:r>
-              <m:r>
                 <m:t>x</m:t>
               </m:r>
-              <m:r>
-                <m:rPr>
-                  <m:sty m:val="p"/>
-                </m:rPr>
-                <m:t>)</m:t>
-              </m:r>
-              <m:r>
-                <m:rPr>
-                  <m:sty m:val="p"/>
-                </m:rPr>
-                <m:t>=</m:t>
-              </m:r>
-              <m:sSup>
-                <m:e>
-                  <m:r>
-                    <m:t>x</m:t>
-                  </m:r>
-                </m:e>
-                <m:sup>
-                  <m:r>
-                    <m:t>2</m:t>
-                  </m:r>
-                </m:sup>
-              </m:sSup>
-              <m:r>
-                <m:rPr>
-                  <m:nor/>
-                  <m:sty m:val="p"/>
-                </m:rPr>
-                <m:t>)</m:t>
-              </m:r>
             </m:e>
+            <m:sub>
+              <m:r>
+                <m:t>i</m:t>
+              </m:r>
+            </m:sub>
+            <m:sup>
+              <m:r>
+                <m:rPr>
+                  <m:sty m:val="p"/>
+                </m:rPr>
+                <m:t>*</m:t>
+              </m:r>
+            </m:sup>
+          </m:sSubSup>
+          <m:r>
+            <m:rPr>
+              <m:sty m:val="p"/>
+            </m:rPr>
+            <m:t>)</m:t>
+          </m:r>
+          <m:r>
+            <m:t> </m:t>
+          </m:r>
+          <m:r>
+            <m:rPr>
+              <m:sty m:val="p"/>
+            </m:rPr>
+            <m:t>Δ</m:t>
+          </m:r>
+          <m:sSub>
             <m:e>
               <m:r>
-                <m:t>&amp;</m:t>
-              </m:r>
-              <m:r>
-                <m:rPr>
-                  <m:sty m:val="p"/>
-                </m:rPr>
-                <m:t>=</m:t>
-              </m:r>
-              <m:r>
-                <m:t>0.015625</m:t>
-              </m:r>
-              <m:r>
-                <m:rPr>
-                  <m:sty m:val="p"/>
-                </m:rPr>
-                <m:t>+</m:t>
-              </m:r>
-              <m:r>
-                <m:t>0.0625</m:t>
-              </m:r>
-              <m:r>
-                <m:rPr>
-                  <m:sty m:val="p"/>
-                </m:rPr>
-                <m:t>+</m:t>
-              </m:r>
-              <m:r>
-                <m:t>0.5</m:t>
-              </m:r>
-              <m:r>
-                <m:t>&amp;</m:t>
-              </m:r>
-              <m:r>
-                <m:t>&amp;</m:t>
-              </m:r>
-              <m:r>
-                <m:rPr>
-                  <m:nor/>
-                  <m:sty m:val="p"/>
-                </m:rPr>
-                <m:t>(multiply)</m:t>
+                <m:t>x</m:t>
               </m:r>
             </m:e>
-            <m:e>
-              <m:r>
-                <m:t>&amp;</m:t>
-              </m:r>
-              <m:r>
-                <m:rPr>
-                  <m:sty m:val="p"/>
-                </m:rPr>
-                <m:t>=</m:t>
-              </m:r>
-              <m:r>
-                <m:t>0.578125</m:t>
-              </m:r>
-              <m:r>
-                <m:t>&amp;</m:t>
-              </m:r>
-              <m:r>
-                <m:t>&amp;</m:t>
-              </m:r>
-              <m:r>
-                <m:rPr>
-                  <m:nor/>
-                  <m:sty m:val="p"/>
-                </m:rPr>
-                <m:t>(add)</m:t>
-              </m:r>
-            </m:e>
-          </m:eqArr>
+            <m:sub>
+              <m:r>
+                <m:t>i</m:t>
+              </m:r>
+            </m:sub>
+          </m:sSub>
+          <m:r>
+            <m:rPr>
+              <m:sty m:val="p"/>
+            </m:rPr>
+            <m:t>,</m:t>
+          </m:r>
         </m:oMath>
       </m:oMathPara>
     </w:p>
-    <w:bookmarkEnd w:id="55"/>
-    <w:bookmarkStart w:id="57" w:name="def-riemann-integral"/>
     <w:p>
       <w:pPr>
         <w:pStyle w:val="FirstParagraph"/>
       </w:pPr>
       <w:r>
-        <w:rPr>
-          <w:b/>
-          <w:bCs/>
-        </w:rPr>
-        <w:t xml:space="preserve">Definition 10 (Riemann integral (definite integral))</w:t>
-      </w:r>
-      <w:r>
-        <w:t xml:space="preserve"> </w:t>
-      </w:r>
-      <w:r>
-        <w:t xml:space="preserve">Let</w:t>
-      </w:r>
-      <w:r>
-        <w:t xml:space="preserve"> </w:t>
-      </w:r>
-      <m:oMath>
-        <m:r>
-          <m:t>f</m:t>
-        </m:r>
-      </m:oMath>
-      <w:r>
-        <w:t xml:space="preserve"> </w:t>
-      </w:r>
-      <w:r>
-        <w:t xml:space="preserve">be a</w:t>
-      </w:r>
-      <w:r>
-        <w:t xml:space="preserve"> </w:t>
-      </w:r>
-      <w:hyperlink r:id="rId56">
-        <w:r>
-          <w:rPr>
-            <w:rStyle w:val="Hyperlink"/>
-          </w:rPr>
-          <w:t xml:space="preserve">bounded</w:t>
-        </w:r>
-      </w:hyperlink>
-      <w:r>
-        <w:t xml:space="preserve"> </w:t>
-      </w:r>
-      <w:r>
-        <w:t xml:space="preserve">function on</w:t>
-      </w:r>
-      <w:r>
-        <w:t xml:space="preserve"> </w:t>
-      </w:r>
-      <m:oMath>
-        <m:r>
-          <m:rPr>
-            <m:sty m:val="p"/>
-          </m:rPr>
-          <m:t>[</m:t>
-        </m:r>
-        <m:r>
-          <m:t>a</m:t>
-        </m:r>
-        <m:r>
-          <m:rPr>
-            <m:sty m:val="p"/>
-          </m:rPr>
-          <m:t>,</m:t>
-        </m:r>
-        <m:r>
-          <m:t>b</m:t>
-        </m:r>
-        <m:r>
-          <m:rPr>
-            <m:sty m:val="p"/>
-          </m:rPr>
-          <m:t>]</m:t>
-        </m:r>
-      </m:oMath>
-      <w:r>
-        <w:t xml:space="preserve">.</w:t>
-      </w:r>
-      <w:r>
-        <w:t xml:space="preserve"> </w:t>
-      </w:r>
-      <w:r>
-        <w:t xml:space="preserve">For each partition</w:t>
-      </w:r>
-      <w:r>
-        <w:t xml:space="preserve"> </w:t>
-      </w:r>
-      <m:oMath>
-        <m:r>
-          <m:rPr>
-            <m:scr m:val="script"/>
-            <m:sty m:val="p"/>
-          </m:rPr>
-          <m:t>P</m:t>
-        </m:r>
-      </m:oMath>
-      <w:r>
-        <w:t xml:space="preserve"> </w:t>
-      </w:r>
-      <w:r>
-        <w:t xml:space="preserve">of</w:t>
-      </w:r>
-      <w:r>
-        <w:t xml:space="preserve"> </w:t>
-      </w:r>
-      <m:oMath>
-        <m:r>
-          <m:rPr>
-            <m:sty m:val="p"/>
-          </m:rPr>
-          <m:t>[</m:t>
-        </m:r>
-        <m:r>
-          <m:t>a</m:t>
-        </m:r>
-        <m:r>
-          <m:rPr>
-            <m:sty m:val="p"/>
-          </m:rPr>
-          <m:t>,</m:t>
-        </m:r>
-        <m:r>
-          <m:t>b</m:t>
-        </m:r>
-        <m:r>
-          <m:rPr>
-            <m:sty m:val="p"/>
-          </m:rPr>
-          <m:t>]</m:t>
-        </m:r>
-      </m:oMath>
-      <w:r>
-        <w:t xml:space="preserve"> </w:t>
-      </w:r>
-      <w:r>
-        <w:t xml:space="preserve">(</w:t>
-      </w:r>
-      <w:hyperlink w:anchor="def-partition">
-        <w:r>
-          <w:rPr>
-            <w:rStyle w:val="Hyperlink"/>
-          </w:rPr>
-          <w:t xml:space="preserve">Definition 7</w:t>
-        </w:r>
-      </w:hyperlink>
-      <w:r>
-        <w:t xml:space="preserve">),</w:t>
-      </w:r>
-      <w:r>
-        <w:t xml:space="preserve"> </w:t>
-      </w:r>
-      <w:r>
-        <w:t xml:space="preserve">choose a sample point</w:t>
-      </w:r>
-      <w:r>
-        <w:t xml:space="preserve"> </w:t>
-      </w:r>
-      <m:oMath>
-        <m:sSubSup>
+        <w:t xml:space="preserve">where</w:t>
+      </w:r>
+      <w:r>
+        <w:t xml:space="preserve"> </w:t>
+      </w:r>
+      <m:oMath>
+        <m:r>
+          <m:rPr>
+            <m:sty m:val="p"/>
+          </m:rPr>
+          <m:t>Δ</m:t>
+        </m:r>
+        <m:sSub>
           <m:e>
             <m:r>
               <m:t>x</m:t>
@@ -11778,31 +10951,30 @@
               <m:t>i</m:t>
             </m:r>
           </m:sub>
-          <m:sup>
+        </m:sSub>
+        <m:r>
+          <m:rPr>
+            <m:sty m:val="p"/>
+          </m:rPr>
+          <m:t>=</m:t>
+        </m:r>
+        <m:sSub>
+          <m:e>
             <m:r>
-              <m:rPr>
-                <m:sty m:val="p"/>
-              </m:rPr>
-              <m:t>*</m:t>
+              <m:t>x</m:t>
             </m:r>
-          </m:sup>
-        </m:sSubSup>
-      </m:oMath>
-      <w:r>
-        <w:t xml:space="preserve"> </w:t>
-      </w:r>
-      <w:r>
-        <w:t xml:space="preserve">in each subinterval</w:t>
-      </w:r>
-      <w:r>
-        <w:t xml:space="preserve"> </w:t>
-      </w:r>
-      <m:oMath>
-        <m:r>
-          <m:rPr>
-            <m:sty m:val="p"/>
-          </m:rPr>
-          <m:t>[</m:t>
+          </m:e>
+          <m:sub>
+            <m:r>
+              <m:t>i</m:t>
+            </m:r>
+          </m:sub>
+        </m:sSub>
+        <m:r>
+          <m:rPr>
+            <m:sty m:val="p"/>
+          </m:rPr>
+          <m:t>−</m:t>
         </m:r>
         <m:sSub>
           <m:e>
@@ -11825,6 +10997,1070 @@
             </m:r>
           </m:sub>
         </m:sSub>
+      </m:oMath>
+      <w:r>
+        <w:t xml:space="preserve">.</w:t>
+      </w:r>
+    </w:p>
+    <w:p>
+      <w:pPr>
+        <w:pStyle w:val="BodyText"/>
+      </w:pPr>
+      <w:r>
+        <w:t xml:space="preserve">(Larson and Edwards 2018, sec. 4.3)</w:t>
+      </w:r>
+    </w:p>
+    <w:bookmarkEnd w:id="56"/>
+    <w:bookmarkStart w:id="57" w:name="exm-riemann-sum"/>
+    <w:p>
+      <w:pPr>
+        <w:pStyle w:val="BodyText"/>
+      </w:pPr>
+      <w:r>
+        <w:rPr>
+          <w:b/>
+          <w:bCs/>
+        </w:rPr>
+        <w:t xml:space="preserve">Example 11 (A Riemann sum for</w:t>
+      </w:r>
+      <w:r>
+        <w:rPr>
+          <w:b/>
+          <w:bCs/>
+        </w:rPr>
+        <w:t xml:space="preserve"> </w:t>
+      </w:r>
+      <m:oMath>
+        <m:sSup>
+          <m:e>
+            <m:r>
+              <m:t>x</m:t>
+            </m:r>
+          </m:e>
+          <m:sup>
+            <m:r>
+              <m:t>2</m:t>
+            </m:r>
+          </m:sup>
+        </m:sSup>
+      </m:oMath>
+      <w:r>
+        <w:rPr>
+          <w:b/>
+          <w:bCs/>
+        </w:rPr>
+        <w:t xml:space="preserve"> </w:t>
+      </w:r>
+      <w:r>
+        <w:rPr>
+          <w:b/>
+          <w:bCs/>
+        </w:rPr>
+        <w:t xml:space="preserve">on</w:t>
+      </w:r>
+      <w:r>
+        <w:rPr>
+          <w:b/>
+          <w:bCs/>
+        </w:rPr>
+        <w:t xml:space="preserve"> </w:t>
+      </w:r>
+      <m:oMath>
+        <m:r>
+          <m:rPr>
+            <m:sty m:val="p"/>
+          </m:rPr>
+          <m:t>[</m:t>
+        </m:r>
+        <m:r>
+          <m:t>0</m:t>
+        </m:r>
+        <m:r>
+          <m:rPr>
+            <m:sty m:val="p"/>
+          </m:rPr>
+          <m:t>,</m:t>
+        </m:r>
+        <m:r>
+          <m:t>1</m:t>
+        </m:r>
+        <m:r>
+          <m:rPr>
+            <m:sty m:val="p"/>
+          </m:rPr>
+          <m:t>]</m:t>
+        </m:r>
+      </m:oMath>
+      <w:r>
+        <w:rPr>
+          <w:b/>
+          <w:bCs/>
+        </w:rPr>
+        <w:t xml:space="preserve">)</w:t>
+      </w:r>
+      <w:r>
+        <w:t xml:space="preserve"> </w:t>
+      </w:r>
+      <w:r>
+        <w:t xml:space="preserve">Let</w:t>
+      </w:r>
+      <w:r>
+        <w:t xml:space="preserve"> </w:t>
+      </w:r>
+      <m:oMath>
+        <m:r>
+          <m:t>f</m:t>
+        </m:r>
+        <m:r>
+          <m:rPr>
+            <m:sty m:val="p"/>
+          </m:rPr>
+          <m:t>(</m:t>
+        </m:r>
+        <m:r>
+          <m:t>x</m:t>
+        </m:r>
+        <m:r>
+          <m:rPr>
+            <m:sty m:val="p"/>
+          </m:rPr>
+          <m:t>)</m:t>
+        </m:r>
+        <m:r>
+          <m:rPr>
+            <m:sty m:val="p"/>
+          </m:rPr>
+          <m:t>=</m:t>
+        </m:r>
+        <m:sSup>
+          <m:e>
+            <m:r>
+              <m:t>x</m:t>
+            </m:r>
+          </m:e>
+          <m:sup>
+            <m:r>
+              <m:t>2</m:t>
+            </m:r>
+          </m:sup>
+        </m:sSup>
+      </m:oMath>
+      <w:r>
+        <w:t xml:space="preserve">, take the partition</w:t>
+      </w:r>
+      <w:r>
+        <w:t xml:space="preserve"> </w:t>
+      </w:r>
+      <m:oMath>
+        <m:r>
+          <m:t>0</m:t>
+        </m:r>
+        <m:r>
+          <m:rPr>
+            <m:sty m:val="p"/>
+          </m:rPr>
+          <m:t>&lt;</m:t>
+        </m:r>
+        <m:r>
+          <m:t>0.25</m:t>
+        </m:r>
+        <m:r>
+          <m:rPr>
+            <m:sty m:val="p"/>
+          </m:rPr>
+          <m:t>&lt;</m:t>
+        </m:r>
+        <m:r>
+          <m:t>0.5</m:t>
+        </m:r>
+        <m:r>
+          <m:rPr>
+            <m:sty m:val="p"/>
+          </m:rPr>
+          <m:t>&lt;</m:t>
+        </m:r>
+        <m:r>
+          <m:t>1</m:t>
+        </m:r>
+      </m:oMath>
+      <w:r>
+        <w:t xml:space="preserve"> </w:t>
+      </w:r>
+      <w:r>
+        <w:t xml:space="preserve">of</w:t>
+      </w:r>
+      <w:r>
+        <w:t xml:space="preserve"> </w:t>
+      </w:r>
+      <w:hyperlink w:anchor="exm-partition">
+        <w:r>
+          <w:rPr>
+            <w:rStyle w:val="Hyperlink"/>
+          </w:rPr>
+          <w:t xml:space="preserve">Example 8</w:t>
+        </w:r>
+      </w:hyperlink>
+      <w:r>
+        <w:t xml:space="preserve">,</w:t>
+      </w:r>
+      <w:r>
+        <w:t xml:space="preserve"> </w:t>
+      </w:r>
+      <w:r>
+        <w:t xml:space="preserve">with widths</w:t>
+      </w:r>
+      <w:r>
+        <w:t xml:space="preserve"> </w:t>
+      </w:r>
+      <m:oMath>
+        <m:r>
+          <m:rPr>
+            <m:sty m:val="p"/>
+          </m:rPr>
+          <m:t>Δ</m:t>
+        </m:r>
+        <m:sSub>
+          <m:e>
+            <m:r>
+              <m:t>x</m:t>
+            </m:r>
+          </m:e>
+          <m:sub>
+            <m:r>
+              <m:t>1</m:t>
+            </m:r>
+          </m:sub>
+        </m:sSub>
+        <m:r>
+          <m:rPr>
+            <m:sty m:val="p"/>
+          </m:rPr>
+          <m:t>=</m:t>
+        </m:r>
+        <m:r>
+          <m:t>0.25</m:t>
+        </m:r>
+      </m:oMath>
+      <w:r>
+        <w:t xml:space="preserve">,</w:t>
+      </w:r>
+      <w:r>
+        <w:t xml:space="preserve"> </w:t>
+      </w:r>
+      <m:oMath>
+        <m:r>
+          <m:rPr>
+            <m:sty m:val="p"/>
+          </m:rPr>
+          <m:t>Δ</m:t>
+        </m:r>
+        <m:sSub>
+          <m:e>
+            <m:r>
+              <m:t>x</m:t>
+            </m:r>
+          </m:e>
+          <m:sub>
+            <m:r>
+              <m:t>2</m:t>
+            </m:r>
+          </m:sub>
+        </m:sSub>
+        <m:r>
+          <m:rPr>
+            <m:sty m:val="p"/>
+          </m:rPr>
+          <m:t>=</m:t>
+        </m:r>
+        <m:r>
+          <m:t>0.25</m:t>
+        </m:r>
+      </m:oMath>
+      <w:r>
+        <w:t xml:space="preserve">, and</w:t>
+      </w:r>
+      <w:r>
+        <w:t xml:space="preserve"> </w:t>
+      </w:r>
+      <m:oMath>
+        <m:r>
+          <m:rPr>
+            <m:sty m:val="p"/>
+          </m:rPr>
+          <m:t>Δ</m:t>
+        </m:r>
+        <m:sSub>
+          <m:e>
+            <m:r>
+              <m:t>x</m:t>
+            </m:r>
+          </m:e>
+          <m:sub>
+            <m:r>
+              <m:t>3</m:t>
+            </m:r>
+          </m:sub>
+        </m:sSub>
+        <m:r>
+          <m:rPr>
+            <m:sty m:val="p"/>
+          </m:rPr>
+          <m:t>=</m:t>
+        </m:r>
+        <m:r>
+          <m:t>0.5</m:t>
+        </m:r>
+      </m:oMath>
+      <w:r>
+        <w:t xml:space="preserve">,</w:t>
+      </w:r>
+      <w:r>
+        <w:t xml:space="preserve"> </w:t>
+      </w:r>
+      <w:r>
+        <w:t xml:space="preserve">and take each sample point at the right end of its subinterval:</w:t>
+      </w:r>
+      <w:r>
+        <w:t xml:space="preserve"> </w:t>
+      </w:r>
+      <m:oMath>
+        <m:sSubSup>
+          <m:e>
+            <m:r>
+              <m:t>x</m:t>
+            </m:r>
+          </m:e>
+          <m:sub>
+            <m:r>
+              <m:t>1</m:t>
+            </m:r>
+          </m:sub>
+          <m:sup>
+            <m:r>
+              <m:rPr>
+                <m:sty m:val="p"/>
+              </m:rPr>
+              <m:t>*</m:t>
+            </m:r>
+          </m:sup>
+        </m:sSubSup>
+        <m:r>
+          <m:rPr>
+            <m:sty m:val="p"/>
+          </m:rPr>
+          <m:t>=</m:t>
+        </m:r>
+        <m:r>
+          <m:t>0.25</m:t>
+        </m:r>
+      </m:oMath>
+      <w:r>
+        <w:t xml:space="preserve">,</w:t>
+      </w:r>
+      <w:r>
+        <w:t xml:space="preserve"> </w:t>
+      </w:r>
+      <m:oMath>
+        <m:sSubSup>
+          <m:e>
+            <m:r>
+              <m:t>x</m:t>
+            </m:r>
+          </m:e>
+          <m:sub>
+            <m:r>
+              <m:t>2</m:t>
+            </m:r>
+          </m:sub>
+          <m:sup>
+            <m:r>
+              <m:rPr>
+                <m:sty m:val="p"/>
+              </m:rPr>
+              <m:t>*</m:t>
+            </m:r>
+          </m:sup>
+        </m:sSubSup>
+        <m:r>
+          <m:rPr>
+            <m:sty m:val="p"/>
+          </m:rPr>
+          <m:t>=</m:t>
+        </m:r>
+        <m:r>
+          <m:t>0.5</m:t>
+        </m:r>
+      </m:oMath>
+      <w:r>
+        <w:t xml:space="preserve">, and</w:t>
+      </w:r>
+      <w:r>
+        <w:t xml:space="preserve"> </w:t>
+      </w:r>
+      <m:oMath>
+        <m:sSubSup>
+          <m:e>
+            <m:r>
+              <m:t>x</m:t>
+            </m:r>
+          </m:e>
+          <m:sub>
+            <m:r>
+              <m:t>3</m:t>
+            </m:r>
+          </m:sub>
+          <m:sup>
+            <m:r>
+              <m:rPr>
+                <m:sty m:val="p"/>
+              </m:rPr>
+              <m:t>*</m:t>
+            </m:r>
+          </m:sup>
+        </m:sSubSup>
+        <m:r>
+          <m:rPr>
+            <m:sty m:val="p"/>
+          </m:rPr>
+          <m:t>=</m:t>
+        </m:r>
+        <m:r>
+          <m:t>1</m:t>
+        </m:r>
+      </m:oMath>
+      <w:r>
+        <w:t xml:space="preserve">.</w:t>
+      </w:r>
+      <w:r>
+        <w:t xml:space="preserve"> </w:t>
+      </w:r>
+      <w:r>
+        <w:t xml:space="preserve">Then</w:t>
+      </w:r>
+    </w:p>
+    <w:p>
+      <w:pPr>
+        <w:pStyle w:val="BodyText"/>
+      </w:pPr>
+      <m:oMathPara>
+        <m:oMathParaPr>
+          <m:jc m:val="center"/>
+        </m:oMathParaPr>
+        <m:oMath>
+          <m:eqArr>
+            <m:e>
+              <m:nary>
+                <m:naryPr>
+                  <m:chr m:val="∑"/>
+                  <m:limLoc m:val="undOvr"/>
+                  <m:subHide m:val="off"/>
+                  <m:supHide m:val="off"/>
+                </m:naryPr>
+                <m:sub>
+                  <m:r>
+                    <m:t>i</m:t>
+                  </m:r>
+                  <m:r>
+                    <m:rPr>
+                      <m:sty m:val="p"/>
+                    </m:rPr>
+                    <m:t>=</m:t>
+                  </m:r>
+                  <m:r>
+                    <m:t>1</m:t>
+                  </m:r>
+                </m:sub>
+                <m:sup>
+                  <m:r>
+                    <m:t>3</m:t>
+                  </m:r>
+                </m:sup>
+                <m:e>
+                  <m:r>
+                    <m:t>f</m:t>
+                  </m:r>
+                </m:e>
+              </m:nary>
+              <m:r>
+                <m:rPr>
+                  <m:sty m:val="p"/>
+                </m:rPr>
+                <m:t>(</m:t>
+              </m:r>
+              <m:sSubSup>
+                <m:e>
+                  <m:r>
+                    <m:t>x</m:t>
+                  </m:r>
+                </m:e>
+                <m:sub>
+                  <m:r>
+                    <m:t>i</m:t>
+                  </m:r>
+                </m:sub>
+                <m:sup>
+                  <m:r>
+                    <m:rPr>
+                      <m:sty m:val="p"/>
+                    </m:rPr>
+                    <m:t>*</m:t>
+                  </m:r>
+                </m:sup>
+              </m:sSubSup>
+              <m:r>
+                <m:rPr>
+                  <m:sty m:val="p"/>
+                </m:rPr>
+                <m:t>)</m:t>
+              </m:r>
+              <m:r>
+                <m:t> </m:t>
+              </m:r>
+              <m:r>
+                <m:rPr>
+                  <m:sty m:val="p"/>
+                </m:rPr>
+                <m:t>Δ</m:t>
+              </m:r>
+              <m:sSub>
+                <m:e>
+                  <m:r>
+                    <m:t>x</m:t>
+                  </m:r>
+                </m:e>
+                <m:sub>
+                  <m:r>
+                    <m:t>i</m:t>
+                  </m:r>
+                </m:sub>
+              </m:sSub>
+              <m:r>
+                <m:t>&amp;</m:t>
+              </m:r>
+              <m:r>
+                <m:rPr>
+                  <m:sty m:val="p"/>
+                </m:rPr>
+                <m:t>=</m:t>
+              </m:r>
+              <m:r>
+                <m:t>f</m:t>
+              </m:r>
+              <m:r>
+                <m:rPr>
+                  <m:sty m:val="p"/>
+                </m:rPr>
+                <m:t>(</m:t>
+              </m:r>
+              <m:r>
+                <m:t>0.25</m:t>
+              </m:r>
+              <m:r>
+                <m:rPr>
+                  <m:sty m:val="p"/>
+                </m:rPr>
+                <m:t>)</m:t>
+              </m:r>
+              <m:r>
+                <m:rPr>
+                  <m:sty m:val="p"/>
+                </m:rPr>
+                <m:t>⋅</m:t>
+              </m:r>
+              <m:r>
+                <m:t>0.25</m:t>
+              </m:r>
+              <m:r>
+                <m:rPr>
+                  <m:sty m:val="p"/>
+                </m:rPr>
+                <m:t>+</m:t>
+              </m:r>
+              <m:r>
+                <m:t>f</m:t>
+              </m:r>
+              <m:r>
+                <m:rPr>
+                  <m:sty m:val="p"/>
+                </m:rPr>
+                <m:t>(</m:t>
+              </m:r>
+              <m:r>
+                <m:t>0.5</m:t>
+              </m:r>
+              <m:r>
+                <m:rPr>
+                  <m:sty m:val="p"/>
+                </m:rPr>
+                <m:t>)</m:t>
+              </m:r>
+              <m:r>
+                <m:rPr>
+                  <m:sty m:val="p"/>
+                </m:rPr>
+                <m:t>⋅</m:t>
+              </m:r>
+              <m:r>
+                <m:t>0.25</m:t>
+              </m:r>
+              <m:r>
+                <m:rPr>
+                  <m:sty m:val="p"/>
+                </m:rPr>
+                <m:t>+</m:t>
+              </m:r>
+              <m:r>
+                <m:t>f</m:t>
+              </m:r>
+              <m:r>
+                <m:rPr>
+                  <m:sty m:val="p"/>
+                </m:rPr>
+                <m:t>(</m:t>
+              </m:r>
+              <m:r>
+                <m:t>1</m:t>
+              </m:r>
+              <m:r>
+                <m:rPr>
+                  <m:sty m:val="p"/>
+                </m:rPr>
+                <m:t>)</m:t>
+              </m:r>
+              <m:r>
+                <m:rPr>
+                  <m:sty m:val="p"/>
+                </m:rPr>
+                <m:t>⋅</m:t>
+              </m:r>
+              <m:r>
+                <m:t>0.5</m:t>
+              </m:r>
+              <m:r>
+                <m:t>&amp;</m:t>
+              </m:r>
+              <m:r>
+                <m:t>&amp;</m:t>
+              </m:r>
+              <m:r>
+                <m:rPr>
+                  <m:nor/>
+                  <m:sty m:val="p"/>
+                </m:rPr>
+                <m:t>(write out the three terms)</m:t>
+              </m:r>
+            </m:e>
+            <m:e>
+              <m:r>
+                <m:t>&amp;</m:t>
+              </m:r>
+              <m:r>
+                <m:rPr>
+                  <m:sty m:val="p"/>
+                </m:rPr>
+                <m:t>=</m:t>
+              </m:r>
+              <m:r>
+                <m:t>0.0625</m:t>
+              </m:r>
+              <m:r>
+                <m:rPr>
+                  <m:sty m:val="p"/>
+                </m:rPr>
+                <m:t>⋅</m:t>
+              </m:r>
+              <m:r>
+                <m:t>0.25</m:t>
+              </m:r>
+              <m:r>
+                <m:rPr>
+                  <m:sty m:val="p"/>
+                </m:rPr>
+                <m:t>+</m:t>
+              </m:r>
+              <m:r>
+                <m:t>0.25</m:t>
+              </m:r>
+              <m:r>
+                <m:rPr>
+                  <m:sty m:val="p"/>
+                </m:rPr>
+                <m:t>⋅</m:t>
+              </m:r>
+              <m:r>
+                <m:t>0.25</m:t>
+              </m:r>
+              <m:r>
+                <m:rPr>
+                  <m:sty m:val="p"/>
+                </m:rPr>
+                <m:t>+</m:t>
+              </m:r>
+              <m:r>
+                <m:t>1</m:t>
+              </m:r>
+              <m:r>
+                <m:rPr>
+                  <m:sty m:val="p"/>
+                </m:rPr>
+                <m:t>⋅</m:t>
+              </m:r>
+              <m:r>
+                <m:t>0.5</m:t>
+              </m:r>
+              <m:r>
+                <m:t>&amp;</m:t>
+              </m:r>
+              <m:r>
+                <m:t>&amp;</m:t>
+              </m:r>
+              <m:r>
+                <m:rPr>
+                  <m:nor/>
+                  <m:sty m:val="p"/>
+                </m:rPr>
+                <m:t>(evaluate </m:t>
+              </m:r>
+              <m:r>
+                <m:t>f</m:t>
+              </m:r>
+              <m:r>
+                <m:rPr>
+                  <m:sty m:val="p"/>
+                </m:rPr>
+                <m:t>(</m:t>
+              </m:r>
+              <m:r>
+                <m:t>x</m:t>
+              </m:r>
+              <m:r>
+                <m:rPr>
+                  <m:sty m:val="p"/>
+                </m:rPr>
+                <m:t>)</m:t>
+              </m:r>
+              <m:r>
+                <m:rPr>
+                  <m:sty m:val="p"/>
+                </m:rPr>
+                <m:t>=</m:t>
+              </m:r>
+              <m:sSup>
+                <m:e>
+                  <m:r>
+                    <m:t>x</m:t>
+                  </m:r>
+                </m:e>
+                <m:sup>
+                  <m:r>
+                    <m:t>2</m:t>
+                  </m:r>
+                </m:sup>
+              </m:sSup>
+              <m:r>
+                <m:rPr>
+                  <m:nor/>
+                  <m:sty m:val="p"/>
+                </m:rPr>
+                <m:t>)</m:t>
+              </m:r>
+            </m:e>
+            <m:e>
+              <m:r>
+                <m:t>&amp;</m:t>
+              </m:r>
+              <m:r>
+                <m:rPr>
+                  <m:sty m:val="p"/>
+                </m:rPr>
+                <m:t>=</m:t>
+              </m:r>
+              <m:r>
+                <m:t>0.015625</m:t>
+              </m:r>
+              <m:r>
+                <m:rPr>
+                  <m:sty m:val="p"/>
+                </m:rPr>
+                <m:t>+</m:t>
+              </m:r>
+              <m:r>
+                <m:t>0.0625</m:t>
+              </m:r>
+              <m:r>
+                <m:rPr>
+                  <m:sty m:val="p"/>
+                </m:rPr>
+                <m:t>+</m:t>
+              </m:r>
+              <m:r>
+                <m:t>0.5</m:t>
+              </m:r>
+              <m:r>
+                <m:t>&amp;</m:t>
+              </m:r>
+              <m:r>
+                <m:t>&amp;</m:t>
+              </m:r>
+              <m:r>
+                <m:rPr>
+                  <m:nor/>
+                  <m:sty m:val="p"/>
+                </m:rPr>
+                <m:t>(multiply)</m:t>
+              </m:r>
+            </m:e>
+            <m:e>
+              <m:r>
+                <m:t>&amp;</m:t>
+              </m:r>
+              <m:r>
+                <m:rPr>
+                  <m:sty m:val="p"/>
+                </m:rPr>
+                <m:t>=</m:t>
+              </m:r>
+              <m:r>
+                <m:t>0.578125</m:t>
+              </m:r>
+              <m:r>
+                <m:t>&amp;</m:t>
+              </m:r>
+              <m:r>
+                <m:t>&amp;</m:t>
+              </m:r>
+              <m:r>
+                <m:rPr>
+                  <m:nor/>
+                  <m:sty m:val="p"/>
+                </m:rPr>
+                <m:t>(add)</m:t>
+              </m:r>
+            </m:e>
+          </m:eqArr>
+        </m:oMath>
+      </m:oMathPara>
+    </w:p>
+    <w:bookmarkEnd w:id="57"/>
+    <w:bookmarkStart w:id="59" w:name="def-riemann-integral"/>
+    <w:p>
+      <w:pPr>
+        <w:pStyle w:val="FirstParagraph"/>
+      </w:pPr>
+      <w:r>
+        <w:rPr>
+          <w:b/>
+          <w:bCs/>
+        </w:rPr>
+        <w:t xml:space="preserve">Definition 12 (Riemann integral (definite integral))</w:t>
+      </w:r>
+      <w:r>
+        <w:t xml:space="preserve"> </w:t>
+      </w:r>
+      <w:r>
+        <w:t xml:space="preserve">Let</w:t>
+      </w:r>
+      <w:r>
+        <w:t xml:space="preserve"> </w:t>
+      </w:r>
+      <m:oMath>
+        <m:r>
+          <m:t>f</m:t>
+        </m:r>
+      </m:oMath>
+      <w:r>
+        <w:t xml:space="preserve"> </w:t>
+      </w:r>
+      <w:r>
+        <w:t xml:space="preserve">be a</w:t>
+      </w:r>
+      <w:r>
+        <w:t xml:space="preserve"> </w:t>
+      </w:r>
+      <w:hyperlink r:id="rId58">
+        <w:r>
+          <w:rPr>
+            <w:rStyle w:val="Hyperlink"/>
+          </w:rPr>
+          <w:t xml:space="preserve">bounded</w:t>
+        </w:r>
+      </w:hyperlink>
+      <w:r>
+        <w:t xml:space="preserve"> </w:t>
+      </w:r>
+      <w:r>
+        <w:t xml:space="preserve">function on</w:t>
+      </w:r>
+      <w:r>
+        <w:t xml:space="preserve"> </w:t>
+      </w:r>
+      <m:oMath>
+        <m:r>
+          <m:rPr>
+            <m:sty m:val="p"/>
+          </m:rPr>
+          <m:t>[</m:t>
+        </m:r>
+        <m:r>
+          <m:t>a</m:t>
+        </m:r>
+        <m:r>
+          <m:rPr>
+            <m:sty m:val="p"/>
+          </m:rPr>
+          <m:t>,</m:t>
+        </m:r>
+        <m:r>
+          <m:t>b</m:t>
+        </m:r>
+        <m:r>
+          <m:rPr>
+            <m:sty m:val="p"/>
+          </m:rPr>
+          <m:t>]</m:t>
+        </m:r>
+      </m:oMath>
+      <w:r>
+        <w:t xml:space="preserve">.</w:t>
+      </w:r>
+      <w:r>
+        <w:t xml:space="preserve"> </w:t>
+      </w:r>
+      <w:r>
+        <w:t xml:space="preserve">For each partition</w:t>
+      </w:r>
+      <w:r>
+        <w:t xml:space="preserve"> </w:t>
+      </w:r>
+      <m:oMath>
+        <m:r>
+          <m:rPr>
+            <m:scr m:val="script"/>
+            <m:sty m:val="p"/>
+          </m:rPr>
+          <m:t>P</m:t>
+        </m:r>
+      </m:oMath>
+      <w:r>
+        <w:t xml:space="preserve"> </w:t>
+      </w:r>
+      <w:r>
+        <w:t xml:space="preserve">of</w:t>
+      </w:r>
+      <w:r>
+        <w:t xml:space="preserve"> </w:t>
+      </w:r>
+      <m:oMath>
+        <m:r>
+          <m:rPr>
+            <m:sty m:val="p"/>
+          </m:rPr>
+          <m:t>[</m:t>
+        </m:r>
+        <m:r>
+          <m:t>a</m:t>
+        </m:r>
+        <m:r>
+          <m:rPr>
+            <m:sty m:val="p"/>
+          </m:rPr>
+          <m:t>,</m:t>
+        </m:r>
+        <m:r>
+          <m:t>b</m:t>
+        </m:r>
+        <m:r>
+          <m:rPr>
+            <m:sty m:val="p"/>
+          </m:rPr>
+          <m:t>]</m:t>
+        </m:r>
+      </m:oMath>
+      <w:r>
+        <w:t xml:space="preserve"> </w:t>
+      </w:r>
+      <w:r>
+        <w:t xml:space="preserve">(</w:t>
+      </w:r>
+      <w:hyperlink w:anchor="def-partition">
+        <w:r>
+          <w:rPr>
+            <w:rStyle w:val="Hyperlink"/>
+          </w:rPr>
+          <w:t xml:space="preserve">Definition 8</w:t>
+        </w:r>
+      </w:hyperlink>
+      <w:r>
+        <w:t xml:space="preserve">),</w:t>
+      </w:r>
+      <w:r>
+        <w:t xml:space="preserve"> </w:t>
+      </w:r>
+      <w:r>
+        <w:t xml:space="preserve">choose a sample point</w:t>
+      </w:r>
+      <w:r>
+        <w:t xml:space="preserve"> </w:t>
+      </w:r>
+      <m:oMath>
+        <m:sSubSup>
+          <m:e>
+            <m:r>
+              <m:t>x</m:t>
+            </m:r>
+          </m:e>
+          <m:sub>
+            <m:r>
+              <m:t>i</m:t>
+            </m:r>
+          </m:sub>
+          <m:sup>
+            <m:r>
+              <m:rPr>
+                <m:sty m:val="p"/>
+              </m:rPr>
+              <m:t>*</m:t>
+            </m:r>
+          </m:sup>
+        </m:sSubSup>
+      </m:oMath>
+      <w:r>
+        <w:t xml:space="preserve"> </w:t>
+      </w:r>
+      <w:r>
+        <w:t xml:space="preserve">in each subinterval</w:t>
+      </w:r>
+      <w:r>
+        <w:t xml:space="preserve"> </w:t>
+      </w:r>
+      <m:oMath>
+        <m:r>
+          <m:rPr>
+            <m:sty m:val="p"/>
+          </m:rPr>
+          <m:t>[</m:t>
+        </m:r>
+        <m:sSub>
+          <m:e>
+            <m:r>
+              <m:t>x</m:t>
+            </m:r>
+          </m:e>
+          <m:sub>
+            <m:r>
+              <m:t>i</m:t>
+            </m:r>
+            <m:r>
+              <m:rPr>
+                <m:sty m:val="p"/>
+              </m:rPr>
+              <m:t>−</m:t>
+            </m:r>
+            <m:r>
+              <m:t>1</m:t>
+            </m:r>
+          </m:sub>
+        </m:sSub>
         <m:r>
           <m:rPr>
             <m:sty m:val="p"/>
@@ -11990,7 +12226,7 @@
           <w:rPr>
             <w:rStyle w:val="Hyperlink"/>
           </w:rPr>
-          <w:t xml:space="preserve">Definition 9</w:t>
+          <w:t xml:space="preserve">Definition 11</w:t>
         </w:r>
       </w:hyperlink>
       <w:r>
@@ -12001,7 +12237,7 @@
           <w:rPr>
             <w:rStyle w:val="Hyperlink"/>
           </w:rPr>
-          <w:t xml:space="preserve">Definition 8</w:t>
+          <w:t xml:space="preserve">Definition 9</w:t>
         </w:r>
       </w:hyperlink>
       <w:r>
@@ -12271,8 +12507,8 @@
         <w:t xml:space="preserve">(Larson and Edwards 2018, sec. 4.3, p. 272)</w:t>
       </w:r>
     </w:p>
-    <w:bookmarkEnd w:id="57"/>
-    <w:bookmarkStart w:id="58" w:name="def-integrable"/>
+    <w:bookmarkEnd w:id="59"/>
+    <w:bookmarkStart w:id="60" w:name="def-integrable"/>
     <w:p>
       <w:pPr>
         <w:pStyle w:val="BodyText"/>
@@ -12282,7 +12518,7 @@
           <w:b/>
           <w:bCs/>
         </w:rPr>
-        <w:t xml:space="preserve">Definition 11 (Riemann integrable)</w:t>
+        <w:t xml:space="preserve">Definition 13 (Riemann integrable)</w:t>
       </w:r>
       <w:r>
         <w:t xml:space="preserve"> </w:t>
@@ -12354,7 +12590,7 @@
           <w:rPr>
             <w:rStyle w:val="Hyperlink"/>
           </w:rPr>
-          <w:t xml:space="preserve">Definition 9</w:t>
+          <w:t xml:space="preserve">Definition 11</w:t>
         </w:r>
       </w:hyperlink>
       <w:r>
@@ -12517,7 +12753,7 @@
           <w:rPr>
             <w:rStyle w:val="Hyperlink"/>
           </w:rPr>
-          <w:t xml:space="preserve">Definition 7</w:t>
+          <w:t xml:space="preserve">Definition 8</w:t>
         </w:r>
       </w:hyperlink>
       <w:r>
@@ -12664,7 +12900,7 @@
           <w:rPr>
             <w:rStyle w:val="Hyperlink"/>
           </w:rPr>
-          <w:t xml:space="preserve">Definition 8</w:t>
+          <w:t xml:space="preserve">Definition 9</w:t>
         </w:r>
       </w:hyperlink>
       <w:r>
@@ -12691,8 +12927,8 @@
         <w:t xml:space="preserve">(Larson and Edwards 2018, sec. 4.3, p. 272)</w:t>
       </w:r>
     </w:p>
-    <w:bookmarkEnd w:id="58"/>
-    <w:bookmarkStart w:id="59" w:name="exm-integrable-constant"/>
+    <w:bookmarkEnd w:id="60"/>
+    <w:bookmarkStart w:id="61" w:name="exm-integrable-constant"/>
     <w:p>
       <w:pPr>
         <w:pStyle w:val="BodyText"/>
@@ -13250,7 +13486,7 @@
           <w:rPr>
             <w:rStyle w:val="Hyperlink"/>
           </w:rPr>
-          <w:t xml:space="preserve">Definition 11</w:t>
+          <w:t xml:space="preserve">Definition 13</w:t>
         </w:r>
       </w:hyperlink>
       <w:r>
@@ -13319,15 +13555,15 @@
           <w:rPr>
             <w:rStyle w:val="Hyperlink"/>
           </w:rPr>
-          <w:t xml:space="preserve">Definition 10</w:t>
+          <w:t xml:space="preserve">Definition 12</w:t>
         </w:r>
       </w:hyperlink>
       <w:r>
         <w:t xml:space="preserve">).</w:t>
       </w:r>
     </w:p>
-    <w:bookmarkEnd w:id="59"/>
-    <w:bookmarkStart w:id="60" w:name="def-integrand"/>
+    <w:bookmarkEnd w:id="61"/>
+    <w:bookmarkStart w:id="62" w:name="def-integrand"/>
     <w:p>
       <w:pPr>
         <w:pStyle w:val="BodyText"/>
@@ -13337,7 +13573,7 @@
           <w:b/>
           <w:bCs/>
         </w:rPr>
-        <w:t xml:space="preserve">Definition 12 (Integrand)</w:t>
+        <w:t xml:space="preserve">Definition 14 (Integrand)</w:t>
       </w:r>
       <w:r>
         <w:t xml:space="preserve"> </w:t>
@@ -13408,7 +13644,7 @@
           <w:rPr>
             <w:rStyle w:val="Hyperlink"/>
           </w:rPr>
-          <w:t xml:space="preserve">Definition 10</w:t>
+          <w:t xml:space="preserve">Definition 12</w:t>
         </w:r>
       </w:hyperlink>
       <w:r>
@@ -13509,8 +13745,8 @@
         <w:t xml:space="preserve">.</w:t>
       </w:r>
     </w:p>
-    <w:bookmarkEnd w:id="60"/>
-    <w:bookmarkStart w:id="63" w:name="exm-integrand"/>
+    <w:bookmarkEnd w:id="62"/>
+    <w:bookmarkStart w:id="65" w:name="exm-integrand"/>
     <w:p>
       <w:pPr>
         <w:pStyle w:val="BodyText"/>
@@ -13606,7 +13842,7 @@
       <w:r>
         <w:t xml:space="preserve"> </w:t>
       </w:r>
-      <w:hyperlink r:id="rId61">
+      <w:hyperlink r:id="rId63">
         <w:r>
           <w:rPr>
             <w:rStyle w:val="Hyperlink"/>
@@ -13658,7 +13894,7 @@
       <w:r>
         <w:t xml:space="preserve"> </w:t>
       </w:r>
-      <w:hyperlink r:id="rId62">
+      <w:hyperlink r:id="rId64">
         <w:r>
           <w:rPr>
             <w:rStyle w:val="Hyperlink"/>
@@ -13946,8 +14182,8 @@
         <w:t xml:space="preserve">.</w:t>
       </w:r>
     </w:p>
-    <w:bookmarkEnd w:id="63"/>
-    <w:bookmarkStart w:id="66" w:name="rem-integrable-integral"/>
+    <w:bookmarkEnd w:id="65"/>
+    <w:bookmarkStart w:id="68" w:name="rem-integrable-integral"/>
     <w:p>
       <w:pPr>
         <w:pStyle w:val="FirstParagraph"/>
@@ -14077,7 +14313,7 @@
           <w:rPr>
             <w:rStyle w:val="Hyperlink"/>
           </w:rPr>
-          <w:t xml:space="preserve">Definition 10</w:t>
+          <w:t xml:space="preserve">Definition 12</w:t>
         </w:r>
       </w:hyperlink>
       <w:r>
@@ -14150,7 +14386,7 @@
       <w:r>
         <w:t xml:space="preserve"> </w:t>
       </w:r>
-      <w:hyperlink r:id="rId64">
+      <w:hyperlink r:id="rId66">
         <w:r>
           <w:rPr>
             <w:rStyle w:val="Hyperlink"/>
@@ -14219,7 +14455,7 @@
       <w:r>
         <w:t xml:space="preserve"> </w:t>
       </w:r>
-      <w:hyperlink r:id="rId65">
+      <w:hyperlink r:id="rId67">
         <w:r>
           <w:rPr>
             <w:rStyle w:val="Hyperlink"/>
@@ -14657,8 +14893,8 @@
         <w:t xml:space="preserve">does not exist.</w:t>
       </w:r>
     </w:p>
-    <w:bookmarkEnd w:id="66"/>
-    <w:bookmarkStart w:id="67" w:name="def-riemann-sum-equal-width"/>
+    <w:bookmarkEnd w:id="68"/>
+    <w:bookmarkStart w:id="69" w:name="def-riemann-sum-equal-width"/>
     <w:p>
       <w:pPr>
         <w:pStyle w:val="BodyText"/>
@@ -14668,7 +14904,7 @@
           <w:b/>
           <w:bCs/>
         </w:rPr>
-        <w:t xml:space="preserve">Definition 13 (Equal-width Riemann sum)</w:t>
+        <w:t xml:space="preserve">Definition 15 (Equal-width Riemann sum)</w:t>
       </w:r>
       <w:r>
         <w:t xml:space="preserve"> </w:t>
@@ -15056,8 +15292,8 @@
         </m:oMath>
       </m:oMathPara>
     </w:p>
-    <w:bookmarkEnd w:id="67"/>
-    <w:bookmarkStart w:id="68" w:name="exm-equal-width-sum"/>
+    <w:bookmarkEnd w:id="69"/>
+    <w:bookmarkStart w:id="70" w:name="exm-equal-width-sum"/>
     <w:p>
       <w:pPr>
         <w:pStyle w:val="FirstParagraph"/>
@@ -15658,7 +15894,7 @@
         </m:oMath>
       </m:oMathPara>
     </w:p>
-    <w:bookmarkEnd w:id="68"/>
+    <w:bookmarkEnd w:id="70"/>
     <w:tbl>
       <w:tblPr>
         <w:tblStyle w:val="Table"/>
@@ -15700,12 +15936,12 @@
                 <wp:inline>
                   <wp:extent cx="152400" cy="152400"/>
                   <wp:effectExtent b="0" l="0" r="0" t="0"/>
-                  <wp:docPr descr="" title="" id="69" name="Picture"/>
+                  <wp:docPr descr="" title="" id="71" name="Picture"/>
                   <a:graphic>
                     <a:graphicData uri="http://schemas.openxmlformats.org/drawingml/2006/picture">
                       <pic:pic>
                         <pic:nvPicPr>
-                          <pic:cNvPr descr="/opt/quarto/share/formats/docx/tip.png" id="70" name="Picture"/>
+                          <pic:cNvPr descr="/opt/quarto/share/formats/docx/tip.png" id="72" name="Picture"/>
                           <pic:cNvPicPr>
                             <a:picLocks noChangeArrowheads="1" noChangeAspect="1"/>
                           </pic:cNvPicPr>
@@ -15791,7 +16027,7 @@
                 <w:numId w:val="1010"/>
               </w:numPr>
             </w:pPr>
-            <w:hyperlink r:id="rId71">
+            <w:hyperlink r:id="rId73">
               <w:r>
                 <w:rPr>
                   <w:rStyle w:val="Hyperlink"/>
@@ -15808,7 +16044,7 @@
                 <w:numId w:val="1010"/>
               </w:numPr>
             </w:pPr>
-            <w:hyperlink r:id="rId72">
+            <w:hyperlink r:id="rId74">
               <w:r>
                 <w:rPr>
                   <w:rStyle w:val="Hyperlink"/>
@@ -15901,7 +16137,7 @@
       <w:r>
         <w:t xml:space="preserve"> </w:t>
       </w:r>
-      <w:hyperlink r:id="rId73">
+      <w:hyperlink r:id="rId75">
         <w:r>
           <w:rPr>
             <w:rStyle w:val="Hyperlink"/>
@@ -15958,7 +16194,7 @@
         <w:t xml:space="preserve">which says what continuity gives us.</w:t>
       </w:r>
     </w:p>
-    <w:bookmarkStart w:id="74" w:name="thm-diff-implies-cont"/>
+    <w:bookmarkStart w:id="76" w:name="thm-diff-implies-cont"/>
     <w:p>
       <w:pPr>
         <w:pStyle w:val="BodyText"/>
@@ -16053,7 +16289,7 @@
         <w:t xml:space="preserve">(Larson and Edwards 2018, Theorem 2.1, p. 106)</w:t>
       </w:r>
     </w:p>
-    <w:bookmarkEnd w:id="74"/>
+    <w:bookmarkEnd w:id="76"/>
     <w:p>
       <w:pPr>
         <w:pStyle w:val="BodyText"/>
@@ -16931,7 +17167,7 @@
         <w:t xml:space="preserve">hold.</w:t>
       </w:r>
     </w:p>
-    <w:bookmarkStart w:id="75" w:name="exm-diff-implies-cont"/>
+    <w:bookmarkStart w:id="77" w:name="exm-diff-implies-cont"/>
     <w:p>
       <w:pPr>
         <w:pStyle w:val="BodyText"/>
@@ -17134,8 +17370,8 @@
         <w:t xml:space="preserve">it is continuous everywhere.</w:t>
       </w:r>
     </w:p>
-    <w:bookmarkEnd w:id="75"/>
-    <w:bookmarkStart w:id="83" w:name="exm-cont-not-diff"/>
+    <w:bookmarkEnd w:id="77"/>
+    <w:bookmarkStart w:id="85" w:name="exm-cont-not-diff"/>
     <w:p>
       <w:pPr>
         <w:pStyle w:val="BodyText"/>
@@ -17443,7 +17679,7 @@
       <w:r>
         <w:t xml:space="preserve">(</w:t>
       </w:r>
-      <w:hyperlink r:id="rId76">
+      <w:hyperlink r:id="rId78">
         <w:r>
           <w:rPr>
             <w:rStyle w:val="Hyperlink"/>
@@ -17465,7 +17701,7 @@
       <w:r>
         <w:t xml:space="preserve"> </w:t>
       </w:r>
-      <w:hyperlink r:id="rId77">
+      <w:hyperlink r:id="rId79">
         <w:r>
           <w:rPr>
             <w:rStyle w:val="Hyperlink"/>
@@ -17482,7 +17718,7 @@
       <w:r>
         <w:t xml:space="preserve"> </w:t>
       </w:r>
-      <w:hyperlink r:id="rId78">
+      <w:hyperlink r:id="rId80">
         <w:r>
           <w:rPr>
             <w:rStyle w:val="Hyperlink"/>
@@ -17553,7 +17789,7 @@
       <w:tr>
         <w:tc>
           <w:tcPr/>
-          <w:bookmarkStart w:id="82" w:name="fig-abs-value"/>
+          <w:bookmarkStart w:id="84" w:name="fig-abs-value"/>
           <w:p>
             <w:pPr>
               <w:pStyle w:val="SourceCode"/>
@@ -17989,18 +18225,18 @@
                 <wp:inline>
                   <wp:extent cx="4620126" cy="3696101"/>
                   <wp:effectExtent b="0" l="0" r="0" t="0"/>
-                  <wp:docPr descr="" title="" id="80" name="Picture"/>
+                  <wp:docPr descr="" title="" id="82" name="Picture"/>
                   <a:graphic>
                     <a:graphicData uri="http://schemas.openxmlformats.org/drawingml/2006/picture">
                       <pic:pic>
                         <pic:nvPicPr>
-                          <pic:cNvPr descr="calculus-integration_files/figure-docx/abs-value-code-1.png" id="81" name="Picture"/>
+                          <pic:cNvPr descr="calculus-integration_files/figure-docx/abs-value-code-1.png" id="83" name="Picture"/>
                           <pic:cNvPicPr>
                             <a:picLocks noChangeArrowheads="1" noChangeAspect="1"/>
                           </pic:cNvPicPr>
                         </pic:nvPicPr>
                         <pic:blipFill>
-                          <a:blip r:embed="rId79"/>
+                          <a:blip r:embed="rId81"/>
                           <a:stretch>
                             <a:fillRect/>
                           </a:stretch>
@@ -18123,12 +18359,12 @@
               <w:t xml:space="preserve">but is continuous everywhere: no gaps or jumps.</w:t>
             </w:r>
           </w:p>
-          <w:bookmarkEnd w:id="82"/>
+          <w:bookmarkEnd w:id="84"/>
         </w:tc>
       </w:tr>
     </w:tbl>
-    <w:bookmarkEnd w:id="83"/>
-    <w:bookmarkStart w:id="84" w:name="thm-cont-implies-int"/>
+    <w:bookmarkEnd w:id="85"/>
+    <w:bookmarkStart w:id="86" w:name="thm-cont-implies-int"/>
     <w:p>
       <w:pPr>
         <w:pStyle w:val="BodyText"/>
@@ -18314,8 +18550,8 @@
         <w:t xml:space="preserve">(Larson and Edwards 2018, Theorem 4.4, p. 272)</w:t>
       </w:r>
     </w:p>
-    <w:bookmarkEnd w:id="84"/>
-    <w:bookmarkStart w:id="86" w:name="exm-cont-implies-int"/>
+    <w:bookmarkEnd w:id="86"/>
+    <w:bookmarkStart w:id="88" w:name="exm-cont-implies-int"/>
     <w:p>
       <w:pPr>
         <w:pStyle w:val="BodyText"/>
@@ -18336,7 +18572,7 @@
       <w:r>
         <w:t xml:space="preserve"> </w:t>
       </w:r>
-      <w:hyperlink r:id="rId85">
+      <w:hyperlink r:id="rId87">
         <w:r>
           <w:rPr>
             <w:rStyle w:val="Hyperlink"/>
@@ -18427,8 +18663,8 @@
         <w:t xml:space="preserve">.</w:t>
       </w:r>
     </w:p>
-    <w:bookmarkEnd w:id="86"/>
-    <w:bookmarkStart w:id="91" w:name="exm-int-not-cont"/>
+    <w:bookmarkEnd w:id="88"/>
+    <w:bookmarkStart w:id="93" w:name="exm-int-not-cont"/>
     <w:p>
       <w:pPr>
         <w:pStyle w:val="BodyText"/>
@@ -18614,7 +18850,7 @@
           <w:rPr>
             <w:rStyle w:val="Hyperlink"/>
           </w:rPr>
-          <w:t xml:space="preserve">Definition 5</w:t>
+          <w:t xml:space="preserve">Definition 6</w:t>
         </w:r>
       </w:hyperlink>
       <w:r>
@@ -18982,7 +19218,7 @@
       <w:tr>
         <w:tc>
           <w:tcPr/>
-          <w:bookmarkStart w:id="90" w:name="fig-step"/>
+          <w:bookmarkStart w:id="92" w:name="fig-step"/>
           <w:p>
             <w:pPr>
               <w:pStyle w:val="SourceCode"/>
@@ -20360,18 +20596,18 @@
                 <wp:inline>
                   <wp:extent cx="4620126" cy="3696101"/>
                   <wp:effectExtent b="0" l="0" r="0" t="0"/>
-                  <wp:docPr descr="" title="" id="88" name="Picture"/>
+                  <wp:docPr descr="" title="" id="90" name="Picture"/>
                   <a:graphic>
                     <a:graphicData uri="http://schemas.openxmlformats.org/drawingml/2006/picture">
                       <pic:pic>
                         <pic:nvPicPr>
-                          <pic:cNvPr descr="calculus-integration_files/figure-docx/step-code-1.png" id="89" name="Picture"/>
+                          <pic:cNvPr descr="calculus-integration_files/figure-docx/step-code-1.png" id="91" name="Picture"/>
                           <pic:cNvPicPr>
                             <a:picLocks noChangeArrowheads="1" noChangeAspect="1"/>
                           </pic:cNvPicPr>
                         </pic:nvPicPr>
                         <pic:blipFill>
-                          <a:blip r:embed="rId87"/>
+                          <a:blip r:embed="rId89"/>
                           <a:stretch>
                             <a:fillRect/>
                           </a:stretch>
@@ -20636,11 +20872,11 @@
               <w:t xml:space="preserve">.</w:t>
             </w:r>
           </w:p>
-          <w:bookmarkEnd w:id="90"/>
+          <w:bookmarkEnd w:id="92"/>
         </w:tc>
       </w:tr>
     </w:tbl>
-    <w:bookmarkEnd w:id="91"/>
+    <w:bookmarkEnd w:id="93"/>
     <w:p>
       <w:pPr>
         <w:pStyle w:val="BodyText"/>
@@ -20848,7 +21084,7 @@
         <w:t xml:space="preserve">show that neither implication reverses in general.</w:t>
       </w:r>
     </w:p>
-    <w:bookmarkStart w:id="92" w:name="thm-riemann-general"/>
+    <w:bookmarkStart w:id="94" w:name="thm-riemann-general"/>
     <w:p>
       <w:pPr>
         <w:pStyle w:val="BodyText"/>
@@ -20920,7 +21156,7 @@
           <w:rPr>
             <w:rStyle w:val="Hyperlink"/>
           </w:rPr>
-          <w:t xml:space="preserve">Definition 11</w:t>
+          <w:t xml:space="preserve">Definition 13</w:t>
         </w:r>
       </w:hyperlink>
       <w:r>
@@ -20971,7 +21207,7 @@
           <w:rPr>
             <w:rStyle w:val="Hyperlink"/>
           </w:rPr>
-          <w:t xml:space="preserve">Definition 13</w:t>
+          <w:t xml:space="preserve">Definition 15</w:t>
         </w:r>
       </w:hyperlink>
       <w:r>
@@ -21088,7 +21324,7 @@
         </m:oMath>
       </m:oMathPara>
     </w:p>
-    <w:bookmarkEnd w:id="92"/>
+    <w:bookmarkEnd w:id="94"/>
     <w:p>
       <w:pPr>
         <w:pStyle w:val="FirstParagraph"/>
@@ -21160,7 +21396,7 @@
           <w:rPr>
             <w:rStyle w:val="Hyperlink"/>
           </w:rPr>
-          <w:t xml:space="preserve">Definition 8</w:t>
+          <w:t xml:space="preserve">Definition 9</w:t>
         </w:r>
       </w:hyperlink>
       <w:r>
@@ -21290,7 +21526,7 @@
           <w:rPr>
             <w:rStyle w:val="Hyperlink"/>
           </w:rPr>
-          <w:t xml:space="preserve">Definition 10</w:t>
+          <w:t xml:space="preserve">Definition 12</w:t>
         </w:r>
       </w:hyperlink>
       <w:r>
@@ -21326,7 +21562,7 @@
         <w:t xml:space="preserve">has that value along this sequence too.</w:t>
       </w:r>
     </w:p>
-    <w:bookmarkStart w:id="93" w:name="exm-riemann-equal-width"/>
+    <w:bookmarkStart w:id="95" w:name="exm-riemann-equal-width"/>
     <w:p>
       <w:pPr>
         <w:pStyle w:val="BodyText"/>
@@ -22254,9 +22490,9 @@
         <w:t xml:space="preserve">.</w:t>
       </w:r>
     </w:p>
-    <w:bookmarkEnd w:id="93"/>
-    <w:bookmarkEnd w:id="94"/>
-    <w:bookmarkStart w:id="170" w:name="fundamental-theorem-of-calculus"/>
+    <w:bookmarkEnd w:id="95"/>
+    <w:bookmarkEnd w:id="96"/>
+    <w:bookmarkStart w:id="174" w:name="fundamental-theorem-of-calculus"/>
     <w:p>
       <w:pPr>
         <w:pStyle w:val="Heading3"/>
@@ -22265,7 +22501,7 @@
         <w:t xml:space="preserve">1.3 Fundamental Theorem of Calculus</w:t>
       </w:r>
     </w:p>
-    <w:bookmarkStart w:id="95" w:name="def-accumulation-function"/>
+    <w:bookmarkStart w:id="97" w:name="def-accumulation-function"/>
     <w:p>
       <w:pPr>
         <w:pStyle w:val="FirstParagraph"/>
@@ -22275,7 +22511,7 @@
           <w:b/>
           <w:bCs/>
         </w:rPr>
-        <w:t xml:space="preserve">Definition 14 (Accumulation function)</w:t>
+        <w:t xml:space="preserve">Definition 16 (Accumulation function)</w:t>
       </w:r>
       <w:r>
         <w:t xml:space="preserve"> </w:t>
@@ -22337,7 +22573,7 @@
           <w:rPr>
             <w:rStyle w:val="Hyperlink"/>
           </w:rPr>
-          <w:t xml:space="preserve">Definition 11</w:t>
+          <w:t xml:space="preserve">Definition 13</w:t>
         </w:r>
       </w:hyperlink>
       <w:r>
@@ -22703,8 +22939,8 @@
         <w:t xml:space="preserve">.</w:t>
       </w:r>
     </w:p>
-    <w:bookmarkEnd w:id="95"/>
-    <w:bookmarkStart w:id="96" w:name="exm-accumulation-function"/>
+    <w:bookmarkEnd w:id="97"/>
+    <w:bookmarkStart w:id="98" w:name="exm-accumulation-function"/>
     <w:p>
       <w:pPr>
         <w:pStyle w:val="BodyText"/>
@@ -23329,8 +23565,8 @@
         <w:t xml:space="preserve">.</w:t>
       </w:r>
     </w:p>
-    <w:bookmarkEnd w:id="96"/>
-    <w:bookmarkStart w:id="97" w:name="rem-accumulation-function-dummy-variable"/>
+    <w:bookmarkEnd w:id="98"/>
+    <w:bookmarkStart w:id="100" w:name="rem-accumulation-function-dummy-variable"/>
     <w:p>
       <w:pPr>
         <w:pStyle w:val="BodyText"/>
@@ -23410,7 +23646,7 @@
       <w:r>
         <w:t xml:space="preserve"> </w:t>
       </w:r>
-      <w:hyperlink r:id="rId62">
+      <w:hyperlink r:id="rId99">
         <w:r>
           <w:rPr>
             <w:rStyle w:val="Hyperlink"/>
@@ -23422,15 +23658,15 @@
         <w:t xml:space="preserve">.</w:t>
       </w:r>
     </w:p>
-    <w:bookmarkEnd w:id="97"/>
+    <w:bookmarkEnd w:id="100"/>
     <w:p>
       <w:pPr>
         <w:pStyle w:val="BodyText"/>
       </w:pPr>
-      <w:bookmarkStart w:id="98" w:name="thm-ftc"/>
-      <w:bookmarkEnd w:id="98"/>
+      <w:bookmarkStart w:id="101" w:name="thm-ftc"/>
+      <w:bookmarkEnd w:id="101"/>
     </w:p>
-    <w:bookmarkStart w:id="103" w:name="thm-ftc-part1"/>
+    <w:bookmarkStart w:id="106" w:name="thm-ftc-part1"/>
     <w:p>
       <w:pPr>
         <w:pStyle w:val="BodyText"/>
@@ -23659,7 +23895,7 @@
           <w:rPr>
             <w:rStyle w:val="Hyperlink"/>
           </w:rPr>
-          <w:t xml:space="preserve">Definition 14</w:t>
+          <w:t xml:space="preserve">Definition 16</w:t>
         </w:r>
       </w:hyperlink>
       <w:r>
@@ -23690,7 +23926,7 @@
       <w:pPr>
         <w:pStyle w:val="BodyText"/>
       </w:pPr>
-      <w:bookmarkStart w:id="99" w:name="eq-ftc-deriv-of-integral"/>
+      <w:bookmarkStart w:id="102" w:name="eq-ftc-deriv-of-integral"/>
       <m:oMathPara>
         <m:oMathParaPr>
           <m:jc m:val="center"/>
@@ -23811,7 +24047,7 @@
           </m:r>
         </m:oMath>
       </m:oMathPara>
-      <w:bookmarkEnd w:id="99"/>
+      <w:bookmarkEnd w:id="102"/>
     </w:p>
     <w:tbl>
       <w:tblPr>
@@ -23854,18 +24090,18 @@
                 <wp:inline>
                   <wp:extent cx="152400" cy="152400"/>
                   <wp:effectExtent b="0" l="0" r="0" t="0"/>
-                  <wp:docPr descr="" title="" id="101" name="Picture"/>
+                  <wp:docPr descr="" title="" id="104" name="Picture"/>
                   <a:graphic>
                     <a:graphicData uri="http://schemas.openxmlformats.org/drawingml/2006/picture">
                       <pic:pic>
                         <pic:nvPicPr>
-                          <pic:cNvPr descr="/opt/quarto/share/formats/docx/note.png" id="102" name="Picture"/>
+                          <pic:cNvPr descr="/opt/quarto/share/formats/docx/note.png" id="105" name="Picture"/>
                           <pic:cNvPicPr>
                             <a:picLocks noChangeArrowheads="1" noChangeAspect="1"/>
                           </pic:cNvPicPr>
                         </pic:nvPicPr>
                         <pic:blipFill>
-                          <a:blip r:embed="rId100"/>
+                          <a:blip r:embed="rId103"/>
                           <a:stretch>
                             <a:fillRect/>
                           </a:stretch>
@@ -24042,7 +24278,7 @@
                 <w:rPr>
                   <w:rStyle w:val="Hyperlink"/>
                 </w:rPr>
-                <w:t xml:space="preserve">Definition 11</w:t>
+                <w:t xml:space="preserve">Definition 13</w:t>
               </w:r>
             </w:hyperlink>
             <w:r>
@@ -24095,7 +24331,7 @@
                 <w:rPr>
                   <w:rStyle w:val="Hyperlink"/>
                 </w:rPr>
-                <w:t xml:space="preserve">Definition 5</w:t>
+                <w:t xml:space="preserve">Definition 6</w:t>
               </w:r>
             </w:hyperlink>
             <w:r>
@@ -24123,8 +24359,8 @@
         <w:t xml:space="preserve">(Larson and Edwards 2018, Theorem 4.11, p. 288)</w:t>
       </w:r>
     </w:p>
-    <w:bookmarkEnd w:id="103"/>
-    <w:bookmarkStart w:id="106" w:name="thm-ftc-part2"/>
+    <w:bookmarkEnd w:id="106"/>
+    <w:bookmarkStart w:id="109" w:name="thm-ftc-part2"/>
     <w:p>
       <w:pPr>
         <w:pStyle w:val="BodyText"/>
@@ -24450,7 +24686,7 @@
       <w:pPr>
         <w:pStyle w:val="BodyText"/>
       </w:pPr>
-      <w:bookmarkStart w:id="104" w:name="eq-ftc-part2"/>
+      <w:bookmarkStart w:id="107" w:name="eq-ftc-part2"/>
       <m:oMathPara>
         <m:oMathParaPr>
           <m:jc m:val="center"/>
@@ -24571,7 +24807,7 @@
           </m:r>
         </m:oMath>
       </m:oMathPara>
-      <w:bookmarkEnd w:id="104"/>
+      <w:bookmarkEnd w:id="107"/>
     </w:p>
     <w:p>
       <w:pPr>
@@ -24641,7 +24877,7 @@
       <w:pPr>
         <w:pStyle w:val="BodyText"/>
       </w:pPr>
-      <w:bookmarkStart w:id="105" w:name="eq-ftc-integral-of-deriv"/>
+      <w:bookmarkStart w:id="108" w:name="eq-ftc-integral-of-deriv"/>
       <m:oMathPara>
         <m:oMathParaPr>
           <m:jc m:val="center"/>
@@ -24774,7 +25010,7 @@
           </m:r>
         </m:oMath>
       </m:oMathPara>
-      <w:bookmarkEnd w:id="105"/>
+      <w:bookmarkEnd w:id="108"/>
     </w:p>
     <w:p>
       <w:pPr>
@@ -24902,7 +25138,7 @@
         <w:t xml:space="preserve">(Banner 2007, chap. 18; Larson and Edwards 2018, Theorem 4.9, p. 282)</w:t>
       </w:r>
     </w:p>
-    <w:bookmarkEnd w:id="106"/>
+    <w:bookmarkEnd w:id="109"/>
     <w:p>
       <w:pPr>
         <w:pStyle w:val="BodyText"/>
@@ -25269,7 +25505,7 @@
         <w:t xml:space="preserve">a common situation in applied statistics.</w:t>
       </w:r>
     </w:p>
-    <w:bookmarkStart w:id="107" w:name="def-evaluation-bracket"/>
+    <w:bookmarkStart w:id="110" w:name="def-evaluation-bracket"/>
     <w:p>
       <w:pPr>
         <w:pStyle w:val="BodyText"/>
@@ -25279,7 +25515,7 @@
           <w:b/>
           <w:bCs/>
         </w:rPr>
-        <w:t xml:space="preserve">Definition 15 (Evaluation bracket)</w:t>
+        <w:t xml:space="preserve">Definition 17 (Evaluation bracket)</w:t>
       </w:r>
       <w:r>
         <w:t xml:space="preserve"> </w:t>
@@ -25652,7 +25888,7 @@
       <w:r>
         <w:t xml:space="preserve"> </w:t>
       </w:r>
-      <w:hyperlink r:id="rId62">
+      <w:hyperlink r:id="rId64">
         <w:r>
           <w:rPr>
             <w:rStyle w:val="Hyperlink"/>
@@ -25686,8 +25922,8 @@
         <w:t xml:space="preserve">).</w:t>
       </w:r>
     </w:p>
-    <w:bookmarkEnd w:id="107"/>
-    <w:bookmarkStart w:id="108" w:name="exm-evaluation-bracket"/>
+    <w:bookmarkEnd w:id="110"/>
+    <w:bookmarkStart w:id="111" w:name="exm-evaluation-bracket"/>
     <w:p>
       <w:pPr>
         <w:pStyle w:val="BodyText"/>
@@ -26149,8 +26385,8 @@
         </m:oMath>
       </m:oMathPara>
     </w:p>
-    <w:bookmarkEnd w:id="108"/>
-    <w:bookmarkStart w:id="109" w:name="rem-evaluation-bracket-ftc"/>
+    <w:bookmarkEnd w:id="111"/>
+    <w:bookmarkStart w:id="112" w:name="rem-evaluation-bracket-ftc"/>
     <w:p>
       <w:pPr>
         <w:pStyle w:val="FirstParagraph"/>
@@ -26335,8 +26571,8 @@
         <w:t xml:space="preserve">.</w:t>
       </w:r>
     </w:p>
-    <w:bookmarkEnd w:id="109"/>
-    <w:bookmarkStart w:id="110" w:name="exr-miller-int-polynomial"/>
+    <w:bookmarkEnd w:id="112"/>
+    <w:bookmarkStart w:id="113" w:name="exr-miller-int-polynomial"/>
     <w:p>
       <w:pPr>
         <w:pStyle w:val="BodyText"/>
@@ -26464,8 +26700,8 @@
         </m:oMath>
       </m:oMathPara>
     </w:p>
-    <w:bookmarkEnd w:id="110"/>
-    <w:bookmarkStart w:id="111" w:name="sol-miller-int-polynomial"/>
+    <w:bookmarkEnd w:id="113"/>
+    <w:bookmarkStart w:id="114" w:name="sol-miller-int-polynomial"/>
     <w:p>
       <w:pPr>
         <w:pStyle w:val="FirstParagraph"/>
@@ -26833,8 +27069,8 @@
         </m:oMath>
       </m:oMathPara>
     </w:p>
-    <w:bookmarkEnd w:id="111"/>
-    <w:bookmarkStart w:id="112" w:name="exr-miller-int-quadratic-complete"/>
+    <w:bookmarkEnd w:id="114"/>
+    <w:bookmarkStart w:id="115" w:name="exr-miller-int-quadratic-complete"/>
     <w:p>
       <w:pPr>
         <w:pStyle w:val="FirstParagraph"/>
@@ -26956,8 +27192,8 @@
         </m:oMath>
       </m:oMathPara>
     </w:p>
-    <w:bookmarkEnd w:id="112"/>
-    <w:bookmarkStart w:id="113" w:name="sol-miller-int-quadratic-complete"/>
+    <w:bookmarkEnd w:id="115"/>
+    <w:bookmarkStart w:id="116" w:name="sol-miller-int-quadratic-complete"/>
     <w:p>
       <w:pPr>
         <w:pStyle w:val="FirstParagraph"/>
@@ -27587,8 +27823,8 @@
         </m:oMath>
       </m:oMathPara>
     </w:p>
-    <w:bookmarkEnd w:id="113"/>
-    <w:bookmarkStart w:id="114" w:name="exr-miller-int-composite-power"/>
+    <w:bookmarkEnd w:id="116"/>
+    <w:bookmarkStart w:id="117" w:name="exr-miller-int-composite-power"/>
     <w:p>
       <w:pPr>
         <w:pStyle w:val="FirstParagraph"/>
@@ -27719,8 +27955,8 @@
         </m:oMath>
       </m:oMathPara>
     </w:p>
-    <w:bookmarkEnd w:id="114"/>
-    <w:bookmarkStart w:id="115" w:name="sol-miller-int-composite-power"/>
+    <w:bookmarkEnd w:id="117"/>
+    <w:bookmarkStart w:id="118" w:name="sol-miller-int-composite-power"/>
     <w:p>
       <w:pPr>
         <w:pStyle w:val="FirstParagraph"/>
@@ -28529,8 +28765,8 @@
         <w:t xml:space="preserve">) to be present as a factor in the integrand.</w:t>
       </w:r>
     </w:p>
-    <w:bookmarkEnd w:id="115"/>
-    <w:bookmarkStart w:id="116" w:name="exr-miller-int-trig-symmetry"/>
+    <w:bookmarkEnd w:id="118"/>
+    <w:bookmarkStart w:id="119" w:name="exr-miller-int-trig-symmetry"/>
     <w:p>
       <w:pPr>
         <w:pStyle w:val="BodyText"/>
@@ -28694,8 +28930,8 @@
         </m:oMath>
       </m:oMathPara>
     </w:p>
-    <w:bookmarkEnd w:id="116"/>
-    <w:bookmarkStart w:id="117" w:name="sol-miller-int-trig-symmetry"/>
+    <w:bookmarkEnd w:id="119"/>
+    <w:bookmarkStart w:id="120" w:name="sol-miller-int-trig-symmetry"/>
     <w:p>
       <w:pPr>
         <w:pStyle w:val="FirstParagraph"/>
@@ -29715,8 +29951,8 @@
         </m:oMath>
       </m:oMathPara>
     </w:p>
-    <w:bookmarkEnd w:id="117"/>
-    <w:bookmarkStart w:id="118" w:name="exr-miller-int-polynomial-symmetry"/>
+    <w:bookmarkEnd w:id="120"/>
+    <w:bookmarkStart w:id="121" w:name="exr-miller-int-polynomial-symmetry"/>
     <w:p>
       <w:pPr>
         <w:pStyle w:val="FirstParagraph"/>
@@ -29865,8 +30101,8 @@
         </m:oMath>
       </m:oMathPara>
     </w:p>
-    <w:bookmarkEnd w:id="118"/>
-    <w:bookmarkStart w:id="119" w:name="sol-miller-int-polynomial-symmetry"/>
+    <w:bookmarkEnd w:id="121"/>
+    <w:bookmarkStart w:id="122" w:name="sol-miller-int-polynomial-symmetry"/>
     <w:p>
       <w:pPr>
         <w:pStyle w:val="FirstParagraph"/>
@@ -30443,8 +30679,8 @@
         </m:oMath>
       </m:oMathPara>
     </w:p>
-    <w:bookmarkEnd w:id="119"/>
-    <w:bookmarkStart w:id="120" w:name="exr-miller-int-log-substitution"/>
+    <w:bookmarkEnd w:id="122"/>
+    <w:bookmarkStart w:id="123" w:name="exr-miller-int-log-substitution"/>
     <w:p>
       <w:pPr>
         <w:pStyle w:val="FirstParagraph"/>
@@ -30554,8 +30790,8 @@
         </m:oMath>
       </m:oMathPara>
     </w:p>
-    <w:bookmarkEnd w:id="120"/>
-    <w:bookmarkStart w:id="121" w:name="sol-miller-int-log-substitution"/>
+    <w:bookmarkEnd w:id="123"/>
+    <w:bookmarkStart w:id="124" w:name="sol-miller-int-log-substitution"/>
     <w:p>
       <w:pPr>
         <w:pStyle w:val="FirstParagraph"/>
@@ -31276,8 +31512,8 @@
         <w:t xml:space="preserve">must be one-to-one on the domain of integration.</w:t>
       </w:r>
     </w:p>
-    <w:bookmarkEnd w:id="121"/>
-    <w:bookmarkStart w:id="122" w:name="exr-miller-int-power-substitution"/>
+    <w:bookmarkEnd w:id="124"/>
+    <w:bookmarkStart w:id="125" w:name="exr-miller-int-power-substitution"/>
     <w:p>
       <w:pPr>
         <w:pStyle w:val="BodyText"/>
@@ -31432,8 +31668,8 @@
         </m:oMath>
       </m:oMathPara>
     </w:p>
-    <w:bookmarkEnd w:id="122"/>
-    <w:bookmarkStart w:id="123" w:name="sol-miller-int-power-substitution"/>
+    <w:bookmarkEnd w:id="125"/>
+    <w:bookmarkStart w:id="126" w:name="sol-miller-int-power-substitution"/>
     <w:p>
       <w:pPr>
         <w:pStyle w:val="FirstParagraph"/>
@@ -32210,8 +32446,8 @@
         </m:oMath>
       </m:oMathPara>
     </w:p>
-    <w:bookmarkEnd w:id="123"/>
-    <w:bookmarkStart w:id="124" w:name="exr-miller-int-trig-substitution"/>
+    <w:bookmarkEnd w:id="126"/>
+    <w:bookmarkStart w:id="127" w:name="exr-miller-int-trig-substitution"/>
     <w:p>
       <w:pPr>
         <w:pStyle w:val="FirstParagraph"/>
@@ -32324,8 +32560,8 @@
         </m:oMath>
       </m:oMathPara>
     </w:p>
-    <w:bookmarkEnd w:id="124"/>
-    <w:bookmarkStart w:id="125" w:name="sol-miller-int-trig-substitution"/>
+    <w:bookmarkEnd w:id="127"/>
+    <w:bookmarkStart w:id="128" w:name="sol-miller-int-trig-substitution"/>
     <w:p>
       <w:pPr>
         <w:pStyle w:val="FirstParagraph"/>
@@ -32868,8 +33104,8 @@
         </m:oMath>
       </m:oMathPara>
     </w:p>
-    <w:bookmarkEnd w:id="125"/>
-    <w:bookmarkStart w:id="126" w:name="exr-miller-int-by-parts-gaussian"/>
+    <w:bookmarkEnd w:id="128"/>
+    <w:bookmarkStart w:id="129" w:name="exr-miller-int-by-parts-gaussian"/>
     <w:p>
       <w:pPr>
         <w:pStyle w:val="FirstParagraph"/>
@@ -33010,8 +33246,8 @@
         </m:oMath>
       </m:oMathPara>
     </w:p>
-    <w:bookmarkEnd w:id="126"/>
-    <w:bookmarkStart w:id="127" w:name="sol-miller-int-by-parts-gaussian"/>
+    <w:bookmarkEnd w:id="129"/>
+    <w:bookmarkStart w:id="130" w:name="sol-miller-int-by-parts-gaussian"/>
     <w:p>
       <w:pPr>
         <w:pStyle w:val="FirstParagraph"/>
@@ -34503,8 +34739,8 @@
         </m:oMath>
       </m:oMathPara>
     </w:p>
-    <w:bookmarkEnd w:id="127"/>
-    <w:bookmarkStart w:id="137" w:name="exm-ftc-part1-accumulation"/>
+    <w:bookmarkEnd w:id="130"/>
+    <w:bookmarkStart w:id="140" w:name="exm-ftc-part1-accumulation"/>
     <w:p>
       <w:pPr>
         <w:pStyle w:val="FirstParagraph"/>
@@ -35259,7 +35495,7 @@
         <w:t xml:space="preserve">).</w:t>
       </w:r>
     </w:p>
-    <w:bookmarkStart w:id="136" w:name="fig-ftc-part1"/>
+    <w:bookmarkStart w:id="139" w:name="fig-ftc-part1"/>
     <w:tbl>
       <w:tblPr>
         <w:tblStyle w:val="Table"/>
@@ -35287,7 +35523,7 @@
             <w:tr>
               <w:tc>
                 <w:tcPr/>
-                <w:bookmarkStart w:id="131" w:name="fig-ftc-part1-left"/>
+                <w:bookmarkStart w:id="134" w:name="fig-ftc-part1-left"/>
                 <w:p>
                   <w:pPr>
                     <w:pStyle w:val="SourceCode"/>
@@ -36139,18 +36375,18 @@
                       <wp:inline>
                         <wp:extent cx="2971800" cy="2377440"/>
                         <wp:effectExtent b="0" l="0" r="0" t="0"/>
-                        <wp:docPr descr="" title="" id="129" name="Picture"/>
+                        <wp:docPr descr="" title="" id="132" name="Picture"/>
                         <a:graphic>
                           <a:graphicData uri="http://schemas.openxmlformats.org/drawingml/2006/picture">
                             <pic:pic>
                               <pic:nvPicPr>
-                                <pic:cNvPr descr="calculus-integration_files/figure-docx/ftc-part1-left-code-1.png" id="130" name="Picture"/>
+                                <pic:cNvPr descr="calculus-integration_files/figure-docx/ftc-part1-left-code-1.png" id="133" name="Picture"/>
                                 <pic:cNvPicPr>
                                   <a:picLocks noChangeArrowheads="1" noChangeAspect="1"/>
                                 </pic:cNvPicPr>
                               </pic:nvPicPr>
                               <pic:blipFill>
-                                <a:blip r:embed="rId128"/>
+                                <a:blip r:embed="rId131"/>
                                 <a:stretch>
                                   <a:fillRect/>
                                 </a:stretch>
@@ -36314,7 +36550,7 @@
                     <w:t xml:space="preserve">.</w:t>
                   </w:r>
                 </w:p>
-                <w:bookmarkEnd w:id="131"/>
+                <w:bookmarkEnd w:id="134"/>
               </w:tc>
             </w:tr>
           </w:tbl>
@@ -36365,7 +36601,7 @@
             <w:tr>
               <w:tc>
                 <w:tcPr/>
-                <w:bookmarkStart w:id="135" w:name="fig-ftc-part1-right"/>
+                <w:bookmarkStart w:id="138" w:name="fig-ftc-part1-right"/>
                 <w:p>
                   <w:pPr>
                     <w:pStyle w:val="SourceCode"/>
@@ -37445,18 +37681,18 @@
                       <wp:inline>
                         <wp:extent cx="2971800" cy="2377440"/>
                         <wp:effectExtent b="0" l="0" r="0" t="0"/>
-                        <wp:docPr descr="" title="" id="133" name="Picture"/>
+                        <wp:docPr descr="" title="" id="136" name="Picture"/>
                         <a:graphic>
                           <a:graphicData uri="http://schemas.openxmlformats.org/drawingml/2006/picture">
                             <pic:pic>
                               <pic:nvPicPr>
-                                <pic:cNvPr descr="calculus-integration_files/figure-docx/ftc-part1-right-code-1.png" id="134" name="Picture"/>
+                                <pic:cNvPr descr="calculus-integration_files/figure-docx/ftc-part1-right-code-1.png" id="137" name="Picture"/>
                                 <pic:cNvPicPr>
                                   <a:picLocks noChangeArrowheads="1" noChangeAspect="1"/>
                                 </pic:cNvPicPr>
                               </pic:nvPicPr>
                               <pic:blipFill>
-                                <a:blip r:embed="rId132"/>
+                                <a:blip r:embed="rId135"/>
                                 <a:stretch>
                                   <a:fillRect/>
                                 </a:stretch>
@@ -37593,7 +37829,7 @@
                     <w:t xml:space="preserve">.</w:t>
                   </w:r>
                 </w:p>
-                <w:bookmarkEnd w:id="135"/>
+                <w:bookmarkEnd w:id="138"/>
               </w:tc>
             </w:tr>
           </w:tbl>
@@ -37930,9 +38166,9 @@
         <w:t xml:space="preserve">.</w:t>
       </w:r>
     </w:p>
-    <w:bookmarkEnd w:id="136"/>
-    <w:bookmarkEnd w:id="137"/>
-    <w:bookmarkStart w:id="151" w:name="exm-ftc-cdf-pdf"/>
+    <w:bookmarkEnd w:id="139"/>
+    <w:bookmarkEnd w:id="140"/>
+    <w:bookmarkStart w:id="154" w:name="exm-ftc-cdf-pdf"/>
     <w:p>
       <w:pPr>
         <w:pStyle w:val="BodyText"/>
@@ -38054,7 +38290,7 @@
       <w:r>
         <w:t xml:space="preserve"> </w:t>
       </w:r>
-      <w:hyperlink r:id="rId138">
+      <w:hyperlink r:id="rId141">
         <w:r>
           <w:rPr>
             <w:rStyle w:val="Hyperlink"/>
@@ -38071,7 +38307,7 @@
       <w:r>
         <w:t xml:space="preserve"> </w:t>
       </w:r>
-      <w:hyperlink r:id="rId139">
+      <w:hyperlink r:id="rId142">
         <w:r>
           <w:rPr>
             <w:rStyle w:val="Hyperlink"/>
@@ -38114,7 +38350,7 @@
       <w:r>
         <w:t xml:space="preserve"> </w:t>
       </w:r>
-      <w:hyperlink r:id="rId140">
+      <w:hyperlink r:id="rId143">
         <w:r>
           <w:rPr>
             <w:rStyle w:val="Hyperlink"/>
@@ -38258,7 +38494,7 @@
       <w:r>
         <w:t xml:space="preserve"> </w:t>
       </w:r>
-      <w:hyperlink r:id="rId141">
+      <w:hyperlink r:id="rId144">
         <w:r>
           <w:rPr>
             <w:rStyle w:val="Hyperlink"/>
@@ -40174,7 +40410,7 @@
         <w:t xml:space="preserve">.</w:t>
       </w:r>
     </w:p>
-    <w:bookmarkStart w:id="150" w:name="fig-exp-pdf-cdf"/>
+    <w:bookmarkStart w:id="153" w:name="fig-exp-pdf-cdf"/>
     <w:tbl>
       <w:tblPr>
         <w:tblStyle w:val="Table"/>
@@ -40202,7 +40438,7 @@
             <w:tr>
               <w:tc>
                 <w:tcPr/>
-                <w:bookmarkStart w:id="145" w:name="fig-exp-pdf-cdf-pdf"/>
+                <w:bookmarkStart w:id="148" w:name="fig-exp-pdf-cdf-pdf"/>
                 <w:p>
                   <w:pPr>
                     <w:pStyle w:val="SourceCode"/>
@@ -40823,18 +41059,18 @@
                       <wp:inline>
                         <wp:extent cx="2971800" cy="2377440"/>
                         <wp:effectExtent b="0" l="0" r="0" t="0"/>
-                        <wp:docPr descr="" title="" id="143" name="Picture"/>
+                        <wp:docPr descr="" title="" id="146" name="Picture"/>
                         <a:graphic>
                           <a:graphicData uri="http://schemas.openxmlformats.org/drawingml/2006/picture">
                             <pic:pic>
                               <pic:nvPicPr>
-                                <pic:cNvPr descr="calculus-integration_files/figure-docx/exp-pdf-cdf-pdf-code-1.png" id="144" name="Picture"/>
+                                <pic:cNvPr descr="calculus-integration_files/figure-docx/exp-pdf-cdf-pdf-code-1.png" id="147" name="Picture"/>
                                 <pic:cNvPicPr>
                                   <a:picLocks noChangeArrowheads="1" noChangeAspect="1"/>
                                 </pic:cNvPicPr>
                               </pic:nvPicPr>
                               <pic:blipFill>
-                                <a:blip r:embed="rId142"/>
+                                <a:blip r:embed="rId145"/>
                                 <a:stretch>
                                   <a:fillRect/>
                                 </a:stretch>
@@ -40930,7 +41166,7 @@
                     <w:t xml:space="preserve">.</w:t>
                   </w:r>
                 </w:p>
-                <w:bookmarkEnd w:id="145"/>
+                <w:bookmarkEnd w:id="148"/>
               </w:tc>
             </w:tr>
           </w:tbl>
@@ -40980,7 +41216,7 @@
             <w:tr>
               <w:tc>
                 <w:tcPr/>
-                <w:bookmarkStart w:id="149" w:name="fig-exp-pdf-cdf-cdf"/>
+                <w:bookmarkStart w:id="152" w:name="fig-exp-pdf-cdf-cdf"/>
                 <w:p>
                   <w:pPr>
                     <w:pStyle w:val="SourceCode"/>
@@ -41826,18 +42062,18 @@
                       <wp:inline>
                         <wp:extent cx="2971800" cy="2377440"/>
                         <wp:effectExtent b="0" l="0" r="0" t="0"/>
-                        <wp:docPr descr="" title="" id="147" name="Picture"/>
+                        <wp:docPr descr="" title="" id="150" name="Picture"/>
                         <a:graphic>
                           <a:graphicData uri="http://schemas.openxmlformats.org/drawingml/2006/picture">
                             <pic:pic>
                               <pic:nvPicPr>
-                                <pic:cNvPr descr="calculus-integration_files/figure-docx/exp-pdf-cdf-cdf-code-1.png" id="148" name="Picture"/>
+                                <pic:cNvPr descr="calculus-integration_files/figure-docx/exp-pdf-cdf-cdf-code-1.png" id="151" name="Picture"/>
                                 <pic:cNvPicPr>
                                   <a:picLocks noChangeArrowheads="1" noChangeAspect="1"/>
                                 </pic:cNvPicPr>
                               </pic:nvPicPr>
                               <pic:blipFill>
-                                <a:blip r:embed="rId146"/>
+                                <a:blip r:embed="rId149"/>
                                 <a:stretch>
                                   <a:fillRect/>
                                 </a:stretch>
@@ -41933,7 +42169,7 @@
                     <w:t xml:space="preserve">.</w:t>
                   </w:r>
                 </w:p>
-                <w:bookmarkEnd w:id="149"/>
+                <w:bookmarkEnd w:id="152"/>
               </w:tc>
             </w:tr>
           </w:tbl>
@@ -42203,9 +42439,9 @@
         <w:t xml:space="preserve">computed via FTC Part 2.</w:t>
       </w:r>
     </w:p>
-    <w:bookmarkEnd w:id="150"/>
-    <w:bookmarkEnd w:id="151"/>
-    <w:bookmarkStart w:id="152" w:name="exr-miller-int-rayleigh-normal-kernel"/>
+    <w:bookmarkEnd w:id="153"/>
+    <w:bookmarkEnd w:id="154"/>
+    <w:bookmarkStart w:id="155" w:name="exr-miller-int-rayleigh-normal-kernel"/>
     <w:p>
       <w:pPr>
         <w:pStyle w:val="BodyText"/>
@@ -42340,8 +42576,8 @@
         </m:oMath>
       </m:oMathPara>
     </w:p>
-    <w:bookmarkEnd w:id="152"/>
-    <w:bookmarkStart w:id="153" w:name="sol-miller-int-rayleigh-normal-kernel"/>
+    <w:bookmarkEnd w:id="155"/>
+    <w:bookmarkStart w:id="156" w:name="sol-miller-int-rayleigh-normal-kernel"/>
     <w:p>
       <w:pPr>
         <w:pStyle w:val="FirstParagraph"/>
@@ -42934,8 +43170,8 @@
         <w:t xml:space="preserve">Integrals of this structure arise directly in calculating moments and normalization constants for Gaussian and Rayleigh probability distributions.</w:t>
       </w:r>
     </w:p>
-    <w:bookmarkEnd w:id="153"/>
-    <w:bookmarkStart w:id="154" w:name="exr-miller-int-uniform-convolution"/>
+    <w:bookmarkEnd w:id="156"/>
+    <w:bookmarkStart w:id="157" w:name="exr-miller-int-uniform-convolution"/>
     <w:p>
       <w:pPr>
         <w:pStyle w:val="BodyText"/>
@@ -43002,7 +43238,8 @@
           <m:e>
             <m:r>
               <m:rPr>
-                <m:sty m:val="b"/>
+                <m:scr m:val="double-struck"/>
+                <m:sty m:val="p"/>
               </m:rPr>
               <m:t>1</m:t>
             </m:r>
@@ -43371,8 +43608,8 @@
         <w:t xml:space="preserve">.</w:t>
       </w:r>
     </w:p>
-    <w:bookmarkEnd w:id="154"/>
-    <w:bookmarkStart w:id="155" w:name="sol-miller-int-uniform-convolution"/>
+    <w:bookmarkEnd w:id="157"/>
+    <w:bookmarkStart w:id="158" w:name="sol-miller-int-uniform-convolution"/>
     <w:p>
       <w:pPr>
         <w:pStyle w:val="BodyText"/>
@@ -44798,7 +45035,1291 @@
         <w:t xml:space="preserve">.</w:t>
       </w:r>
     </w:p>
-    <w:bookmarkEnd w:id="155"/>
+    <w:bookmarkEnd w:id="158"/>
+    <w:bookmarkStart w:id="159" w:name="thm-int-uniform-convolution"/>
+    <w:p>
+      <w:pPr>
+        <w:pStyle w:val="BodyText"/>
+      </w:pPr>
+      <w:r>
+        <w:rPr>
+          <w:b/>
+          <w:bCs/>
+        </w:rPr>
+        <w:t xml:space="preserve">Theorem 7 (Convolution of two uniform densities)</w:t>
+      </w:r>
+      <w:r>
+        <w:t xml:space="preserve"> </w:t>
+      </w:r>
+      <w:r>
+        <w:t xml:space="preserve">Let</w:t>
+      </w:r>
+      <w:r>
+        <w:t xml:space="preserve"> </w:t>
+      </w:r>
+      <m:oMath>
+        <m:r>
+          <m:t>f</m:t>
+        </m:r>
+        <m:r>
+          <m:rPr>
+            <m:sty m:val="p"/>
+          </m:rPr>
+          <m:t>(</m:t>
+        </m:r>
+        <m:r>
+          <m:t>x</m:t>
+        </m:r>
+        <m:r>
+          <m:rPr>
+            <m:sty m:val="p"/>
+          </m:rPr>
+          <m:t>)</m:t>
+        </m:r>
+        <m:r>
+          <m:rPr>
+            <m:sty m:val="p"/>
+          </m:rPr>
+          <m:t>=</m:t>
+        </m:r>
+        <m:sSub>
+          <m:e>
+            <m:r>
+              <m:rPr>
+                <m:scr m:val="double-struck"/>
+                <m:sty m:val="p"/>
+              </m:rPr>
+              <m:t>1</m:t>
+            </m:r>
+          </m:e>
+          <m:sub>
+            <m:r>
+              <m:rPr>
+                <m:sty m:val="p"/>
+              </m:rPr>
+              <m:t>[</m:t>
+            </m:r>
+            <m:r>
+              <m:t>0</m:t>
+            </m:r>
+            <m:r>
+              <m:rPr>
+                <m:sty m:val="p"/>
+              </m:rPr>
+              <m:t>,</m:t>
+            </m:r>
+            <m:r>
+              <m:t>1</m:t>
+            </m:r>
+            <m:r>
+              <m:rPr>
+                <m:sty m:val="p"/>
+              </m:rPr>
+              <m:t>]</m:t>
+            </m:r>
+          </m:sub>
+        </m:sSub>
+        <m:r>
+          <m:rPr>
+            <m:sty m:val="p"/>
+          </m:rPr>
+          <m:t>(</m:t>
+        </m:r>
+        <m:r>
+          <m:t>x</m:t>
+        </m:r>
+        <m:r>
+          <m:rPr>
+            <m:sty m:val="p"/>
+          </m:rPr>
+          <m:t>)</m:t>
+        </m:r>
+      </m:oMath>
+      <w:r>
+        <w:t xml:space="preserve"> </w:t>
+      </w:r>
+      <w:r>
+        <w:t xml:space="preserve">be the indicator of the unit interval.</w:t>
+      </w:r>
+      <w:r>
+        <w:t xml:space="preserve"> </w:t>
+      </w:r>
+      <w:r>
+        <w:t xml:space="preserve">Then for every</w:t>
+      </w:r>
+      <w:r>
+        <w:t xml:space="preserve"> </w:t>
+      </w:r>
+      <m:oMath>
+        <m:r>
+          <m:t>x</m:t>
+        </m:r>
+        <m:r>
+          <m:rPr>
+            <m:sty m:val="p"/>
+          </m:rPr>
+          <m:t>∈</m:t>
+        </m:r>
+        <m:r>
+          <m:rPr>
+            <m:scr m:val="double-struck"/>
+            <m:sty m:val="p"/>
+          </m:rPr>
+          <m:t>R</m:t>
+        </m:r>
+      </m:oMath>
+      <w:r>
+        <w:t xml:space="preserve">,</w:t>
+      </w:r>
+    </w:p>
+    <w:p>
+      <w:pPr>
+        <w:pStyle w:val="BodyText"/>
+      </w:pPr>
+      <m:oMathPara>
+        <m:oMathParaPr>
+          <m:jc m:val="center"/>
+        </m:oMathParaPr>
+        <m:oMath>
+          <m:r>
+            <m:rPr>
+              <m:sty m:val="p"/>
+            </m:rPr>
+            <m:t>(</m:t>
+          </m:r>
+          <m:r>
+            <m:t>f</m:t>
+          </m:r>
+          <m:r>
+            <m:rPr>
+              <m:sty m:val="p"/>
+            </m:rPr>
+            <m:t>*</m:t>
+          </m:r>
+          <m:r>
+            <m:t>f</m:t>
+          </m:r>
+          <m:r>
+            <m:rPr>
+              <m:sty m:val="p"/>
+            </m:rPr>
+            <m:t>)</m:t>
+          </m:r>
+          <m:r>
+            <m:rPr>
+              <m:sty m:val="p"/>
+            </m:rPr>
+            <m:t>(</m:t>
+          </m:r>
+          <m:r>
+            <m:t>x</m:t>
+          </m:r>
+          <m:r>
+            <m:rPr>
+              <m:sty m:val="p"/>
+            </m:rPr>
+            <m:t>)</m:t>
+          </m:r>
+          <m:r>
+            <m:rPr>
+              <m:sty m:val="p"/>
+            </m:rPr>
+            <m:t>=</m:t>
+          </m:r>
+          <m:nary>
+            <m:naryPr>
+              <m:chr m:val="∫"/>
+              <m:limLoc m:val="subSup"/>
+              <m:subHide m:val="off"/>
+              <m:supHide m:val="off"/>
+            </m:naryPr>
+            <m:sub>
+              <m:r>
+                <m:rPr>
+                  <m:sty m:val="p"/>
+                </m:rPr>
+                <m:t>−</m:t>
+              </m:r>
+              <m:r>
+                <m:rPr>
+                  <m:sty m:val="p"/>
+                </m:rPr>
+                <m:t>∞</m:t>
+              </m:r>
+            </m:sub>
+            <m:sup>
+              <m:r>
+                <m:rPr>
+                  <m:sty m:val="p"/>
+                </m:rPr>
+                <m:t>∞</m:t>
+              </m:r>
+            </m:sup>
+            <m:e>
+              <m:r>
+                <m:t>f</m:t>
+              </m:r>
+            </m:e>
+          </m:nary>
+          <m:r>
+            <m:rPr>
+              <m:sty m:val="p"/>
+            </m:rPr>
+            <m:t>(</m:t>
+          </m:r>
+          <m:r>
+            <m:t>t</m:t>
+          </m:r>
+          <m:r>
+            <m:rPr>
+              <m:sty m:val="p"/>
+            </m:rPr>
+            <m:t>)</m:t>
+          </m:r>
+          <m:r>
+            <m:t>f</m:t>
+          </m:r>
+          <m:r>
+            <m:rPr>
+              <m:sty m:val="p"/>
+            </m:rPr>
+            <m:t>(</m:t>
+          </m:r>
+          <m:r>
+            <m:t>x</m:t>
+          </m:r>
+          <m:r>
+            <m:rPr>
+              <m:sty m:val="p"/>
+            </m:rPr>
+            <m:t>−</m:t>
+          </m:r>
+          <m:r>
+            <m:t>t</m:t>
+          </m:r>
+          <m:r>
+            <m:rPr>
+              <m:sty m:val="p"/>
+            </m:rPr>
+            <m:t>)</m:t>
+          </m:r>
+          <m:r>
+            <m:t> </m:t>
+          </m:r>
+          <m:r>
+            <m:t>d</m:t>
+          </m:r>
+          <m:r>
+            <m:t>t</m:t>
+          </m:r>
+          <m:r>
+            <m:rPr>
+              <m:sty m:val="p"/>
+            </m:rPr>
+            <m:t>=</m:t>
+          </m:r>
+          <m:d>
+            <m:dPr>
+              <m:begChr m:val="{"/>
+              <m:sepChr m:val=""/>
+              <m:endChr m:val=""/>
+              <m:grow/>
+            </m:dPr>
+            <m:e>
+              <m:m>
+                <m:mPr>
+                  <m:baseJc m:val="center"/>
+                  <m:plcHide m:val="on"/>
+                  <m:mcs>
+                    <m:mc>
+                      <m:mcPr>
+                        <m:mcJc m:val="left"/>
+                        <m:count m:val="1"/>
+                      </m:mcPr>
+                    </m:mc>
+                    <m:mc>
+                      <m:mcPr>
+                        <m:mcJc m:val="left"/>
+                        <m:count m:val="1"/>
+                      </m:mcPr>
+                    </m:mc>
+                  </m:mcs>
+                </m:mPr>
+                <m:mr>
+                  <m:e>
+                    <m:r>
+                      <m:t>x</m:t>
+                    </m:r>
+                  </m:e>
+                  <m:e>
+                    <m:r>
+                      <m:rPr>
+                        <m:nor/>
+                        <m:sty m:val="p"/>
+                      </m:rPr>
+                      <m:t>if </m:t>
+                    </m:r>
+                    <m:r>
+                      <m:t>0</m:t>
+                    </m:r>
+                    <m:r>
+                      <m:rPr>
+                        <m:sty m:val="p"/>
+                      </m:rPr>
+                      <m:t>≤</m:t>
+                    </m:r>
+                    <m:r>
+                      <m:t>x</m:t>
+                    </m:r>
+                    <m:r>
+                      <m:rPr>
+                        <m:sty m:val="p"/>
+                      </m:rPr>
+                      <m:t>≤</m:t>
+                    </m:r>
+                    <m:r>
+                      <m:t>1</m:t>
+                    </m:r>
+                  </m:e>
+                </m:mr>
+                <m:mr>
+                  <m:e>
+                    <m:r>
+                      <m:t>2</m:t>
+                    </m:r>
+                    <m:r>
+                      <m:rPr>
+                        <m:sty m:val="p"/>
+                      </m:rPr>
+                      <m:t>−</m:t>
+                    </m:r>
+                    <m:r>
+                      <m:t>x</m:t>
+                    </m:r>
+                  </m:e>
+                  <m:e>
+                    <m:r>
+                      <m:rPr>
+                        <m:nor/>
+                        <m:sty m:val="p"/>
+                      </m:rPr>
+                      <m:t>if </m:t>
+                    </m:r>
+                    <m:r>
+                      <m:t>1</m:t>
+                    </m:r>
+                    <m:r>
+                      <m:rPr>
+                        <m:sty m:val="p"/>
+                      </m:rPr>
+                      <m:t>&lt;</m:t>
+                    </m:r>
+                    <m:r>
+                      <m:t>x</m:t>
+                    </m:r>
+                    <m:r>
+                      <m:rPr>
+                        <m:sty m:val="p"/>
+                      </m:rPr>
+                      <m:t>≤</m:t>
+                    </m:r>
+                    <m:r>
+                      <m:t>2</m:t>
+                    </m:r>
+                  </m:e>
+                </m:mr>
+                <m:mr>
+                  <m:e>
+                    <m:r>
+                      <m:t>0</m:t>
+                    </m:r>
+                  </m:e>
+                  <m:e>
+                    <m:r>
+                      <m:rPr>
+                        <m:nor/>
+                        <m:sty m:val="p"/>
+                      </m:rPr>
+                      <m:t>otherwise.</m:t>
+                    </m:r>
+                  </m:e>
+                </m:mr>
+              </m:m>
+            </m:e>
+          </m:d>
+        </m:oMath>
+      </m:oMathPara>
+    </w:p>
+    <w:bookmarkEnd w:id="159"/>
+    <w:p>
+      <w:pPr>
+        <w:pStyle w:val="FirstParagraph"/>
+      </w:pPr>
+      <w:r>
+        <w:rPr>
+          <w:i/>
+          <w:iCs/>
+        </w:rPr>
+        <w:t xml:space="preserve">Proof</w:t>
+      </w:r>
+      <w:r>
+        <w:t xml:space="preserve">. </w:t>
+      </w:r>
+      <w:r>
+        <w:t xml:space="preserve">This is the solution to</w:t>
+      </w:r>
+      <w:r>
+        <w:t xml:space="preserve"> </w:t>
+      </w:r>
+      <w:hyperlink w:anchor="exr-miller-int-uniform-convolution">
+        <w:r>
+          <w:rPr>
+            <w:rStyle w:val="Hyperlink"/>
+          </w:rPr>
+          <w:t xml:space="preserve">Exercise 11</w:t>
+        </w:r>
+      </w:hyperlink>
+      <w:r>
+        <w:t xml:space="preserve">, worked in</w:t>
+      </w:r>
+      <w:r>
+        <w:t xml:space="preserve"> </w:t>
+      </w:r>
+      <w:hyperlink w:anchor="sol-miller-int-uniform-convolution">
+        <w:r>
+          <w:rPr>
+            <w:rStyle w:val="Hyperlink"/>
+          </w:rPr>
+          <w:t xml:space="preserve">Solution 11</w:t>
+        </w:r>
+      </w:hyperlink>
+      <w:r>
+        <w:t xml:space="preserve">.</w:t>
+      </w:r>
+    </w:p>
+    <w:p>
+      <w:pPr>
+        <w:pStyle w:val="BodyText"/>
+      </w:pPr>
+      <w:r>
+        <w:t xml:space="preserve">The integrand</w:t>
+      </w:r>
+      <w:r>
+        <w:t xml:space="preserve"> </w:t>
+      </w:r>
+      <m:oMath>
+        <m:r>
+          <m:t>f</m:t>
+        </m:r>
+        <m:r>
+          <m:rPr>
+            <m:sty m:val="p"/>
+          </m:rPr>
+          <m:t>(</m:t>
+        </m:r>
+        <m:r>
+          <m:t>t</m:t>
+        </m:r>
+        <m:r>
+          <m:rPr>
+            <m:sty m:val="p"/>
+          </m:rPr>
+          <m:t>)</m:t>
+        </m:r>
+        <m:r>
+          <m:t>f</m:t>
+        </m:r>
+        <m:r>
+          <m:rPr>
+            <m:sty m:val="p"/>
+          </m:rPr>
+          <m:t>(</m:t>
+        </m:r>
+        <m:r>
+          <m:t>x</m:t>
+        </m:r>
+        <m:r>
+          <m:rPr>
+            <m:sty m:val="p"/>
+          </m:rPr>
+          <m:t>−</m:t>
+        </m:r>
+        <m:r>
+          <m:t>t</m:t>
+        </m:r>
+        <m:r>
+          <m:rPr>
+            <m:sty m:val="p"/>
+          </m:rPr>
+          <m:t>)</m:t>
+        </m:r>
+      </m:oMath>
+      <w:r>
+        <w:t xml:space="preserve"> </w:t>
+      </w:r>
+      <w:r>
+        <w:t xml:space="preserve">equals</w:t>
+      </w:r>
+      <w:r>
+        <w:t xml:space="preserve"> </w:t>
+      </w:r>
+      <m:oMath>
+        <m:r>
+          <m:t>1</m:t>
+        </m:r>
+      </m:oMath>
+      <w:r>
+        <w:t xml:space="preserve"> </w:t>
+      </w:r>
+      <w:r>
+        <w:t xml:space="preserve">when both</w:t>
+      </w:r>
+      <w:r>
+        <w:t xml:space="preserve"> </w:t>
+      </w:r>
+      <m:oMath>
+        <m:r>
+          <m:t>t</m:t>
+        </m:r>
+        <m:r>
+          <m:rPr>
+            <m:sty m:val="p"/>
+          </m:rPr>
+          <m:t>∈</m:t>
+        </m:r>
+        <m:r>
+          <m:rPr>
+            <m:sty m:val="p"/>
+          </m:rPr>
+          <m:t>[</m:t>
+        </m:r>
+        <m:r>
+          <m:t>0</m:t>
+        </m:r>
+        <m:r>
+          <m:rPr>
+            <m:sty m:val="p"/>
+          </m:rPr>
+          <m:t>,</m:t>
+        </m:r>
+        <m:r>
+          <m:t>1</m:t>
+        </m:r>
+        <m:r>
+          <m:rPr>
+            <m:sty m:val="p"/>
+          </m:rPr>
+          <m:t>]</m:t>
+        </m:r>
+      </m:oMath>
+      <w:r>
+        <w:t xml:space="preserve"> </w:t>
+      </w:r>
+      <w:r>
+        <w:t xml:space="preserve">and</w:t>
+      </w:r>
+      <w:r>
+        <w:t xml:space="preserve"> </w:t>
+      </w:r>
+      <m:oMath>
+        <m:r>
+          <m:t>x</m:t>
+        </m:r>
+        <m:r>
+          <m:rPr>
+            <m:sty m:val="p"/>
+          </m:rPr>
+          <m:t>−</m:t>
+        </m:r>
+        <m:r>
+          <m:t>t</m:t>
+        </m:r>
+        <m:r>
+          <m:rPr>
+            <m:sty m:val="p"/>
+          </m:rPr>
+          <m:t>∈</m:t>
+        </m:r>
+        <m:r>
+          <m:rPr>
+            <m:sty m:val="p"/>
+          </m:rPr>
+          <m:t>[</m:t>
+        </m:r>
+        <m:r>
+          <m:t>0</m:t>
+        </m:r>
+        <m:r>
+          <m:rPr>
+            <m:sty m:val="p"/>
+          </m:rPr>
+          <m:t>,</m:t>
+        </m:r>
+        <m:r>
+          <m:t>1</m:t>
+        </m:r>
+        <m:r>
+          <m:rPr>
+            <m:sty m:val="p"/>
+          </m:rPr>
+          <m:t>]</m:t>
+        </m:r>
+      </m:oMath>
+      <w:r>
+        <w:t xml:space="preserve">, and</w:t>
+      </w:r>
+      <w:r>
+        <w:t xml:space="preserve"> </w:t>
+      </w:r>
+      <m:oMath>
+        <m:r>
+          <m:t>0</m:t>
+        </m:r>
+      </m:oMath>
+      <w:r>
+        <w:t xml:space="preserve"> </w:t>
+      </w:r>
+      <w:r>
+        <w:t xml:space="preserve">otherwise.</w:t>
+      </w:r>
+      <w:r>
+        <w:t xml:space="preserve"> </w:t>
+      </w:r>
+      <w:r>
+        <w:t xml:space="preserve">The second condition is</w:t>
+      </w:r>
+      <w:r>
+        <w:t xml:space="preserve"> </w:t>
+      </w:r>
+      <m:oMath>
+        <m:r>
+          <m:t>x</m:t>
+        </m:r>
+        <m:r>
+          <m:rPr>
+            <m:sty m:val="p"/>
+          </m:rPr>
+          <m:t>−</m:t>
+        </m:r>
+        <m:r>
+          <m:t>1</m:t>
+        </m:r>
+        <m:r>
+          <m:rPr>
+            <m:sty m:val="p"/>
+          </m:rPr>
+          <m:t>≤</m:t>
+        </m:r>
+        <m:r>
+          <m:t>t</m:t>
+        </m:r>
+        <m:r>
+          <m:rPr>
+            <m:sty m:val="p"/>
+          </m:rPr>
+          <m:t>≤</m:t>
+        </m:r>
+        <m:r>
+          <m:t>x</m:t>
+        </m:r>
+      </m:oMath>
+      <w:r>
+        <w:t xml:space="preserve">,</w:t>
+      </w:r>
+      <w:r>
+        <w:t xml:space="preserve"> </w:t>
+      </w:r>
+      <w:r>
+        <w:t xml:space="preserve">so the integrand is</w:t>
+      </w:r>
+      <w:r>
+        <w:t xml:space="preserve"> </w:t>
+      </w:r>
+      <m:oMath>
+        <m:r>
+          <m:t>1</m:t>
+        </m:r>
+      </m:oMath>
+      <w:r>
+        <w:t xml:space="preserve"> </w:t>
+      </w:r>
+      <w:r>
+        <w:t xml:space="preserve">exactly on the overlap</w:t>
+      </w:r>
+      <w:r>
+        <w:t xml:space="preserve"> </w:t>
+      </w:r>
+      <m:oMath>
+        <m:r>
+          <m:rPr>
+            <m:sty m:val="p"/>
+          </m:rPr>
+          <m:t>[</m:t>
+        </m:r>
+        <m:r>
+          <m:rPr>
+            <m:sty m:val="p"/>
+          </m:rPr>
+          <m:t>max</m:t>
+        </m:r>
+        <m:r>
+          <m:rPr>
+            <m:sty m:val="p"/>
+          </m:rPr>
+          <m:t>(</m:t>
+        </m:r>
+        <m:r>
+          <m:t>0</m:t>
+        </m:r>
+        <m:r>
+          <m:rPr>
+            <m:sty m:val="p"/>
+          </m:rPr>
+          <m:t>,</m:t>
+        </m:r>
+        <m:r>
+          <m:t>x</m:t>
+        </m:r>
+        <m:r>
+          <m:rPr>
+            <m:sty m:val="p"/>
+          </m:rPr>
+          <m:t>−</m:t>
+        </m:r>
+        <m:r>
+          <m:t>1</m:t>
+        </m:r>
+        <m:r>
+          <m:rPr>
+            <m:sty m:val="p"/>
+          </m:rPr>
+          <m:t>)</m:t>
+        </m:r>
+        <m:r>
+          <m:rPr>
+            <m:sty m:val="p"/>
+          </m:rPr>
+          <m:t>,</m:t>
+        </m:r>
+        <m:r>
+          <m:rPr>
+            <m:sty m:val="p"/>
+          </m:rPr>
+          <m:t>min</m:t>
+        </m:r>
+        <m:r>
+          <m:rPr>
+            <m:sty m:val="p"/>
+          </m:rPr>
+          <m:t>(</m:t>
+        </m:r>
+        <m:r>
+          <m:t>1</m:t>
+        </m:r>
+        <m:r>
+          <m:rPr>
+            <m:sty m:val="p"/>
+          </m:rPr>
+          <m:t>,</m:t>
+        </m:r>
+        <m:r>
+          <m:t>x</m:t>
+        </m:r>
+        <m:r>
+          <m:rPr>
+            <m:sty m:val="p"/>
+          </m:rPr>
+          <m:t>)</m:t>
+        </m:r>
+        <m:r>
+          <m:rPr>
+            <m:sty m:val="p"/>
+          </m:rPr>
+          <m:t>]</m:t>
+        </m:r>
+      </m:oMath>
+      <w:r>
+        <w:t xml:space="preserve">,</w:t>
+      </w:r>
+      <w:r>
+        <w:t xml:space="preserve"> </w:t>
+      </w:r>
+      <w:r>
+        <w:t xml:space="preserve">and the integral is the length of that overlap.</w:t>
+      </w:r>
+    </w:p>
+    <w:p>
+      <w:pPr>
+        <w:pStyle w:val="Compact"/>
+        <w:numPr>
+          <w:ilvl w:val="0"/>
+          <w:numId w:val="1017"/>
+        </w:numPr>
+      </w:pPr>
+      <w:r>
+        <w:t xml:space="preserve">If</w:t>
+      </w:r>
+      <w:r>
+        <w:t xml:space="preserve"> </w:t>
+      </w:r>
+      <m:oMath>
+        <m:r>
+          <m:t>x</m:t>
+        </m:r>
+        <m:r>
+          <m:rPr>
+            <m:sty m:val="p"/>
+          </m:rPr>
+          <m:t>&lt;</m:t>
+        </m:r>
+        <m:r>
+          <m:t>0</m:t>
+        </m:r>
+      </m:oMath>
+      <w:r>
+        <w:t xml:space="preserve"> </w:t>
+      </w:r>
+      <w:r>
+        <w:t xml:space="preserve">or</w:t>
+      </w:r>
+      <w:r>
+        <w:t xml:space="preserve"> </w:t>
+      </w:r>
+      <m:oMath>
+        <m:r>
+          <m:t>x</m:t>
+        </m:r>
+        <m:r>
+          <m:rPr>
+            <m:sty m:val="p"/>
+          </m:rPr>
+          <m:t>&gt;</m:t>
+        </m:r>
+        <m:r>
+          <m:t>2</m:t>
+        </m:r>
+      </m:oMath>
+      <w:r>
+        <w:t xml:space="preserve">, the overlap is empty, so</w:t>
+      </w:r>
+      <w:r>
+        <w:t xml:space="preserve"> </w:t>
+      </w:r>
+      <m:oMath>
+        <m:r>
+          <m:rPr>
+            <m:sty m:val="p"/>
+          </m:rPr>
+          <m:t>(</m:t>
+        </m:r>
+        <m:r>
+          <m:t>f</m:t>
+        </m:r>
+        <m:r>
+          <m:rPr>
+            <m:sty m:val="p"/>
+          </m:rPr>
+          <m:t>*</m:t>
+        </m:r>
+        <m:r>
+          <m:t>f</m:t>
+        </m:r>
+        <m:r>
+          <m:rPr>
+            <m:sty m:val="p"/>
+          </m:rPr>
+          <m:t>)</m:t>
+        </m:r>
+        <m:r>
+          <m:rPr>
+            <m:sty m:val="p"/>
+          </m:rPr>
+          <m:t>(</m:t>
+        </m:r>
+        <m:r>
+          <m:t>x</m:t>
+        </m:r>
+        <m:r>
+          <m:rPr>
+            <m:sty m:val="p"/>
+          </m:rPr>
+          <m:t>)</m:t>
+        </m:r>
+        <m:r>
+          <m:rPr>
+            <m:sty m:val="p"/>
+          </m:rPr>
+          <m:t>=</m:t>
+        </m:r>
+        <m:r>
+          <m:t>0</m:t>
+        </m:r>
+      </m:oMath>
+      <w:r>
+        <w:t xml:space="preserve">.</w:t>
+      </w:r>
+    </w:p>
+    <w:p>
+      <w:pPr>
+        <w:pStyle w:val="Compact"/>
+        <w:numPr>
+          <w:ilvl w:val="0"/>
+          <w:numId w:val="1017"/>
+        </w:numPr>
+      </w:pPr>
+      <w:r>
+        <w:t xml:space="preserve">If</w:t>
+      </w:r>
+      <w:r>
+        <w:t xml:space="preserve"> </w:t>
+      </w:r>
+      <m:oMath>
+        <m:r>
+          <m:t>0</m:t>
+        </m:r>
+        <m:r>
+          <m:rPr>
+            <m:sty m:val="p"/>
+          </m:rPr>
+          <m:t>≤</m:t>
+        </m:r>
+        <m:r>
+          <m:t>x</m:t>
+        </m:r>
+        <m:r>
+          <m:rPr>
+            <m:sty m:val="p"/>
+          </m:rPr>
+          <m:t>≤</m:t>
+        </m:r>
+        <m:r>
+          <m:t>1</m:t>
+        </m:r>
+      </m:oMath>
+      <w:r>
+        <w:t xml:space="preserve">, the overlap is</w:t>
+      </w:r>
+      <w:r>
+        <w:t xml:space="preserve"> </w:t>
+      </w:r>
+      <m:oMath>
+        <m:r>
+          <m:rPr>
+            <m:sty m:val="p"/>
+          </m:rPr>
+          <m:t>[</m:t>
+        </m:r>
+        <m:r>
+          <m:t>0</m:t>
+        </m:r>
+        <m:r>
+          <m:rPr>
+            <m:sty m:val="p"/>
+          </m:rPr>
+          <m:t>,</m:t>
+        </m:r>
+        <m:r>
+          <m:t>x</m:t>
+        </m:r>
+        <m:r>
+          <m:rPr>
+            <m:sty m:val="p"/>
+          </m:rPr>
+          <m:t>]</m:t>
+        </m:r>
+      </m:oMath>
+      <w:r>
+        <w:t xml:space="preserve">, so</w:t>
+      </w:r>
+      <w:r>
+        <w:t xml:space="preserve"> </w:t>
+      </w:r>
+      <m:oMath>
+        <m:r>
+          <m:rPr>
+            <m:sty m:val="p"/>
+          </m:rPr>
+          <m:t>(</m:t>
+        </m:r>
+        <m:r>
+          <m:t>f</m:t>
+        </m:r>
+        <m:r>
+          <m:rPr>
+            <m:sty m:val="p"/>
+          </m:rPr>
+          <m:t>*</m:t>
+        </m:r>
+        <m:r>
+          <m:t>f</m:t>
+        </m:r>
+        <m:r>
+          <m:rPr>
+            <m:sty m:val="p"/>
+          </m:rPr>
+          <m:t>)</m:t>
+        </m:r>
+        <m:r>
+          <m:rPr>
+            <m:sty m:val="p"/>
+          </m:rPr>
+          <m:t>(</m:t>
+        </m:r>
+        <m:r>
+          <m:t>x</m:t>
+        </m:r>
+        <m:r>
+          <m:rPr>
+            <m:sty m:val="p"/>
+          </m:rPr>
+          <m:t>)</m:t>
+        </m:r>
+        <m:r>
+          <m:rPr>
+            <m:sty m:val="p"/>
+          </m:rPr>
+          <m:t>=</m:t>
+        </m:r>
+        <m:nary>
+          <m:naryPr>
+            <m:chr m:val="∫"/>
+            <m:limLoc m:val="subSup"/>
+            <m:subHide m:val="off"/>
+            <m:supHide m:val="off"/>
+          </m:naryPr>
+          <m:sub>
+            <m:r>
+              <m:t>0</m:t>
+            </m:r>
+          </m:sub>
+          <m:sup>
+            <m:r>
+              <m:t>x</m:t>
+            </m:r>
+          </m:sup>
+          <m:e>
+            <m:r>
+              <m:t>1</m:t>
+            </m:r>
+          </m:e>
+        </m:nary>
+        <m:r>
+          <m:t> </m:t>
+        </m:r>
+        <m:r>
+          <m:t>d</m:t>
+        </m:r>
+        <m:r>
+          <m:t>t</m:t>
+        </m:r>
+        <m:r>
+          <m:rPr>
+            <m:sty m:val="p"/>
+          </m:rPr>
+          <m:t>=</m:t>
+        </m:r>
+        <m:r>
+          <m:t>x</m:t>
+        </m:r>
+      </m:oMath>
+      <w:r>
+        <w:t xml:space="preserve">.</w:t>
+      </w:r>
+    </w:p>
+    <w:p>
+      <w:pPr>
+        <w:pStyle w:val="Compact"/>
+        <w:numPr>
+          <w:ilvl w:val="0"/>
+          <w:numId w:val="1017"/>
+        </w:numPr>
+      </w:pPr>
+      <w:r>
+        <w:t xml:space="preserve">If</w:t>
+      </w:r>
+      <w:r>
+        <w:t xml:space="preserve"> </w:t>
+      </w:r>
+      <m:oMath>
+        <m:r>
+          <m:t>1</m:t>
+        </m:r>
+        <m:r>
+          <m:rPr>
+            <m:sty m:val="p"/>
+          </m:rPr>
+          <m:t>&lt;</m:t>
+        </m:r>
+        <m:r>
+          <m:t>x</m:t>
+        </m:r>
+        <m:r>
+          <m:rPr>
+            <m:sty m:val="p"/>
+          </m:rPr>
+          <m:t>≤</m:t>
+        </m:r>
+        <m:r>
+          <m:t>2</m:t>
+        </m:r>
+      </m:oMath>
+      <w:r>
+        <w:t xml:space="preserve">, the overlap is</w:t>
+      </w:r>
+      <w:r>
+        <w:t xml:space="preserve"> </w:t>
+      </w:r>
+      <m:oMath>
+        <m:r>
+          <m:rPr>
+            <m:sty m:val="p"/>
+          </m:rPr>
+          <m:t>[</m:t>
+        </m:r>
+        <m:r>
+          <m:t>x</m:t>
+        </m:r>
+        <m:r>
+          <m:rPr>
+            <m:sty m:val="p"/>
+          </m:rPr>
+          <m:t>−</m:t>
+        </m:r>
+        <m:r>
+          <m:t>1</m:t>
+        </m:r>
+        <m:r>
+          <m:rPr>
+            <m:sty m:val="p"/>
+          </m:rPr>
+          <m:t>,</m:t>
+        </m:r>
+        <m:r>
+          <m:t>1</m:t>
+        </m:r>
+        <m:r>
+          <m:rPr>
+            <m:sty m:val="p"/>
+          </m:rPr>
+          <m:t>]</m:t>
+        </m:r>
+      </m:oMath>
+      <w:r>
+        <w:t xml:space="preserve">, so</w:t>
+      </w:r>
+      <w:r>
+        <w:t xml:space="preserve"> </w:t>
+      </w:r>
+      <m:oMath>
+        <m:r>
+          <m:rPr>
+            <m:sty m:val="p"/>
+          </m:rPr>
+          <m:t>(</m:t>
+        </m:r>
+        <m:r>
+          <m:t>f</m:t>
+        </m:r>
+        <m:r>
+          <m:rPr>
+            <m:sty m:val="p"/>
+          </m:rPr>
+          <m:t>*</m:t>
+        </m:r>
+        <m:r>
+          <m:t>f</m:t>
+        </m:r>
+        <m:r>
+          <m:rPr>
+            <m:sty m:val="p"/>
+          </m:rPr>
+          <m:t>)</m:t>
+        </m:r>
+        <m:r>
+          <m:rPr>
+            <m:sty m:val="p"/>
+          </m:rPr>
+          <m:t>(</m:t>
+        </m:r>
+        <m:r>
+          <m:t>x</m:t>
+        </m:r>
+        <m:r>
+          <m:rPr>
+            <m:sty m:val="p"/>
+          </m:rPr>
+          <m:t>)</m:t>
+        </m:r>
+        <m:r>
+          <m:rPr>
+            <m:sty m:val="p"/>
+          </m:rPr>
+          <m:t>=</m:t>
+        </m:r>
+        <m:nary>
+          <m:naryPr>
+            <m:chr m:val="∫"/>
+            <m:limLoc m:val="subSup"/>
+            <m:subHide m:val="off"/>
+            <m:supHide m:val="off"/>
+          </m:naryPr>
+          <m:sub>
+            <m:r>
+              <m:t>x</m:t>
+            </m:r>
+            <m:r>
+              <m:rPr>
+                <m:sty m:val="p"/>
+              </m:rPr>
+              <m:t>−</m:t>
+            </m:r>
+            <m:r>
+              <m:t>1</m:t>
+            </m:r>
+          </m:sub>
+          <m:sup>
+            <m:r>
+              <m:t>1</m:t>
+            </m:r>
+          </m:sup>
+          <m:e>
+            <m:r>
+              <m:t>1</m:t>
+            </m:r>
+          </m:e>
+        </m:nary>
+        <m:r>
+          <m:t> </m:t>
+        </m:r>
+        <m:r>
+          <m:t>d</m:t>
+        </m:r>
+        <m:r>
+          <m:t>t</m:t>
+        </m:r>
+        <m:r>
+          <m:rPr>
+            <m:sty m:val="p"/>
+          </m:rPr>
+          <m:t>=</m:t>
+        </m:r>
+        <m:r>
+          <m:t>2</m:t>
+        </m:r>
+        <m:r>
+          <m:rPr>
+            <m:sty m:val="p"/>
+          </m:rPr>
+          <m:t>−</m:t>
+        </m:r>
+        <m:r>
+          <m:t>x</m:t>
+        </m:r>
+      </m:oMath>
+      <w:r>
+        <w:t xml:space="preserve">.</w:t>
+      </w:r>
+    </w:p>
     <w:tbl>
       <w:tblPr>
         <w:tblStyle w:val="Table"/>
@@ -44829,7 +46350,7 @@
           </w:tcPr>
           <w:p>
             <w:pPr>
-              <w:pStyle w:val="BodyText"/>
+              <w:pStyle w:val="FirstParagraph"/>
             </w:pPr>
             <w:pPr>
               <w:spacing w:before="0" w:after="0"/>
@@ -44840,12 +46361,12 @@
                 <wp:inline>
                   <wp:extent cx="152400" cy="152400"/>
                   <wp:effectExtent b="0" l="0" r="0" t="0"/>
-                  <wp:docPr descr="" title="" id="156" name="Picture"/>
+                  <wp:docPr descr="" title="" id="160" name="Picture"/>
                   <a:graphic>
                     <a:graphicData uri="http://schemas.openxmlformats.org/drawingml/2006/picture">
                       <pic:pic>
                         <pic:nvPicPr>
-                          <pic:cNvPr descr="/opt/quarto/share/formats/docx/tip.png" id="157" name="Picture"/>
+                          <pic:cNvPr descr="/opt/quarto/share/formats/docx/tip.png" id="161" name="Picture"/>
                           <pic:cNvPicPr>
                             <a:picLocks noChangeArrowheads="1" noChangeAspect="1"/>
                           </pic:cNvPicPr>
@@ -44928,10 +46449,10 @@
               <w:pStyle w:val="Compact"/>
               <w:numPr>
                 <w:ilvl w:val="0"/>
-                <w:numId w:val="1017"/>
+                <w:numId w:val="1018"/>
               </w:numPr>
             </w:pPr>
-            <w:hyperlink r:id="rId158">
+            <w:hyperlink r:id="rId162">
               <w:r>
                 <w:rPr>
                   <w:rStyle w:val="Hyperlink"/>
@@ -44945,10 +46466,10 @@
               <w:pStyle w:val="Compact"/>
               <w:numPr>
                 <w:ilvl w:val="0"/>
-                <w:numId w:val="1017"/>
+                <w:numId w:val="1018"/>
               </w:numPr>
             </w:pPr>
-            <w:hyperlink r:id="rId159">
+            <w:hyperlink r:id="rId163">
               <w:r>
                 <w:rPr>
                   <w:rStyle w:val="Hyperlink"/>
@@ -44961,8 +46482,8 @@
         </w:tc>
       </w:tr>
     </w:tbl>
-    <w:bookmarkStart w:id="169" w:name="refs"/>
-    <w:bookmarkStart w:id="161" w:name="ref-calclifesaver"/>
+    <w:bookmarkStart w:id="173" w:name="refs"/>
+    <w:bookmarkStart w:id="165" w:name="ref-calclifesaver"/>
     <w:p>
       <w:pPr>
         <w:pStyle w:val="Bibliography"/>
@@ -44986,7 +46507,7 @@
       <w:r>
         <w:t xml:space="preserve"> </w:t>
       </w:r>
-      <w:hyperlink r:id="rId160">
+      <w:hyperlink r:id="rId164">
         <w:r>
           <w:rPr>
             <w:rStyle w:val="Hyperlink"/>
@@ -44998,8 +46519,8 @@
         <w:t xml:space="preserve">.</w:t>
       </w:r>
     </w:p>
-    <w:bookmarkEnd w:id="161"/>
-    <w:bookmarkStart w:id="163" w:name="ref-kleinbaum2012survival"/>
+    <w:bookmarkEnd w:id="165"/>
+    <w:bookmarkStart w:id="167" w:name="ref-kleinbaum2012survival"/>
     <w:p>
       <w:pPr>
         <w:pStyle w:val="Bibliography"/>
@@ -45023,7 +46544,7 @@
       <w:r>
         <w:t xml:space="preserve"> </w:t>
       </w:r>
-      <w:hyperlink r:id="rId162">
+      <w:hyperlink r:id="rId166">
         <w:r>
           <w:rPr>
             <w:rStyle w:val="Hyperlink"/>
@@ -45035,8 +46556,8 @@
         <w:t xml:space="preserve">.</w:t>
       </w:r>
     </w:p>
-    <w:bookmarkEnd w:id="163"/>
-    <w:bookmarkStart w:id="165" w:name="ref-larsonCalc11e"/>
+    <w:bookmarkEnd w:id="167"/>
+    <w:bookmarkStart w:id="169" w:name="ref-larsonCalc11e"/>
     <w:p>
       <w:pPr>
         <w:pStyle w:val="Bibliography"/>
@@ -45060,7 +46581,7 @@
       <w:r>
         <w:t xml:space="preserve"> </w:t>
       </w:r>
-      <w:hyperlink r:id="rId164">
+      <w:hyperlink r:id="rId168">
         <w:r>
           <w:rPr>
             <w:rStyle w:val="Hyperlink"/>
@@ -45072,8 +46593,8 @@
         <w:t xml:space="preserve">.</w:t>
       </w:r>
     </w:p>
-    <w:bookmarkEnd w:id="165"/>
-    <w:bookmarkStart w:id="167" w:name="ref-problifesavercalc"/>
+    <w:bookmarkEnd w:id="169"/>
+    <w:bookmarkStart w:id="171" w:name="ref-problifesavercalc"/>
     <w:p>
       <w:pPr>
         <w:pStyle w:val="Bibliography"/>
@@ -45097,7 +46618,7 @@
       <w:r>
         <w:t xml:space="preserve"> </w:t>
       </w:r>
-      <w:hyperlink r:id="rId166">
+      <w:hyperlink r:id="rId170">
         <w:r>
           <w:rPr>
             <w:rStyle w:val="Hyperlink"/>
@@ -45109,8 +46630,8 @@
         <w:t xml:space="preserve">.</w:t>
       </w:r>
     </w:p>
-    <w:bookmarkEnd w:id="167"/>
-    <w:bookmarkStart w:id="168" w:name="ref-rudin1976principles"/>
+    <w:bookmarkEnd w:id="171"/>
+    <w:bookmarkStart w:id="172" w:name="ref-rudin1976principles"/>
     <w:p>
       <w:pPr>
         <w:pStyle w:val="Bibliography"/>
@@ -45132,10 +46653,10 @@
         <w:t xml:space="preserve">. 3rd ed. International Series in Pure and Applied Mathematics. McGraw-Hill.</w:t>
       </w:r>
     </w:p>
-    <w:bookmarkEnd w:id="168"/>
-    <w:bookmarkEnd w:id="169"/>
-    <w:bookmarkEnd w:id="170"/>
-    <w:bookmarkEnd w:id="171"/>
+    <w:bookmarkEnd w:id="172"/>
+    <w:bookmarkEnd w:id="173"/>
+    <w:bookmarkEnd w:id="174"/>
+    <w:bookmarkEnd w:id="175"/>
     <w:sectPr>
       <w:footnotePr>
         <w:numRestart w:val="eachSect"/>
@@ -45540,6 +47061,9 @@
     <w:abstractNumId w:val="991"/>
   </w:num>
   <w:num w:numId="1017">
+    <w:abstractNumId w:val="991"/>
+  </w:num>
+  <w:num w:numId="1018">
     <w:abstractNumId w:val="991"/>
   </w:num>
 </w:numbering>

--- a/calculus-integration.docx
+++ b/calculus-integration.docx
@@ -15,7 +15,7 @@
         <w:pStyle w:val="Date"/>
       </w:pPr>
       <w:r>
-        <w:t xml:space="preserve">Last modified: 2026-10-15 15:19:18 (PDT)</w:t>
+        <w:t xml:space="preserve">Last modified: 2026-10-15 16:26:25 (PDT)</w:t>
       </w:r>
     </w:p>
     <w:bookmarkStart w:id="175" w:name="sec-integration"/>

--- a/calculus-integration.docx
+++ b/calculus-integration.docx
@@ -15,7 +15,7 @@
         <w:pStyle w:val="Date"/>
       </w:pPr>
       <w:r>
-        <w:t xml:space="preserve">Last modified: 2026-10-15 16:26:25 (PDT)</w:t>
+        <w:t xml:space="preserve">Last modified: 2026-10-15 17:47:31 (PDT)</w:t>
       </w:r>
     </w:p>
     <w:bookmarkStart w:id="175" w:name="sec-integration"/>

--- a/calculus-integration.docx
+++ b/calculus-integration.docx
@@ -15,7 +15,7 @@
         <w:pStyle w:val="Date"/>
       </w:pPr>
       <w:r>
-        <w:t xml:space="preserve">Last modified: 2026-10-15 17:47:31 (PDT)</w:t>
+        <w:t xml:space="preserve">Last modified: 2026-10-15 18:37:38 (PDT)</w:t>
       </w:r>
     </w:p>
     <w:bookmarkStart w:id="175" w:name="sec-integration"/>

--- a/calculus-integration.docx
+++ b/calculus-integration.docx
@@ -15,7 +15,7 @@
         <w:pStyle w:val="Date"/>
       </w:pPr>
       <w:r>
-        <w:t xml:space="preserve">Last modified: 2026-10-15 18:37:38 (PDT)</w:t>
+        <w:t xml:space="preserve">Last modified: 2026-10-15 19:41:40 (PDT)</w:t>
       </w:r>
     </w:p>
     <w:bookmarkStart w:id="175" w:name="sec-integration"/>

--- a/calculus-integration.docx
+++ b/calculus-integration.docx
@@ -15,7 +15,7 @@
         <w:pStyle w:val="Date"/>
       </w:pPr>
       <w:r>
-        <w:t xml:space="preserve">Last modified: 2026-10-15 19:41:40 (PDT)</w:t>
+        <w:t xml:space="preserve">Last modified: 2026-10-15 20:43:22 (PDT)</w:t>
       </w:r>
     </w:p>
     <w:bookmarkStart w:id="175" w:name="sec-integration"/>

--- a/calculus-integration.docx
+++ b/calculus-integration.docx
@@ -15,7 +15,7 @@
         <w:pStyle w:val="Date"/>
       </w:pPr>
       <w:r>
-        <w:t xml:space="preserve">Last modified: 2026-10-15 20:43:22 (PDT)</w:t>
+        <w:t xml:space="preserve">Last modified: 2026-10-15 21:43:14 (PDT)</w:t>
       </w:r>
     </w:p>
     <w:bookmarkStart w:id="175" w:name="sec-integration"/>

--- a/calculus-integration.docx
+++ b/calculus-integration.docx
@@ -15,7 +15,7 @@
         <w:pStyle w:val="Date"/>
       </w:pPr>
       <w:r>
-        <w:t xml:space="preserve">Last modified: 2026-10-15 21:43:14 (PDT)</w:t>
+        <w:t xml:space="preserve">Last modified: 2026-10-15 23:56:47 (PDT)</w:t>
       </w:r>
     </w:p>
     <w:bookmarkStart w:id="175" w:name="sec-integration"/>

--- a/calculus-integration.docx
+++ b/calculus-integration.docx
@@ -15,7 +15,7 @@
         <w:pStyle w:val="Date"/>
       </w:pPr>
       <w:r>
-        <w:t xml:space="preserve">Last modified: 2026-10-15 23:56:47 (PDT)</w:t>
+        <w:t xml:space="preserve">Last modified: 2026-10-16 01:00:03 (PDT)</w:t>
       </w:r>
     </w:p>
     <w:bookmarkStart w:id="175" w:name="sec-integration"/>

--- a/calculus-integration.docx
+++ b/calculus-integration.docx
@@ -15,7 +15,7 @@
         <w:pStyle w:val="Date"/>
       </w:pPr>
       <w:r>
-        <w:t xml:space="preserve">Last modified: 2026-10-16 01:00:03 (PDT)</w:t>
+        <w:t xml:space="preserve">Last modified: 2026-10-16 01:53:21 (PDT)</w:t>
       </w:r>
     </w:p>
     <w:bookmarkStart w:id="175" w:name="sec-integration"/>

--- a/calculus-integration.docx
+++ b/calculus-integration.docx
@@ -15,7 +15,7 @@
         <w:pStyle w:val="Date"/>
       </w:pPr>
       <w:r>
-        <w:t xml:space="preserve">Last modified: 2026-10-16 01:53:21 (PDT)</w:t>
+        <w:t xml:space="preserve">Last modified: 2026-10-16 02:45:37 (PDT)</w:t>
       </w:r>
     </w:p>
     <w:bookmarkStart w:id="175" w:name="sec-integration"/>

--- a/calculus-integration.docx
+++ b/calculus-integration.docx
@@ -15,7 +15,7 @@
         <w:pStyle w:val="Date"/>
       </w:pPr>
       <w:r>
-        <w:t xml:space="preserve">Last modified: 2026-10-16 02:45:37 (PDT)</w:t>
+        <w:t xml:space="preserve">Last modified: 2026-10-16 03:50:53 (PDT)</w:t>
       </w:r>
     </w:p>
     <w:bookmarkStart w:id="175" w:name="sec-integration"/>

--- a/calculus-integration.docx
+++ b/calculus-integration.docx
@@ -15,7 +15,7 @@
         <w:pStyle w:val="Date"/>
       </w:pPr>
       <w:r>
-        <w:t xml:space="preserve">Last modified: 2026-10-16 03:50:53 (PDT)</w:t>
+        <w:t xml:space="preserve">Last modified: 2026-10-16 04:38:30 (PDT)</w:t>
       </w:r>
     </w:p>
     <w:bookmarkStart w:id="175" w:name="sec-integration"/>

--- a/calculus-integration.docx
+++ b/calculus-integration.docx
@@ -15,7 +15,7 @@
         <w:pStyle w:val="Date"/>
       </w:pPr>
       <w:r>
-        <w:t xml:space="preserve">Last modified: 2026-10-16 04:38:30 (PDT)</w:t>
+        <w:t xml:space="preserve">Last modified: 2026-10-16 05:24:53 (PDT)</w:t>
       </w:r>
     </w:p>
     <w:bookmarkStart w:id="175" w:name="sec-integration"/>

--- a/calculus-integration.docx
+++ b/calculus-integration.docx
@@ -15,7 +15,7 @@
         <w:pStyle w:val="Date"/>
       </w:pPr>
       <w:r>
-        <w:t xml:space="preserve">Last modified: 2026-10-16 05:24:53 (PDT)</w:t>
+        <w:t xml:space="preserve">Last modified: 2026-10-16 06:27:40 (PDT)</w:t>
       </w:r>
     </w:p>
     <w:bookmarkStart w:id="175" w:name="sec-integration"/>

--- a/calculus-integration.docx
+++ b/calculus-integration.docx
@@ -15,7 +15,7 @@
         <w:pStyle w:val="Date"/>
       </w:pPr>
       <w:r>
-        <w:t xml:space="preserve">Last modified: 2026-10-16 06:27:40 (PDT)</w:t>
+        <w:t xml:space="preserve">Last modified: 2026-10-16 10:11:43 (PDT)</w:t>
       </w:r>
     </w:p>
     <w:bookmarkStart w:id="175" w:name="sec-integration"/>

--- a/calculus-integration.docx
+++ b/calculus-integration.docx
@@ -15,7 +15,7 @@
         <w:pStyle w:val="Date"/>
       </w:pPr>
       <w:r>
-        <w:t xml:space="preserve">Last modified: 2026-10-16 10:11:43 (PDT)</w:t>
+        <w:t xml:space="preserve">Last modified: 2026-10-16 10:58:47 (PDT)</w:t>
       </w:r>
     </w:p>
     <w:bookmarkStart w:id="175" w:name="sec-integration"/>

--- a/calculus-integration.docx
+++ b/calculus-integration.docx
@@ -15,7 +15,7 @@
         <w:pStyle w:val="Date"/>
       </w:pPr>
       <w:r>
-        <w:t xml:space="preserve">Last modified: 2026-10-16 10:58:47 (PDT)</w:t>
+        <w:t xml:space="preserve">Last modified: 2026-10-16 18:32:13 (PDT)</w:t>
       </w:r>
     </w:p>
     <w:bookmarkStart w:id="175" w:name="sec-integration"/>

--- a/calculus-integration.docx
+++ b/calculus-integration.docx
@@ -15,7 +15,7 @@
         <w:pStyle w:val="Date"/>
       </w:pPr>
       <w:r>
-        <w:t xml:space="preserve">Last modified: 2026-10-16 18:32:13 (PDT)</w:t>
+        <w:t xml:space="preserve">Last modified: 2026-10-16 19:32:00 (PDT)</w:t>
       </w:r>
     </w:p>
     <w:bookmarkStart w:id="175" w:name="sec-integration"/>

--- a/calculus-integration.docx
+++ b/calculus-integration.docx
@@ -15,7 +15,7 @@
         <w:pStyle w:val="Date"/>
       </w:pPr>
       <w:r>
-        <w:t xml:space="preserve">Last modified: 2026-10-16 19:32:00 (PDT)</w:t>
+        <w:t xml:space="preserve">Last modified: 2026-10-17 02:34:23 (PDT)</w:t>
       </w:r>
     </w:p>
     <w:bookmarkStart w:id="175" w:name="sec-integration"/>

--- a/calculus-integration.docx
+++ b/calculus-integration.docx
@@ -15,7 +15,7 @@
         <w:pStyle w:val="Date"/>
       </w:pPr>
       <w:r>
-        <w:t xml:space="preserve">Last modified: 2026-10-17 02:34:23 (PDT)</w:t>
+        <w:t xml:space="preserve">Last modified: 2026-10-17 03:46:15 (PDT)</w:t>
       </w:r>
     </w:p>
     <w:bookmarkStart w:id="175" w:name="sec-integration"/>

--- a/calculus-integration.docx
+++ b/calculus-integration.docx
@@ -15,7 +15,7 @@
         <w:pStyle w:val="Date"/>
       </w:pPr>
       <w:r>
-        <w:t xml:space="preserve">Last modified: 2026-10-17 03:46:15 (PDT)</w:t>
+        <w:t xml:space="preserve">Last modified: 2026-10-17 04:46:25 (PDT)</w:t>
       </w:r>
     </w:p>
     <w:bookmarkStart w:id="175" w:name="sec-integration"/>

--- a/calculus-integration.docx
+++ b/calculus-integration.docx
@@ -15,7 +15,7 @@
         <w:pStyle w:val="Date"/>
       </w:pPr>
       <w:r>
-        <w:t xml:space="preserve">Last modified: 2026-10-17 04:46:25 (PDT)</w:t>
+        <w:t xml:space="preserve">Last modified: 2026-10-17 06:29:34 (PDT)</w:t>
       </w:r>
     </w:p>
     <w:bookmarkStart w:id="175" w:name="sec-integration"/>

--- a/calculus-integration.docx
+++ b/calculus-integration.docx
@@ -15,7 +15,7 @@
         <w:pStyle w:val="Date"/>
       </w:pPr>
       <w:r>
-        <w:t xml:space="preserve">Last modified: 2026-10-17 06:29:34 (PDT)</w:t>
+        <w:t xml:space="preserve">Last modified: 2026-10-17 07:35:34 (PDT)</w:t>
       </w:r>
     </w:p>
     <w:bookmarkStart w:id="175" w:name="sec-integration"/>

--- a/calculus-integration.docx
+++ b/calculus-integration.docx
@@ -15,7 +15,7 @@
         <w:pStyle w:val="Date"/>
       </w:pPr>
       <w:r>
-        <w:t xml:space="preserve">Last modified: 2026-10-17 15:54:57 (PDT)</w:t>
+        <w:t xml:space="preserve">Last modified: 2026-10-17 22:01:17 (PDT)</w:t>
       </w:r>
     </w:p>
     <w:bookmarkStart w:id="165" w:name="sec-integration"/>

--- a/calculus-integration.docx
+++ b/calculus-integration.docx
@@ -15,7 +15,7 @@
         <w:pStyle w:val="Date"/>
       </w:pPr>
       <w:r>
-        <w:t xml:space="preserve">Last modified: 2026-10-17 22:01:17 (PDT)</w:t>
+        <w:t xml:space="preserve">Last modified: 2026-10-18 11:27:44 (PDT)</w:t>
       </w:r>
     </w:p>
     <w:bookmarkStart w:id="165" w:name="sec-integration"/>
@@ -304,7 +304,7 @@
         <w:t xml:space="preserve"> </w:t>
       </w:r>
       <w:r>
-        <w:t xml:space="preserve">(Wikipedia contributors 2026a)</w:t>
+        <w:t xml:space="preserve">[1]</w:t>
       </w:r>
       <w:r>
         <w:t xml:space="preserve"> </w:t>
@@ -485,7 +485,7 @@
         <w:pStyle w:val="BodyText"/>
       </w:pPr>
       <w:r>
-        <w:t xml:space="preserve">(Larson and Edwards 2018, sec. 4.1, pp. 248–249)</w:t>
+        <w:t xml:space="preserve">[2, Sec. 4.1], pp. 248–249</w:t>
       </w:r>
     </w:p>
     <w:bookmarkEnd w:id="14"/>
@@ -535,7 +535,7 @@
         <w:t xml:space="preserve"> </w:t>
       </w:r>
       <w:r>
-        <w:t xml:space="preserve">(Wikipedia contributors 2026a)</w:t>
+        <w:t xml:space="preserve">[1]</w:t>
       </w:r>
       <w:r>
         <w:t xml:space="preserve"> </w:t>
@@ -705,7 +705,7 @@
         <w:pStyle w:val="BodyText"/>
       </w:pPr>
       <w:r>
-        <w:t xml:space="preserve">(Larson and Edwards 2018, sec. 4.1, pp. 248–249)</w:t>
+        <w:t xml:space="preserve">[2, Sec. 4.1], pp. 248–249</w:t>
       </w:r>
     </w:p>
     <w:bookmarkEnd w:id="15"/>
@@ -3795,7 +3795,7 @@
         <w:t xml:space="preserve"> </w:t>
       </w:r>
       <w:r>
-        <w:t xml:space="preserve">(Larson and Edwards 2018, sec. 4.1, p. 250</w:t>
+        <w:t xml:space="preserve">[2, Sec. 4.1], p. 250</w:t>
       </w:r>
       <w:r>
         <w:t xml:space="preserve"> </w:t>
@@ -3804,9 +3804,6 @@
         <w:t xml:space="preserve">“Basic Integration Rules”</w:t>
       </w:r>
       <w:r>
-        <w:t xml:space="preserve">)</w:t>
-      </w:r>
-      <w:r>
         <w:t xml:space="preserve">;</w:t>
       </w:r>
       <w:r>
@@ -3836,7 +3833,7 @@
         <w:t xml:space="preserve"> </w:t>
       </w:r>
       <w:r>
-        <w:t xml:space="preserve">(Larson and Edwards 2018, sec. 5.2, Theorem 5.5, p. 324)</w:t>
+        <w:t xml:space="preserve">[2, Sec. 5.2], Theorem 5.5, p. 324</w:t>
       </w:r>
       <w:r>
         <w:t xml:space="preserve">;</w:t>
@@ -3902,7 +3899,7 @@
         <w:t xml:space="preserve"> </w:t>
       </w:r>
       <w:r>
-        <w:t xml:space="preserve">(Larson and Edwards 2018, sec. 5.4, Theorem 5.12, p. 346)</w:t>
+        <w:t xml:space="preserve">[2, Sec. 5.4], Theorem 5.12, p. 346</w:t>
       </w:r>
       <w:r>
         <w:t xml:space="preserve">.</w:t>
@@ -4646,7 +4643,7 @@
         <w:pStyle w:val="BodyText"/>
       </w:pPr>
       <w:r>
-        <w:t xml:space="preserve">(Larson and Edwards 2018, sec. 2.1, p. 100)</w:t>
+        <w:t xml:space="preserve">[2, Sec. 2.1], p. 100</w:t>
       </w:r>
     </w:p>
     <w:bookmarkEnd w:id="36"/>
@@ -5227,7 +5224,7 @@
         <w:t xml:space="preserve"> </w:t>
       </w:r>
       <w:r>
-        <w:t xml:space="preserve">(Wikipedia contributors 2026c)</w:t>
+        <w:t xml:space="preserve">[3]</w:t>
       </w:r>
       <w:r>
         <w:t xml:space="preserve"> </w:t>
@@ -5415,7 +5412,7 @@
         <w:pStyle w:val="FirstParagraph"/>
       </w:pPr>
       <w:r>
-        <w:t xml:space="preserve">(Larson and Edwards 2018, sec. 1.4, p. 73)</w:t>
+        <w:t xml:space="preserve">[2, Sec. 1.4], p. 73</w:t>
       </w:r>
     </w:p>
     <w:bookmarkEnd w:id="39"/>
@@ -5501,7 +5498,7 @@
         <w:pStyle w:val="BodyText"/>
       </w:pPr>
       <w:r>
-        <w:t xml:space="preserve">(Larson and Edwards 2018, sec. 1.4, p. 73)</w:t>
+        <w:t xml:space="preserve">[2, Sec. 1.4], p. 73</w:t>
       </w:r>
     </w:p>
     <w:bookmarkEnd w:id="40"/>
@@ -6673,7 +6670,7 @@
         <w:t xml:space="preserve"> </w:t>
       </w:r>
       <w:r>
-        <w:t xml:space="preserve">(Wikipedia contributors 2026b)</w:t>
+        <w:t xml:space="preserve">[4]</w:t>
       </w:r>
       <w:r>
         <w:t xml:space="preserve"> </w:t>
@@ -7818,7 +7815,7 @@
         <w:pStyle w:val="FirstParagraph"/>
       </w:pPr>
       <w:r>
-        <w:t xml:space="preserve">(Larson and Edwards 2018, sec. 1.4, p. 73)</w:t>
+        <w:t xml:space="preserve">[2, Sec. 1.4], p. 73</w:t>
       </w:r>
     </w:p>
     <w:bookmarkEnd w:id="46"/>
@@ -8880,7 +8877,7 @@
         <w:t xml:space="preserve"> </w:t>
       </w:r>
       <w:r>
-        <w:t xml:space="preserve">(Wikipedia contributors 2026f)</w:t>
+        <w:t xml:space="preserve">[5]</w:t>
       </w:r>
       <w:r>
         <w:t xml:space="preserve"> </w:t>
@@ -9223,7 +9220,7 @@
         <w:pStyle w:val="BodyText"/>
       </w:pPr>
       <w:r>
-        <w:t xml:space="preserve">(Larson and Edwards 2018, sec. 4.3)</w:t>
+        <w:t xml:space="preserve">[2, Sec. 4.3]</w:t>
       </w:r>
     </w:p>
     <w:bookmarkEnd w:id="50"/>
@@ -9961,7 +9958,7 @@
         <w:pStyle w:val="BodyText"/>
       </w:pPr>
       <w:r>
-        <w:t xml:space="preserve">(Larson and Edwards 2018, sec. 4.3)</w:t>
+        <w:t xml:space="preserve">[2, Sec. 4.3]</w:t>
       </w:r>
     </w:p>
     <w:bookmarkEnd w:id="53"/>
@@ -10425,7 +10422,7 @@
         <w:pStyle w:val="BodyText"/>
       </w:pPr>
       <w:r>
-        <w:t xml:space="preserve">(Larson and Edwards 2018, sec. 4.3)</w:t>
+        <w:t xml:space="preserve">[2, Sec. 4.3]</w:t>
       </w:r>
     </w:p>
     <w:bookmarkEnd w:id="55"/>
@@ -10847,7 +10844,7 @@
         <w:t xml:space="preserve"> </w:t>
       </w:r>
       <w:r>
-        <w:t xml:space="preserve">(Wikipedia contributors 2026h)</w:t>
+        <w:t xml:space="preserve">[6]</w:t>
       </w:r>
       <w:r>
         <w:t xml:space="preserve"> </w:t>
@@ -11043,7 +11040,7 @@
         <w:pStyle w:val="BodyText"/>
       </w:pPr>
       <w:r>
-        <w:t xml:space="preserve">(Larson and Edwards 2018, sec. 4.3)</w:t>
+        <w:t xml:space="preserve">[2, Sec. 4.3]</w:t>
       </w:r>
     </w:p>
     <w:bookmarkEnd w:id="56"/>
@@ -12194,7 +12191,7 @@
         <w:t xml:space="preserve"> </w:t>
       </w:r>
       <w:r>
-        <w:t xml:space="preserve">(Wikipedia contributors 2026g)</w:t>
+        <w:t xml:space="preserve">[7]</w:t>
       </w:r>
       <w:r>
         <w:t xml:space="preserve"> </w:t>
@@ -12546,7 +12543,7 @@
         <w:pStyle w:val="BodyText"/>
       </w:pPr>
       <w:r>
-        <w:t xml:space="preserve">(Larson and Edwards 2018, sec. 4.3, p. 272)</w:t>
+        <w:t xml:space="preserve">[2, Sec. 4.3], p. 272</w:t>
       </w:r>
     </w:p>
     <w:bookmarkEnd w:id="59"/>
@@ -12966,7 +12963,7 @@
         <w:pStyle w:val="BodyText"/>
       </w:pPr>
       <w:r>
-        <w:t xml:space="preserve">(Larson and Edwards 2018, sec. 4.3, p. 272)</w:t>
+        <w:t xml:space="preserve">[2, Sec. 4.3], p. 272</w:t>
       </w:r>
     </w:p>
     <w:bookmarkEnd w:id="60"/>
@@ -16328,7 +16325,7 @@
         <w:pStyle w:val="BodyText"/>
       </w:pPr>
       <w:r>
-        <w:t xml:space="preserve">(Larson and Edwards 2018, Theorem 2.1, p. 106)</w:t>
+        <w:t xml:space="preserve">[2], Theorem 2.1, p. 106</w:t>
       </w:r>
     </w:p>
     <w:bookmarkEnd w:id="76"/>
@@ -18589,7 +18586,7 @@
         <w:pStyle w:val="BodyText"/>
       </w:pPr>
       <w:r>
-        <w:t xml:space="preserve">(Larson and Edwards 2018, Theorem 4.4, p. 272)</w:t>
+        <w:t xml:space="preserve">[2], Theorem 4.4, p. 272</w:t>
       </w:r>
     </w:p>
     <w:bookmarkEnd w:id="86"/>
@@ -24383,7 +24380,7 @@
               <w:t xml:space="preserve"> </w:t>
             </w:r>
             <w:r>
-              <w:t xml:space="preserve">(Rudin 1976, Theorem 6.20, p. 133)</w:t>
+              <w:t xml:space="preserve">[8], Theorem 6.20, p. 133</w:t>
             </w:r>
             <w:r>
               <w:t xml:space="preserve">.</w:t>
@@ -24398,7 +24395,7 @@
         <w:pStyle w:val="BodyText"/>
       </w:pPr>
       <w:r>
-        <w:t xml:space="preserve">(Larson and Edwards 2018, Theorem 4.11, p. 288)</w:t>
+        <w:t xml:space="preserve">[2], Theorem 4.11, p. 288</w:t>
       </w:r>
     </w:p>
     <w:bookmarkEnd w:id="106"/>
@@ -25177,7 +25174,7 @@
         <w:pStyle w:val="FirstParagraph"/>
       </w:pPr>
       <w:r>
-        <w:t xml:space="preserve">(Banner 2007, chap. 18; Larson and Edwards 2018, Theorem 4.9, p. 282)</w:t>
+        <w:t xml:space="preserve">[9, Ch. 18], [2], Theorem 4.9, p. 282</w:t>
       </w:r>
     </w:p>
     <w:bookmarkEnd w:id="109"/>
@@ -26636,7 +26633,7 @@
         <w:t xml:space="preserve"> </w:t>
       </w:r>
       <w:r>
-        <w:t xml:space="preserve">Miller (2016)</w:t>
+        <w:t xml:space="preserve">Miller [10]</w:t>
       </w:r>
       <w:r>
         <w:t xml:space="preserve">, Question 1.1.31.</w:t>
@@ -27134,7 +27131,7 @@
         <w:t xml:space="preserve"> </w:t>
       </w:r>
       <w:r>
-        <w:t xml:space="preserve">Miller (2016)</w:t>
+        <w:t xml:space="preserve">Miller [10]</w:t>
       </w:r>
       <w:r>
         <w:t xml:space="preserve">, Question 1.1.32.</w:t>
@@ -27888,7 +27885,7 @@
         <w:t xml:space="preserve"> </w:t>
       </w:r>
       <w:r>
-        <w:t xml:space="preserve">Miller (2016)</w:t>
+        <w:t xml:space="preserve">Miller [10]</w:t>
       </w:r>
       <w:r>
         <w:t xml:space="preserve">, Question 1.1.33.</w:t>
@@ -28830,7 +28827,7 @@
         <w:t xml:space="preserve"> </w:t>
       </w:r>
       <w:r>
-        <w:t xml:space="preserve">Miller (2016)</w:t>
+        <w:t xml:space="preserve">Miller [10]</w:t>
       </w:r>
       <w:r>
         <w:t xml:space="preserve">, Question 1.1.34.</w:t>
@@ -30016,7 +30013,7 @@
         <w:t xml:space="preserve"> </w:t>
       </w:r>
       <w:r>
-        <w:t xml:space="preserve">Miller (2016)</w:t>
+        <w:t xml:space="preserve">Miller [10]</w:t>
       </w:r>
       <w:r>
         <w:t xml:space="preserve">, Question 1.1.35.</w:t>
@@ -30744,7 +30741,7 @@
         <w:t xml:space="preserve"> </w:t>
       </w:r>
       <w:r>
-        <w:t xml:space="preserve">Miller (2016)</w:t>
+        <w:t xml:space="preserve">Miller [10]</w:t>
       </w:r>
       <w:r>
         <w:t xml:space="preserve">, Question 1.1.36.</w:t>
@@ -31577,7 +31574,7 @@
         <w:t xml:space="preserve"> </w:t>
       </w:r>
       <w:r>
-        <w:t xml:space="preserve">Miller (2016)</w:t>
+        <w:t xml:space="preserve">Miller [10]</w:t>
       </w:r>
       <w:r>
         <w:t xml:space="preserve">, Question 1.1.37.</w:t>
@@ -32511,7 +32508,7 @@
         <w:t xml:space="preserve"> </w:t>
       </w:r>
       <w:r>
-        <w:t xml:space="preserve">Miller (2016)</w:t>
+        <w:t xml:space="preserve">Miller [10]</w:t>
       </w:r>
       <w:r>
         <w:t xml:space="preserve">, Question 1.1.38.</w:t>
@@ -33169,7 +33166,7 @@
         <w:t xml:space="preserve"> </w:t>
       </w:r>
       <w:r>
-        <w:t xml:space="preserve">Miller (2016)</w:t>
+        <w:t xml:space="preserve">Miller [10]</w:t>
       </w:r>
       <w:r>
         <w:t xml:space="preserve">, Question 1.1.40.</w:t>
@@ -38410,7 +38407,7 @@
         <w:t xml:space="preserve"> </w:t>
       </w:r>
       <w:r>
-        <w:t xml:space="preserve">(Kleinbaum and Klein 2012, sec. II, p. 295,</w:t>
+        <w:t xml:space="preserve">[11, Sec. II], p. 295,</w:t>
       </w:r>
       <w:r>
         <w:t xml:space="preserve"> </w:t>
@@ -38423,9 +38420,6 @@
       </w:r>
       <w:r>
         <w:t xml:space="preserve">Functions for Selected Distributions”</w:t>
-      </w:r>
-      <w:r>
-        <w:t xml:space="preserve">)</w:t>
       </w:r>
       <w:r>
         <w:t xml:space="preserve">:</w:t>
@@ -42505,7 +42499,7 @@
         <w:t xml:space="preserve"> </w:t>
       </w:r>
       <w:r>
-        <w:t xml:space="preserve">Miller (2016)</w:t>
+        <w:t xml:space="preserve">Miller [10]</w:t>
       </w:r>
       <w:r>
         <w:t xml:space="preserve">, Question 1.1.39.</w:t>
@@ -43235,7 +43229,7 @@
         <w:t xml:space="preserve"> </w:t>
       </w:r>
       <w:r>
-        <w:t xml:space="preserve">Miller (2016)</w:t>
+        <w:t xml:space="preserve">Miller [10]</w:t>
       </w:r>
       <w:r>
         <w:t xml:space="preserve">, Question 1.1.41.</w:t>
@@ -46543,7 +46537,7 @@
         </w:numPr>
       </w:pPr>
       <w:r>
-        <w:t xml:space="preserve">Wikipedia contributors (2026a)</w:t>
+        <w:t xml:space="preserve">Wikipedia contributors [1]</w:t>
       </w:r>
       <w:r>
         <w:t xml:space="preserve"> </w:t>
@@ -46560,7 +46554,7 @@
         </w:numPr>
       </w:pPr>
       <w:r>
-        <w:t xml:space="preserve">Wikipedia contributors (2026c)</w:t>
+        <w:t xml:space="preserve">Wikipedia contributors [3]</w:t>
       </w:r>
       <w:r>
         <w:t xml:space="preserve"> </w:t>
@@ -46577,7 +46571,7 @@
         </w:numPr>
       </w:pPr>
       <w:r>
-        <w:t xml:space="preserve">Wikipedia contributors (2026b)</w:t>
+        <w:t xml:space="preserve">Wikipedia contributors [4]</w:t>
       </w:r>
       <w:r>
         <w:t xml:space="preserve"> </w:t>
@@ -46594,7 +46588,7 @@
         </w:numPr>
       </w:pPr>
       <w:r>
-        <w:t xml:space="preserve">Wikipedia contributors (2026f)</w:t>
+        <w:t xml:space="preserve">Wikipedia contributors [5]</w:t>
       </w:r>
       <w:r>
         <w:t xml:space="preserve"> </w:t>
@@ -46611,7 +46605,7 @@
         </w:numPr>
       </w:pPr>
       <w:r>
-        <w:t xml:space="preserve">Wikipedia contributors (2026h)</w:t>
+        <w:t xml:space="preserve">Wikipedia contributors [6]</w:t>
       </w:r>
       <w:r>
         <w:t xml:space="preserve"> </w:t>
@@ -46628,7 +46622,7 @@
         </w:numPr>
       </w:pPr>
       <w:r>
-        <w:t xml:space="preserve">Wikipedia contributors (2026g)</w:t>
+        <w:t xml:space="preserve">Wikipedia contributors [7]</w:t>
       </w:r>
       <w:r>
         <w:t xml:space="preserve"> </w:t>
@@ -46645,7 +46639,7 @@
         </w:numPr>
       </w:pPr>
       <w:r>
-        <w:t xml:space="preserve">Wikipedia contributors (2026d)</w:t>
+        <w:t xml:space="preserve">Wikipedia contributors [12]</w:t>
       </w:r>
       <w:r>
         <w:t xml:space="preserve"> </w:t>
@@ -46662,7 +46656,7 @@
         </w:numPr>
       </w:pPr>
       <w:r>
-        <w:t xml:space="preserve">Wikipedia contributors (2026e)</w:t>
+        <w:t xml:space="preserve">Wikipedia contributors [13]</w:t>
       </w:r>
       <w:r>
         <w:t xml:space="preserve"> </w:t>
@@ -46672,13 +46666,79 @@
       </w:r>
     </w:p>
     <w:bookmarkStart w:id="191" w:name="refs"/>
-    <w:bookmarkStart w:id="167" w:name="ref-calclifesaver"/>
+    <w:bookmarkStart w:id="167" w:name="ref-wikipedia_antiderivative"/>
     <w:p>
       <w:pPr>
         <w:pStyle w:val="Bibliography"/>
       </w:pPr>
       <w:r>
-        <w:t xml:space="preserve">Banner, Adrian D. 2007.</w:t>
+        <w:t xml:space="preserve">[1]</w:t>
+      </w:r>
+      <w:r>
+        <w:t xml:space="preserve"> </w:t>
+      </w:r>
+      <w:r>
+        <w:t xml:space="preserve">	</w:t>
+      </w:r>
+      <w:r>
+        <w:t xml:space="preserve">Wikipedia contributors,</w:t>
+      </w:r>
+      <w:r>
+        <w:t xml:space="preserve"> </w:t>
+      </w:r>
+      <w:r>
+        <w:t xml:space="preserve">“Antiderivative —</w:t>
+      </w:r>
+      <w:r>
+        <w:t xml:space="preserve"> </w:t>
+      </w:r>
+      <w:r>
+        <w:t xml:space="preserve">Wikipedia</w:t>
+      </w:r>
+      <w:r>
+        <w:t xml:space="preserve">,</w:t>
+      </w:r>
+      <w:r>
+        <w:t xml:space="preserve"> </w:t>
+      </w:r>
+      <w:r>
+        <w:t xml:space="preserve">the free encyclopedia.”</w:t>
+      </w:r>
+      <w:r>
+        <w:t xml:space="preserve"> </w:t>
+      </w:r>
+      <w:r>
+        <w:t xml:space="preserve">2026. Available:</w:t>
+      </w:r>
+      <w:r>
+        <w:t xml:space="preserve"> </w:t>
+      </w:r>
+      <w:hyperlink r:id="rId166">
+        <w:r>
+          <w:rPr>
+            <w:rStyle w:val="Hyperlink"/>
+          </w:rPr>
+          <w:t xml:space="preserve">https://en.wikipedia.org/wiki/Antiderivative</w:t>
+        </w:r>
+      </w:hyperlink>
+    </w:p>
+    <w:bookmarkEnd w:id="167"/>
+    <w:bookmarkStart w:id="169" w:name="ref-larsonCalc11e"/>
+    <w:p>
+      <w:pPr>
+        <w:pStyle w:val="Bibliography"/>
+      </w:pPr>
+      <w:r>
+        <w:t xml:space="preserve">[2]</w:t>
+      </w:r>
+      <w:r>
+        <w:t xml:space="preserve"> </w:t>
+      </w:r>
+      <w:r>
+        <w:t xml:space="preserve">	</w:t>
+      </w:r>
+      <w:r>
+        <w:t xml:space="preserve">R. Larson and B. H. Edwards,</w:t>
       </w:r>
       <w:r>
         <w:t xml:space="preserve"> </w:t>
@@ -46688,15 +46748,375 @@
           <w:i/>
           <w:iCs/>
         </w:rPr>
-        <w:t xml:space="preserve">The Calculus Lifesaver : All the Tools You Need to Excel at Calculus</w:t>
-      </w:r>
-      <w:r>
-        <w:t xml:space="preserve">. A Princeton Lifesaver Study Guide. Princeton University Press.</w:t>
-      </w:r>
-      <w:r>
-        <w:t xml:space="preserve"> </w:t>
-      </w:r>
-      <w:hyperlink r:id="rId166">
+        <w:t xml:space="preserve">Calculus</w:t>
+      </w:r>
+      <w:r>
+        <w:t xml:space="preserve">, 11th ed. Boston, MA: Cengage Learning, 2018. Available:</w:t>
+      </w:r>
+      <w:r>
+        <w:t xml:space="preserve"> </w:t>
+      </w:r>
+      <w:hyperlink r:id="rId168">
+        <w:r>
+          <w:rPr>
+            <w:rStyle w:val="Hyperlink"/>
+          </w:rPr>
+          <w:t xml:space="preserve">https://www.cengage.com/c/calculus-11e-larson/</w:t>
+        </w:r>
+      </w:hyperlink>
+    </w:p>
+    <w:bookmarkEnd w:id="169"/>
+    <w:bookmarkStart w:id="171" w:name="ref-wikipedia_continuous_function"/>
+    <w:p>
+      <w:pPr>
+        <w:pStyle w:val="Bibliography"/>
+      </w:pPr>
+      <w:r>
+        <w:t xml:space="preserve">[3]</w:t>
+      </w:r>
+      <w:r>
+        <w:t xml:space="preserve"> </w:t>
+      </w:r>
+      <w:r>
+        <w:t xml:space="preserve">	</w:t>
+      </w:r>
+      <w:r>
+        <w:t xml:space="preserve">Wikipedia contributors,</w:t>
+      </w:r>
+      <w:r>
+        <w:t xml:space="preserve"> </w:t>
+      </w:r>
+      <w:r>
+        <w:t xml:space="preserve">“Continuous function —</w:t>
+      </w:r>
+      <w:r>
+        <w:t xml:space="preserve"> </w:t>
+      </w:r>
+      <w:r>
+        <w:t xml:space="preserve">Wikipedia</w:t>
+      </w:r>
+      <w:r>
+        <w:t xml:space="preserve">,</w:t>
+      </w:r>
+      <w:r>
+        <w:t xml:space="preserve"> </w:t>
+      </w:r>
+      <w:r>
+        <w:t xml:space="preserve">the free encyclopedia.”</w:t>
+      </w:r>
+      <w:r>
+        <w:t xml:space="preserve"> </w:t>
+      </w:r>
+      <w:r>
+        <w:t xml:space="preserve">2026. Available:</w:t>
+      </w:r>
+      <w:r>
+        <w:t xml:space="preserve"> </w:t>
+      </w:r>
+      <w:hyperlink r:id="rId170">
+        <w:r>
+          <w:rPr>
+            <w:rStyle w:val="Hyperlink"/>
+          </w:rPr>
+          <w:t xml:space="preserve">https://en.wikipedia.org/wiki/Continuous_function</w:t>
+        </w:r>
+      </w:hyperlink>
+    </w:p>
+    <w:bookmarkEnd w:id="171"/>
+    <w:bookmarkStart w:id="173" w:name="X3d274ca3e47c74b94fdd40fb884515c0497ed80"/>
+    <w:p>
+      <w:pPr>
+        <w:pStyle w:val="Bibliography"/>
+      </w:pPr>
+      <w:r>
+        <w:t xml:space="preserve">[4]</w:t>
+      </w:r>
+      <w:r>
+        <w:t xml:space="preserve"> </w:t>
+      </w:r>
+      <w:r>
+        <w:t xml:space="preserve">	</w:t>
+      </w:r>
+      <w:r>
+        <w:t xml:space="preserve">Wikipedia contributors,</w:t>
+      </w:r>
+      <w:r>
+        <w:t xml:space="preserve"> </w:t>
+      </w:r>
+      <w:r>
+        <w:t xml:space="preserve">“Classification of discontinuities —</w:t>
+      </w:r>
+      <w:r>
+        <w:t xml:space="preserve"> </w:t>
+      </w:r>
+      <w:r>
+        <w:t xml:space="preserve">Wikipedia</w:t>
+      </w:r>
+      <w:r>
+        <w:t xml:space="preserve">,</w:t>
+      </w:r>
+      <w:r>
+        <w:t xml:space="preserve"> </w:t>
+      </w:r>
+      <w:r>
+        <w:t xml:space="preserve">the free encyclopedia.”</w:t>
+      </w:r>
+      <w:r>
+        <w:t xml:space="preserve"> </w:t>
+      </w:r>
+      <w:r>
+        <w:t xml:space="preserve">2026. Available:</w:t>
+      </w:r>
+      <w:r>
+        <w:t xml:space="preserve"> </w:t>
+      </w:r>
+      <w:hyperlink r:id="rId172">
+        <w:r>
+          <w:rPr>
+            <w:rStyle w:val="Hyperlink"/>
+          </w:rPr>
+          <w:t xml:space="preserve">https://en.wikipedia.org/wiki/Classification_of_discontinuities</w:t>
+        </w:r>
+      </w:hyperlink>
+    </w:p>
+    <w:bookmarkEnd w:id="173"/>
+    <w:bookmarkStart w:id="175" w:name="ref-wikipedia_partition_of_an_interval"/>
+    <w:p>
+      <w:pPr>
+        <w:pStyle w:val="Bibliography"/>
+      </w:pPr>
+      <w:r>
+        <w:t xml:space="preserve">[5]</w:t>
+      </w:r>
+      <w:r>
+        <w:t xml:space="preserve"> </w:t>
+      </w:r>
+      <w:r>
+        <w:t xml:space="preserve">	</w:t>
+      </w:r>
+      <w:r>
+        <w:t xml:space="preserve">Wikipedia contributors,</w:t>
+      </w:r>
+      <w:r>
+        <w:t xml:space="preserve"> </w:t>
+      </w:r>
+      <w:r>
+        <w:t xml:space="preserve">“Partition of an interval —</w:t>
+      </w:r>
+      <w:r>
+        <w:t xml:space="preserve"> </w:t>
+      </w:r>
+      <w:r>
+        <w:t xml:space="preserve">Wikipedia</w:t>
+      </w:r>
+      <w:r>
+        <w:t xml:space="preserve">,</w:t>
+      </w:r>
+      <w:r>
+        <w:t xml:space="preserve"> </w:t>
+      </w:r>
+      <w:r>
+        <w:t xml:space="preserve">the free encyclopedia.”</w:t>
+      </w:r>
+      <w:r>
+        <w:t xml:space="preserve"> </w:t>
+      </w:r>
+      <w:r>
+        <w:t xml:space="preserve">2026. Available:</w:t>
+      </w:r>
+      <w:r>
+        <w:t xml:space="preserve"> </w:t>
+      </w:r>
+      <w:hyperlink r:id="rId174">
+        <w:r>
+          <w:rPr>
+            <w:rStyle w:val="Hyperlink"/>
+          </w:rPr>
+          <w:t xml:space="preserve">https://en.wikipedia.org/wiki/Partition_of_an_interval</w:t>
+        </w:r>
+      </w:hyperlink>
+    </w:p>
+    <w:bookmarkEnd w:id="175"/>
+    <w:bookmarkStart w:id="177" w:name="ref-wikipedia_riemann_sum"/>
+    <w:p>
+      <w:pPr>
+        <w:pStyle w:val="Bibliography"/>
+      </w:pPr>
+      <w:r>
+        <w:t xml:space="preserve">[6]</w:t>
+      </w:r>
+      <w:r>
+        <w:t xml:space="preserve"> </w:t>
+      </w:r>
+      <w:r>
+        <w:t xml:space="preserve">	</w:t>
+      </w:r>
+      <w:r>
+        <w:t xml:space="preserve">Wikipedia contributors,</w:t>
+      </w:r>
+      <w:r>
+        <w:t xml:space="preserve"> </w:t>
+      </w:r>
+      <w:r>
+        <w:t xml:space="preserve">“Riemann sum —</w:t>
+      </w:r>
+      <w:r>
+        <w:t xml:space="preserve"> </w:t>
+      </w:r>
+      <w:r>
+        <w:t xml:space="preserve">Wikipedia</w:t>
+      </w:r>
+      <w:r>
+        <w:t xml:space="preserve">,</w:t>
+      </w:r>
+      <w:r>
+        <w:t xml:space="preserve"> </w:t>
+      </w:r>
+      <w:r>
+        <w:t xml:space="preserve">the free encyclopedia.”</w:t>
+      </w:r>
+      <w:r>
+        <w:t xml:space="preserve"> </w:t>
+      </w:r>
+      <w:r>
+        <w:t xml:space="preserve">2026. Available:</w:t>
+      </w:r>
+      <w:r>
+        <w:t xml:space="preserve"> </w:t>
+      </w:r>
+      <w:hyperlink r:id="rId176">
+        <w:r>
+          <w:rPr>
+            <w:rStyle w:val="Hyperlink"/>
+          </w:rPr>
+          <w:t xml:space="preserve">https://en.wikipedia.org/wiki/Riemann_sum</w:t>
+        </w:r>
+      </w:hyperlink>
+    </w:p>
+    <w:bookmarkEnd w:id="177"/>
+    <w:bookmarkStart w:id="179" w:name="ref-wikipedia_riemann_integral"/>
+    <w:p>
+      <w:pPr>
+        <w:pStyle w:val="Bibliography"/>
+      </w:pPr>
+      <w:r>
+        <w:t xml:space="preserve">[7]</w:t>
+      </w:r>
+      <w:r>
+        <w:t xml:space="preserve"> </w:t>
+      </w:r>
+      <w:r>
+        <w:t xml:space="preserve">	</w:t>
+      </w:r>
+      <w:r>
+        <w:t xml:space="preserve">Wikipedia contributors,</w:t>
+      </w:r>
+      <w:r>
+        <w:t xml:space="preserve"> </w:t>
+      </w:r>
+      <w:r>
+        <w:t xml:space="preserve">“Riemann integral —</w:t>
+      </w:r>
+      <w:r>
+        <w:t xml:space="preserve"> </w:t>
+      </w:r>
+      <w:r>
+        <w:t xml:space="preserve">Wikipedia</w:t>
+      </w:r>
+      <w:r>
+        <w:t xml:space="preserve">,</w:t>
+      </w:r>
+      <w:r>
+        <w:t xml:space="preserve"> </w:t>
+      </w:r>
+      <w:r>
+        <w:t xml:space="preserve">the free encyclopedia.”</w:t>
+      </w:r>
+      <w:r>
+        <w:t xml:space="preserve"> </w:t>
+      </w:r>
+      <w:r>
+        <w:t xml:space="preserve">2026. Available:</w:t>
+      </w:r>
+      <w:r>
+        <w:t xml:space="preserve"> </w:t>
+      </w:r>
+      <w:hyperlink r:id="rId178">
+        <w:r>
+          <w:rPr>
+            <w:rStyle w:val="Hyperlink"/>
+          </w:rPr>
+          <w:t xml:space="preserve">https://en.wikipedia.org/wiki/Riemann_integral</w:t>
+        </w:r>
+      </w:hyperlink>
+    </w:p>
+    <w:bookmarkEnd w:id="179"/>
+    <w:bookmarkStart w:id="180" w:name="ref-rudin1976principles"/>
+    <w:p>
+      <w:pPr>
+        <w:pStyle w:val="Bibliography"/>
+      </w:pPr>
+      <w:r>
+        <w:t xml:space="preserve">[8]</w:t>
+      </w:r>
+      <w:r>
+        <w:t xml:space="preserve"> </w:t>
+      </w:r>
+      <w:r>
+        <w:t xml:space="preserve">	</w:t>
+      </w:r>
+      <w:r>
+        <w:t xml:space="preserve">W. Rudin,</w:t>
+      </w:r>
+      <w:r>
+        <w:t xml:space="preserve"> </w:t>
+      </w:r>
+      <w:r>
+        <w:rPr>
+          <w:i/>
+          <w:iCs/>
+        </w:rPr>
+        <w:t xml:space="preserve">Principles of mathematical analysis</w:t>
+      </w:r>
+      <w:r>
+        <w:t xml:space="preserve">, 3rd ed. in International series in pure and applied mathematics. New York: McGraw-Hill, 1976.</w:t>
+      </w:r>
+    </w:p>
+    <w:bookmarkEnd w:id="180"/>
+    <w:bookmarkStart w:id="182" w:name="ref-calclifesaver"/>
+    <w:p>
+      <w:pPr>
+        <w:pStyle w:val="Bibliography"/>
+      </w:pPr>
+      <w:r>
+        <w:t xml:space="preserve">[9]</w:t>
+      </w:r>
+      <w:r>
+        <w:t xml:space="preserve"> </w:t>
+      </w:r>
+      <w:r>
+        <w:t xml:space="preserve">	</w:t>
+      </w:r>
+      <w:r>
+        <w:t xml:space="preserve">A. D. Banner,</w:t>
+      </w:r>
+      <w:r>
+        <w:t xml:space="preserve"> </w:t>
+      </w:r>
+      <w:r>
+        <w:rPr>
+          <w:i/>
+          <w:iCs/>
+        </w:rPr>
+        <w:t xml:space="preserve">The calculus lifesaver : All the tools you need to excel at calculus</w:t>
+      </w:r>
+      <w:r>
+        <w:t xml:space="preserve">. in A princeton lifesaver study guide. Princeton, New Jersey: Princeton University Press, 2007. Available:</w:t>
+      </w:r>
+      <w:r>
+        <w:t xml:space="preserve"> </w:t>
+      </w:r>
+      <w:hyperlink r:id="rId181">
         <w:r>
           <w:rPr>
             <w:rStyle w:val="Hyperlink"/>
@@ -46704,18 +47124,24 @@
           <w:t xml:space="preserve">https://press.princeton.edu/books/paperback/9780691130880/the-calculus-lifesaver</w:t>
         </w:r>
       </w:hyperlink>
-      <w:r>
-        <w:t xml:space="preserve">.</w:t>
-      </w:r>
     </w:p>
-    <w:bookmarkEnd w:id="167"/>
-    <w:bookmarkStart w:id="169" w:name="ref-kleinbaum2012survival"/>
+    <w:bookmarkEnd w:id="182"/>
+    <w:bookmarkStart w:id="184" w:name="ref-problifesavercalc"/>
     <w:p>
       <w:pPr>
         <w:pStyle w:val="Bibliography"/>
       </w:pPr>
       <w:r>
-        <w:t xml:space="preserve">Kleinbaum, David G, and Mitchel Klein. 2012.</w:t>
+        <w:t xml:space="preserve">[10]</w:t>
+      </w:r>
+      <w:r>
+        <w:t xml:space="preserve"> </w:t>
+      </w:r>
+      <w:r>
+        <w:t xml:space="preserve">	</w:t>
+      </w:r>
+      <w:r>
+        <w:t xml:space="preserve">S. J. Miller,</w:t>
       </w:r>
       <w:r>
         <w:t xml:space="preserve"> </w:t>
@@ -46725,89 +47151,15 @@
           <w:i/>
           <w:iCs/>
         </w:rPr>
-        <w:t xml:space="preserve">Survival Analysis: A Self-Learning Text</w:t>
-      </w:r>
-      <w:r>
-        <w:t xml:space="preserve">. 3rd ed. Springer.</w:t>
-      </w:r>
-      <w:r>
-        <w:t xml:space="preserve"> </w:t>
-      </w:r>
-      <w:hyperlink r:id="rId168">
-        <w:r>
-          <w:rPr>
-            <w:rStyle w:val="Hyperlink"/>
-          </w:rPr>
-          <w:t xml:space="preserve">https://doi.org/10.1007/978-1-4419-6646-9</w:t>
-        </w:r>
-      </w:hyperlink>
-      <w:r>
-        <w:t xml:space="preserve">.</w:t>
-      </w:r>
-    </w:p>
-    <w:bookmarkEnd w:id="169"/>
-    <w:bookmarkStart w:id="171" w:name="ref-larsonCalc11e"/>
-    <w:p>
-      <w:pPr>
-        <w:pStyle w:val="Bibliography"/>
-      </w:pPr>
-      <w:r>
-        <w:t xml:space="preserve">Larson, Ron, and Bruce H. Edwards. 2018.</w:t>
-      </w:r>
-      <w:r>
-        <w:t xml:space="preserve"> </w:t>
-      </w:r>
-      <w:r>
-        <w:rPr>
-          <w:i/>
-          <w:iCs/>
-        </w:rPr>
-        <w:t xml:space="preserve">Calculus</w:t>
-      </w:r>
-      <w:r>
-        <w:t xml:space="preserve">. 11th ed. Cengage Learning.</w:t>
-      </w:r>
-      <w:r>
-        <w:t xml:space="preserve"> </w:t>
-      </w:r>
-      <w:hyperlink r:id="rId170">
-        <w:r>
-          <w:rPr>
-            <w:rStyle w:val="Hyperlink"/>
-          </w:rPr>
-          <w:t xml:space="preserve">https://www.cengage.com/c/calculus-11e-larson/</w:t>
-        </w:r>
-      </w:hyperlink>
-      <w:r>
-        <w:t xml:space="preserve">.</w:t>
-      </w:r>
-    </w:p>
-    <w:bookmarkEnd w:id="171"/>
-    <w:bookmarkStart w:id="173" w:name="ref-problifesavercalc"/>
-    <w:p>
-      <w:pPr>
-        <w:pStyle w:val="Bibliography"/>
-      </w:pPr>
-      <w:r>
-        <w:t xml:space="preserve">Miller, Steven J. 2016.</w:t>
-      </w:r>
-      <w:r>
-        <w:t xml:space="preserve"> </w:t>
-      </w:r>
-      <w:r>
-        <w:rPr>
-          <w:i/>
-          <w:iCs/>
-        </w:rPr>
-        <w:t xml:space="preserve">The Probability Lifesaver: Calculus Review Problems</w:t>
-      </w:r>
-      <w:r>
-        <w:t xml:space="preserve">.</w:t>
-      </w:r>
-      <w:r>
-        <w:t xml:space="preserve"> </w:t>
-      </w:r>
-      <w:hyperlink r:id="rId172">
+        <w:t xml:space="preserve">The probability lifesaver: Calculus review problems</w:t>
+      </w:r>
+      <w:r>
+        <w:t xml:space="preserve">. 2016. Available:</w:t>
+      </w:r>
+      <w:r>
+        <w:t xml:space="preserve"> </w:t>
+      </w:r>
+      <w:hyperlink r:id="rId183">
         <w:r>
           <w:rPr>
             <w:rStyle w:val="Hyperlink"/>
@@ -46815,18 +47167,24 @@
           <w:t xml:space="preserve">https://web.williams.edu/Mathematics/sjmiller/public_html/probabilitylifesaver/index.htm#:~:text=http%3A//web.williams.edu/Mathematics/sjmiller/public_html/probabilitylifesaver/supplementalchap_calcreview.pdf</w:t>
         </w:r>
       </w:hyperlink>
-      <w:r>
-        <w:t xml:space="preserve">.</w:t>
-      </w:r>
     </w:p>
-    <w:bookmarkEnd w:id="173"/>
-    <w:bookmarkStart w:id="174" w:name="ref-rudin1976principles"/>
+    <w:bookmarkEnd w:id="184"/>
+    <w:bookmarkStart w:id="186" w:name="ref-kleinbaum2012survival"/>
     <w:p>
       <w:pPr>
         <w:pStyle w:val="Bibliography"/>
       </w:pPr>
       <w:r>
-        <w:t xml:space="preserve">Rudin, Walter. 1976.</w:t>
+        <w:t xml:space="preserve">[11]</w:t>
+      </w:r>
+      <w:r>
+        <w:t xml:space="preserve"> </w:t>
+      </w:r>
+      <w:r>
+        <w:t xml:space="preserve">	</w:t>
+      </w:r>
+      <w:r>
+        <w:t xml:space="preserve">D. G. Kleinbaum and M. Klein,</w:t>
       </w:r>
       <w:r>
         <w:t xml:space="preserve"> </w:t>
@@ -46836,289 +47194,75 @@
           <w:i/>
           <w:iCs/>
         </w:rPr>
-        <w:t xml:space="preserve">Principles of Mathematical Analysis</w:t>
-      </w:r>
-      <w:r>
-        <w:t xml:space="preserve">. 3rd ed. International Series in Pure and Applied Mathematics. McGraw-Hill.</w:t>
+        <w:t xml:space="preserve">Survival analysis: A self-learning text</w:t>
+      </w:r>
+      <w:r>
+        <w:t xml:space="preserve">, 3rd ed. Springer, 2012. doi:</w:t>
+      </w:r>
+      <w:r>
+        <w:t xml:space="preserve"> </w:t>
+      </w:r>
+      <w:hyperlink r:id="rId185">
+        <w:r>
+          <w:rPr>
+            <w:rStyle w:val="Hyperlink"/>
+          </w:rPr>
+          <w:t xml:space="preserve">10.1007/978-1-4419-6646-9</w:t>
+        </w:r>
+      </w:hyperlink>
+      <w:r>
+        <w:t xml:space="preserve">.</w:t>
       </w:r>
     </w:p>
-    <w:bookmarkEnd w:id="174"/>
-    <w:bookmarkStart w:id="176" w:name="ref-wikipedia_antiderivative"/>
+    <w:bookmarkEnd w:id="186"/>
+    <w:bookmarkStart w:id="188" w:name="Xed020122378ad89f2c251075aa9a7741e8a5abc"/>
     <w:p>
       <w:pPr>
         <w:pStyle w:val="Bibliography"/>
       </w:pPr>
       <w:r>
-        <w:t xml:space="preserve">Wikipedia contributors. 2026a.</w:t>
-      </w:r>
-      <w:r>
-        <w:t xml:space="preserve"> </w:t>
-      </w:r>
-      <w:r>
-        <w:rPr>
-          <w:i/>
-          <w:iCs/>
-        </w:rPr>
-        <w:t xml:space="preserve">Antiderivative —</w:t>
-      </w:r>
-      <w:r>
-        <w:rPr>
-          <w:i/>
-          <w:iCs/>
-        </w:rPr>
-        <w:t xml:space="preserve"> </w:t>
-      </w:r>
-      <w:r>
-        <w:rPr>
-          <w:i/>
-          <w:iCs/>
-        </w:rPr>
+        <w:t xml:space="preserve">[12]</w:t>
+      </w:r>
+      <w:r>
+        <w:t xml:space="preserve"> </w:t>
+      </w:r>
+      <w:r>
+        <w:t xml:space="preserve">	</w:t>
+      </w:r>
+      <w:r>
+        <w:t xml:space="preserve">Wikipedia contributors,</w:t>
+      </w:r>
+      <w:r>
+        <w:t xml:space="preserve"> </w:t>
+      </w:r>
+      <w:r>
+        <w:t xml:space="preserve">“Fundamental theorem of calculus —</w:t>
+      </w:r>
+      <w:r>
+        <w:t xml:space="preserve"> </w:t>
+      </w:r>
+      <w:r>
         <w:t xml:space="preserve">Wikipedia</w:t>
       </w:r>
       <w:r>
-        <w:rPr>
-          <w:i/>
-          <w:iCs/>
-        </w:rPr>
         <w:t xml:space="preserve">,</w:t>
       </w:r>
       <w:r>
-        <w:rPr>
-          <w:i/>
-          <w:iCs/>
-        </w:rPr>
-        <w:t xml:space="preserve"> </w:t>
-      </w:r>
-      <w:r>
-        <w:rPr>
-          <w:i/>
-          <w:iCs/>
-        </w:rPr>
-        <w:t xml:space="preserve">the Free Encyclopedia</w:t>
-      </w:r>
-      <w:r>
-        <w:t xml:space="preserve">.</w:t>
-      </w:r>
-      <w:r>
-        <w:t xml:space="preserve"> </w:t>
-      </w:r>
-      <w:hyperlink r:id="rId175">
-        <w:r>
-          <w:rPr>
-            <w:rStyle w:val="Hyperlink"/>
-          </w:rPr>
-          <w:t xml:space="preserve">https://en.wikipedia.org/wiki/Antiderivative</w:t>
-        </w:r>
-      </w:hyperlink>
-      <w:r>
-        <w:t xml:space="preserve">.</w:t>
-      </w:r>
-    </w:p>
-    <w:bookmarkEnd w:id="176"/>
-    <w:bookmarkStart w:id="178" w:name="X3d274ca3e47c74b94fdd40fb884515c0497ed80"/>
-    <w:p>
-      <w:pPr>
-        <w:pStyle w:val="Bibliography"/>
-      </w:pPr>
-      <w:r>
-        <w:t xml:space="preserve">Wikipedia contributors. 2026b.</w:t>
-      </w:r>
-      <w:r>
-        <w:t xml:space="preserve"> </w:t>
-      </w:r>
-      <w:r>
-        <w:rPr>
-          <w:i/>
-          <w:iCs/>
-        </w:rPr>
-        <w:t xml:space="preserve">Classification of Discontinuities —</w:t>
-      </w:r>
-      <w:r>
-        <w:rPr>
-          <w:i/>
-          <w:iCs/>
-        </w:rPr>
-        <w:t xml:space="preserve"> </w:t>
-      </w:r>
-      <w:r>
-        <w:rPr>
-          <w:i/>
-          <w:iCs/>
-        </w:rPr>
-        <w:t xml:space="preserve">Wikipedia</w:t>
-      </w:r>
-      <w:r>
-        <w:rPr>
-          <w:i/>
-          <w:iCs/>
-        </w:rPr>
-        <w:t xml:space="preserve">,</w:t>
-      </w:r>
-      <w:r>
-        <w:rPr>
-          <w:i/>
-          <w:iCs/>
-        </w:rPr>
-        <w:t xml:space="preserve"> </w:t>
-      </w:r>
-      <w:r>
-        <w:rPr>
-          <w:i/>
-          <w:iCs/>
-        </w:rPr>
-        <w:t xml:space="preserve">the Free Encyclopedia</w:t>
-      </w:r>
-      <w:r>
-        <w:t xml:space="preserve">.</w:t>
-      </w:r>
-      <w:r>
-        <w:t xml:space="preserve"> </w:t>
-      </w:r>
-      <w:hyperlink r:id="rId177">
-        <w:r>
-          <w:rPr>
-            <w:rStyle w:val="Hyperlink"/>
-          </w:rPr>
-          <w:t xml:space="preserve">https://en.wikipedia.org/wiki/Classification_of_discontinuities</w:t>
-        </w:r>
-      </w:hyperlink>
-      <w:r>
-        <w:t xml:space="preserve">.</w:t>
-      </w:r>
-    </w:p>
-    <w:bookmarkEnd w:id="178"/>
-    <w:bookmarkStart w:id="180" w:name="ref-wikipedia_continuous_function"/>
-    <w:p>
-      <w:pPr>
-        <w:pStyle w:val="Bibliography"/>
-      </w:pPr>
-      <w:r>
-        <w:t xml:space="preserve">Wikipedia contributors. 2026c.</w:t>
-      </w:r>
-      <w:r>
-        <w:t xml:space="preserve"> </w:t>
-      </w:r>
-      <w:r>
-        <w:rPr>
-          <w:i/>
-          <w:iCs/>
-        </w:rPr>
-        <w:t xml:space="preserve">Continuous Function —</w:t>
-      </w:r>
-      <w:r>
-        <w:rPr>
-          <w:i/>
-          <w:iCs/>
-        </w:rPr>
-        <w:t xml:space="preserve"> </w:t>
-      </w:r>
-      <w:r>
-        <w:rPr>
-          <w:i/>
-          <w:iCs/>
-        </w:rPr>
-        <w:t xml:space="preserve">Wikipedia</w:t>
-      </w:r>
-      <w:r>
-        <w:rPr>
-          <w:i/>
-          <w:iCs/>
-        </w:rPr>
-        <w:t xml:space="preserve">,</w:t>
-      </w:r>
-      <w:r>
-        <w:rPr>
-          <w:i/>
-          <w:iCs/>
-        </w:rPr>
-        <w:t xml:space="preserve"> </w:t>
-      </w:r>
-      <w:r>
-        <w:rPr>
-          <w:i/>
-          <w:iCs/>
-        </w:rPr>
-        <w:t xml:space="preserve">the Free Encyclopedia</w:t>
-      </w:r>
-      <w:r>
-        <w:t xml:space="preserve">.</w:t>
-      </w:r>
-      <w:r>
-        <w:t xml:space="preserve"> </w:t>
-      </w:r>
-      <w:hyperlink r:id="rId179">
-        <w:r>
-          <w:rPr>
-            <w:rStyle w:val="Hyperlink"/>
-          </w:rPr>
-          <w:t xml:space="preserve">https://en.wikipedia.org/wiki/Continuous_function</w:t>
-        </w:r>
-      </w:hyperlink>
-      <w:r>
-        <w:t xml:space="preserve">.</w:t>
-      </w:r>
-    </w:p>
-    <w:bookmarkEnd w:id="180"/>
-    <w:bookmarkStart w:id="182" w:name="Xed020122378ad89f2c251075aa9a7741e8a5abc"/>
-    <w:p>
-      <w:pPr>
-        <w:pStyle w:val="Bibliography"/>
-      </w:pPr>
-      <w:r>
-        <w:t xml:space="preserve">Wikipedia contributors. 2026d.</w:t>
-      </w:r>
-      <w:r>
-        <w:t xml:space="preserve"> </w:t>
-      </w:r>
-      <w:r>
-        <w:rPr>
-          <w:i/>
-          <w:iCs/>
-        </w:rPr>
-        <w:t xml:space="preserve">Fundamental Theorem of Calculus —</w:t>
-      </w:r>
-      <w:r>
-        <w:rPr>
-          <w:i/>
-          <w:iCs/>
-        </w:rPr>
-        <w:t xml:space="preserve"> </w:t>
-      </w:r>
-      <w:r>
-        <w:rPr>
-          <w:i/>
-          <w:iCs/>
-        </w:rPr>
-        <w:t xml:space="preserve">Wikipedia</w:t>
-      </w:r>
-      <w:r>
-        <w:rPr>
-          <w:i/>
-          <w:iCs/>
-        </w:rPr>
-        <w:t xml:space="preserve">,</w:t>
-      </w:r>
-      <w:r>
-        <w:rPr>
-          <w:i/>
-          <w:iCs/>
-        </w:rPr>
-        <w:t xml:space="preserve"> </w:t>
-      </w:r>
-      <w:r>
-        <w:rPr>
-          <w:i/>
-          <w:iCs/>
-        </w:rPr>
-        <w:t xml:space="preserve">the Free Encyclopedia</w:t>
-      </w:r>
-      <w:r>
-        <w:t xml:space="preserve">.</w:t>
-      </w:r>
-      <w:r>
-        <w:t xml:space="preserve"> </w:t>
-      </w:r>
-      <w:hyperlink r:id="rId181">
+        <w:t xml:space="preserve"> </w:t>
+      </w:r>
+      <w:r>
+        <w:t xml:space="preserve">the free encyclopedia.”</w:t>
+      </w:r>
+      <w:r>
+        <w:t xml:space="preserve"> </w:t>
+      </w:r>
+      <w:r>
+        <w:t xml:space="preserve">2026. Available:</w:t>
+      </w:r>
+      <w:r>
+        <w:t xml:space="preserve"> </w:t>
+      </w:r>
+      <w:hyperlink r:id="rId187">
         <w:r>
           <w:rPr>
             <w:rStyle w:val="Hyperlink"/>
@@ -47126,71 +47270,56 @@
           <w:t xml:space="preserve">https://en.wikipedia.org/wiki/Fundamental_theorem_of_calculus</w:t>
         </w:r>
       </w:hyperlink>
-      <w:r>
-        <w:t xml:space="preserve">.</w:t>
-      </w:r>
     </w:p>
-    <w:bookmarkEnd w:id="182"/>
-    <w:bookmarkStart w:id="184" w:name="X60690ac4b2d1ae047054feb064501244110a541"/>
+    <w:bookmarkEnd w:id="188"/>
+    <w:bookmarkStart w:id="190" w:name="X60690ac4b2d1ae047054feb064501244110a541"/>
     <w:p>
       <w:pPr>
         <w:pStyle w:val="Bibliography"/>
       </w:pPr>
       <w:r>
-        <w:t xml:space="preserve">Wikipedia contributors. 2026e.</w:t>
-      </w:r>
-      <w:r>
-        <w:t xml:space="preserve"> </w:t>
-      </w:r>
-      <w:r>
-        <w:rPr>
-          <w:i/>
-          <w:iCs/>
-        </w:rPr>
-        <w:t xml:space="preserve">Integration by Substitution —</w:t>
-      </w:r>
-      <w:r>
-        <w:rPr>
-          <w:i/>
-          <w:iCs/>
-        </w:rPr>
-        <w:t xml:space="preserve"> </w:t>
-      </w:r>
-      <w:r>
-        <w:rPr>
-          <w:i/>
-          <w:iCs/>
-        </w:rPr>
+        <w:t xml:space="preserve">[13]</w:t>
+      </w:r>
+      <w:r>
+        <w:t xml:space="preserve"> </w:t>
+      </w:r>
+      <w:r>
+        <w:t xml:space="preserve">	</w:t>
+      </w:r>
+      <w:r>
+        <w:t xml:space="preserve">Wikipedia contributors,</w:t>
+      </w:r>
+      <w:r>
+        <w:t xml:space="preserve"> </w:t>
+      </w:r>
+      <w:r>
+        <w:t xml:space="preserve">“Integration by substitution —</w:t>
+      </w:r>
+      <w:r>
+        <w:t xml:space="preserve"> </w:t>
+      </w:r>
+      <w:r>
         <w:t xml:space="preserve">Wikipedia</w:t>
       </w:r>
       <w:r>
-        <w:rPr>
-          <w:i/>
-          <w:iCs/>
-        </w:rPr>
         <w:t xml:space="preserve">,</w:t>
       </w:r>
       <w:r>
-        <w:rPr>
-          <w:i/>
-          <w:iCs/>
-        </w:rPr>
-        <w:t xml:space="preserve"> </w:t>
-      </w:r>
-      <w:r>
-        <w:rPr>
-          <w:i/>
-          <w:iCs/>
-        </w:rPr>
-        <w:t xml:space="preserve">the Free Encyclopedia</w:t>
-      </w:r>
-      <w:r>
-        <w:t xml:space="preserve">.</w:t>
-      </w:r>
-      <w:r>
-        <w:t xml:space="preserve"> </w:t>
-      </w:r>
-      <w:hyperlink r:id="rId183">
+        <w:t xml:space="preserve"> </w:t>
+      </w:r>
+      <w:r>
+        <w:t xml:space="preserve">the free encyclopedia.”</w:t>
+      </w:r>
+      <w:r>
+        <w:t xml:space="preserve"> </w:t>
+      </w:r>
+      <w:r>
+        <w:t xml:space="preserve">2026. Available:</w:t>
+      </w:r>
+      <w:r>
+        <w:t xml:space="preserve"> </w:t>
+      </w:r>
+      <w:hyperlink r:id="rId189">
         <w:r>
           <w:rPr>
             <w:rStyle w:val="Hyperlink"/>
@@ -47198,225 +47327,6 @@
           <w:t xml:space="preserve">https://en.wikipedia.org/wiki/Integration_by_substitution</w:t>
         </w:r>
       </w:hyperlink>
-      <w:r>
-        <w:t xml:space="preserve">.</w:t>
-      </w:r>
-    </w:p>
-    <w:bookmarkEnd w:id="184"/>
-    <w:bookmarkStart w:id="186" w:name="ref-wikipedia_partition_of_an_interval"/>
-    <w:p>
-      <w:pPr>
-        <w:pStyle w:val="Bibliography"/>
-      </w:pPr>
-      <w:r>
-        <w:t xml:space="preserve">Wikipedia contributors. 2026f.</w:t>
-      </w:r>
-      <w:r>
-        <w:t xml:space="preserve"> </w:t>
-      </w:r>
-      <w:r>
-        <w:rPr>
-          <w:i/>
-          <w:iCs/>
-        </w:rPr>
-        <w:t xml:space="preserve">Partition of an Interval —</w:t>
-      </w:r>
-      <w:r>
-        <w:rPr>
-          <w:i/>
-          <w:iCs/>
-        </w:rPr>
-        <w:t xml:space="preserve"> </w:t>
-      </w:r>
-      <w:r>
-        <w:rPr>
-          <w:i/>
-          <w:iCs/>
-        </w:rPr>
-        <w:t xml:space="preserve">Wikipedia</w:t>
-      </w:r>
-      <w:r>
-        <w:rPr>
-          <w:i/>
-          <w:iCs/>
-        </w:rPr>
-        <w:t xml:space="preserve">,</w:t>
-      </w:r>
-      <w:r>
-        <w:rPr>
-          <w:i/>
-          <w:iCs/>
-        </w:rPr>
-        <w:t xml:space="preserve"> </w:t>
-      </w:r>
-      <w:r>
-        <w:rPr>
-          <w:i/>
-          <w:iCs/>
-        </w:rPr>
-        <w:t xml:space="preserve">the Free Encyclopedia</w:t>
-      </w:r>
-      <w:r>
-        <w:t xml:space="preserve">.</w:t>
-      </w:r>
-      <w:r>
-        <w:t xml:space="preserve"> </w:t>
-      </w:r>
-      <w:hyperlink r:id="rId185">
-        <w:r>
-          <w:rPr>
-            <w:rStyle w:val="Hyperlink"/>
-          </w:rPr>
-          <w:t xml:space="preserve">https://en.wikipedia.org/wiki/Partition_of_an_interval</w:t>
-        </w:r>
-      </w:hyperlink>
-      <w:r>
-        <w:t xml:space="preserve">.</w:t>
-      </w:r>
-    </w:p>
-    <w:bookmarkEnd w:id="186"/>
-    <w:bookmarkStart w:id="188" w:name="ref-wikipedia_riemann_integral"/>
-    <w:p>
-      <w:pPr>
-        <w:pStyle w:val="Bibliography"/>
-      </w:pPr>
-      <w:r>
-        <w:t xml:space="preserve">Wikipedia contributors. 2026g.</w:t>
-      </w:r>
-      <w:r>
-        <w:t xml:space="preserve"> </w:t>
-      </w:r>
-      <w:r>
-        <w:rPr>
-          <w:i/>
-          <w:iCs/>
-        </w:rPr>
-        <w:t xml:space="preserve">Riemann Integral —</w:t>
-      </w:r>
-      <w:r>
-        <w:rPr>
-          <w:i/>
-          <w:iCs/>
-        </w:rPr>
-        <w:t xml:space="preserve"> </w:t>
-      </w:r>
-      <w:r>
-        <w:rPr>
-          <w:i/>
-          <w:iCs/>
-        </w:rPr>
-        <w:t xml:space="preserve">Wikipedia</w:t>
-      </w:r>
-      <w:r>
-        <w:rPr>
-          <w:i/>
-          <w:iCs/>
-        </w:rPr>
-        <w:t xml:space="preserve">,</w:t>
-      </w:r>
-      <w:r>
-        <w:rPr>
-          <w:i/>
-          <w:iCs/>
-        </w:rPr>
-        <w:t xml:space="preserve"> </w:t>
-      </w:r>
-      <w:r>
-        <w:rPr>
-          <w:i/>
-          <w:iCs/>
-        </w:rPr>
-        <w:t xml:space="preserve">the Free Encyclopedia</w:t>
-      </w:r>
-      <w:r>
-        <w:t xml:space="preserve">.</w:t>
-      </w:r>
-      <w:r>
-        <w:t xml:space="preserve"> </w:t>
-      </w:r>
-      <w:hyperlink r:id="rId187">
-        <w:r>
-          <w:rPr>
-            <w:rStyle w:val="Hyperlink"/>
-          </w:rPr>
-          <w:t xml:space="preserve">https://en.wikipedia.org/wiki/Riemann_integral</w:t>
-        </w:r>
-      </w:hyperlink>
-      <w:r>
-        <w:t xml:space="preserve">.</w:t>
-      </w:r>
-    </w:p>
-    <w:bookmarkEnd w:id="188"/>
-    <w:bookmarkStart w:id="190" w:name="ref-wikipedia_riemann_sum"/>
-    <w:p>
-      <w:pPr>
-        <w:pStyle w:val="Bibliography"/>
-      </w:pPr>
-      <w:r>
-        <w:t xml:space="preserve">Wikipedia contributors. 2026h.</w:t>
-      </w:r>
-      <w:r>
-        <w:t xml:space="preserve"> </w:t>
-      </w:r>
-      <w:r>
-        <w:rPr>
-          <w:i/>
-          <w:iCs/>
-        </w:rPr>
-        <w:t xml:space="preserve">Riemann Sum —</w:t>
-      </w:r>
-      <w:r>
-        <w:rPr>
-          <w:i/>
-          <w:iCs/>
-        </w:rPr>
-        <w:t xml:space="preserve"> </w:t>
-      </w:r>
-      <w:r>
-        <w:rPr>
-          <w:i/>
-          <w:iCs/>
-        </w:rPr>
-        <w:t xml:space="preserve">Wikipedia</w:t>
-      </w:r>
-      <w:r>
-        <w:rPr>
-          <w:i/>
-          <w:iCs/>
-        </w:rPr>
-        <w:t xml:space="preserve">,</w:t>
-      </w:r>
-      <w:r>
-        <w:rPr>
-          <w:i/>
-          <w:iCs/>
-        </w:rPr>
-        <w:t xml:space="preserve"> </w:t>
-      </w:r>
-      <w:r>
-        <w:rPr>
-          <w:i/>
-          <w:iCs/>
-        </w:rPr>
-        <w:t xml:space="preserve">the Free Encyclopedia</w:t>
-      </w:r>
-      <w:r>
-        <w:t xml:space="preserve">.</w:t>
-      </w:r>
-      <w:r>
-        <w:t xml:space="preserve"> </w:t>
-      </w:r>
-      <w:hyperlink r:id="rId189">
-        <w:r>
-          <w:rPr>
-            <w:rStyle w:val="Hyperlink"/>
-          </w:rPr>
-          <w:t xml:space="preserve">https://en.wikipedia.org/wiki/Riemann_sum</w:t>
-        </w:r>
-      </w:hyperlink>
-      <w:r>
-        <w:t xml:space="preserve">.</w:t>
-      </w:r>
     </w:p>
     <w:bookmarkEnd w:id="190"/>
     <w:bookmarkEnd w:id="191"/>

--- a/calculus-integration.docx
+++ b/calculus-integration.docx
@@ -15,10 +15,10 @@
         <w:pStyle w:val="Date"/>
       </w:pPr>
       <w:r>
-        <w:t xml:space="preserve">Last modified: 2026-10-18 11:27:44 (PDT)</w:t>
+        <w:t xml:space="preserve">Last modified: 2026-10-18 13:21:32 (PDT)</w:t>
       </w:r>
     </w:p>
-    <w:bookmarkStart w:id="165" w:name="sec-integration"/>
+    <w:bookmarkStart w:id="189" w:name="sec-integration"/>
     <w:p>
       <w:pPr>
         <w:pStyle w:val="Heading2"/>
@@ -22531,7 +22531,7 @@
     </w:p>
     <w:bookmarkEnd w:id="95"/>
     <w:bookmarkEnd w:id="96"/>
-    <w:bookmarkStart w:id="164" w:name="fundamental-theorem-of-calculus"/>
+    <w:bookmarkStart w:id="188" w:name="fundamental-theorem-of-calculus"/>
     <w:p>
       <w:pPr>
         <w:pStyle w:val="Heading3"/>
@@ -24385,6 +24385,21 @@
             <w:r>
               <w:t xml:space="preserve">.</w:t>
             </w:r>
+            <w:r>
+              <w:t xml:space="preserve"> </w:t>
+            </w:r>
+            <w:r>
+              <w:t xml:space="preserve">This result is the first part of the fundamental theorem of calculus</w:t>
+            </w:r>
+            <w:r>
+              <w:t xml:space="preserve"> </w:t>
+            </w:r>
+            <w:r>
+              <w:t xml:space="preserve">[9]</w:t>
+            </w:r>
+            <w:r>
+              <w:t xml:space="preserve">.</w:t>
+            </w:r>
           </w:p>
           <w:p/>
         </w:tc>
@@ -25174,7 +25189,7 @@
         <w:pStyle w:val="FirstParagraph"/>
       </w:pPr>
       <w:r>
-        <w:t xml:space="preserve">[9, Ch. 18], [2], Theorem 4.9, p. 282</w:t>
+        <w:t xml:space="preserve">[10, Ch. 18], [2], Theorem 4.9, p. 282</w:t>
       </w:r>
     </w:p>
     <w:bookmarkEnd w:id="109"/>
@@ -26633,7 +26648,7 @@
         <w:t xml:space="preserve"> </w:t>
       </w:r>
       <w:r>
-        <w:t xml:space="preserve">Miller [10]</w:t>
+        <w:t xml:space="preserve">Miller [11]</w:t>
       </w:r>
       <w:r>
         <w:t xml:space="preserve">, Question 1.1.31.</w:t>
@@ -27131,7 +27146,7 @@
         <w:t xml:space="preserve"> </w:t>
       </w:r>
       <w:r>
-        <w:t xml:space="preserve">Miller [10]</w:t>
+        <w:t xml:space="preserve">Miller [11]</w:t>
       </w:r>
       <w:r>
         <w:t xml:space="preserve">, Question 1.1.32.</w:t>
@@ -27885,7 +27900,7 @@
         <w:t xml:space="preserve"> </w:t>
       </w:r>
       <w:r>
-        <w:t xml:space="preserve">Miller [10]</w:t>
+        <w:t xml:space="preserve">Miller [11]</w:t>
       </w:r>
       <w:r>
         <w:t xml:space="preserve">, Question 1.1.33.</w:t>
@@ -28827,7 +28842,7 @@
         <w:t xml:space="preserve"> </w:t>
       </w:r>
       <w:r>
-        <w:t xml:space="preserve">Miller [10]</w:t>
+        <w:t xml:space="preserve">Miller [11]</w:t>
       </w:r>
       <w:r>
         <w:t xml:space="preserve">, Question 1.1.34.</w:t>
@@ -30013,7 +30028,7 @@
         <w:t xml:space="preserve"> </w:t>
       </w:r>
       <w:r>
-        <w:t xml:space="preserve">Miller [10]</w:t>
+        <w:t xml:space="preserve">Miller [11]</w:t>
       </w:r>
       <w:r>
         <w:t xml:space="preserve">, Question 1.1.35.</w:t>
@@ -30741,7 +30756,7 @@
         <w:t xml:space="preserve"> </w:t>
       </w:r>
       <w:r>
-        <w:t xml:space="preserve">Miller [10]</w:t>
+        <w:t xml:space="preserve">Miller [11]</w:t>
       </w:r>
       <w:r>
         <w:t xml:space="preserve">, Question 1.1.36.</w:t>
@@ -31574,7 +31589,7 @@
         <w:t xml:space="preserve"> </w:t>
       </w:r>
       <w:r>
-        <w:t xml:space="preserve">Miller [10]</w:t>
+        <w:t xml:space="preserve">Miller [11]</w:t>
       </w:r>
       <w:r>
         <w:t xml:space="preserve">, Question 1.1.37.</w:t>
@@ -32508,7 +32523,7 @@
         <w:t xml:space="preserve"> </w:t>
       </w:r>
       <w:r>
-        <w:t xml:space="preserve">Miller [10]</w:t>
+        <w:t xml:space="preserve">Miller [11]</w:t>
       </w:r>
       <w:r>
         <w:t xml:space="preserve">, Question 1.1.38.</w:t>
@@ -33166,7 +33181,7 @@
         <w:t xml:space="preserve"> </w:t>
       </w:r>
       <w:r>
-        <w:t xml:space="preserve">Miller [10]</w:t>
+        <w:t xml:space="preserve">Miller [11]</w:t>
       </w:r>
       <w:r>
         <w:t xml:space="preserve">, Question 1.1.40.</w:t>
@@ -38407,7 +38422,7 @@
         <w:t xml:space="preserve"> </w:t>
       </w:r>
       <w:r>
-        <w:t xml:space="preserve">[11, Sec. II], p. 295,</w:t>
+        <w:t xml:space="preserve">[12, Sec. II], p. 295,</w:t>
       </w:r>
       <w:r>
         <w:t xml:space="preserve"> </w:t>
@@ -42499,7 +42514,7 @@
         <w:t xml:space="preserve"> </w:t>
       </w:r>
       <w:r>
-        <w:t xml:space="preserve">Miller [10]</w:t>
+        <w:t xml:space="preserve">Miller [11]</w:t>
       </w:r>
       <w:r>
         <w:t xml:space="preserve">, Question 1.1.39.</w:t>
@@ -43229,7 +43244,7 @@
         <w:t xml:space="preserve"> </w:t>
       </w:r>
       <w:r>
-        <w:t xml:space="preserve">Miller [10]</w:t>
+        <w:t xml:space="preserve">Miller [11]</w:t>
       </w:r>
       <w:r>
         <w:t xml:space="preserve">, Question 1.1.41.</w:t>
@@ -46518,155 +46533,8 @@
         </w:tc>
       </w:tr>
     </w:tbl>
-    <w:bookmarkEnd w:id="164"/>
-    <w:bookmarkEnd w:id="165"/>
-    <w:bookmarkStart w:id="192" w:name="further-reading"/>
-    <w:p>
-      <w:pPr>
-        <w:pStyle w:val="Heading2"/>
-      </w:pPr>
-      <w:r>
-        <w:t xml:space="preserve">Further reading</w:t>
-      </w:r>
-    </w:p>
-    <w:p>
-      <w:pPr>
-        <w:numPr>
-          <w:ilvl w:val="0"/>
-          <w:numId w:val="1019"/>
-        </w:numPr>
-      </w:pPr>
-      <w:r>
-        <w:t xml:space="preserve">Wikipedia contributors [1]</w:t>
-      </w:r>
-      <w:r>
-        <w:t xml:space="preserve"> </w:t>
-      </w:r>
-      <w:r>
-        <w:t xml:space="preserve">— antiderivatives and indefinite integrals</w:t>
-      </w:r>
-    </w:p>
-    <w:p>
-      <w:pPr>
-        <w:numPr>
-          <w:ilvl w:val="0"/>
-          <w:numId w:val="1019"/>
-        </w:numPr>
-      </w:pPr>
-      <w:r>
-        <w:t xml:space="preserve">Wikipedia contributors [3]</w:t>
-      </w:r>
-      <w:r>
-        <w:t xml:space="preserve"> </w:t>
-      </w:r>
-      <w:r>
-        <w:t xml:space="preserve">— continuous functions, with the epsilon-delta definition</w:t>
-      </w:r>
-    </w:p>
-    <w:p>
-      <w:pPr>
-        <w:numPr>
-          <w:ilvl w:val="0"/>
-          <w:numId w:val="1019"/>
-        </w:numPr>
-      </w:pPr>
-      <w:r>
-        <w:t xml:space="preserve">Wikipedia contributors [4]</w:t>
-      </w:r>
-      <w:r>
-        <w:t xml:space="preserve"> </w:t>
-      </w:r>
-      <w:r>
-        <w:t xml:space="preserve">— jump, removable and essential discontinuities</w:t>
-      </w:r>
-    </w:p>
-    <w:p>
-      <w:pPr>
-        <w:numPr>
-          <w:ilvl w:val="0"/>
-          <w:numId w:val="1019"/>
-        </w:numPr>
-      </w:pPr>
-      <w:r>
-        <w:t xml:space="preserve">Wikipedia contributors [5]</w:t>
-      </w:r>
-      <w:r>
-        <w:t xml:space="preserve"> </w:t>
-      </w:r>
-      <w:r>
-        <w:t xml:space="preserve">— partitions of an interval</w:t>
-      </w:r>
-    </w:p>
-    <w:p>
-      <w:pPr>
-        <w:numPr>
-          <w:ilvl w:val="0"/>
-          <w:numId w:val="1019"/>
-        </w:numPr>
-      </w:pPr>
-      <w:r>
-        <w:t xml:space="preserve">Wikipedia contributors [6]</w:t>
-      </w:r>
-      <w:r>
-        <w:t xml:space="preserve"> </w:t>
-      </w:r>
-      <w:r>
-        <w:t xml:space="preserve">— Riemann sums and their types</w:t>
-      </w:r>
-    </w:p>
-    <w:p>
-      <w:pPr>
-        <w:numPr>
-          <w:ilvl w:val="0"/>
-          <w:numId w:val="1019"/>
-        </w:numPr>
-      </w:pPr>
-      <w:r>
-        <w:t xml:space="preserve">Wikipedia contributors [7]</w:t>
-      </w:r>
-      <w:r>
-        <w:t xml:space="preserve"> </w:t>
-      </w:r>
-      <w:r>
-        <w:t xml:space="preserve">— the Riemann integral and which functions have one</w:t>
-      </w:r>
-    </w:p>
-    <w:p>
-      <w:pPr>
-        <w:numPr>
-          <w:ilvl w:val="0"/>
-          <w:numId w:val="1019"/>
-        </w:numPr>
-      </w:pPr>
-      <w:r>
-        <w:t xml:space="preserve">Wikipedia contributors [12]</w:t>
-      </w:r>
-      <w:r>
-        <w:t xml:space="preserve"> </w:t>
-      </w:r>
-      <w:r>
-        <w:t xml:space="preserve">— the two parts of the fundamental theorem</w:t>
-      </w:r>
-    </w:p>
-    <w:p>
-      <w:pPr>
-        <w:numPr>
-          <w:ilvl w:val="0"/>
-          <w:numId w:val="1019"/>
-        </w:numPr>
-      </w:pPr>
-      <w:r>
-        <w:t xml:space="preserve">Wikipedia contributors [13]</w:t>
-      </w:r>
-      <w:r>
-        <w:t xml:space="preserve"> </w:t>
-      </w:r>
-      <w:r>
-        <w:t xml:space="preserve">— change of variable in an integral</w:t>
-      </w:r>
-    </w:p>
-    <w:bookmarkStart w:id="191" w:name="refs"/>
-    <w:bookmarkStart w:id="167" w:name="ref-wikipedia_antiderivative"/>
+    <w:bookmarkStart w:id="187" w:name="refs"/>
+    <w:bookmarkStart w:id="165" w:name="ref-wikipedia_antiderivative"/>
     <w:p>
       <w:pPr>
         <w:pStyle w:val="Bibliography"/>
@@ -46713,7 +46581,7 @@
       <w:r>
         <w:t xml:space="preserve"> </w:t>
       </w:r>
-      <w:hyperlink r:id="rId166">
+      <w:hyperlink r:id="rId164">
         <w:r>
           <w:rPr>
             <w:rStyle w:val="Hyperlink"/>
@@ -46722,8 +46590,8 @@
         </w:r>
       </w:hyperlink>
     </w:p>
-    <w:bookmarkEnd w:id="167"/>
-    <w:bookmarkStart w:id="169" w:name="ref-larsonCalc11e"/>
+    <w:bookmarkEnd w:id="165"/>
+    <w:bookmarkStart w:id="167" w:name="ref-larsonCalc11e"/>
     <w:p>
       <w:pPr>
         <w:pStyle w:val="Bibliography"/>
@@ -46756,7 +46624,7 @@
       <w:r>
         <w:t xml:space="preserve"> </w:t>
       </w:r>
-      <w:hyperlink r:id="rId168">
+      <w:hyperlink r:id="rId166">
         <w:r>
           <w:rPr>
             <w:rStyle w:val="Hyperlink"/>
@@ -46765,8 +46633,8 @@
         </w:r>
       </w:hyperlink>
     </w:p>
-    <w:bookmarkEnd w:id="169"/>
-    <w:bookmarkStart w:id="171" w:name="ref-wikipedia_continuous_function"/>
+    <w:bookmarkEnd w:id="167"/>
+    <w:bookmarkStart w:id="169" w:name="ref-wikipedia_continuous_function"/>
     <w:p>
       <w:pPr>
         <w:pStyle w:val="Bibliography"/>
@@ -46813,7 +46681,7 @@
       <w:r>
         <w:t xml:space="preserve"> </w:t>
       </w:r>
-      <w:hyperlink r:id="rId170">
+      <w:hyperlink r:id="rId168">
         <w:r>
           <w:rPr>
             <w:rStyle w:val="Hyperlink"/>
@@ -46822,8 +46690,8 @@
         </w:r>
       </w:hyperlink>
     </w:p>
-    <w:bookmarkEnd w:id="171"/>
-    <w:bookmarkStart w:id="173" w:name="X3d274ca3e47c74b94fdd40fb884515c0497ed80"/>
+    <w:bookmarkEnd w:id="169"/>
+    <w:bookmarkStart w:id="171" w:name="X3d274ca3e47c74b94fdd40fb884515c0497ed80"/>
     <w:p>
       <w:pPr>
         <w:pStyle w:val="Bibliography"/>
@@ -46870,7 +46738,7 @@
       <w:r>
         <w:t xml:space="preserve"> </w:t>
       </w:r>
-      <w:hyperlink r:id="rId172">
+      <w:hyperlink r:id="rId170">
         <w:r>
           <w:rPr>
             <w:rStyle w:val="Hyperlink"/>
@@ -46879,8 +46747,8 @@
         </w:r>
       </w:hyperlink>
     </w:p>
-    <w:bookmarkEnd w:id="173"/>
-    <w:bookmarkStart w:id="175" w:name="ref-wikipedia_partition_of_an_interval"/>
+    <w:bookmarkEnd w:id="171"/>
+    <w:bookmarkStart w:id="173" w:name="ref-wikipedia_partition_of_an_interval"/>
     <w:p>
       <w:pPr>
         <w:pStyle w:val="Bibliography"/>
@@ -46927,7 +46795,7 @@
       <w:r>
         <w:t xml:space="preserve"> </w:t>
       </w:r>
-      <w:hyperlink r:id="rId174">
+      <w:hyperlink r:id="rId172">
         <w:r>
           <w:rPr>
             <w:rStyle w:val="Hyperlink"/>
@@ -46936,8 +46804,8 @@
         </w:r>
       </w:hyperlink>
     </w:p>
-    <w:bookmarkEnd w:id="175"/>
-    <w:bookmarkStart w:id="177" w:name="ref-wikipedia_riemann_sum"/>
+    <w:bookmarkEnd w:id="173"/>
+    <w:bookmarkStart w:id="175" w:name="ref-wikipedia_riemann_sum"/>
     <w:p>
       <w:pPr>
         <w:pStyle w:val="Bibliography"/>
@@ -46984,7 +46852,7 @@
       <w:r>
         <w:t xml:space="preserve"> </w:t>
       </w:r>
-      <w:hyperlink r:id="rId176">
+      <w:hyperlink r:id="rId174">
         <w:r>
           <w:rPr>
             <w:rStyle w:val="Hyperlink"/>
@@ -46993,8 +46861,8 @@
         </w:r>
       </w:hyperlink>
     </w:p>
-    <w:bookmarkEnd w:id="177"/>
-    <w:bookmarkStart w:id="179" w:name="ref-wikipedia_riemann_integral"/>
+    <w:bookmarkEnd w:id="175"/>
+    <w:bookmarkStart w:id="177" w:name="ref-wikipedia_riemann_integral"/>
     <w:p>
       <w:pPr>
         <w:pStyle w:val="Bibliography"/>
@@ -47041,7 +46909,7 @@
       <w:r>
         <w:t xml:space="preserve"> </w:t>
       </w:r>
-      <w:hyperlink r:id="rId178">
+      <w:hyperlink r:id="rId176">
         <w:r>
           <w:rPr>
             <w:rStyle w:val="Hyperlink"/>
@@ -47050,8 +46918,8 @@
         </w:r>
       </w:hyperlink>
     </w:p>
-    <w:bookmarkEnd w:id="179"/>
-    <w:bookmarkStart w:id="180" w:name="ref-rudin1976principles"/>
+    <w:bookmarkEnd w:id="177"/>
+    <w:bookmarkStart w:id="178" w:name="ref-rudin1976principles"/>
     <w:p>
       <w:pPr>
         <w:pStyle w:val="Bibliography"/>
@@ -47081,6 +46949,63 @@
       <w:r>
         <w:t xml:space="preserve">, 3rd ed. in International series in pure and applied mathematics. New York: McGraw-Hill, 1976.</w:t>
       </w:r>
+    </w:p>
+    <w:bookmarkEnd w:id="178"/>
+    <w:bookmarkStart w:id="180" w:name="Xed020122378ad89f2c251075aa9a7741e8a5abc"/>
+    <w:p>
+      <w:pPr>
+        <w:pStyle w:val="Bibliography"/>
+      </w:pPr>
+      <w:r>
+        <w:t xml:space="preserve">[9]</w:t>
+      </w:r>
+      <w:r>
+        <w:t xml:space="preserve"> </w:t>
+      </w:r>
+      <w:r>
+        <w:t xml:space="preserve">	</w:t>
+      </w:r>
+      <w:r>
+        <w:t xml:space="preserve">Wikipedia contributors,</w:t>
+      </w:r>
+      <w:r>
+        <w:t xml:space="preserve"> </w:t>
+      </w:r>
+      <w:r>
+        <w:t xml:space="preserve">“Fundamental theorem of calculus —</w:t>
+      </w:r>
+      <w:r>
+        <w:t xml:space="preserve"> </w:t>
+      </w:r>
+      <w:r>
+        <w:t xml:space="preserve">Wikipedia</w:t>
+      </w:r>
+      <w:r>
+        <w:t xml:space="preserve">,</w:t>
+      </w:r>
+      <w:r>
+        <w:t xml:space="preserve"> </w:t>
+      </w:r>
+      <w:r>
+        <w:t xml:space="preserve">the free encyclopedia.”</w:t>
+      </w:r>
+      <w:r>
+        <w:t xml:space="preserve"> </w:t>
+      </w:r>
+      <w:r>
+        <w:t xml:space="preserve">2026. Available:</w:t>
+      </w:r>
+      <w:r>
+        <w:t xml:space="preserve"> </w:t>
+      </w:r>
+      <w:hyperlink r:id="rId179">
+        <w:r>
+          <w:rPr>
+            <w:rStyle w:val="Hyperlink"/>
+          </w:rPr>
+          <w:t xml:space="preserve">https://en.wikipedia.org/wiki/Fundamental_theorem_of_calculus</w:t>
+        </w:r>
+      </w:hyperlink>
     </w:p>
     <w:bookmarkEnd w:id="180"/>
     <w:bookmarkStart w:id="182" w:name="ref-calclifesaver"/>
@@ -47089,7 +47014,7 @@
         <w:pStyle w:val="Bibliography"/>
       </w:pPr>
       <w:r>
-        <w:t xml:space="preserve">[9]</w:t>
+        <w:t xml:space="preserve">[10]</w:t>
       </w:r>
       <w:r>
         <w:t xml:space="preserve"> </w:t>
@@ -47132,7 +47057,7 @@
         <w:pStyle w:val="Bibliography"/>
       </w:pPr>
       <w:r>
-        <w:t xml:space="preserve">[10]</w:t>
+        <w:t xml:space="preserve">[11]</w:t>
       </w:r>
       <w:r>
         <w:t xml:space="preserve"> </w:t>
@@ -47175,7 +47100,7 @@
         <w:pStyle w:val="Bibliography"/>
       </w:pPr>
       <w:r>
-        <w:t xml:space="preserve">[11]</w:t>
+        <w:t xml:space="preserve">[12]</w:t>
       </w:r>
       <w:r>
         <w:t xml:space="preserve"> </w:t>
@@ -47215,122 +47140,9 @@
       </w:r>
     </w:p>
     <w:bookmarkEnd w:id="186"/>
-    <w:bookmarkStart w:id="188" w:name="Xed020122378ad89f2c251075aa9a7741e8a5abc"/>
-    <w:p>
-      <w:pPr>
-        <w:pStyle w:val="Bibliography"/>
-      </w:pPr>
-      <w:r>
-        <w:t xml:space="preserve">[12]</w:t>
-      </w:r>
-      <w:r>
-        <w:t xml:space="preserve"> </w:t>
-      </w:r>
-      <w:r>
-        <w:t xml:space="preserve">	</w:t>
-      </w:r>
-      <w:r>
-        <w:t xml:space="preserve">Wikipedia contributors,</w:t>
-      </w:r>
-      <w:r>
-        <w:t xml:space="preserve"> </w:t>
-      </w:r>
-      <w:r>
-        <w:t xml:space="preserve">“Fundamental theorem of calculus —</w:t>
-      </w:r>
-      <w:r>
-        <w:t xml:space="preserve"> </w:t>
-      </w:r>
-      <w:r>
-        <w:t xml:space="preserve">Wikipedia</w:t>
-      </w:r>
-      <w:r>
-        <w:t xml:space="preserve">,</w:t>
-      </w:r>
-      <w:r>
-        <w:t xml:space="preserve"> </w:t>
-      </w:r>
-      <w:r>
-        <w:t xml:space="preserve">the free encyclopedia.”</w:t>
-      </w:r>
-      <w:r>
-        <w:t xml:space="preserve"> </w:t>
-      </w:r>
-      <w:r>
-        <w:t xml:space="preserve">2026. Available:</w:t>
-      </w:r>
-      <w:r>
-        <w:t xml:space="preserve"> </w:t>
-      </w:r>
-      <w:hyperlink r:id="rId187">
-        <w:r>
-          <w:rPr>
-            <w:rStyle w:val="Hyperlink"/>
-          </w:rPr>
-          <w:t xml:space="preserve">https://en.wikipedia.org/wiki/Fundamental_theorem_of_calculus</w:t>
-        </w:r>
-      </w:hyperlink>
-    </w:p>
+    <w:bookmarkEnd w:id="187"/>
     <w:bookmarkEnd w:id="188"/>
-    <w:bookmarkStart w:id="190" w:name="X60690ac4b2d1ae047054feb064501244110a541"/>
-    <w:p>
-      <w:pPr>
-        <w:pStyle w:val="Bibliography"/>
-      </w:pPr>
-      <w:r>
-        <w:t xml:space="preserve">[13]</w:t>
-      </w:r>
-      <w:r>
-        <w:t xml:space="preserve"> </w:t>
-      </w:r>
-      <w:r>
-        <w:t xml:space="preserve">	</w:t>
-      </w:r>
-      <w:r>
-        <w:t xml:space="preserve">Wikipedia contributors,</w:t>
-      </w:r>
-      <w:r>
-        <w:t xml:space="preserve"> </w:t>
-      </w:r>
-      <w:r>
-        <w:t xml:space="preserve">“Integration by substitution —</w:t>
-      </w:r>
-      <w:r>
-        <w:t xml:space="preserve"> </w:t>
-      </w:r>
-      <w:r>
-        <w:t xml:space="preserve">Wikipedia</w:t>
-      </w:r>
-      <w:r>
-        <w:t xml:space="preserve">,</w:t>
-      </w:r>
-      <w:r>
-        <w:t xml:space="preserve"> </w:t>
-      </w:r>
-      <w:r>
-        <w:t xml:space="preserve">the free encyclopedia.”</w:t>
-      </w:r>
-      <w:r>
-        <w:t xml:space="preserve"> </w:t>
-      </w:r>
-      <w:r>
-        <w:t xml:space="preserve">2026. Available:</w:t>
-      </w:r>
-      <w:r>
-        <w:t xml:space="preserve"> </w:t>
-      </w:r>
-      <w:hyperlink r:id="rId189">
-        <w:r>
-          <w:rPr>
-            <w:rStyle w:val="Hyperlink"/>
-          </w:rPr>
-          <w:t xml:space="preserve">https://en.wikipedia.org/wiki/Integration_by_substitution</w:t>
-        </w:r>
-      </w:hyperlink>
-    </w:p>
-    <w:bookmarkEnd w:id="190"/>
-    <w:bookmarkEnd w:id="191"/>
-    <w:bookmarkEnd w:id="192"/>
+    <w:bookmarkEnd w:id="189"/>
     <w:sectPr>
       <w:footnotePr>
         <w:numRestart w:val="eachSect"/>
@@ -47738,9 +47550,6 @@
     <w:abstractNumId w:val="991"/>
   </w:num>
   <w:num w:numId="1018">
-    <w:abstractNumId w:val="991"/>
-  </w:num>
-  <w:num w:numId="1019">
     <w:abstractNumId w:val="991"/>
   </w:num>
 </w:numbering>

--- a/calculus-integration.docx
+++ b/calculus-integration.docx
@@ -15,7 +15,7 @@
         <w:pStyle w:val="Date"/>
       </w:pPr>
       <w:r>
-        <w:t xml:space="preserve">Last modified: 2026-10-18 13:21:32 (PDT)</w:t>
+        <w:t xml:space="preserve">Last modified: 2026-10-18 16:43:42 (PDT)</w:t>
       </w:r>
     </w:p>
     <w:bookmarkStart w:id="189" w:name="sec-integration"/>

--- a/calculus-integration.docx
+++ b/calculus-integration.docx
@@ -15,7 +15,7 @@
         <w:pStyle w:val="Date"/>
       </w:pPr>
       <w:r>
-        <w:t xml:space="preserve">Last modified: 2026-10-18 16:43:42 (PDT)</w:t>
+        <w:t xml:space="preserve">Last modified: 2026-10-19 00:47:50 (PDT)</w:t>
       </w:r>
     </w:p>
     <w:bookmarkStart w:id="189" w:name="sec-integration"/>

--- a/calculus-integration.docx
+++ b/calculus-integration.docx
@@ -15,7 +15,7 @@
         <w:pStyle w:val="Date"/>
       </w:pPr>
       <w:r>
-        <w:t xml:space="preserve">Last modified: 2026-10-19 00:47:50 (PDT)</w:t>
+        <w:t xml:space="preserve">Last modified: 2026-10-19 02:15:55 (PDT)</w:t>
       </w:r>
     </w:p>
     <w:bookmarkStart w:id="189" w:name="sec-integration"/>

--- a/calculus-integration.docx
+++ b/calculus-integration.docx
@@ -15,7 +15,7 @@
         <w:pStyle w:val="Date"/>
       </w:pPr>
       <w:r>
-        <w:t xml:space="preserve">Last modified: 2026-10-19 02:15:55 (PDT)</w:t>
+        <w:t xml:space="preserve">Last modified: 2026-10-19 03:23:43 (PDT)</w:t>
       </w:r>
     </w:p>
     <w:bookmarkStart w:id="189" w:name="sec-integration"/>

--- a/calculus-integration.docx
+++ b/calculus-integration.docx
@@ -15,7 +15,7 @@
         <w:pStyle w:val="Date"/>
       </w:pPr>
       <w:r>
-        <w:t xml:space="preserve">Last modified: 2026-10-19 03:23:43 (PDT)</w:t>
+        <w:t xml:space="preserve">Last modified: 2026-10-19 04:41:29 (PDT)</w:t>
       </w:r>
     </w:p>
     <w:bookmarkStart w:id="189" w:name="sec-integration"/>

--- a/calculus-integration.docx
+++ b/calculus-integration.docx
@@ -15,7 +15,7 @@
         <w:pStyle w:val="Date"/>
       </w:pPr>
       <w:r>
-        <w:t xml:space="preserve">Last modified: 2026-10-19 04:41:29 (PDT)</w:t>
+        <w:t xml:space="preserve">Last modified: 2026-10-19 05:58:02 (PDT)</w:t>
       </w:r>
     </w:p>
     <w:bookmarkStart w:id="189" w:name="sec-integration"/>

--- a/calculus-integration.docx
+++ b/calculus-integration.docx
@@ -15,7 +15,7 @@
         <w:pStyle w:val="Date"/>
       </w:pPr>
       <w:r>
-        <w:t xml:space="preserve">Last modified: 2026-10-19 05:58:02 (PDT)</w:t>
+        <w:t xml:space="preserve">Last modified: 2026-10-19 09:38:56 (PDT)</w:t>
       </w:r>
     </w:p>
     <w:bookmarkStart w:id="189" w:name="sec-integration"/>

--- a/calculus-integration.docx
+++ b/calculus-integration.docx
@@ -15,7 +15,7 @@
         <w:pStyle w:val="Date"/>
       </w:pPr>
       <w:r>
-        <w:t xml:space="preserve">Last modified: 2026-10-19 09:38:56 (PDT)</w:t>
+        <w:t xml:space="preserve">Last modified: 2026-10-19 11:02:25 (PDT)</w:t>
       </w:r>
     </w:p>
     <w:bookmarkStart w:id="189" w:name="sec-integration"/>

--- a/calculus-integration.docx
+++ b/calculus-integration.docx
@@ -15,7 +15,7 @@
         <w:pStyle w:val="Date"/>
       </w:pPr>
       <w:r>
-        <w:t xml:space="preserve">Last modified: 2026-10-19 11:02:25 (PDT)</w:t>
+        <w:t xml:space="preserve">Last modified: 2026-10-19 12:33:15 (PDT)</w:t>
       </w:r>
     </w:p>
     <w:bookmarkStart w:id="189" w:name="sec-integration"/>

--- a/calculus-integration.docx
+++ b/calculus-integration.docx
@@ -15,7 +15,7 @@
         <w:pStyle w:val="Date"/>
       </w:pPr>
       <w:r>
-        <w:t xml:space="preserve">Last modified: 2026-10-19 12:33:15 (PDT)</w:t>
+        <w:t xml:space="preserve">Last modified: 2026-10-19 23:31:34 (PDT)</w:t>
       </w:r>
     </w:p>
     <w:bookmarkStart w:id="189" w:name="sec-integration"/>

--- a/calculus-integration.docx
+++ b/calculus-integration.docx
@@ -15,7 +15,7 @@
         <w:pStyle w:val="Date"/>
       </w:pPr>
       <w:r>
-        <w:t xml:space="preserve">Last modified: 2026-10-19 23:31:34 (PDT)</w:t>
+        <w:t xml:space="preserve">Last modified: 2026-10-20 00:42:48 (PDT)</w:t>
       </w:r>
     </w:p>
     <w:bookmarkStart w:id="189" w:name="sec-integration"/>

--- a/calculus-integration.docx
+++ b/calculus-integration.docx
@@ -15,7 +15,7 @@
         <w:pStyle w:val="Date"/>
       </w:pPr>
       <w:r>
-        <w:t xml:space="preserve">Last modified: 2026-10-20 00:42:48 (PDT)</w:t>
+        <w:t xml:space="preserve">Last modified: 2026-10-21 13:11:08 (PDT)</w:t>
       </w:r>
     </w:p>
     <w:bookmarkStart w:id="189" w:name="sec-integration"/>

--- a/calculus-integration.docx
+++ b/calculus-integration.docx
@@ -15,7 +15,7 @@
         <w:pStyle w:val="Date"/>
       </w:pPr>
       <w:r>
-        <w:t xml:space="preserve">Last modified: 2026-10-21 13:11:08 (PDT)</w:t>
+        <w:t xml:space="preserve">Last modified: 2026-10-21 14:24:09 (PDT)</w:t>
       </w:r>
     </w:p>
     <w:bookmarkStart w:id="189" w:name="sec-integration"/>

--- a/calculus-integration.docx
+++ b/calculus-integration.docx
@@ -15,7 +15,7 @@
         <w:pStyle w:val="Date"/>
       </w:pPr>
       <w:r>
-        <w:t xml:space="preserve">Last modified: 2026-10-21 14:24:09 (PDT)</w:t>
+        <w:t xml:space="preserve">Last modified: 2026-10-22 00:50:13 (PDT)</w:t>
       </w:r>
     </w:p>
     <w:bookmarkStart w:id="189" w:name="sec-integration"/>

--- a/calculus-integration.docx
+++ b/calculus-integration.docx
@@ -15,7 +15,7 @@
         <w:pStyle w:val="Date"/>
       </w:pPr>
       <w:r>
-        <w:t xml:space="preserve">Last modified: 2026-10-22 00:50:13 (PDT)</w:t>
+        <w:t xml:space="preserve">Last modified: 2026-10-22 08:26:35 (PDT)</w:t>
       </w:r>
     </w:p>
     <w:bookmarkStart w:id="189" w:name="sec-integration"/>

--- a/calculus-integration.docx
+++ b/calculus-integration.docx
@@ -15,7 +15,7 @@
         <w:pStyle w:val="Date"/>
       </w:pPr>
       <w:r>
-        <w:t xml:space="preserve">Last modified: 2026-10-22 08:26:35 (PDT)</w:t>
+        <w:t xml:space="preserve">Last modified: 2026-10-22 09:50:17 (PDT)</w:t>
       </w:r>
     </w:p>
     <w:bookmarkStart w:id="189" w:name="sec-integration"/>

--- a/calculus-integration.docx
+++ b/calculus-integration.docx
@@ -15,7 +15,7 @@
         <w:pStyle w:val="Date"/>
       </w:pPr>
       <w:r>
-        <w:t xml:space="preserve">Last modified: 2026-10-22 09:50:17 (PDT)</w:t>
+        <w:t xml:space="preserve">Last modified: 2026-10-22 11:05:55 (PDT)</w:t>
       </w:r>
     </w:p>
     <w:bookmarkStart w:id="189" w:name="sec-integration"/>

--- a/calculus-integration.docx
+++ b/calculus-integration.docx
@@ -15,7 +15,7 @@
         <w:pStyle w:val="Date"/>
       </w:pPr>
       <w:r>
-        <w:t xml:space="preserve">Last modified: 2026-10-24 15:35:26 (PDT)</w:t>
+        <w:t xml:space="preserve">Last modified: 2026-10-24 20:19:00 (PDT)</w:t>
       </w:r>
     </w:p>
     <w:bookmarkStart w:id="189" w:name="sec-integration"/>

--- a/calculus-integration.docx
+++ b/calculus-integration.docx
@@ -15,7 +15,7 @@
         <w:pStyle w:val="Date"/>
       </w:pPr>
       <w:r>
-        <w:t xml:space="preserve">Last modified: 2026-10-24 20:19:00 (PDT)</w:t>
+        <w:t xml:space="preserve">Last modified: 2026-10-25 16:46:34 (PDT)</w:t>
       </w:r>
     </w:p>
     <w:bookmarkStart w:id="189" w:name="sec-integration"/>

--- a/calculus-integration.docx
+++ b/calculus-integration.docx
@@ -15,7 +15,7 @@
         <w:pStyle w:val="Date"/>
       </w:pPr>
       <w:r>
-        <w:t xml:space="preserve">Last modified: 2026-10-25 16:46:34 (PDT)</w:t>
+        <w:t xml:space="preserve">Last modified: 2026-10-25 18:01:14 (PDT)</w:t>
       </w:r>
     </w:p>
     <w:bookmarkStart w:id="189" w:name="sec-integration"/>

--- a/calculus-integration.docx
+++ b/calculus-integration.docx
@@ -15,7 +15,7 @@
         <w:pStyle w:val="Date"/>
       </w:pPr>
       <w:r>
-        <w:t xml:space="preserve">Last modified: 2026-10-25 18:01:14 (PDT)</w:t>
+        <w:t xml:space="preserve">Last modified: 2026-10-26 02:21:32 (PDT)</w:t>
       </w:r>
     </w:p>
     <w:bookmarkStart w:id="189" w:name="sec-integration"/>

--- a/calculus-integration.docx
+++ b/calculus-integration.docx
@@ -15,7 +15,7 @@
         <w:pStyle w:val="Date"/>
       </w:pPr>
       <w:r>
-        <w:t xml:space="preserve">Last modified: 2026-10-26 02:21:32 (PDT)</w:t>
+        <w:t xml:space="preserve">Last modified: 2026-10-26 03:33:07 (PDT)</w:t>
       </w:r>
     </w:p>
     <w:bookmarkStart w:id="189" w:name="sec-integration"/>

--- a/calculus-integration.docx
+++ b/calculus-integration.docx
@@ -15,7 +15,7 @@
         <w:pStyle w:val="Date"/>
       </w:pPr>
       <w:r>
-        <w:t xml:space="preserve">Last modified: 2026-10-26 03:33:07 (PDT)</w:t>
+        <w:t xml:space="preserve">Last modified: 2026-10-26 10:13:13 (PDT)</w:t>
       </w:r>
     </w:p>
     <w:bookmarkStart w:id="189" w:name="sec-integration"/>

--- a/calculus-integration.docx
+++ b/calculus-integration.docx
@@ -15,7 +15,7 @@
         <w:pStyle w:val="Date"/>
       </w:pPr>
       <w:r>
-        <w:t xml:space="preserve">Last modified: 2026-10-26 10:13:13 (PDT)</w:t>
+        <w:t xml:space="preserve">Last modified: 2026-10-26 12:55:55 (PDT)</w:t>
       </w:r>
     </w:p>
     <w:bookmarkStart w:id="189" w:name="sec-integration"/>

--- a/calculus-integration.docx
+++ b/calculus-integration.docx
@@ -15,7 +15,7 @@
         <w:pStyle w:val="Date"/>
       </w:pPr>
       <w:r>
-        <w:t xml:space="preserve">Last modified: 2026-10-26 12:55:55 (PDT)</w:t>
+        <w:t xml:space="preserve">Last modified: 2026-10-26 14:36:46 (PDT)</w:t>
       </w:r>
     </w:p>
     <w:bookmarkStart w:id="189" w:name="sec-integration"/>

--- a/calculus-integration.docx
+++ b/calculus-integration.docx
@@ -15,7 +15,7 @@
         <w:pStyle w:val="Date"/>
       </w:pPr>
       <w:r>
-        <w:t xml:space="preserve">Last modified: 2026-10-26 14:36:46 (PDT)</w:t>
+        <w:t xml:space="preserve">Last modified: 2026-10-26 20:57:05 (PDT)</w:t>
       </w:r>
     </w:p>
     <w:bookmarkStart w:id="189" w:name="sec-integration"/>

--- a/calculus-integration.docx
+++ b/calculus-integration.docx
@@ -15,7 +15,7 @@
         <w:pStyle w:val="Date"/>
       </w:pPr>
       <w:r>
-        <w:t xml:space="preserve">Last modified: 2026-10-26 20:57:05 (PDT)</w:t>
+        <w:t xml:space="preserve">Last modified: 2026-10-26 23:10:47 (PDT)</w:t>
       </w:r>
     </w:p>
     <w:bookmarkStart w:id="189" w:name="sec-integration"/>

--- a/calculus-integration.docx
+++ b/calculus-integration.docx
@@ -15,7 +15,7 @@
         <w:pStyle w:val="Date"/>
       </w:pPr>
       <w:r>
-        <w:t xml:space="preserve">Last modified: 2026-10-26 23:10:47 (PDT)</w:t>
+        <w:t xml:space="preserve">Last modified: 2026-10-27 00:23:12 (PDT)</w:t>
       </w:r>
     </w:p>
     <w:bookmarkStart w:id="189" w:name="sec-integration"/>

--- a/calculus-integration.docx
+++ b/calculus-integration.docx
@@ -15,7 +15,7 @@
         <w:pStyle w:val="Date"/>
       </w:pPr>
       <w:r>
-        <w:t xml:space="preserve">Last modified: 2026-10-27 00:23:12 (PDT)</w:t>
+        <w:t xml:space="preserve">Last modified: 2026-10-27 01:34:30 (PDT)</w:t>
       </w:r>
     </w:p>
     <w:bookmarkStart w:id="189" w:name="sec-integration"/>

--- a/calculus-integration.docx
+++ b/calculus-integration.docx
@@ -15,7 +15,7 @@
         <w:pStyle w:val="Date"/>
       </w:pPr>
       <w:r>
-        <w:t xml:space="preserve">Last modified: 2026-10-27 01:34:30 (PDT)</w:t>
+        <w:t xml:space="preserve">Last modified: 2026-10-27 09:35:20 (PDT)</w:t>
       </w:r>
     </w:p>
     <w:bookmarkStart w:id="189" w:name="sec-integration"/>

--- a/calculus-integration.docx
+++ b/calculus-integration.docx
@@ -15,7 +15,7 @@
         <w:pStyle w:val="Date"/>
       </w:pPr>
       <w:r>
-        <w:t xml:space="preserve">Last modified: 2026-10-27 09:35:20 (PDT)</w:t>
+        <w:t xml:space="preserve">Last modified: 2026-10-27 11:01:31 (PDT)</w:t>
       </w:r>
     </w:p>
     <w:bookmarkStart w:id="189" w:name="sec-integration"/>
@@ -1550,7 +1550,7 @@
                     <w:rPr>
                       <w:rStyle w:val="StringTok"/>
                     </w:rPr>
-                    <w:t xml:space="preserve">"x"</w:t>
+                    <w:t xml:space="preserve">"Input, x"</w:t>
                   </w:r>
                   <w:r>
                     <w:rPr>
@@ -1581,6 +1581,30 @@
                       <w:rStyle w:val="NormalTok"/>
                     </w:rPr>
                     <w:t xml:space="preserve">(</w:t>
+                  </w:r>
+                  <w:r>
+                    <w:rPr>
+                      <w:rStyle w:val="StringTok"/>
+                    </w:rPr>
+                    <w:t xml:space="preserve">"Integrand, "</w:t>
+                  </w:r>
+                  <w:r>
+                    <w:rPr>
+                      <w:rStyle w:val="NormalTok"/>
+                    </w:rPr>
+                    <w:t xml:space="preserve"> </w:t>
+                  </w:r>
+                  <w:r>
+                    <w:rPr>
+                      <w:rStyle w:val="SpecialCharTok"/>
+                    </w:rPr>
+                    <w:t xml:space="preserve">*</w:t>
+                  </w:r>
+                  <w:r>
+                    <w:rPr>
+                      <w:rStyle w:val="NormalTok"/>
+                    </w:rPr>
+                    <w:t xml:space="preserve"> </w:t>
                   </w:r>
                   <w:r>
                     <w:rPr>
@@ -2299,6 +2323,15 @@
                     <w:t xml:space="preserve">(</w:t>
                   </w:r>
                   <w:r>
+                    <w:br/>
+                  </w:r>
+                  <w:r>
+                    <w:rPr>
+                      <w:rStyle w:val="NormalTok"/>
+                    </w:rPr>
+                    <w:t xml:space="preserve">    </w:t>
+                  </w:r>
+                  <w:r>
                     <w:rPr>
                       <w:rStyle w:val="AttributeTok"/>
                     </w:rPr>
@@ -2314,13 +2347,22 @@
                     <w:rPr>
                       <w:rStyle w:val="StringTok"/>
                     </w:rPr>
-                    <w:t xml:space="preserve">"x"</w:t>
+                    <w:t xml:space="preserve">"Input, x"</w:t>
                   </w:r>
                   <w:r>
                     <w:rPr>
                       <w:rStyle w:val="NormalTok"/>
                     </w:rPr>
-                    <w:t xml:space="preserve">, </w:t>
+                    <w:t xml:space="preserve">,</w:t>
+                  </w:r>
+                  <w:r>
+                    <w:br/>
+                  </w:r>
+                  <w:r>
+                    <w:rPr>
+                      <w:rStyle w:val="NormalTok"/>
+                    </w:rPr>
+                    <w:t xml:space="preserve">    </w:t>
                   </w:r>
                   <w:r>
                     <w:rPr>
@@ -2348,6 +2390,30 @@
                   </w:r>
                   <w:r>
                     <w:rPr>
+                      <w:rStyle w:val="StringTok"/>
+                    </w:rPr>
+                    <w:t xml:space="preserve">"Antiderivative, "</w:t>
+                  </w:r>
+                  <w:r>
+                    <w:rPr>
+                      <w:rStyle w:val="NormalTok"/>
+                    </w:rPr>
+                    <w:t xml:space="preserve"> </w:t>
+                  </w:r>
+                  <w:r>
+                    <w:rPr>
+                      <w:rStyle w:val="SpecialCharTok"/>
+                    </w:rPr>
+                    <w:t xml:space="preserve">*</w:t>
+                  </w:r>
+                  <w:r>
+                    <w:rPr>
+                      <w:rStyle w:val="NormalTok"/>
+                    </w:rPr>
+                    <w:t xml:space="preserve"> </w:t>
+                  </w:r>
+                  <w:r>
+                    <w:rPr>
                       <w:rStyle w:val="FunctionTok"/>
                     </w:rPr>
                     <w:t xml:space="preserve">F</w:t>
@@ -2356,7 +2422,16 @@
                     <w:rPr>
                       <w:rStyle w:val="NormalTok"/>
                     </w:rPr>
-                    <w:t xml:space="preserve">(x)), </w:t>
+                    <w:t xml:space="preserve">(x)),</w:t>
+                  </w:r>
+                  <w:r>
+                    <w:br/>
+                  </w:r>
+                  <w:r>
+                    <w:rPr>
+                      <w:rStyle w:val="NormalTok"/>
+                    </w:rPr>
+                    <w:t xml:space="preserve">    </w:t>
                   </w:r>
                   <w:r>
                     <w:rPr>
@@ -2377,10 +2452,13 @@
                     <w:t xml:space="preserve">"C"</w:t>
                   </w:r>
                   <w:r>
+                    <w:br/>
+                  </w:r>
+                  <w:r>
                     <w:rPr>
                       <w:rStyle w:val="NormalTok"/>
                     </w:rPr>
-                    <w:t xml:space="preserve">) </w:t>
+                    <w:t xml:space="preserve">  ) </w:t>
                   </w:r>
                   <w:r>
                     <w:rPr>

--- a/calculus-integration.docx
+++ b/calculus-integration.docx
@@ -15,7 +15,7 @@
         <w:pStyle w:val="Date"/>
       </w:pPr>
       <w:r>
-        <w:t xml:space="preserve">Last modified: 2026-10-27 11:01:31 (PDT)</w:t>
+        <w:t xml:space="preserve">Last modified: 2026-10-27 17:38:18 (PDT)</w:t>
       </w:r>
     </w:p>
     <w:bookmarkStart w:id="189" w:name="sec-integration"/>

--- a/calculus-integration.docx
+++ b/calculus-integration.docx
@@ -15,7 +15,7 @@
         <w:pStyle w:val="Date"/>
       </w:pPr>
       <w:r>
-        <w:t xml:space="preserve">Last modified: 2026-10-27 17:38:18 (PDT)</w:t>
+        <w:t xml:space="preserve">Last modified: 2026-10-27 20:53:54 (PDT)</w:t>
       </w:r>
     </w:p>
     <w:bookmarkStart w:id="189" w:name="sec-integration"/>

--- a/calculus-integration.docx
+++ b/calculus-integration.docx
@@ -15,7 +15,7 @@
         <w:pStyle w:val="Date"/>
       </w:pPr>
       <w:r>
-        <w:t xml:space="preserve">Last modified: 2026-10-27 20:53:54 (PDT)</w:t>
+        <w:t xml:space="preserve">Last modified: 2026-10-28 13:13:09 (PDT)</w:t>
       </w:r>
     </w:p>
     <w:bookmarkStart w:id="189" w:name="sec-integration"/>

--- a/calculus-integration.docx
+++ b/calculus-integration.docx
@@ -15,7 +15,7 @@
         <w:pStyle w:val="Date"/>
       </w:pPr>
       <w:r>
-        <w:t xml:space="preserve">Last modified: 2026-10-28 13:13:09 (PDT)</w:t>
+        <w:t xml:space="preserve">Last modified: 2026-10-28 16:00:43 (PDT)</w:t>
       </w:r>
     </w:p>
     <w:bookmarkStart w:id="189" w:name="sec-integration"/>

--- a/calculus-integration.docx
+++ b/calculus-integration.docx
@@ -15,7 +15,7 @@
         <w:pStyle w:val="Date"/>
       </w:pPr>
       <w:r>
-        <w:t xml:space="preserve">Last modified: 2026-10-28 16:00:43 (PDT)</w:t>
+        <w:t xml:space="preserve">Last modified: 2026-10-28 17:04:35 (PDT)</w:t>
       </w:r>
     </w:p>
     <w:bookmarkStart w:id="189" w:name="sec-integration"/>

--- a/calculus-integration.docx
+++ b/calculus-integration.docx
@@ -15,7 +15,7 @@
         <w:pStyle w:val="Date"/>
       </w:pPr>
       <w:r>
-        <w:t xml:space="preserve">Last modified: 2026-10-28 17:04:35 (PDT)</w:t>
+        <w:t xml:space="preserve">Last modified: 2026-10-28 18:32:18 (PDT)</w:t>
       </w:r>
     </w:p>
     <w:bookmarkStart w:id="189" w:name="sec-integration"/>

--- a/calculus-integration.docx
+++ b/calculus-integration.docx
@@ -15,7 +15,7 @@
         <w:pStyle w:val="Date"/>
       </w:pPr>
       <w:r>
-        <w:t xml:space="preserve">Last modified: 2026-10-28 18:32:18 (PDT)</w:t>
+        <w:t xml:space="preserve">Last modified: 2026-10-28 20:07:26 (PDT)</w:t>
       </w:r>
     </w:p>
     <w:bookmarkStart w:id="189" w:name="sec-integration"/>

--- a/calculus-integration.docx
+++ b/calculus-integration.docx
@@ -15,7 +15,7 @@
         <w:pStyle w:val="Date"/>
       </w:pPr>
       <w:r>
-        <w:t xml:space="preserve">Last modified: 2026-10-28 20:07:26 (PDT)</w:t>
+        <w:t xml:space="preserve">Last modified: 2026-10-28 21:37:44 (PDT)</w:t>
       </w:r>
     </w:p>
     <w:bookmarkStart w:id="189" w:name="sec-integration"/>

--- a/calculus-integration.docx
+++ b/calculus-integration.docx
@@ -15,7 +15,7 @@
         <w:pStyle w:val="Date"/>
       </w:pPr>
       <w:r>
-        <w:t xml:space="preserve">Last modified: 2026-10-28 21:37:44 (PDT)</w:t>
+        <w:t xml:space="preserve">Last modified: 2026-10-28 23:05:07 (PDT)</w:t>
       </w:r>
     </w:p>
     <w:bookmarkStart w:id="189" w:name="sec-integration"/>
@@ -18231,7 +18231,7 @@
               <w:rPr>
                 <w:rStyle w:val="StringTok"/>
               </w:rPr>
-              <w:t xml:space="preserve">"x"</w:t>
+              <w:t xml:space="preserve">"Input, x"</w:t>
             </w:r>
             <w:r>
               <w:rPr>
@@ -18262,6 +18262,30 @@
                 <w:rStyle w:val="NormalTok"/>
               </w:rPr>
               <w:t xml:space="preserve">(</w:t>
+            </w:r>
+            <w:r>
+              <w:rPr>
+                <w:rStyle w:val="StringTok"/>
+              </w:rPr>
+              <w:t xml:space="preserve">"Output, "</w:t>
+            </w:r>
+            <w:r>
+              <w:rPr>
+                <w:rStyle w:val="NormalTok"/>
+              </w:rPr>
+              <w:t xml:space="preserve"> </w:t>
+            </w:r>
+            <w:r>
+              <w:rPr>
+                <w:rStyle w:val="SpecialCharTok"/>
+              </w:rPr>
+              <w:t xml:space="preserve">*</w:t>
+            </w:r>
+            <w:r>
+              <w:rPr>
+                <w:rStyle w:val="NormalTok"/>
+              </w:rPr>
+              <w:t xml:space="preserve"> </w:t>
             </w:r>
             <w:r>
               <w:rPr>
@@ -20638,7 +20662,7 @@
               <w:rPr>
                 <w:rStyle w:val="StringTok"/>
               </w:rPr>
-              <w:t xml:space="preserve">"x"</w:t>
+              <w:t xml:space="preserve">"Input, x"</w:t>
             </w:r>
             <w:r>
               <w:rPr>
@@ -20662,7 +20686,7 @@
               <w:rPr>
                 <w:rStyle w:val="StringTok"/>
               </w:rPr>
-              <w:t xml:space="preserve">"f(x)"</w:t>
+              <w:t xml:space="preserve">"Output, f(x)"</w:t>
             </w:r>
             <w:r>
               <w:rPr>
@@ -36350,7 +36374,7 @@
                     <w:rPr>
                       <w:rStyle w:val="StringTok"/>
                     </w:rPr>
-                    <w:t xml:space="preserve">"t"</w:t>
+                    <w:t xml:space="preserve">"Input, t"</w:t>
                   </w:r>
                   <w:r>
                     <w:rPr>
@@ -36374,7 +36398,7 @@
                     <w:rPr>
                       <w:rStyle w:val="StringTok"/>
                     </w:rPr>
-                    <w:t xml:space="preserve">"f(t) = 2t"</w:t>
+                    <w:t xml:space="preserve">"Output, f(t) = 2t"</w:t>
                   </w:r>
                   <w:r>
                     <w:rPr>
@@ -37599,6 +37623,15 @@
                     <w:t xml:space="preserve">(</w:t>
                   </w:r>
                   <w:r>
+                    <w:br/>
+                  </w:r>
+                  <w:r>
+                    <w:rPr>
+                      <w:rStyle w:val="NormalTok"/>
+                    </w:rPr>
+                    <w:t xml:space="preserve">    </w:t>
+                  </w:r>
+                  <w:r>
                     <w:rPr>
                       <w:rStyle w:val="AttributeTok"/>
                     </w:rPr>
@@ -37614,103 +37647,148 @@
                     <w:rPr>
                       <w:rStyle w:val="StringTok"/>
                     </w:rPr>
+                    <w:t xml:space="preserve">"Upper limit, x"</w:t>
+                  </w:r>
+                  <w:r>
+                    <w:rPr>
+                      <w:rStyle w:val="NormalTok"/>
+                    </w:rPr>
+                    <w:t xml:space="preserve">,</w:t>
+                  </w:r>
+                  <w:r>
+                    <w:br/>
+                  </w:r>
+                  <w:r>
+                    <w:rPr>
+                      <w:rStyle w:val="NormalTok"/>
+                    </w:rPr>
+                    <w:t xml:space="preserve">    </w:t>
+                  </w:r>
+                  <w:r>
+                    <w:rPr>
+                      <w:rStyle w:val="AttributeTok"/>
+                    </w:rPr>
+                    <w:t xml:space="preserve">y =</w:t>
+                  </w:r>
+                  <w:r>
+                    <w:rPr>
+                      <w:rStyle w:val="NormalTok"/>
+                    </w:rPr>
+                    <w:t xml:space="preserve"> </w:t>
+                  </w:r>
+                  <w:r>
+                    <w:rPr>
+                      <w:rStyle w:val="FunctionTok"/>
+                    </w:rPr>
+                    <w:t xml:space="preserve">expression</w:t>
+                  </w:r>
+                  <w:r>
+                    <w:rPr>
+                      <w:rStyle w:val="NormalTok"/>
+                    </w:rPr>
+                    <w:t xml:space="preserve">(</w:t>
+                  </w:r>
+                  <w:r>
+                    <w:rPr>
+                      <w:rStyle w:val="StringTok"/>
+                    </w:rPr>
+                    <w:t xml:space="preserve">"Accumulated area, "</w:t>
+                  </w:r>
+                  <w:r>
+                    <w:rPr>
+                      <w:rStyle w:val="NormalTok"/>
+                    </w:rPr>
+                    <w:t xml:space="preserve"> </w:t>
+                  </w:r>
+                  <w:r>
+                    <w:rPr>
+                      <w:rStyle w:val="SpecialCharTok"/>
+                    </w:rPr>
+                    <w:t xml:space="preserve">*</w:t>
+                  </w:r>
+                  <w:r>
+                    <w:rPr>
+                      <w:rStyle w:val="NormalTok"/>
+                    </w:rPr>
+                    <w:t xml:space="preserve"> </w:t>
+                  </w:r>
+                  <w:r>
+                    <w:rPr>
+                      <w:rStyle w:val="FunctionTok"/>
+                    </w:rPr>
+                    <w:t xml:space="preserve">F</w:t>
+                  </w:r>
+                  <w:r>
+                    <w:rPr>
+                      <w:rStyle w:val="NormalTok"/>
+                    </w:rPr>
+                    <w:t xml:space="preserve">(x) </w:t>
+                  </w:r>
+                  <w:r>
+                    <w:rPr>
+                      <w:rStyle w:val="SpecialCharTok"/>
+                    </w:rPr>
+                    <w:t xml:space="preserve">==</w:t>
+                  </w:r>
+                  <w:r>
+                    <w:rPr>
+                      <w:rStyle w:val="NormalTok"/>
+                    </w:rPr>
+                    <w:t xml:space="preserve"> x</w:t>
+                  </w:r>
+                  <w:r>
+                    <w:rPr>
+                      <w:rStyle w:val="SpecialCharTok"/>
+                    </w:rPr>
+                    <w:t xml:space="preserve">^</w:t>
+                  </w:r>
+                  <w:r>
+                    <w:rPr>
+                      <w:rStyle w:val="DecValTok"/>
+                    </w:rPr>
+                    <w:t xml:space="preserve">2</w:t>
+                  </w:r>
+                  <w:r>
+                    <w:rPr>
+                      <w:rStyle w:val="NormalTok"/>
+                    </w:rPr>
+                    <w:t xml:space="preserve">),</w:t>
+                  </w:r>
+                  <w:r>
+                    <w:br/>
+                  </w:r>
+                  <w:r>
+                    <w:rPr>
+                      <w:rStyle w:val="NormalTok"/>
+                    </w:rPr>
+                    <w:t xml:space="preserve">    </w:t>
+                  </w:r>
+                  <w:r>
+                    <w:rPr>
+                      <w:rStyle w:val="AttributeTok"/>
+                    </w:rPr>
+                    <w:t xml:space="preserve">color =</w:t>
+                  </w:r>
+                  <w:r>
+                    <w:rPr>
+                      <w:rStyle w:val="NormalTok"/>
+                    </w:rPr>
+                    <w:t xml:space="preserve"> </w:t>
+                  </w:r>
+                  <w:r>
+                    <w:rPr>
+                      <w:rStyle w:val="StringTok"/>
+                    </w:rPr>
                     <w:t xml:space="preserve">"x"</w:t>
                   </w:r>
                   <w:r>
+                    <w:br/>
+                  </w:r>
+                  <w:r>
                     <w:rPr>
                       <w:rStyle w:val="NormalTok"/>
                     </w:rPr>
-                    <w:t xml:space="preserve">, </w:t>
-                  </w:r>
-                  <w:r>
-                    <w:rPr>
-                      <w:rStyle w:val="AttributeTok"/>
-                    </w:rPr>
-                    <w:t xml:space="preserve">y =</w:t>
-                  </w:r>
-                  <w:r>
-                    <w:rPr>
-                      <w:rStyle w:val="NormalTok"/>
-                    </w:rPr>
-                    <w:t xml:space="preserve"> </w:t>
-                  </w:r>
-                  <w:r>
-                    <w:rPr>
-                      <w:rStyle w:val="FunctionTok"/>
-                    </w:rPr>
-                    <w:t xml:space="preserve">expression</w:t>
-                  </w:r>
-                  <w:r>
-                    <w:rPr>
-                      <w:rStyle w:val="NormalTok"/>
-                    </w:rPr>
-                    <w:t xml:space="preserve">(</w:t>
-                  </w:r>
-                  <w:r>
-                    <w:rPr>
-                      <w:rStyle w:val="FunctionTok"/>
-                    </w:rPr>
-                    <w:t xml:space="preserve">F</w:t>
-                  </w:r>
-                  <w:r>
-                    <w:rPr>
-                      <w:rStyle w:val="NormalTok"/>
-                    </w:rPr>
-                    <w:t xml:space="preserve">(x) </w:t>
-                  </w:r>
-                  <w:r>
-                    <w:rPr>
-                      <w:rStyle w:val="SpecialCharTok"/>
-                    </w:rPr>
-                    <w:t xml:space="preserve">==</w:t>
-                  </w:r>
-                  <w:r>
-                    <w:rPr>
-                      <w:rStyle w:val="NormalTok"/>
-                    </w:rPr>
-                    <w:t xml:space="preserve"> x</w:t>
-                  </w:r>
-                  <w:r>
-                    <w:rPr>
-                      <w:rStyle w:val="SpecialCharTok"/>
-                    </w:rPr>
-                    <w:t xml:space="preserve">^</w:t>
-                  </w:r>
-                  <w:r>
-                    <w:rPr>
-                      <w:rStyle w:val="DecValTok"/>
-                    </w:rPr>
-                    <w:t xml:space="preserve">2</w:t>
-                  </w:r>
-                  <w:r>
-                    <w:rPr>
-                      <w:rStyle w:val="NormalTok"/>
-                    </w:rPr>
-                    <w:t xml:space="preserve">), </w:t>
-                  </w:r>
-                  <w:r>
-                    <w:rPr>
-                      <w:rStyle w:val="AttributeTok"/>
-                    </w:rPr>
-                    <w:t xml:space="preserve">color =</w:t>
-                  </w:r>
-                  <w:r>
-                    <w:rPr>
-                      <w:rStyle w:val="NormalTok"/>
-                    </w:rPr>
-                    <w:t xml:space="preserve"> </w:t>
-                  </w:r>
-                  <w:r>
-                    <w:rPr>
-                      <w:rStyle w:val="StringTok"/>
-                    </w:rPr>
-                    <w:t xml:space="preserve">"x"</w:t>
-                  </w:r>
-                  <w:r>
-                    <w:rPr>
-                      <w:rStyle w:val="NormalTok"/>
-                    </w:rPr>
-                    <w:t xml:space="preserve">) </w:t>
+                    <w:t xml:space="preserve">  ) </w:t>
                   </w:r>
                   <w:r>
                     <w:rPr>
@@ -41112,7 +41190,7 @@
                     <w:rPr>
                       <w:rStyle w:val="StringTok"/>
                     </w:rPr>
-                    <w:t xml:space="preserve">"t"</w:t>
+                    <w:t xml:space="preserve">"Time, t"</w:t>
                   </w:r>
                   <w:r>
                     <w:rPr>
@@ -41136,7 +41214,7 @@
                     <w:rPr>
                       <w:rStyle w:val="StringTok"/>
                     </w:rPr>
-                    <w:t xml:space="preserve">"f(t)"</w:t>
+                    <w:t xml:space="preserve">"Density, f(t)"</w:t>
                   </w:r>
                   <w:r>
                     <w:rPr>
@@ -42115,7 +42193,7 @@
                     <w:rPr>
                       <w:rStyle w:val="StringTok"/>
                     </w:rPr>
-                    <w:t xml:space="preserve">"t"</w:t>
+                    <w:t xml:space="preserve">"Time, t"</w:t>
                   </w:r>
                   <w:r>
                     <w:rPr>
@@ -42139,7 +42217,7 @@
                     <w:rPr>
                       <w:rStyle w:val="StringTok"/>
                     </w:rPr>
-                    <w:t xml:space="preserve">"F(t)"</w:t>
+                    <w:t xml:space="preserve">"Cumulative probability, F(t)"</w:t>
                   </w:r>
                   <w:r>
                     <w:rPr>

--- a/calculus-integration.docx
+++ b/calculus-integration.docx
@@ -15,7 +15,7 @@
         <w:pStyle w:val="Date"/>
       </w:pPr>
       <w:r>
-        <w:t xml:space="preserve">Last modified: 2026-10-28 23:05:07 (PDT)</w:t>
+        <w:t xml:space="preserve">Last modified: 2026-10-29 00:14:30 (PDT)</w:t>
       </w:r>
     </w:p>
     <w:bookmarkStart w:id="189" w:name="sec-integration"/>

--- a/calculus-integration.docx
+++ b/calculus-integration.docx
@@ -15,7 +15,7 @@
         <w:pStyle w:val="Date"/>
       </w:pPr>
       <w:r>
-        <w:t xml:space="preserve">Last modified: 2026-10-29 00:14:30 (PDT)</w:t>
+        <w:t xml:space="preserve">Last modified: 2026-10-29 01:38:31 (PDT)</w:t>
       </w:r>
     </w:p>
     <w:bookmarkStart w:id="189" w:name="sec-integration"/>

--- a/calculus-integration.docx
+++ b/calculus-integration.docx
@@ -15,7 +15,7 @@
         <w:pStyle w:val="Date"/>
       </w:pPr>
       <w:r>
-        <w:t xml:space="preserve">Last modified: 2026-10-29 01:38:31 (PDT)</w:t>
+        <w:t xml:space="preserve">Last modified: 2026-10-29 07:45:31 (PDT)</w:t>
       </w:r>
     </w:p>
     <w:bookmarkStart w:id="189" w:name="sec-integration"/>

--- a/calculus-integration.docx
+++ b/calculus-integration.docx
@@ -15,7 +15,7 @@
         <w:pStyle w:val="Date"/>
       </w:pPr>
       <w:r>
-        <w:t xml:space="preserve">Last modified: 2026-10-29 07:45:31 (PDT)</w:t>
+        <w:t xml:space="preserve">Last modified: 2026-10-29 09:12:46 (PDT)</w:t>
       </w:r>
     </w:p>
     <w:bookmarkStart w:id="189" w:name="sec-integration"/>

--- a/calculus-integration.docx
+++ b/calculus-integration.docx
@@ -15,7 +15,7 @@
         <w:pStyle w:val="Date"/>
       </w:pPr>
       <w:r>
-        <w:t xml:space="preserve">Last modified: 2026-10-29 09:12:46 (PDT)</w:t>
+        <w:t xml:space="preserve">Last modified: 2026-10-29 10:33:15 (PDT)</w:t>
       </w:r>
     </w:p>
     <w:bookmarkStart w:id="189" w:name="sec-integration"/>

--- a/calculus-integration.docx
+++ b/calculus-integration.docx
@@ -15,7 +15,7 @@
         <w:pStyle w:val="Date"/>
       </w:pPr>
       <w:r>
-        <w:t xml:space="preserve">Last modified: 2026-10-29 10:33:15 (PDT)</w:t>
+        <w:t xml:space="preserve">Last modified: 2026-10-29 11:51:41 (PDT)</w:t>
       </w:r>
     </w:p>
     <w:bookmarkStart w:id="189" w:name="sec-integration"/>

--- a/calculus-integration.docx
+++ b/calculus-integration.docx
@@ -15,7 +15,7 @@
         <w:pStyle w:val="Date"/>
       </w:pPr>
       <w:r>
-        <w:t xml:space="preserve">Last modified: 2026-10-29 11:51:41 (PDT)</w:t>
+        <w:t xml:space="preserve">Last modified: 2026-10-29 13:28:16 (PDT)</w:t>
       </w:r>
     </w:p>
     <w:bookmarkStart w:id="189" w:name="sec-integration"/>

--- a/calculus-integration.docx
+++ b/calculus-integration.docx
@@ -15,7 +15,7 @@
         <w:pStyle w:val="Date"/>
       </w:pPr>
       <w:r>
-        <w:t xml:space="preserve">Last modified: 2026-10-29 13:28:16 (PDT)</w:t>
+        <w:t xml:space="preserve">Last modified: 2026-10-29 14:56:31 (PDT)</w:t>
       </w:r>
     </w:p>
     <w:bookmarkStart w:id="189" w:name="sec-integration"/>

--- a/calculus-integration.docx
+++ b/calculus-integration.docx
@@ -15,7 +15,7 @@
         <w:pStyle w:val="Date"/>
       </w:pPr>
       <w:r>
-        <w:t xml:space="preserve">Last modified: 2026-10-29 14:56:31 (PDT)</w:t>
+        <w:t xml:space="preserve">Last modified: 2026-10-29 16:45:03 (PDT)</w:t>
       </w:r>
     </w:p>
     <w:bookmarkStart w:id="189" w:name="sec-integration"/>

--- a/calculus-integration.docx
+++ b/calculus-integration.docx
@@ -15,7 +15,7 @@
         <w:pStyle w:val="Date"/>
       </w:pPr>
       <w:r>
-        <w:t xml:space="preserve">Last modified: 2026-10-29 16:45:03 (PDT)</w:t>
+        <w:t xml:space="preserve">Last modified: 2026-10-29 20:01:11 (PDT)</w:t>
       </w:r>
     </w:p>
     <w:bookmarkStart w:id="189" w:name="sec-integration"/>

--- a/calculus-integration.docx
+++ b/calculus-integration.docx
@@ -15,7 +15,7 @@
         <w:pStyle w:val="Date"/>
       </w:pPr>
       <w:r>
-        <w:t xml:space="preserve">Last modified: 2026-10-29 20:01:11 (PDT)</w:t>
+        <w:t xml:space="preserve">Last modified: 2026-10-30 00:52:40 (PDT)</w:t>
       </w:r>
     </w:p>
     <w:bookmarkStart w:id="189" w:name="sec-integration"/>

--- a/calculus-integration.docx
+++ b/calculus-integration.docx
@@ -15,7 +15,7 @@
         <w:pStyle w:val="Date"/>
       </w:pPr>
       <w:r>
-        <w:t xml:space="preserve">Last modified: 2026-10-30 00:52:40 (PDT)</w:t>
+        <w:t xml:space="preserve">Last modified: 2026-10-30 02:22:19 (PDT)</w:t>
       </w:r>
     </w:p>
     <w:bookmarkStart w:id="189" w:name="sec-integration"/>

--- a/calculus-integration.docx
+++ b/calculus-integration.docx
@@ -15,7 +15,7 @@
         <w:pStyle w:val="Date"/>
       </w:pPr>
       <w:r>
-        <w:t xml:space="preserve">Last modified: 2026-10-30 02:22:19 (PDT)</w:t>
+        <w:t xml:space="preserve">Last modified: 2026-10-30 12:07:09 (PDT)</w:t>
       </w:r>
     </w:p>
     <w:bookmarkStart w:id="189" w:name="sec-integration"/>

--- a/calculus-integration.docx
+++ b/calculus-integration.docx
@@ -15,7 +15,7 @@
         <w:pStyle w:val="Date"/>
       </w:pPr>
       <w:r>
-        <w:t xml:space="preserve">Last modified: 2026-10-30 12:07:09 (PDT)</w:t>
+        <w:t xml:space="preserve">Last modified: 2026-10-30 13:54:56 (PDT)</w:t>
       </w:r>
     </w:p>
     <w:bookmarkStart w:id="189" w:name="sec-integration"/>

--- a/calculus-integration.docx
+++ b/calculus-integration.docx
@@ -15,7 +15,7 @@
         <w:pStyle w:val="Date"/>
       </w:pPr>
       <w:r>
-        <w:t xml:space="preserve">Last modified: 2026-10-30 13:54:56 (PDT)</w:t>
+        <w:t xml:space="preserve">Last modified: 2026-10-30 15:46:06 (PDT)</w:t>
       </w:r>
     </w:p>
     <w:bookmarkStart w:id="189" w:name="sec-integration"/>

--- a/calculus-integration.docx
+++ b/calculus-integration.docx
@@ -15,7 +15,7 @@
         <w:pStyle w:val="Date"/>
       </w:pPr>
       <w:r>
-        <w:t xml:space="preserve">Last modified: 2026-10-30 15:46:06 (PDT)</w:t>
+        <w:t xml:space="preserve">Last modified: 2026-10-30 17:15:43 (PDT)</w:t>
       </w:r>
     </w:p>
     <w:bookmarkStart w:id="189" w:name="sec-integration"/>

--- a/calculus-integration.docx
+++ b/calculus-integration.docx
@@ -15,7 +15,7 @@
         <w:pStyle w:val="Date"/>
       </w:pPr>
       <w:r>
-        <w:t xml:space="preserve">Last modified: 2026-10-30 17:15:43 (PDT)</w:t>
+        <w:t xml:space="preserve">Last modified: 2026-10-30 18:45:42 (PDT)</w:t>
       </w:r>
     </w:p>
     <w:bookmarkStart w:id="189" w:name="sec-integration"/>

--- a/calculus-integration.docx
+++ b/calculus-integration.docx
@@ -15,7 +15,7 @@
         <w:pStyle w:val="Date"/>
       </w:pPr>
       <w:r>
-        <w:t xml:space="preserve">Last modified: 2026-10-30 18:45:42 (PDT)</w:t>
+        <w:t xml:space="preserve">Last modified: 2026-10-30 21:18:12 (PDT)</w:t>
       </w:r>
     </w:p>
     <w:bookmarkStart w:id="189" w:name="sec-integration"/>

--- a/calculus-integration.docx
+++ b/calculus-integration.docx
@@ -15,7 +15,7 @@
         <w:pStyle w:val="Date"/>
       </w:pPr>
       <w:r>
-        <w:t xml:space="preserve">Last modified: 2026-10-30 21:18:12 (PDT)</w:t>
+        <w:t xml:space="preserve">Last modified: 2026-10-31 00:08:50 (PDT)</w:t>
       </w:r>
     </w:p>
     <w:bookmarkStart w:id="189" w:name="sec-integration"/>

--- a/calculus-integration.docx
+++ b/calculus-integration.docx
@@ -15,7 +15,7 @@
         <w:pStyle w:val="Date"/>
       </w:pPr>
       <w:r>
-        <w:t xml:space="preserve">Last modified: 2026-10-31 00:08:50 (PDT)</w:t>
+        <w:t xml:space="preserve">Last modified: 2026-10-31 06:43:52 (PDT)</w:t>
       </w:r>
     </w:p>
     <w:bookmarkStart w:id="189" w:name="sec-integration"/>
